--- a/WebContent/docx/实体瘤分子残留病灶MRD检测报告.docx
+++ b/WebContent/docx/实体瘤分子残留病灶MRD检测报告.docx
@@ -2352,14 +2352,14 @@
           <w:docGrid w:linePitch="299" w:charSpace="0"/>
         </w:sectPr>
       </w:pPr>
-      <w:bookmarkStart w:id="0" w:name="_Toc24178_WPSOffice_Level1"/>
-      <w:bookmarkStart w:id="1" w:name="_Toc32054"/>
-      <w:bookmarkStart w:id="2" w:name="_Toc30143_WPSOffice_Level1"/>
-      <w:bookmarkStart w:id="3" w:name="_Toc27500"/>
-      <w:bookmarkStart w:id="4" w:name="_Toc21669"/>
-      <w:bookmarkStart w:id="5" w:name="_Toc24397"/>
-      <w:bookmarkStart w:id="6" w:name="_Toc21009_WPSOffice_Level1"/>
-      <w:bookmarkStart w:id="7" w:name="_Toc13806"/>
+      <w:bookmarkStart w:id="0" w:name="_Toc27500"/>
+      <w:bookmarkStart w:id="1" w:name="_Toc21669"/>
+      <w:bookmarkStart w:id="2" w:name="_Toc32054"/>
+      <w:bookmarkStart w:id="3" w:name="_Toc24178_WPSOffice_Level1"/>
+      <w:bookmarkStart w:id="4" w:name="_Toc30143_WPSOffice_Level1"/>
+      <w:bookmarkStart w:id="5" w:name="_Toc13806"/>
+      <w:bookmarkStart w:id="6" w:name="_Toc24397"/>
+      <w:bookmarkStart w:id="7" w:name="_Toc21009_WPSOffice_Level1"/>
     </w:p>
     <w:p>
       <w:pPr>
@@ -3627,7 +3627,22 @@
           <w:highlight w:val="none"/>
           <w:lang w:val="en-US" w:eastAsia="zh-CN"/>
         </w:rPr>
-        <w:t>探针，检测与肿瘤发生发展密切相关的299个基因的变异信息，通过对ctDNA进行超高深度测序，定向追踪患者血液中的个性化变异，精准评估</w:t>
+        <w:t>探针，检测与肿瘤发生发展密切相关的188</w:t>
+      </w:r>
+      <w:bookmarkStart w:id="231" w:name="_GoBack"/>
+      <w:bookmarkEnd w:id="231"/>
+      <w:r>
+        <w:rPr>
+          <w:rFonts w:hint="eastAsia" w:ascii="Times New Roman" w:hAnsi="Times New Roman" w:eastAsia="微软雅黑" w:cs="Times New Roman"/>
+          <w:bCs/>
+          <w:strike w:val="0"/>
+          <w:dstrike w:val="0"/>
+          <w:sz w:val="21"/>
+          <w:szCs w:val="21"/>
+          <w:highlight w:val="none"/>
+          <w:lang w:val="en-US" w:eastAsia="zh-CN"/>
+        </w:rPr>
+        <w:t>个基因的变异信息，通过对ctDNA进行超高深度测序，定向追踪患者血液中的个性化变异，精准评估</w:t>
       </w:r>
       <w:r>
         <w:rPr>
@@ -3755,14 +3770,14 @@
           </w14:shadow>
         </w:rPr>
       </w:pPr>
-      <w:bookmarkStart w:id="10" w:name="_Toc1410"/>
-      <w:bookmarkStart w:id="11" w:name="_Toc25920"/>
-      <w:bookmarkStart w:id="12" w:name="_Toc2563"/>
-      <w:bookmarkStart w:id="13" w:name="_Toc6221_WPSOffice_Level1"/>
-      <w:bookmarkStart w:id="14" w:name="_Toc4088"/>
-      <w:bookmarkStart w:id="15" w:name="_Toc3871"/>
-      <w:bookmarkStart w:id="16" w:name="_Toc23369_WPSOffice_Level1"/>
-      <w:bookmarkStart w:id="17" w:name="_Toc18058"/>
+      <w:bookmarkStart w:id="10" w:name="_Toc23369_WPSOffice_Level1"/>
+      <w:bookmarkStart w:id="11" w:name="_Toc2563"/>
+      <w:bookmarkStart w:id="12" w:name="_Toc6221_WPSOffice_Level1"/>
+      <w:bookmarkStart w:id="13" w:name="_Toc1410"/>
+      <w:bookmarkStart w:id="14" w:name="_Toc3871"/>
+      <w:bookmarkStart w:id="15" w:name="_Toc25920"/>
+      <w:bookmarkStart w:id="16" w:name="_Toc18058"/>
+      <w:bookmarkStart w:id="17" w:name="_Toc4088"/>
       <w:bookmarkStart w:id="18" w:name="_Toc18702"/>
       <w:bookmarkStart w:id="19" w:name="_Toc23161"/>
       <w:bookmarkStart w:id="20" w:name="_Toc24028"/>
@@ -4715,17 +4730,17 @@
           <w:lang w:val="en-US" w:eastAsia="zh-CN"/>
         </w:rPr>
       </w:pPr>
-      <w:bookmarkStart w:id="21" w:name="_Toc19898_WPSOffice_Level1"/>
-      <w:bookmarkStart w:id="22" w:name="_Toc6374"/>
-      <w:bookmarkStart w:id="23" w:name="_Toc19184"/>
+      <w:bookmarkStart w:id="21" w:name="_Toc19184"/>
+      <w:bookmarkStart w:id="22" w:name="_Toc19898_WPSOffice_Level1"/>
+      <w:bookmarkStart w:id="23" w:name="_Toc14062"/>
       <w:bookmarkStart w:id="24" w:name="_Toc2781"/>
       <w:bookmarkStart w:id="25" w:name="_Toc284"/>
-      <w:bookmarkStart w:id="26" w:name="_Toc20136_WPSOffice_Level1"/>
-      <w:bookmarkStart w:id="27" w:name="_Toc20608"/>
-      <w:bookmarkStart w:id="28" w:name="_Toc12381"/>
-      <w:bookmarkStart w:id="29" w:name="_Toc26145"/>
-      <w:bookmarkStart w:id="30" w:name="_Toc22132"/>
-      <w:bookmarkStart w:id="31" w:name="_Toc14062"/>
+      <w:bookmarkStart w:id="26" w:name="_Toc22132"/>
+      <w:bookmarkStart w:id="27" w:name="_Toc26145"/>
+      <w:bookmarkStart w:id="28" w:name="_Toc6374"/>
+      <w:bookmarkStart w:id="29" w:name="_Toc20136_WPSOffice_Level1"/>
+      <w:bookmarkStart w:id="30" w:name="_Toc12381"/>
+      <w:bookmarkStart w:id="31" w:name="_Toc20608"/>
       <w:r>
         <w:rPr>
           <w:rStyle w:val="55"/>
@@ -4746,8 +4761,8 @@
       <w:bookmarkEnd w:id="29"/>
       <w:bookmarkEnd w:id="30"/>
       <w:bookmarkEnd w:id="31"/>
-      <w:bookmarkStart w:id="32" w:name="_Toc149837258"/>
-      <w:bookmarkStart w:id="33" w:name="_Toc21516"/>
+      <w:bookmarkStart w:id="32" w:name="_Toc21516"/>
+      <w:bookmarkStart w:id="33" w:name="_Toc149837258"/>
       <w:bookmarkStart w:id="34" w:name="_Toc27840"/>
     </w:p>
     <w:p>
@@ -6426,15 +6441,15 @@
           <w:lang w:eastAsia="zh-CN"/>
         </w:rPr>
       </w:pPr>
-      <w:bookmarkStart w:id="40" w:name="_Toc9066"/>
-      <w:bookmarkStart w:id="41" w:name="_Toc3674"/>
-      <w:bookmarkStart w:id="42" w:name="_Toc21064"/>
-      <w:bookmarkStart w:id="43" w:name="_Toc15840_WPSOffice_Level1"/>
-      <w:bookmarkStart w:id="44" w:name="_Toc24085_WPSOffice_Level1"/>
-      <w:bookmarkStart w:id="45" w:name="_Toc14255_WPSOffice_Level1"/>
-      <w:bookmarkStart w:id="46" w:name="_Toc26613"/>
-      <w:bookmarkStart w:id="47" w:name="_Toc12193"/>
-      <w:bookmarkStart w:id="48" w:name="_Toc9914"/>
+      <w:bookmarkStart w:id="40" w:name="_Toc24085_WPSOffice_Level1"/>
+      <w:bookmarkStart w:id="41" w:name="_Toc26613"/>
+      <w:bookmarkStart w:id="42" w:name="_Toc15840_WPSOffice_Level1"/>
+      <w:bookmarkStart w:id="43" w:name="_Toc12193"/>
+      <w:bookmarkStart w:id="44" w:name="_Toc9066"/>
+      <w:bookmarkStart w:id="45" w:name="_Toc9914"/>
+      <w:bookmarkStart w:id="46" w:name="_Toc3674"/>
+      <w:bookmarkStart w:id="47" w:name="_Toc21064"/>
+      <w:bookmarkStart w:id="48" w:name="_Toc14255_WPSOffice_Level1"/>
       <w:r>
         <w:rPr>
           <w:rFonts w:hint="eastAsia" w:ascii="Times New Roman" w:hAnsi="Times New Roman" w:eastAsia="微软雅黑" w:cs="黑体"/>
@@ -7142,8 +7157,6 @@
                 <w:lang w:eastAsia="zh-CN"/>
               </w:rPr>
             </w:pPr>
-            <w:bookmarkStart w:id="231" w:name="_GoBack"/>
-            <w:bookmarkEnd w:id="231"/>
             <w:r>
               <w:rPr>
                 <w:rFonts w:hint="eastAsia" w:ascii="Times New Roman" w:hAnsi="Times New Roman" w:eastAsia="微软雅黑" w:cs="Times New Roman"/>
@@ -8593,10 +8606,10 @@
       <w:bookmarkStart w:id="54" w:name="_Toc16368_WPSOffice_Level1"/>
       <w:bookmarkStart w:id="55" w:name="_Toc22484_WPSOffice_Level1"/>
       <w:bookmarkStart w:id="56" w:name="_Toc28537"/>
-      <w:bookmarkStart w:id="57" w:name="_Toc6864"/>
-      <w:bookmarkStart w:id="58" w:name="_Toc4235"/>
-      <w:bookmarkStart w:id="59" w:name="_Toc19099"/>
-      <w:bookmarkStart w:id="60" w:name="_Toc8182"/>
+      <w:bookmarkStart w:id="57" w:name="_Toc8182"/>
+      <w:bookmarkStart w:id="58" w:name="_Toc19099"/>
+      <w:bookmarkStart w:id="59" w:name="_Toc6864"/>
+      <w:bookmarkStart w:id="60" w:name="_Toc4235"/>
       <w:r>
         <w:rPr>
           <w:rFonts w:hint="eastAsia"/>
@@ -8631,13 +8644,13 @@
           <w:lang w:eastAsia="zh-CN"/>
         </w:rPr>
       </w:pPr>
-      <w:bookmarkStart w:id="61" w:name="_Toc6304_WPSOffice_Level2"/>
+      <w:bookmarkStart w:id="61" w:name="_Toc31515_WPSOffice_Level2"/>
       <w:bookmarkStart w:id="62" w:name="_Toc3488_WPSOffice_Level2"/>
       <w:bookmarkStart w:id="63" w:name="_Toc17111_WPSOffice_Level2"/>
-      <w:bookmarkStart w:id="64" w:name="_Toc19280_WPSOffice_Level2"/>
-      <w:bookmarkStart w:id="65" w:name="_Toc6931_WPSOffice_Level2"/>
-      <w:bookmarkStart w:id="66" w:name="_Toc31515_WPSOffice_Level2"/>
-      <w:bookmarkStart w:id="67" w:name="_Toc11193_WPSOffice_Level2"/>
+      <w:bookmarkStart w:id="64" w:name="_Toc11193_WPSOffice_Level2"/>
+      <w:bookmarkStart w:id="65" w:name="_Toc6304_WPSOffice_Level2"/>
+      <w:bookmarkStart w:id="66" w:name="_Toc19280_WPSOffice_Level2"/>
+      <w:bookmarkStart w:id="67" w:name="_Toc6931_WPSOffice_Level2"/>
       <w:r>
         <w:rPr>
           <w:rFonts w:hint="eastAsia" w:ascii="Times New Roman" w:hAnsi="Times New Roman" w:eastAsia="微软雅黑" w:cs="Times New Roman"/>
@@ -9103,13 +9116,13 @@
           <w:szCs w:val="24"/>
         </w:rPr>
       </w:pPr>
-      <w:bookmarkStart w:id="68" w:name="_Toc2822_WPSOffice_Level2"/>
-      <w:bookmarkStart w:id="69" w:name="_Toc29205_WPSOffice_Level2"/>
-      <w:bookmarkStart w:id="70" w:name="_Toc12087_WPSOffice_Level2"/>
-      <w:bookmarkStart w:id="71" w:name="_Toc31138_WPSOffice_Level2"/>
-      <w:bookmarkStart w:id="72" w:name="_Toc26578_WPSOffice_Level2"/>
+      <w:bookmarkStart w:id="68" w:name="_Toc31138_WPSOffice_Level2"/>
+      <w:bookmarkStart w:id="69" w:name="_Toc25864_WPSOffice_Level2"/>
+      <w:bookmarkStart w:id="70" w:name="_Toc29205_WPSOffice_Level2"/>
+      <w:bookmarkStart w:id="71" w:name="_Toc26578_WPSOffice_Level2"/>
+      <w:bookmarkStart w:id="72" w:name="_Toc2822_WPSOffice_Level2"/>
       <w:bookmarkStart w:id="73" w:name="_Toc14645_WPSOffice_Level2"/>
-      <w:bookmarkStart w:id="74" w:name="_Toc25864_WPSOffice_Level2"/>
+      <w:bookmarkStart w:id="74" w:name="_Toc12087_WPSOffice_Level2"/>
       <w:r>
         <w:rPr>
           <w:rFonts w:hint="eastAsia" w:ascii="Times New Roman" w:hAnsi="Times New Roman" w:eastAsia="微软雅黑" w:cs="Times New Roman"/>
@@ -9214,13 +9227,13 @@
                 <w:szCs w:val="18"/>
               </w:rPr>
             </w:pPr>
-            <w:bookmarkStart w:id="75" w:name="_Toc23221_WPSOffice_Level2"/>
-            <w:bookmarkStart w:id="76" w:name="_Toc18696_WPSOffice_Level2"/>
-            <w:bookmarkStart w:id="77" w:name="_Toc31020_WPSOffice_Level2"/>
-            <w:bookmarkStart w:id="78" w:name="_Toc5660_WPSOffice_Level2"/>
-            <w:bookmarkStart w:id="79" w:name="_Toc3819_WPSOffice_Level2"/>
-            <w:bookmarkStart w:id="80" w:name="_Toc17905_WPSOffice_Level2"/>
-            <w:bookmarkStart w:id="81" w:name="_Toc5261_WPSOffice_Level2"/>
+            <w:bookmarkStart w:id="75" w:name="_Toc31020_WPSOffice_Level2"/>
+            <w:bookmarkStart w:id="76" w:name="_Toc23221_WPSOffice_Level2"/>
+            <w:bookmarkStart w:id="77" w:name="_Toc5660_WPSOffice_Level2"/>
+            <w:bookmarkStart w:id="78" w:name="_Toc17905_WPSOffice_Level2"/>
+            <w:bookmarkStart w:id="79" w:name="_Toc5261_WPSOffice_Level2"/>
+            <w:bookmarkStart w:id="80" w:name="_Toc18696_WPSOffice_Level2"/>
+            <w:bookmarkStart w:id="81" w:name="_Toc3819_WPSOffice_Level2"/>
             <w:r>
               <w:rPr>
                 <w:rFonts w:hint="eastAsia" w:ascii="Times New Roman" w:hAnsi="Times New Roman" w:eastAsia="微软雅黑" w:cs="Times New Roman"/>
@@ -9685,13 +9698,13 @@
                 <w:szCs w:val="18"/>
               </w:rPr>
             </w:pPr>
-            <w:bookmarkStart w:id="82" w:name="_Toc20683_WPSOffice_Level2"/>
-            <w:bookmarkStart w:id="83" w:name="_Toc28235_WPSOffice_Level2"/>
-            <w:bookmarkStart w:id="84" w:name="_Toc15300_WPSOffice_Level2"/>
-            <w:bookmarkStart w:id="85" w:name="_Toc11554_WPSOffice_Level2"/>
-            <w:bookmarkStart w:id="86" w:name="_Toc23388_WPSOffice_Level2"/>
-            <w:bookmarkStart w:id="87" w:name="_Toc2588_WPSOffice_Level2"/>
-            <w:bookmarkStart w:id="88" w:name="_Toc24626_WPSOffice_Level2"/>
+            <w:bookmarkStart w:id="82" w:name="_Toc24626_WPSOffice_Level2"/>
+            <w:bookmarkStart w:id="83" w:name="_Toc20683_WPSOffice_Level2"/>
+            <w:bookmarkStart w:id="84" w:name="_Toc28235_WPSOffice_Level2"/>
+            <w:bookmarkStart w:id="85" w:name="_Toc15300_WPSOffice_Level2"/>
+            <w:bookmarkStart w:id="86" w:name="_Toc11554_WPSOffice_Level2"/>
+            <w:bookmarkStart w:id="87" w:name="_Toc23388_WPSOffice_Level2"/>
+            <w:bookmarkStart w:id="88" w:name="_Toc2588_WPSOffice_Level2"/>
             <w:r>
               <w:rPr>
                 <w:rFonts w:hint="eastAsia" w:ascii="Times New Roman" w:hAnsi="Times New Roman" w:eastAsia="微软雅黑" w:cs="Times New Roman"/>
@@ -10156,12 +10169,12 @@
                 <w:szCs w:val="18"/>
               </w:rPr>
             </w:pPr>
-            <w:bookmarkStart w:id="89" w:name="_Toc30071_WPSOffice_Level2"/>
-            <w:bookmarkStart w:id="90" w:name="_Toc12493_WPSOffice_Level2"/>
-            <w:bookmarkStart w:id="91" w:name="_Toc16027_WPSOffice_Level2"/>
-            <w:bookmarkStart w:id="92" w:name="_Toc31650_WPSOffice_Level2"/>
-            <w:bookmarkStart w:id="93" w:name="_Toc19892_WPSOffice_Level2"/>
-            <w:bookmarkStart w:id="94" w:name="_Toc18182_WPSOffice_Level2"/>
+            <w:bookmarkStart w:id="89" w:name="_Toc16027_WPSOffice_Level2"/>
+            <w:bookmarkStart w:id="90" w:name="_Toc19892_WPSOffice_Level2"/>
+            <w:bookmarkStart w:id="91" w:name="_Toc18182_WPSOffice_Level2"/>
+            <w:bookmarkStart w:id="92" w:name="_Toc30071_WPSOffice_Level2"/>
+            <w:bookmarkStart w:id="93" w:name="_Toc12493_WPSOffice_Level2"/>
+            <w:bookmarkStart w:id="94" w:name="_Toc31650_WPSOffice_Level2"/>
             <w:bookmarkStart w:id="95" w:name="_Toc22590_WPSOffice_Level2"/>
             <w:r>
               <w:rPr>
@@ -10627,13 +10640,13 @@
                 <w:szCs w:val="18"/>
               </w:rPr>
             </w:pPr>
-            <w:bookmarkStart w:id="96" w:name="_Toc28312_WPSOffice_Level2"/>
-            <w:bookmarkStart w:id="97" w:name="_Toc8398_WPSOffice_Level2"/>
-            <w:bookmarkStart w:id="98" w:name="_Toc19289_WPSOffice_Level2"/>
-            <w:bookmarkStart w:id="99" w:name="_Toc28534_WPSOffice_Level2"/>
+            <w:bookmarkStart w:id="96" w:name="_Toc31447_WPSOffice_Level2"/>
+            <w:bookmarkStart w:id="97" w:name="_Toc28534_WPSOffice_Level2"/>
+            <w:bookmarkStart w:id="98" w:name="_Toc28312_WPSOffice_Level2"/>
+            <w:bookmarkStart w:id="99" w:name="_Toc19289_WPSOffice_Level2"/>
             <w:bookmarkStart w:id="100" w:name="_Toc11689_WPSOffice_Level2"/>
-            <w:bookmarkStart w:id="101" w:name="_Toc31447_WPSOffice_Level2"/>
-            <w:bookmarkStart w:id="102" w:name="_Toc20571_WPSOffice_Level2"/>
+            <w:bookmarkStart w:id="101" w:name="_Toc20571_WPSOffice_Level2"/>
+            <w:bookmarkStart w:id="102" w:name="_Toc8398_WPSOffice_Level2"/>
             <w:r>
               <w:rPr>
                 <w:rFonts w:hint="eastAsia" w:ascii="Times New Roman" w:hAnsi="Times New Roman" w:eastAsia="微软雅黑" w:cs="Times New Roman"/>
@@ -11101,11 +11114,11 @@
             </w:pPr>
             <w:bookmarkStart w:id="103" w:name="_Toc6863_WPSOffice_Level2"/>
             <w:bookmarkStart w:id="104" w:name="_Toc5164_WPSOffice_Level2"/>
-            <w:bookmarkStart w:id="105" w:name="_Toc13225_WPSOffice_Level2"/>
-            <w:bookmarkStart w:id="106" w:name="_Toc5423_WPSOffice_Level2"/>
-            <w:bookmarkStart w:id="107" w:name="_Toc2683_WPSOffice_Level2"/>
-            <w:bookmarkStart w:id="108" w:name="_Toc6170_WPSOffice_Level2"/>
-            <w:bookmarkStart w:id="109" w:name="_Toc6645_WPSOffice_Level2"/>
+            <w:bookmarkStart w:id="105" w:name="_Toc5423_WPSOffice_Level2"/>
+            <w:bookmarkStart w:id="106" w:name="_Toc6170_WPSOffice_Level2"/>
+            <w:bookmarkStart w:id="107" w:name="_Toc6645_WPSOffice_Level2"/>
+            <w:bookmarkStart w:id="108" w:name="_Toc13225_WPSOffice_Level2"/>
+            <w:bookmarkStart w:id="109" w:name="_Toc2683_WPSOffice_Level2"/>
             <w:r>
               <w:rPr>
                 <w:rFonts w:hint="eastAsia" w:ascii="Times New Roman" w:hAnsi="Times New Roman" w:eastAsia="微软雅黑" w:cs="Times New Roman"/>
@@ -11572,11 +11585,11 @@
             </w:pPr>
             <w:bookmarkStart w:id="110" w:name="_Toc12046_WPSOffice_Level2"/>
             <w:bookmarkStart w:id="111" w:name="_Toc5860_WPSOffice_Level2"/>
-            <w:bookmarkStart w:id="112" w:name="_Toc13817_WPSOffice_Level2"/>
-            <w:bookmarkStart w:id="113" w:name="_Toc3387_WPSOffice_Level2"/>
-            <w:bookmarkStart w:id="114" w:name="_Toc29762_WPSOffice_Level2"/>
-            <w:bookmarkStart w:id="115" w:name="_Toc6323_WPSOffice_Level2"/>
-            <w:bookmarkStart w:id="116" w:name="_Toc24628_WPSOffice_Level2"/>
+            <w:bookmarkStart w:id="112" w:name="_Toc3387_WPSOffice_Level2"/>
+            <w:bookmarkStart w:id="113" w:name="_Toc13817_WPSOffice_Level2"/>
+            <w:bookmarkStart w:id="114" w:name="_Toc6323_WPSOffice_Level2"/>
+            <w:bookmarkStart w:id="115" w:name="_Toc24628_WPSOffice_Level2"/>
+            <w:bookmarkStart w:id="116" w:name="_Toc29762_WPSOffice_Level2"/>
             <w:r>
               <w:rPr>
                 <w:rFonts w:hint="eastAsia" w:ascii="Times New Roman" w:hAnsi="Times New Roman" w:eastAsia="微软雅黑" w:cs="Times New Roman"/>
@@ -12042,11 +12055,11 @@
               </w:rPr>
             </w:pPr>
             <w:bookmarkStart w:id="117" w:name="_Toc15619_WPSOffice_Level2"/>
-            <w:bookmarkStart w:id="118" w:name="_Toc31905_WPSOffice_Level2"/>
-            <w:bookmarkStart w:id="119" w:name="_Toc13244_WPSOffice_Level2"/>
+            <w:bookmarkStart w:id="118" w:name="_Toc22500_WPSOffice_Level2"/>
+            <w:bookmarkStart w:id="119" w:name="_Toc31905_WPSOffice_Level2"/>
             <w:bookmarkStart w:id="120" w:name="_Toc11082_WPSOffice_Level2"/>
             <w:bookmarkStart w:id="121" w:name="_Toc708_WPSOffice_Level2"/>
-            <w:bookmarkStart w:id="122" w:name="_Toc22500_WPSOffice_Level2"/>
+            <w:bookmarkStart w:id="122" w:name="_Toc13244_WPSOffice_Level2"/>
             <w:bookmarkStart w:id="123" w:name="_Toc6004_WPSOffice_Level2"/>
             <w:r>
               <w:rPr>
@@ -12515,9 +12528,9 @@
             <w:bookmarkStart w:id="124" w:name="_Toc4042_WPSOffice_Level2"/>
             <w:bookmarkStart w:id="125" w:name="_Toc23443_WPSOffice_Level2"/>
             <w:bookmarkStart w:id="126" w:name="_Toc13664_WPSOffice_Level2"/>
-            <w:bookmarkStart w:id="127" w:name="_Toc23537_WPSOffice_Level2"/>
-            <w:bookmarkStart w:id="128" w:name="_Toc21560_WPSOffice_Level2"/>
-            <w:bookmarkStart w:id="129" w:name="_Toc7586_WPSOffice_Level2"/>
+            <w:bookmarkStart w:id="127" w:name="_Toc7586_WPSOffice_Level2"/>
+            <w:bookmarkStart w:id="128" w:name="_Toc23537_WPSOffice_Level2"/>
+            <w:bookmarkStart w:id="129" w:name="_Toc21560_WPSOffice_Level2"/>
             <w:bookmarkStart w:id="130" w:name="_Toc15479_WPSOffice_Level2"/>
             <w:r>
               <w:rPr>
@@ -12983,13 +12996,13 @@
                 <w:szCs w:val="18"/>
               </w:rPr>
             </w:pPr>
-            <w:bookmarkStart w:id="131" w:name="_Toc11254_WPSOffice_Level2"/>
-            <w:bookmarkStart w:id="132" w:name="_Toc10575_WPSOffice_Level2"/>
-            <w:bookmarkStart w:id="133" w:name="_Toc29193_WPSOffice_Level2"/>
-            <w:bookmarkStart w:id="134" w:name="_Toc5629_WPSOffice_Level2"/>
-            <w:bookmarkStart w:id="135" w:name="_Toc2337_WPSOffice_Level2"/>
-            <w:bookmarkStart w:id="136" w:name="_Toc22039_WPSOffice_Level2"/>
-            <w:bookmarkStart w:id="137" w:name="_Toc28498_WPSOffice_Level2"/>
+            <w:bookmarkStart w:id="131" w:name="_Toc29193_WPSOffice_Level2"/>
+            <w:bookmarkStart w:id="132" w:name="_Toc5629_WPSOffice_Level2"/>
+            <w:bookmarkStart w:id="133" w:name="_Toc28498_WPSOffice_Level2"/>
+            <w:bookmarkStart w:id="134" w:name="_Toc2337_WPSOffice_Level2"/>
+            <w:bookmarkStart w:id="135" w:name="_Toc22039_WPSOffice_Level2"/>
+            <w:bookmarkStart w:id="136" w:name="_Toc11254_WPSOffice_Level2"/>
+            <w:bookmarkStart w:id="137" w:name="_Toc10575_WPSOffice_Level2"/>
             <w:r>
               <w:rPr>
                 <w:rFonts w:hint="eastAsia" w:ascii="Times New Roman" w:hAnsi="Times New Roman" w:eastAsia="微软雅黑" w:cs="Times New Roman"/>
@@ -13454,13 +13467,13 @@
                 <w:szCs w:val="18"/>
               </w:rPr>
             </w:pPr>
-            <w:bookmarkStart w:id="138" w:name="_Toc18866_WPSOffice_Level2"/>
-            <w:bookmarkStart w:id="139" w:name="_Toc13246_WPSOffice_Level2"/>
-            <w:bookmarkStart w:id="140" w:name="_Toc8519_WPSOffice_Level2"/>
-            <w:bookmarkStart w:id="141" w:name="_Toc2613_WPSOffice_Level2"/>
-            <w:bookmarkStart w:id="142" w:name="_Toc17621_WPSOffice_Level2"/>
-            <w:bookmarkStart w:id="143" w:name="_Toc8985_WPSOffice_Level2"/>
-            <w:bookmarkStart w:id="144" w:name="_Toc17668_WPSOffice_Level2"/>
+            <w:bookmarkStart w:id="138" w:name="_Toc8985_WPSOffice_Level2"/>
+            <w:bookmarkStart w:id="139" w:name="_Toc17668_WPSOffice_Level2"/>
+            <w:bookmarkStart w:id="140" w:name="_Toc17621_WPSOffice_Level2"/>
+            <w:bookmarkStart w:id="141" w:name="_Toc18866_WPSOffice_Level2"/>
+            <w:bookmarkStart w:id="142" w:name="_Toc2613_WPSOffice_Level2"/>
+            <w:bookmarkStart w:id="143" w:name="_Toc13246_WPSOffice_Level2"/>
+            <w:bookmarkStart w:id="144" w:name="_Toc8519_WPSOffice_Level2"/>
             <w:r>
               <w:rPr>
                 <w:rFonts w:hint="eastAsia" w:ascii="Times New Roman" w:hAnsi="Times New Roman" w:eastAsia="微软雅黑" w:cs="Times New Roman"/>
@@ -13925,13 +13938,13 @@
                 <w:szCs w:val="18"/>
               </w:rPr>
             </w:pPr>
-            <w:bookmarkStart w:id="145" w:name="_Toc2334_WPSOffice_Level2"/>
-            <w:bookmarkStart w:id="146" w:name="_Toc12027_WPSOffice_Level2"/>
-            <w:bookmarkStart w:id="147" w:name="_Toc24337_WPSOffice_Level2"/>
-            <w:bookmarkStart w:id="148" w:name="_Toc6654_WPSOffice_Level2"/>
-            <w:bookmarkStart w:id="149" w:name="_Toc23413_WPSOffice_Level2"/>
-            <w:bookmarkStart w:id="150" w:name="_Toc12118_WPSOffice_Level2"/>
-            <w:bookmarkStart w:id="151" w:name="_Toc25338_WPSOffice_Level2"/>
+            <w:bookmarkStart w:id="145" w:name="_Toc6654_WPSOffice_Level2"/>
+            <w:bookmarkStart w:id="146" w:name="_Toc24337_WPSOffice_Level2"/>
+            <w:bookmarkStart w:id="147" w:name="_Toc2334_WPSOffice_Level2"/>
+            <w:bookmarkStart w:id="148" w:name="_Toc12118_WPSOffice_Level2"/>
+            <w:bookmarkStart w:id="149" w:name="_Toc25338_WPSOffice_Level2"/>
+            <w:bookmarkStart w:id="150" w:name="_Toc12027_WPSOffice_Level2"/>
+            <w:bookmarkStart w:id="151" w:name="_Toc23413_WPSOffice_Level2"/>
             <w:r>
               <w:rPr>
                 <w:rFonts w:hint="eastAsia" w:ascii="Times New Roman" w:hAnsi="Times New Roman" w:eastAsia="微软雅黑" w:cs="Times New Roman"/>
@@ -14396,13 +14409,13 @@
                 <w:szCs w:val="18"/>
               </w:rPr>
             </w:pPr>
-            <w:bookmarkStart w:id="152" w:name="_Toc17711_WPSOffice_Level2"/>
-            <w:bookmarkStart w:id="153" w:name="_Toc20736_WPSOffice_Level2"/>
-            <w:bookmarkStart w:id="154" w:name="_Toc6074_WPSOffice_Level2"/>
-            <w:bookmarkStart w:id="155" w:name="_Toc17254_WPSOffice_Level2"/>
-            <w:bookmarkStart w:id="156" w:name="_Toc5840_WPSOffice_Level2"/>
-            <w:bookmarkStart w:id="157" w:name="_Toc20271_WPSOffice_Level2"/>
-            <w:bookmarkStart w:id="158" w:name="_Toc28807_WPSOffice_Level2"/>
+            <w:bookmarkStart w:id="152" w:name="_Toc5840_WPSOffice_Level2"/>
+            <w:bookmarkStart w:id="153" w:name="_Toc6074_WPSOffice_Level2"/>
+            <w:bookmarkStart w:id="154" w:name="_Toc28807_WPSOffice_Level2"/>
+            <w:bookmarkStart w:id="155" w:name="_Toc20736_WPSOffice_Level2"/>
+            <w:bookmarkStart w:id="156" w:name="_Toc20271_WPSOffice_Level2"/>
+            <w:bookmarkStart w:id="157" w:name="_Toc17711_WPSOffice_Level2"/>
+            <w:bookmarkStart w:id="158" w:name="_Toc17254_WPSOffice_Level2"/>
             <w:r>
               <w:rPr>
                 <w:rFonts w:hint="eastAsia" w:ascii="Times New Roman" w:hAnsi="Times New Roman" w:eastAsia="微软雅黑" w:cs="Times New Roman"/>
@@ -14867,13 +14880,13 @@
                 <w:szCs w:val="18"/>
               </w:rPr>
             </w:pPr>
-            <w:bookmarkStart w:id="159" w:name="_Toc31683_WPSOffice_Level2"/>
-            <w:bookmarkStart w:id="160" w:name="_Toc26031_WPSOffice_Level2"/>
-            <w:bookmarkStart w:id="161" w:name="_Toc18784_WPSOffice_Level2"/>
-            <w:bookmarkStart w:id="162" w:name="_Toc18295_WPSOffice_Level2"/>
+            <w:bookmarkStart w:id="159" w:name="_Toc18813_WPSOffice_Level2"/>
+            <w:bookmarkStart w:id="160" w:name="_Toc24586_WPSOffice_Level2"/>
+            <w:bookmarkStart w:id="161" w:name="_Toc18295_WPSOffice_Level2"/>
+            <w:bookmarkStart w:id="162" w:name="_Toc31683_WPSOffice_Level2"/>
             <w:bookmarkStart w:id="163" w:name="_Toc22623_WPSOffice_Level2"/>
-            <w:bookmarkStart w:id="164" w:name="_Toc24586_WPSOffice_Level2"/>
-            <w:bookmarkStart w:id="165" w:name="_Toc18813_WPSOffice_Level2"/>
+            <w:bookmarkStart w:id="164" w:name="_Toc18784_WPSOffice_Level2"/>
+            <w:bookmarkStart w:id="165" w:name="_Toc26031_WPSOffice_Level2"/>
             <w:r>
               <w:rPr>
                 <w:rFonts w:hint="eastAsia" w:ascii="Times New Roman" w:hAnsi="Times New Roman" w:eastAsia="微软雅黑" w:cs="Times New Roman"/>
@@ -15796,13 +15809,13 @@
                 <w:szCs w:val="18"/>
               </w:rPr>
             </w:pPr>
-            <w:bookmarkStart w:id="166" w:name="_Toc15930_WPSOffice_Level2"/>
-            <w:bookmarkStart w:id="167" w:name="_Toc25837_WPSOffice_Level2"/>
-            <w:bookmarkStart w:id="168" w:name="_Toc30144_WPSOffice_Level2"/>
-            <w:bookmarkStart w:id="169" w:name="_Toc11576_WPSOffice_Level2"/>
-            <w:bookmarkStart w:id="170" w:name="_Toc2455_WPSOffice_Level2"/>
-            <w:bookmarkStart w:id="171" w:name="_Toc31152_WPSOffice_Level2"/>
-            <w:bookmarkStart w:id="172" w:name="_Toc22167_WPSOffice_Level2"/>
+            <w:bookmarkStart w:id="166" w:name="_Toc31152_WPSOffice_Level2"/>
+            <w:bookmarkStart w:id="167" w:name="_Toc2455_WPSOffice_Level2"/>
+            <w:bookmarkStart w:id="168" w:name="_Toc22167_WPSOffice_Level2"/>
+            <w:bookmarkStart w:id="169" w:name="_Toc25837_WPSOffice_Level2"/>
+            <w:bookmarkStart w:id="170" w:name="_Toc15930_WPSOffice_Level2"/>
+            <w:bookmarkStart w:id="171" w:name="_Toc30144_WPSOffice_Level2"/>
+            <w:bookmarkStart w:id="172" w:name="_Toc11576_WPSOffice_Level2"/>
             <w:r>
               <w:rPr>
                 <w:rFonts w:hint="eastAsia" w:ascii="Times New Roman" w:hAnsi="Times New Roman" w:eastAsia="微软雅黑" w:cs="Times New Roman"/>
@@ -16268,13 +16281,13 @@
                 <w:szCs w:val="18"/>
               </w:rPr>
             </w:pPr>
-            <w:bookmarkStart w:id="173" w:name="_Toc10927_WPSOffice_Level2"/>
-            <w:bookmarkStart w:id="174" w:name="_Toc21218_WPSOffice_Level2"/>
+            <w:bookmarkStart w:id="173" w:name="_Toc21844_WPSOffice_Level2"/>
+            <w:bookmarkStart w:id="174" w:name="_Toc10927_WPSOffice_Level2"/>
             <w:bookmarkStart w:id="175" w:name="_Toc18298_WPSOffice_Level2"/>
             <w:bookmarkStart w:id="176" w:name="_Toc6105_WPSOffice_Level2"/>
-            <w:bookmarkStart w:id="177" w:name="_Toc24581_WPSOffice_Level2"/>
-            <w:bookmarkStart w:id="178" w:name="_Toc17817_WPSOffice_Level2"/>
-            <w:bookmarkStart w:id="179" w:name="_Toc21844_WPSOffice_Level2"/>
+            <w:bookmarkStart w:id="177" w:name="_Toc17817_WPSOffice_Level2"/>
+            <w:bookmarkStart w:id="178" w:name="_Toc21218_WPSOffice_Level2"/>
+            <w:bookmarkStart w:id="179" w:name="_Toc24581_WPSOffice_Level2"/>
             <w:r>
               <w:rPr>
                 <w:rFonts w:hint="eastAsia" w:ascii="Times New Roman" w:hAnsi="Times New Roman" w:eastAsia="微软雅黑" w:cs="Times New Roman"/>
@@ -16739,13 +16752,13 @@
                 <w:szCs w:val="18"/>
               </w:rPr>
             </w:pPr>
-            <w:bookmarkStart w:id="180" w:name="_Toc20673_WPSOffice_Level2"/>
-            <w:bookmarkStart w:id="181" w:name="_Toc5805_WPSOffice_Level2"/>
-            <w:bookmarkStart w:id="182" w:name="_Toc7518_WPSOffice_Level2"/>
-            <w:bookmarkStart w:id="183" w:name="_Toc22953_WPSOffice_Level2"/>
-            <w:bookmarkStart w:id="184" w:name="_Toc3881_WPSOffice_Level2"/>
-            <w:bookmarkStart w:id="185" w:name="_Toc32618_WPSOffice_Level2"/>
-            <w:bookmarkStart w:id="186" w:name="_Toc26632_WPSOffice_Level2"/>
+            <w:bookmarkStart w:id="180" w:name="_Toc5805_WPSOffice_Level2"/>
+            <w:bookmarkStart w:id="181" w:name="_Toc7518_WPSOffice_Level2"/>
+            <w:bookmarkStart w:id="182" w:name="_Toc32618_WPSOffice_Level2"/>
+            <w:bookmarkStart w:id="183" w:name="_Toc26632_WPSOffice_Level2"/>
+            <w:bookmarkStart w:id="184" w:name="_Toc20673_WPSOffice_Level2"/>
+            <w:bookmarkStart w:id="185" w:name="_Toc3881_WPSOffice_Level2"/>
+            <w:bookmarkStart w:id="186" w:name="_Toc22953_WPSOffice_Level2"/>
             <w:r>
               <w:rPr>
                 <w:rFonts w:hint="eastAsia" w:ascii="Times New Roman" w:hAnsi="Times New Roman" w:eastAsia="微软雅黑" w:cs="Times New Roman"/>
@@ -17211,11 +17224,11 @@
               </w:rPr>
             </w:pPr>
             <w:bookmarkStart w:id="187" w:name="_Toc15940_WPSOffice_Level2"/>
-            <w:bookmarkStart w:id="188" w:name="_Toc31722_WPSOffice_Level2"/>
-            <w:bookmarkStart w:id="189" w:name="_Toc14661_WPSOffice_Level2"/>
-            <w:bookmarkStart w:id="190" w:name="_Toc9505_WPSOffice_Level2"/>
-            <w:bookmarkStart w:id="191" w:name="_Toc22431_WPSOffice_Level2"/>
-            <w:bookmarkStart w:id="192" w:name="_Toc25299_WPSOffice_Level2"/>
+            <w:bookmarkStart w:id="188" w:name="_Toc14661_WPSOffice_Level2"/>
+            <w:bookmarkStart w:id="189" w:name="_Toc9505_WPSOffice_Level2"/>
+            <w:bookmarkStart w:id="190" w:name="_Toc22431_WPSOffice_Level2"/>
+            <w:bookmarkStart w:id="191" w:name="_Toc25299_WPSOffice_Level2"/>
+            <w:bookmarkStart w:id="192" w:name="_Toc31722_WPSOffice_Level2"/>
             <w:bookmarkStart w:id="193" w:name="_Toc22629_WPSOffice_Level2"/>
             <w:r>
               <w:rPr>
@@ -17681,13 +17694,13 @@
                 <w:szCs w:val="18"/>
               </w:rPr>
             </w:pPr>
-            <w:bookmarkStart w:id="194" w:name="_Toc24372_WPSOffice_Level2"/>
-            <w:bookmarkStart w:id="195" w:name="_Toc20849_WPSOffice_Level2"/>
-            <w:bookmarkStart w:id="196" w:name="_Toc4328_WPSOffice_Level2"/>
-            <w:bookmarkStart w:id="197" w:name="_Toc27147_WPSOffice_Level2"/>
-            <w:bookmarkStart w:id="198" w:name="_Toc27188_WPSOffice_Level2"/>
-            <w:bookmarkStart w:id="199" w:name="_Toc5581_WPSOffice_Level2"/>
-            <w:bookmarkStart w:id="200" w:name="_Toc7607_WPSOffice_Level2"/>
+            <w:bookmarkStart w:id="194" w:name="_Toc5581_WPSOffice_Level2"/>
+            <w:bookmarkStart w:id="195" w:name="_Toc27188_WPSOffice_Level2"/>
+            <w:bookmarkStart w:id="196" w:name="_Toc7607_WPSOffice_Level2"/>
+            <w:bookmarkStart w:id="197" w:name="_Toc20849_WPSOffice_Level2"/>
+            <w:bookmarkStart w:id="198" w:name="_Toc24372_WPSOffice_Level2"/>
+            <w:bookmarkStart w:id="199" w:name="_Toc27147_WPSOffice_Level2"/>
+            <w:bookmarkStart w:id="200" w:name="_Toc4328_WPSOffice_Level2"/>
             <w:r>
               <w:rPr>
                 <w:rFonts w:hint="eastAsia" w:ascii="Times New Roman" w:hAnsi="Times New Roman" w:eastAsia="微软雅黑" w:cs="Times New Roman"/>
@@ -18153,12 +18166,12 @@
               </w:rPr>
             </w:pPr>
             <w:bookmarkStart w:id="201" w:name="_Toc11511_WPSOffice_Level2"/>
-            <w:bookmarkStart w:id="202" w:name="_Toc9066_WPSOffice_Level2"/>
-            <w:bookmarkStart w:id="203" w:name="_Toc23457_WPSOffice_Level2"/>
-            <w:bookmarkStart w:id="204" w:name="_Toc8746_WPSOffice_Level2"/>
-            <w:bookmarkStart w:id="205" w:name="_Toc26466_WPSOffice_Level2"/>
-            <w:bookmarkStart w:id="206" w:name="_Toc6343_WPSOffice_Level2"/>
-            <w:bookmarkStart w:id="207" w:name="_Toc23854_WPSOffice_Level2"/>
+            <w:bookmarkStart w:id="202" w:name="_Toc6343_WPSOffice_Level2"/>
+            <w:bookmarkStart w:id="203" w:name="_Toc26466_WPSOffice_Level2"/>
+            <w:bookmarkStart w:id="204" w:name="_Toc23854_WPSOffice_Level2"/>
+            <w:bookmarkStart w:id="205" w:name="_Toc9066_WPSOffice_Level2"/>
+            <w:bookmarkStart w:id="206" w:name="_Toc8746_WPSOffice_Level2"/>
+            <w:bookmarkStart w:id="207" w:name="_Toc23457_WPSOffice_Level2"/>
             <w:r>
               <w:rPr>
                 <w:rFonts w:hint="eastAsia" w:ascii="Times New Roman" w:hAnsi="Times New Roman" w:eastAsia="微软雅黑" w:cs="Times New Roman"/>
@@ -18625,10 +18638,10 @@
             </w:pPr>
             <w:bookmarkStart w:id="208" w:name="_Toc3049_WPSOffice_Level2"/>
             <w:bookmarkStart w:id="209" w:name="_Toc17938_WPSOffice_Level2"/>
-            <w:bookmarkStart w:id="210" w:name="_Toc6069_WPSOffice_Level2"/>
-            <w:bookmarkStart w:id="211" w:name="_Toc20319_WPSOffice_Level2"/>
-            <w:bookmarkStart w:id="212" w:name="_Toc17440_WPSOffice_Level2"/>
-            <w:bookmarkStart w:id="213" w:name="_Toc1557_WPSOffice_Level2"/>
+            <w:bookmarkStart w:id="210" w:name="_Toc20319_WPSOffice_Level2"/>
+            <w:bookmarkStart w:id="211" w:name="_Toc6069_WPSOffice_Level2"/>
+            <w:bookmarkStart w:id="212" w:name="_Toc1557_WPSOffice_Level2"/>
+            <w:bookmarkStart w:id="213" w:name="_Toc17440_WPSOffice_Level2"/>
             <w:bookmarkStart w:id="214" w:name="_Toc12685_WPSOffice_Level2"/>
             <w:r>
               <w:rPr>
@@ -19099,8 +19112,8 @@
             <w:bookmarkStart w:id="217" w:name="_Toc27824_WPSOffice_Level2"/>
             <w:bookmarkStart w:id="218" w:name="_Toc18427_WPSOffice_Level2"/>
             <w:bookmarkStart w:id="219" w:name="_Toc25956_WPSOffice_Level2"/>
-            <w:bookmarkStart w:id="220" w:name="_Toc29816_WPSOffice_Level2"/>
-            <w:bookmarkStart w:id="221" w:name="_Toc19766_WPSOffice_Level2"/>
+            <w:bookmarkStart w:id="220" w:name="_Toc19766_WPSOffice_Level2"/>
+            <w:bookmarkStart w:id="221" w:name="_Toc29816_WPSOffice_Level2"/>
             <w:r>
               <w:rPr>
                 <w:rFonts w:hint="eastAsia" w:ascii="Times New Roman" w:hAnsi="Times New Roman" w:eastAsia="微软雅黑" w:cs="Times New Roman"/>
@@ -19565,13 +19578,13 @@
                 <w:szCs w:val="18"/>
               </w:rPr>
             </w:pPr>
-            <w:bookmarkStart w:id="222" w:name="_Toc27941_WPSOffice_Level2"/>
-            <w:bookmarkStart w:id="223" w:name="_Toc7268_WPSOffice_Level2"/>
-            <w:bookmarkStart w:id="224" w:name="_Toc8959_WPSOffice_Level2"/>
-            <w:bookmarkStart w:id="225" w:name="_Toc24661_WPSOffice_Level2"/>
+            <w:bookmarkStart w:id="222" w:name="_Toc7268_WPSOffice_Level2"/>
+            <w:bookmarkStart w:id="223" w:name="_Toc9870_WPSOffice_Level2"/>
+            <w:bookmarkStart w:id="224" w:name="_Toc24661_WPSOffice_Level2"/>
+            <w:bookmarkStart w:id="225" w:name="_Toc8959_WPSOffice_Level2"/>
             <w:bookmarkStart w:id="226" w:name="_Toc19658_WPSOffice_Level2"/>
             <w:bookmarkStart w:id="227" w:name="_Toc20570_WPSOffice_Level2"/>
-            <w:bookmarkStart w:id="228" w:name="_Toc9870_WPSOffice_Level2"/>
+            <w:bookmarkStart w:id="228" w:name="_Toc27941_WPSOffice_Level2"/>
             <w:r>
               <w:rPr>
                 <w:rFonts w:hint="eastAsia" w:ascii="Times New Roman" w:hAnsi="Times New Roman" w:eastAsia="微软雅黑" w:cs="Times New Roman"/>

--- a/WebContent/docx/实体瘤分子残留病灶MRD检测报告.docx
+++ b/WebContent/docx/实体瘤分子残留病灶MRD检测报告.docx
@@ -2355,11 +2355,11 @@
       <w:bookmarkStart w:id="0" w:name="_Toc27500"/>
       <w:bookmarkStart w:id="1" w:name="_Toc21669"/>
       <w:bookmarkStart w:id="2" w:name="_Toc32054"/>
-      <w:bookmarkStart w:id="3" w:name="_Toc24178_WPSOffice_Level1"/>
-      <w:bookmarkStart w:id="4" w:name="_Toc30143_WPSOffice_Level1"/>
-      <w:bookmarkStart w:id="5" w:name="_Toc13806"/>
-      <w:bookmarkStart w:id="6" w:name="_Toc24397"/>
-      <w:bookmarkStart w:id="7" w:name="_Toc21009_WPSOffice_Level1"/>
+      <w:bookmarkStart w:id="3" w:name="_Toc21009_WPSOffice_Level1"/>
+      <w:bookmarkStart w:id="4" w:name="_Toc13806"/>
+      <w:bookmarkStart w:id="5" w:name="_Toc24397"/>
+      <w:bookmarkStart w:id="6" w:name="_Toc24178_WPSOffice_Level1"/>
+      <w:bookmarkStart w:id="7" w:name="_Toc30143_WPSOffice_Level1"/>
     </w:p>
     <w:p>
       <w:pPr>
@@ -3627,22 +3627,7 @@
           <w:highlight w:val="none"/>
           <w:lang w:val="en-US" w:eastAsia="zh-CN"/>
         </w:rPr>
-        <w:t>探针，检测与肿瘤发生发展密切相关的188</w:t>
-      </w:r>
-      <w:bookmarkStart w:id="231" w:name="_GoBack"/>
-      <w:bookmarkEnd w:id="231"/>
-      <w:r>
-        <w:rPr>
-          <w:rFonts w:hint="eastAsia" w:ascii="Times New Roman" w:hAnsi="Times New Roman" w:eastAsia="微软雅黑" w:cs="Times New Roman"/>
-          <w:bCs/>
-          <w:strike w:val="0"/>
-          <w:dstrike w:val="0"/>
-          <w:sz w:val="21"/>
-          <w:szCs w:val="21"/>
-          <w:highlight w:val="none"/>
-          <w:lang w:val="en-US" w:eastAsia="zh-CN"/>
-        </w:rPr>
-        <w:t>个基因的变异信息，通过对ctDNA进行超高深度测序，定向追踪患者血液中的个性化变异，精准评估</w:t>
+        <w:t>探针，检测与肿瘤发生发展密切相关的188个基因的变异信息，通过对ctDNA进行超高深度测序，定向追踪患者血液中的个性化变异，精准评估</w:t>
       </w:r>
       <w:r>
         <w:rPr>
@@ -3770,17 +3755,17 @@
           </w14:shadow>
         </w:rPr>
       </w:pPr>
-      <w:bookmarkStart w:id="10" w:name="_Toc23369_WPSOffice_Level1"/>
-      <w:bookmarkStart w:id="11" w:name="_Toc2563"/>
-      <w:bookmarkStart w:id="12" w:name="_Toc6221_WPSOffice_Level1"/>
-      <w:bookmarkStart w:id="13" w:name="_Toc1410"/>
-      <w:bookmarkStart w:id="14" w:name="_Toc3871"/>
-      <w:bookmarkStart w:id="15" w:name="_Toc25920"/>
-      <w:bookmarkStart w:id="16" w:name="_Toc18058"/>
-      <w:bookmarkStart w:id="17" w:name="_Toc4088"/>
-      <w:bookmarkStart w:id="18" w:name="_Toc18702"/>
-      <w:bookmarkStart w:id="19" w:name="_Toc23161"/>
-      <w:bookmarkStart w:id="20" w:name="_Toc24028"/>
+      <w:bookmarkStart w:id="10" w:name="_Toc4088"/>
+      <w:bookmarkStart w:id="11" w:name="_Toc18058"/>
+      <w:bookmarkStart w:id="12" w:name="_Toc23369_WPSOffice_Level1"/>
+      <w:bookmarkStart w:id="13" w:name="_Toc6221_WPSOffice_Level1"/>
+      <w:bookmarkStart w:id="14" w:name="_Toc25920"/>
+      <w:bookmarkStart w:id="15" w:name="_Toc3871"/>
+      <w:bookmarkStart w:id="16" w:name="_Toc2563"/>
+      <w:bookmarkStart w:id="17" w:name="_Toc1410"/>
+      <w:bookmarkStart w:id="18" w:name="_Toc23161"/>
+      <w:bookmarkStart w:id="19" w:name="_Toc24028"/>
+      <w:bookmarkStart w:id="20" w:name="_Toc18702"/>
       <w:r>
         <w:rPr>
           <w:rFonts w:hint="eastAsia"/>
@@ -4733,14 +4718,14 @@
       <w:bookmarkStart w:id="21" w:name="_Toc19184"/>
       <w:bookmarkStart w:id="22" w:name="_Toc19898_WPSOffice_Level1"/>
       <w:bookmarkStart w:id="23" w:name="_Toc14062"/>
-      <w:bookmarkStart w:id="24" w:name="_Toc2781"/>
-      <w:bookmarkStart w:id="25" w:name="_Toc284"/>
-      <w:bookmarkStart w:id="26" w:name="_Toc22132"/>
-      <w:bookmarkStart w:id="27" w:name="_Toc26145"/>
-      <w:bookmarkStart w:id="28" w:name="_Toc6374"/>
-      <w:bookmarkStart w:id="29" w:name="_Toc20136_WPSOffice_Level1"/>
-      <w:bookmarkStart w:id="30" w:name="_Toc12381"/>
-      <w:bookmarkStart w:id="31" w:name="_Toc20608"/>
+      <w:bookmarkStart w:id="24" w:name="_Toc284"/>
+      <w:bookmarkStart w:id="25" w:name="_Toc2781"/>
+      <w:bookmarkStart w:id="26" w:name="_Toc20136_WPSOffice_Level1"/>
+      <w:bookmarkStart w:id="27" w:name="_Toc22132"/>
+      <w:bookmarkStart w:id="28" w:name="_Toc12381"/>
+      <w:bookmarkStart w:id="29" w:name="_Toc20608"/>
+      <w:bookmarkStart w:id="30" w:name="_Toc26145"/>
+      <w:bookmarkStart w:id="31" w:name="_Toc6374"/>
       <w:r>
         <w:rPr>
           <w:rStyle w:val="55"/>
@@ -4762,8 +4747,8 @@
       <w:bookmarkEnd w:id="30"/>
       <w:bookmarkEnd w:id="31"/>
       <w:bookmarkStart w:id="32" w:name="_Toc21516"/>
-      <w:bookmarkStart w:id="33" w:name="_Toc149837258"/>
-      <w:bookmarkStart w:id="34" w:name="_Toc27840"/>
+      <w:bookmarkStart w:id="33" w:name="_Toc27840"/>
+      <w:bookmarkStart w:id="34" w:name="_Toc149837258"/>
     </w:p>
     <w:p>
       <w:pPr>
@@ -5756,9 +5741,50 @@
                   </w14:solidFill>
                 </w14:textFill>
               </w:rPr>
-              <w:t>{%for t in th.split(</w:t>
-            </w:r>
-            <w:r>
+              <w:t>{% set items = th.split(",") %}{% if items[0] == "组织" %}{% for t in items[:2] %}{{ t }}{% if not loop.last %}</w:t>
+            </w:r>
+          </w:p>
+          <w:p>
+            <w:pPr>
+              <w:pStyle w:val="20"/>
+              <w:jc w:val="center"/>
+              <w:rPr>
+                <w:rFonts w:hint="eastAsia" w:ascii="Times New Roman" w:hAnsi="Times New Roman" w:eastAsia="微软雅黑" w:cs="Times New Roman"/>
+                <w:b/>
+                <w:bCs/>
+                <w:color w:val="FFFFFF" w:themeColor="background1"/>
+                <w:sz w:val="21"/>
+                <w:szCs w:val="21"/>
+                <w:lang w:val="en-US" w:eastAsia="zh-CN"/>
+                <w14:textFill>
+                  <w14:solidFill>
+                    <w14:schemeClr w14:val="bg1"/>
+                  </w14:solidFill>
+                </w14:textFill>
+              </w:rPr>
+            </w:pPr>
+            <w:r>
+              <w:rPr>
+                <w:rFonts w:hint="eastAsia" w:ascii="Times New Roman" w:hAnsi="Times New Roman" w:eastAsia="微软雅黑" w:cs="Times New Roman"/>
+                <w:b/>
+                <w:bCs/>
+                <w:color w:val="FFFFFF" w:themeColor="background1"/>
+                <w:sz w:val="21"/>
+                <w:szCs w:val="21"/>
+                <w:lang w:val="en-US" w:eastAsia="zh-CN"/>
+                <w14:textFill>
+                  <w14:solidFill>
+                    <w14:schemeClr w14:val="bg1"/>
+                  </w14:solidFill>
+                </w14:textFill>
+              </w:rPr>
+              <w:t>{% endif %}{% endfor %}{% else %}{% for t in items %}{{ t }}{% if not loop.last %}</w:t>
+            </w:r>
+          </w:p>
+          <w:p>
+            <w:pPr>
+              <w:pStyle w:val="20"/>
+              <w:jc w:val="center"/>
               <w:rPr>
                 <w:rFonts w:hint="default" w:ascii="Times New Roman" w:hAnsi="Times New Roman" w:eastAsia="微软雅黑" w:cs="Times New Roman"/>
                 <w:b/>
@@ -5773,8 +5799,7 @@
                   </w14:solidFill>
                 </w14:textFill>
               </w:rPr>
-              <w:t>“</w:t>
-            </w:r>
+            </w:pPr>
             <w:r>
               <w:rPr>
                 <w:rFonts w:hint="eastAsia" w:ascii="Times New Roman" w:hAnsi="Times New Roman" w:eastAsia="微软雅黑" w:cs="Times New Roman"/>
@@ -5790,79 +5815,10 @@
                   </w14:solidFill>
                 </w14:textFill>
               </w:rPr>
-              <w:t>,</w:t>
-            </w:r>
-            <w:r>
-              <w:rPr>
-                <w:rFonts w:hint="default" w:ascii="Times New Roman" w:hAnsi="Times New Roman" w:eastAsia="微软雅黑" w:cs="Times New Roman"/>
-                <w:b/>
-                <w:bCs/>
-                <w:color w:val="FFFFFF" w:themeColor="background1"/>
-                <w:sz w:val="21"/>
-                <w:szCs w:val="21"/>
-                <w:lang w:val="en-US" w:eastAsia="zh-CN"/>
-                <w14:textFill>
-                  <w14:solidFill>
-                    <w14:schemeClr w14:val="bg1"/>
-                  </w14:solidFill>
-                </w14:textFill>
-              </w:rPr>
-              <w:t>”</w:t>
-            </w:r>
-            <w:r>
-              <w:rPr>
-                <w:rFonts w:hint="eastAsia" w:ascii="Times New Roman" w:hAnsi="Times New Roman" w:eastAsia="微软雅黑" w:cs="Times New Roman"/>
-                <w:b/>
-                <w:bCs/>
-                <w:color w:val="FFFFFF" w:themeColor="background1"/>
-                <w:sz w:val="21"/>
-                <w:szCs w:val="21"/>
-                <w:lang w:val="en-US" w:eastAsia="zh-CN"/>
-                <w14:textFill>
-                  <w14:solidFill>
-                    <w14:schemeClr w14:val="bg1"/>
-                  </w14:solidFill>
-                </w14:textFill>
-              </w:rPr>
-              <w:t>)%}{{t}}{% if not loop.last%}</w:t>
-            </w:r>
-          </w:p>
-          <w:p>
-            <w:pPr>
-              <w:pStyle w:val="20"/>
-              <w:jc w:val="center"/>
-              <w:rPr>
-                <w:rFonts w:hint="default" w:ascii="Times New Roman" w:hAnsi="Times New Roman" w:eastAsia="微软雅黑" w:cs="Times New Roman"/>
-                <w:b/>
-                <w:bCs/>
-                <w:color w:val="FFFFFF" w:themeColor="background1"/>
-                <w:sz w:val="21"/>
-                <w:szCs w:val="21"/>
-                <w:lang w:val="en-US" w:eastAsia="zh-CN"/>
-                <w14:textFill>
-                  <w14:solidFill>
-                    <w14:schemeClr w14:val="bg1"/>
-                  </w14:solidFill>
-                </w14:textFill>
-              </w:rPr>
-            </w:pPr>
-            <w:r>
-              <w:rPr>
-                <w:rFonts w:hint="eastAsia" w:ascii="Times New Roman" w:hAnsi="Times New Roman" w:eastAsia="微软雅黑" w:cs="Times New Roman"/>
-                <w:b/>
-                <w:bCs/>
-                <w:color w:val="FFFFFF" w:themeColor="background1"/>
-                <w:sz w:val="21"/>
-                <w:szCs w:val="21"/>
-                <w:lang w:val="en-US" w:eastAsia="zh-CN"/>
-                <w14:textFill>
-                  <w14:solidFill>
-                    <w14:schemeClr w14:val="bg1"/>
-                  </w14:solidFill>
-                </w14:textFill>
-              </w:rPr>
-              <w:t>{% endif %}{% endfor %}</w:t>
-            </w:r>
+              <w:t>{% endif %}{% endfor %}{% endif %}</w:t>
+            </w:r>
+            <w:bookmarkStart w:id="231" w:name="_GoBack"/>
+            <w:bookmarkEnd w:id="231"/>
           </w:p>
         </w:tc>
         <w:tc>
@@ -6441,15 +6397,15 @@
           <w:lang w:eastAsia="zh-CN"/>
         </w:rPr>
       </w:pPr>
-      <w:bookmarkStart w:id="40" w:name="_Toc24085_WPSOffice_Level1"/>
-      <w:bookmarkStart w:id="41" w:name="_Toc26613"/>
-      <w:bookmarkStart w:id="42" w:name="_Toc15840_WPSOffice_Level1"/>
-      <w:bookmarkStart w:id="43" w:name="_Toc12193"/>
-      <w:bookmarkStart w:id="44" w:name="_Toc9066"/>
-      <w:bookmarkStart w:id="45" w:name="_Toc9914"/>
-      <w:bookmarkStart w:id="46" w:name="_Toc3674"/>
-      <w:bookmarkStart w:id="47" w:name="_Toc21064"/>
-      <w:bookmarkStart w:id="48" w:name="_Toc14255_WPSOffice_Level1"/>
+      <w:bookmarkStart w:id="40" w:name="_Toc9066"/>
+      <w:bookmarkStart w:id="41" w:name="_Toc14255_WPSOffice_Level1"/>
+      <w:bookmarkStart w:id="42" w:name="_Toc24085_WPSOffice_Level1"/>
+      <w:bookmarkStart w:id="43" w:name="_Toc26613"/>
+      <w:bookmarkStart w:id="44" w:name="_Toc21064"/>
+      <w:bookmarkStart w:id="45" w:name="_Toc15840_WPSOffice_Level1"/>
+      <w:bookmarkStart w:id="46" w:name="_Toc12193"/>
+      <w:bookmarkStart w:id="47" w:name="_Toc9914"/>
+      <w:bookmarkStart w:id="48" w:name="_Toc3674"/>
       <w:r>
         <w:rPr>
           <w:rFonts w:hint="eastAsia" w:ascii="Times New Roman" w:hAnsi="Times New Roman" w:eastAsia="微软雅黑" w:cs="黑体"/>
@@ -8600,15 +8556,15 @@
       </w:pPr>
       <w:bookmarkStart w:id="49" w:name="_Toc29730"/>
       <w:bookmarkStart w:id="50" w:name="_Toc5898"/>
-      <w:bookmarkStart w:id="51" w:name="_Toc5590"/>
-      <w:bookmarkStart w:id="52" w:name="_Toc7549"/>
-      <w:bookmarkStart w:id="53" w:name="_Toc28910_WPSOffice_Level1"/>
-      <w:bookmarkStart w:id="54" w:name="_Toc16368_WPSOffice_Level1"/>
-      <w:bookmarkStart w:id="55" w:name="_Toc22484_WPSOffice_Level1"/>
-      <w:bookmarkStart w:id="56" w:name="_Toc28537"/>
+      <w:bookmarkStart w:id="51" w:name="_Toc28537"/>
+      <w:bookmarkStart w:id="52" w:name="_Toc16368_WPSOffice_Level1"/>
+      <w:bookmarkStart w:id="53" w:name="_Toc5590"/>
+      <w:bookmarkStart w:id="54" w:name="_Toc19099"/>
+      <w:bookmarkStart w:id="55" w:name="_Toc7549"/>
+      <w:bookmarkStart w:id="56" w:name="_Toc6864"/>
       <w:bookmarkStart w:id="57" w:name="_Toc8182"/>
-      <w:bookmarkStart w:id="58" w:name="_Toc19099"/>
-      <w:bookmarkStart w:id="59" w:name="_Toc6864"/>
+      <w:bookmarkStart w:id="58" w:name="_Toc28910_WPSOffice_Level1"/>
+      <w:bookmarkStart w:id="59" w:name="_Toc22484_WPSOffice_Level1"/>
       <w:bookmarkStart w:id="60" w:name="_Toc4235"/>
       <w:r>
         <w:rPr>
@@ -8644,13 +8600,13 @@
           <w:lang w:eastAsia="zh-CN"/>
         </w:rPr>
       </w:pPr>
-      <w:bookmarkStart w:id="61" w:name="_Toc31515_WPSOffice_Level2"/>
-      <w:bookmarkStart w:id="62" w:name="_Toc3488_WPSOffice_Level2"/>
-      <w:bookmarkStart w:id="63" w:name="_Toc17111_WPSOffice_Level2"/>
-      <w:bookmarkStart w:id="64" w:name="_Toc11193_WPSOffice_Level2"/>
-      <w:bookmarkStart w:id="65" w:name="_Toc6304_WPSOffice_Level2"/>
-      <w:bookmarkStart w:id="66" w:name="_Toc19280_WPSOffice_Level2"/>
-      <w:bookmarkStart w:id="67" w:name="_Toc6931_WPSOffice_Level2"/>
+      <w:bookmarkStart w:id="61" w:name="_Toc17111_WPSOffice_Level2"/>
+      <w:bookmarkStart w:id="62" w:name="_Toc6931_WPSOffice_Level2"/>
+      <w:bookmarkStart w:id="63" w:name="_Toc6304_WPSOffice_Level2"/>
+      <w:bookmarkStart w:id="64" w:name="_Toc31515_WPSOffice_Level2"/>
+      <w:bookmarkStart w:id="65" w:name="_Toc3488_WPSOffice_Level2"/>
+      <w:bookmarkStart w:id="66" w:name="_Toc11193_WPSOffice_Level2"/>
+      <w:bookmarkStart w:id="67" w:name="_Toc19280_WPSOffice_Level2"/>
       <w:r>
         <w:rPr>
           <w:rFonts w:hint="eastAsia" w:ascii="Times New Roman" w:hAnsi="Times New Roman" w:eastAsia="微软雅黑" w:cs="Times New Roman"/>
@@ -9120,9 +9076,9 @@
       <w:bookmarkStart w:id="69" w:name="_Toc25864_WPSOffice_Level2"/>
       <w:bookmarkStart w:id="70" w:name="_Toc29205_WPSOffice_Level2"/>
       <w:bookmarkStart w:id="71" w:name="_Toc26578_WPSOffice_Level2"/>
-      <w:bookmarkStart w:id="72" w:name="_Toc2822_WPSOffice_Level2"/>
-      <w:bookmarkStart w:id="73" w:name="_Toc14645_WPSOffice_Level2"/>
-      <w:bookmarkStart w:id="74" w:name="_Toc12087_WPSOffice_Level2"/>
+      <w:bookmarkStart w:id="72" w:name="_Toc12087_WPSOffice_Level2"/>
+      <w:bookmarkStart w:id="73" w:name="_Toc2822_WPSOffice_Level2"/>
+      <w:bookmarkStart w:id="74" w:name="_Toc14645_WPSOffice_Level2"/>
       <w:r>
         <w:rPr>
           <w:rFonts w:hint="eastAsia" w:ascii="Times New Roman" w:hAnsi="Times New Roman" w:eastAsia="微软雅黑" w:cs="Times New Roman"/>
@@ -9228,8 +9184,8 @@
               </w:rPr>
             </w:pPr>
             <w:bookmarkStart w:id="75" w:name="_Toc31020_WPSOffice_Level2"/>
-            <w:bookmarkStart w:id="76" w:name="_Toc23221_WPSOffice_Level2"/>
-            <w:bookmarkStart w:id="77" w:name="_Toc5660_WPSOffice_Level2"/>
+            <w:bookmarkStart w:id="76" w:name="_Toc5660_WPSOffice_Level2"/>
+            <w:bookmarkStart w:id="77" w:name="_Toc23221_WPSOffice_Level2"/>
             <w:bookmarkStart w:id="78" w:name="_Toc17905_WPSOffice_Level2"/>
             <w:bookmarkStart w:id="79" w:name="_Toc5261_WPSOffice_Level2"/>
             <w:bookmarkStart w:id="80" w:name="_Toc18696_WPSOffice_Level2"/>
@@ -9698,13 +9654,13 @@
                 <w:szCs w:val="18"/>
               </w:rPr>
             </w:pPr>
-            <w:bookmarkStart w:id="82" w:name="_Toc24626_WPSOffice_Level2"/>
+            <w:bookmarkStart w:id="82" w:name="_Toc11554_WPSOffice_Level2"/>
             <w:bookmarkStart w:id="83" w:name="_Toc20683_WPSOffice_Level2"/>
             <w:bookmarkStart w:id="84" w:name="_Toc28235_WPSOffice_Level2"/>
-            <w:bookmarkStart w:id="85" w:name="_Toc15300_WPSOffice_Level2"/>
-            <w:bookmarkStart w:id="86" w:name="_Toc11554_WPSOffice_Level2"/>
-            <w:bookmarkStart w:id="87" w:name="_Toc23388_WPSOffice_Level2"/>
-            <w:bookmarkStart w:id="88" w:name="_Toc2588_WPSOffice_Level2"/>
+            <w:bookmarkStart w:id="85" w:name="_Toc24626_WPSOffice_Level2"/>
+            <w:bookmarkStart w:id="86" w:name="_Toc23388_WPSOffice_Level2"/>
+            <w:bookmarkStart w:id="87" w:name="_Toc2588_WPSOffice_Level2"/>
+            <w:bookmarkStart w:id="88" w:name="_Toc15300_WPSOffice_Level2"/>
             <w:r>
               <w:rPr>
                 <w:rFonts w:hint="eastAsia" w:ascii="Times New Roman" w:hAnsi="Times New Roman" w:eastAsia="微软雅黑" w:cs="Times New Roman"/>
@@ -10169,13 +10125,13 @@
                 <w:szCs w:val="18"/>
               </w:rPr>
             </w:pPr>
-            <w:bookmarkStart w:id="89" w:name="_Toc16027_WPSOffice_Level2"/>
-            <w:bookmarkStart w:id="90" w:name="_Toc19892_WPSOffice_Level2"/>
-            <w:bookmarkStart w:id="91" w:name="_Toc18182_WPSOffice_Level2"/>
-            <w:bookmarkStart w:id="92" w:name="_Toc30071_WPSOffice_Level2"/>
-            <w:bookmarkStart w:id="93" w:name="_Toc12493_WPSOffice_Level2"/>
-            <w:bookmarkStart w:id="94" w:name="_Toc31650_WPSOffice_Level2"/>
-            <w:bookmarkStart w:id="95" w:name="_Toc22590_WPSOffice_Level2"/>
+            <w:bookmarkStart w:id="89" w:name="_Toc31650_WPSOffice_Level2"/>
+            <w:bookmarkStart w:id="90" w:name="_Toc22590_WPSOffice_Level2"/>
+            <w:bookmarkStart w:id="91" w:name="_Toc30071_WPSOffice_Level2"/>
+            <w:bookmarkStart w:id="92" w:name="_Toc18182_WPSOffice_Level2"/>
+            <w:bookmarkStart w:id="93" w:name="_Toc16027_WPSOffice_Level2"/>
+            <w:bookmarkStart w:id="94" w:name="_Toc12493_WPSOffice_Level2"/>
+            <w:bookmarkStart w:id="95" w:name="_Toc19892_WPSOffice_Level2"/>
             <w:r>
               <w:rPr>
                 <w:rFonts w:hint="eastAsia" w:ascii="Times New Roman" w:hAnsi="Times New Roman" w:eastAsia="微软雅黑" w:cs="Times New Roman"/>
@@ -10640,13 +10596,13 @@
                 <w:szCs w:val="18"/>
               </w:rPr>
             </w:pPr>
-            <w:bookmarkStart w:id="96" w:name="_Toc31447_WPSOffice_Level2"/>
-            <w:bookmarkStart w:id="97" w:name="_Toc28534_WPSOffice_Level2"/>
-            <w:bookmarkStart w:id="98" w:name="_Toc28312_WPSOffice_Level2"/>
+            <w:bookmarkStart w:id="96" w:name="_Toc20571_WPSOffice_Level2"/>
+            <w:bookmarkStart w:id="97" w:name="_Toc31447_WPSOffice_Level2"/>
+            <w:bookmarkStart w:id="98" w:name="_Toc28534_WPSOffice_Level2"/>
             <w:bookmarkStart w:id="99" w:name="_Toc19289_WPSOffice_Level2"/>
-            <w:bookmarkStart w:id="100" w:name="_Toc11689_WPSOffice_Level2"/>
-            <w:bookmarkStart w:id="101" w:name="_Toc20571_WPSOffice_Level2"/>
-            <w:bookmarkStart w:id="102" w:name="_Toc8398_WPSOffice_Level2"/>
+            <w:bookmarkStart w:id="100" w:name="_Toc8398_WPSOffice_Level2"/>
+            <w:bookmarkStart w:id="101" w:name="_Toc28312_WPSOffice_Level2"/>
+            <w:bookmarkStart w:id="102" w:name="_Toc11689_WPSOffice_Level2"/>
             <w:r>
               <w:rPr>
                 <w:rFonts w:hint="eastAsia" w:ascii="Times New Roman" w:hAnsi="Times New Roman" w:eastAsia="微软雅黑" w:cs="Times New Roman"/>
@@ -11112,13 +11068,13 @@
                 <w:szCs w:val="18"/>
               </w:rPr>
             </w:pPr>
-            <w:bookmarkStart w:id="103" w:name="_Toc6863_WPSOffice_Level2"/>
-            <w:bookmarkStart w:id="104" w:name="_Toc5164_WPSOffice_Level2"/>
-            <w:bookmarkStart w:id="105" w:name="_Toc5423_WPSOffice_Level2"/>
-            <w:bookmarkStart w:id="106" w:name="_Toc6170_WPSOffice_Level2"/>
-            <w:bookmarkStart w:id="107" w:name="_Toc6645_WPSOffice_Level2"/>
-            <w:bookmarkStart w:id="108" w:name="_Toc13225_WPSOffice_Level2"/>
-            <w:bookmarkStart w:id="109" w:name="_Toc2683_WPSOffice_Level2"/>
+            <w:bookmarkStart w:id="103" w:name="_Toc5164_WPSOffice_Level2"/>
+            <w:bookmarkStart w:id="104" w:name="_Toc6863_WPSOffice_Level2"/>
+            <w:bookmarkStart w:id="105" w:name="_Toc6170_WPSOffice_Level2"/>
+            <w:bookmarkStart w:id="106" w:name="_Toc6645_WPSOffice_Level2"/>
+            <w:bookmarkStart w:id="107" w:name="_Toc2683_WPSOffice_Level2"/>
+            <w:bookmarkStart w:id="108" w:name="_Toc5423_WPSOffice_Level2"/>
+            <w:bookmarkStart w:id="109" w:name="_Toc13225_WPSOffice_Level2"/>
             <w:r>
               <w:rPr>
                 <w:rFonts w:hint="eastAsia" w:ascii="Times New Roman" w:hAnsi="Times New Roman" w:eastAsia="微软雅黑" w:cs="Times New Roman"/>
@@ -11583,13 +11539,13 @@
                 <w:szCs w:val="18"/>
               </w:rPr>
             </w:pPr>
-            <w:bookmarkStart w:id="110" w:name="_Toc12046_WPSOffice_Level2"/>
-            <w:bookmarkStart w:id="111" w:name="_Toc5860_WPSOffice_Level2"/>
+            <w:bookmarkStart w:id="110" w:name="_Toc29762_WPSOffice_Level2"/>
+            <w:bookmarkStart w:id="111" w:name="_Toc13817_WPSOffice_Level2"/>
             <w:bookmarkStart w:id="112" w:name="_Toc3387_WPSOffice_Level2"/>
-            <w:bookmarkStart w:id="113" w:name="_Toc13817_WPSOffice_Level2"/>
-            <w:bookmarkStart w:id="114" w:name="_Toc6323_WPSOffice_Level2"/>
-            <w:bookmarkStart w:id="115" w:name="_Toc24628_WPSOffice_Level2"/>
-            <w:bookmarkStart w:id="116" w:name="_Toc29762_WPSOffice_Level2"/>
+            <w:bookmarkStart w:id="113" w:name="_Toc12046_WPSOffice_Level2"/>
+            <w:bookmarkStart w:id="114" w:name="_Toc24628_WPSOffice_Level2"/>
+            <w:bookmarkStart w:id="115" w:name="_Toc5860_WPSOffice_Level2"/>
+            <w:bookmarkStart w:id="116" w:name="_Toc6323_WPSOffice_Level2"/>
             <w:r>
               <w:rPr>
                 <w:rFonts w:hint="eastAsia" w:ascii="Times New Roman" w:hAnsi="Times New Roman" w:eastAsia="微软雅黑" w:cs="Times New Roman"/>
@@ -12054,12 +12010,12 @@
                 <w:szCs w:val="18"/>
               </w:rPr>
             </w:pPr>
-            <w:bookmarkStart w:id="117" w:name="_Toc15619_WPSOffice_Level2"/>
-            <w:bookmarkStart w:id="118" w:name="_Toc22500_WPSOffice_Level2"/>
+            <w:bookmarkStart w:id="117" w:name="_Toc13244_WPSOffice_Level2"/>
+            <w:bookmarkStart w:id="118" w:name="_Toc11082_WPSOffice_Level2"/>
             <w:bookmarkStart w:id="119" w:name="_Toc31905_WPSOffice_Level2"/>
-            <w:bookmarkStart w:id="120" w:name="_Toc11082_WPSOffice_Level2"/>
+            <w:bookmarkStart w:id="120" w:name="_Toc22500_WPSOffice_Level2"/>
             <w:bookmarkStart w:id="121" w:name="_Toc708_WPSOffice_Level2"/>
-            <w:bookmarkStart w:id="122" w:name="_Toc13244_WPSOffice_Level2"/>
+            <w:bookmarkStart w:id="122" w:name="_Toc15619_WPSOffice_Level2"/>
             <w:bookmarkStart w:id="123" w:name="_Toc6004_WPSOffice_Level2"/>
             <w:r>
               <w:rPr>
@@ -12528,10 +12484,10 @@
             <w:bookmarkStart w:id="124" w:name="_Toc4042_WPSOffice_Level2"/>
             <w:bookmarkStart w:id="125" w:name="_Toc23443_WPSOffice_Level2"/>
             <w:bookmarkStart w:id="126" w:name="_Toc13664_WPSOffice_Level2"/>
-            <w:bookmarkStart w:id="127" w:name="_Toc7586_WPSOffice_Level2"/>
-            <w:bookmarkStart w:id="128" w:name="_Toc23537_WPSOffice_Level2"/>
+            <w:bookmarkStart w:id="127" w:name="_Toc15479_WPSOffice_Level2"/>
+            <w:bookmarkStart w:id="128" w:name="_Toc7586_WPSOffice_Level2"/>
             <w:bookmarkStart w:id="129" w:name="_Toc21560_WPSOffice_Level2"/>
-            <w:bookmarkStart w:id="130" w:name="_Toc15479_WPSOffice_Level2"/>
+            <w:bookmarkStart w:id="130" w:name="_Toc23537_WPSOffice_Level2"/>
             <w:r>
               <w:rPr>
                 <w:rFonts w:hint="eastAsia" w:ascii="Times New Roman" w:hAnsi="Times New Roman" w:eastAsia="微软雅黑" w:cs="Times New Roman"/>
@@ -12996,13 +12952,13 @@
                 <w:szCs w:val="18"/>
               </w:rPr>
             </w:pPr>
-            <w:bookmarkStart w:id="131" w:name="_Toc29193_WPSOffice_Level2"/>
-            <w:bookmarkStart w:id="132" w:name="_Toc5629_WPSOffice_Level2"/>
-            <w:bookmarkStart w:id="133" w:name="_Toc28498_WPSOffice_Level2"/>
-            <w:bookmarkStart w:id="134" w:name="_Toc2337_WPSOffice_Level2"/>
-            <w:bookmarkStart w:id="135" w:name="_Toc22039_WPSOffice_Level2"/>
-            <w:bookmarkStart w:id="136" w:name="_Toc11254_WPSOffice_Level2"/>
-            <w:bookmarkStart w:id="137" w:name="_Toc10575_WPSOffice_Level2"/>
+            <w:bookmarkStart w:id="131" w:name="_Toc11254_WPSOffice_Level2"/>
+            <w:bookmarkStart w:id="132" w:name="_Toc10575_WPSOffice_Level2"/>
+            <w:bookmarkStart w:id="133" w:name="_Toc2337_WPSOffice_Level2"/>
+            <w:bookmarkStart w:id="134" w:name="_Toc28498_WPSOffice_Level2"/>
+            <w:bookmarkStart w:id="135" w:name="_Toc29193_WPSOffice_Level2"/>
+            <w:bookmarkStart w:id="136" w:name="_Toc22039_WPSOffice_Level2"/>
+            <w:bookmarkStart w:id="137" w:name="_Toc5629_WPSOffice_Level2"/>
             <w:r>
               <w:rPr>
                 <w:rFonts w:hint="eastAsia" w:ascii="Times New Roman" w:hAnsi="Times New Roman" w:eastAsia="微软雅黑" w:cs="Times New Roman"/>
@@ -13467,13 +13423,13 @@
                 <w:szCs w:val="18"/>
               </w:rPr>
             </w:pPr>
-            <w:bookmarkStart w:id="138" w:name="_Toc8985_WPSOffice_Level2"/>
-            <w:bookmarkStart w:id="139" w:name="_Toc17668_WPSOffice_Level2"/>
-            <w:bookmarkStart w:id="140" w:name="_Toc17621_WPSOffice_Level2"/>
-            <w:bookmarkStart w:id="141" w:name="_Toc18866_WPSOffice_Level2"/>
+            <w:bookmarkStart w:id="138" w:name="_Toc17668_WPSOffice_Level2"/>
+            <w:bookmarkStart w:id="139" w:name="_Toc18866_WPSOffice_Level2"/>
+            <w:bookmarkStart w:id="140" w:name="_Toc8519_WPSOffice_Level2"/>
+            <w:bookmarkStart w:id="141" w:name="_Toc17621_WPSOffice_Level2"/>
             <w:bookmarkStart w:id="142" w:name="_Toc2613_WPSOffice_Level2"/>
             <w:bookmarkStart w:id="143" w:name="_Toc13246_WPSOffice_Level2"/>
-            <w:bookmarkStart w:id="144" w:name="_Toc8519_WPSOffice_Level2"/>
+            <w:bookmarkStart w:id="144" w:name="_Toc8985_WPSOffice_Level2"/>
             <w:r>
               <w:rPr>
                 <w:rFonts w:hint="eastAsia" w:ascii="Times New Roman" w:hAnsi="Times New Roman" w:eastAsia="微软雅黑" w:cs="Times New Roman"/>
@@ -13938,9 +13894,9 @@
                 <w:szCs w:val="18"/>
               </w:rPr>
             </w:pPr>
-            <w:bookmarkStart w:id="145" w:name="_Toc6654_WPSOffice_Level2"/>
-            <w:bookmarkStart w:id="146" w:name="_Toc24337_WPSOffice_Level2"/>
-            <w:bookmarkStart w:id="147" w:name="_Toc2334_WPSOffice_Level2"/>
+            <w:bookmarkStart w:id="145" w:name="_Toc24337_WPSOffice_Level2"/>
+            <w:bookmarkStart w:id="146" w:name="_Toc2334_WPSOffice_Level2"/>
+            <w:bookmarkStart w:id="147" w:name="_Toc6654_WPSOffice_Level2"/>
             <w:bookmarkStart w:id="148" w:name="_Toc12118_WPSOffice_Level2"/>
             <w:bookmarkStart w:id="149" w:name="_Toc25338_WPSOffice_Level2"/>
             <w:bookmarkStart w:id="150" w:name="_Toc12027_WPSOffice_Level2"/>
@@ -14409,8 +14365,8 @@
                 <w:szCs w:val="18"/>
               </w:rPr>
             </w:pPr>
-            <w:bookmarkStart w:id="152" w:name="_Toc5840_WPSOffice_Level2"/>
-            <w:bookmarkStart w:id="153" w:name="_Toc6074_WPSOffice_Level2"/>
+            <w:bookmarkStart w:id="152" w:name="_Toc6074_WPSOffice_Level2"/>
+            <w:bookmarkStart w:id="153" w:name="_Toc5840_WPSOffice_Level2"/>
             <w:bookmarkStart w:id="154" w:name="_Toc28807_WPSOffice_Level2"/>
             <w:bookmarkStart w:id="155" w:name="_Toc20736_WPSOffice_Level2"/>
             <w:bookmarkStart w:id="156" w:name="_Toc20271_WPSOffice_Level2"/>
@@ -14880,10 +14836,10 @@
                 <w:szCs w:val="18"/>
               </w:rPr>
             </w:pPr>
-            <w:bookmarkStart w:id="159" w:name="_Toc18813_WPSOffice_Level2"/>
-            <w:bookmarkStart w:id="160" w:name="_Toc24586_WPSOffice_Level2"/>
-            <w:bookmarkStart w:id="161" w:name="_Toc18295_WPSOffice_Level2"/>
-            <w:bookmarkStart w:id="162" w:name="_Toc31683_WPSOffice_Level2"/>
+            <w:bookmarkStart w:id="159" w:name="_Toc24586_WPSOffice_Level2"/>
+            <w:bookmarkStart w:id="160" w:name="_Toc18295_WPSOffice_Level2"/>
+            <w:bookmarkStart w:id="161" w:name="_Toc31683_WPSOffice_Level2"/>
+            <w:bookmarkStart w:id="162" w:name="_Toc18813_WPSOffice_Level2"/>
             <w:bookmarkStart w:id="163" w:name="_Toc22623_WPSOffice_Level2"/>
             <w:bookmarkStart w:id="164" w:name="_Toc18784_WPSOffice_Level2"/>
             <w:bookmarkStart w:id="165" w:name="_Toc26031_WPSOffice_Level2"/>
@@ -15809,13 +15765,13 @@
                 <w:szCs w:val="18"/>
               </w:rPr>
             </w:pPr>
-            <w:bookmarkStart w:id="166" w:name="_Toc31152_WPSOffice_Level2"/>
-            <w:bookmarkStart w:id="167" w:name="_Toc2455_WPSOffice_Level2"/>
-            <w:bookmarkStart w:id="168" w:name="_Toc22167_WPSOffice_Level2"/>
+            <w:bookmarkStart w:id="166" w:name="_Toc22167_WPSOffice_Level2"/>
+            <w:bookmarkStart w:id="167" w:name="_Toc15930_WPSOffice_Level2"/>
+            <w:bookmarkStart w:id="168" w:name="_Toc11576_WPSOffice_Level2"/>
             <w:bookmarkStart w:id="169" w:name="_Toc25837_WPSOffice_Level2"/>
-            <w:bookmarkStart w:id="170" w:name="_Toc15930_WPSOffice_Level2"/>
-            <w:bookmarkStart w:id="171" w:name="_Toc30144_WPSOffice_Level2"/>
-            <w:bookmarkStart w:id="172" w:name="_Toc11576_WPSOffice_Level2"/>
+            <w:bookmarkStart w:id="170" w:name="_Toc2455_WPSOffice_Level2"/>
+            <w:bookmarkStart w:id="171" w:name="_Toc31152_WPSOffice_Level2"/>
+            <w:bookmarkStart w:id="172" w:name="_Toc30144_WPSOffice_Level2"/>
             <w:r>
               <w:rPr>
                 <w:rFonts w:hint="eastAsia" w:ascii="Times New Roman" w:hAnsi="Times New Roman" w:eastAsia="微软雅黑" w:cs="Times New Roman"/>
@@ -16281,12 +16237,12 @@
                 <w:szCs w:val="18"/>
               </w:rPr>
             </w:pPr>
-            <w:bookmarkStart w:id="173" w:name="_Toc21844_WPSOffice_Level2"/>
-            <w:bookmarkStart w:id="174" w:name="_Toc10927_WPSOffice_Level2"/>
+            <w:bookmarkStart w:id="173" w:name="_Toc10927_WPSOffice_Level2"/>
+            <w:bookmarkStart w:id="174" w:name="_Toc21218_WPSOffice_Level2"/>
             <w:bookmarkStart w:id="175" w:name="_Toc18298_WPSOffice_Level2"/>
             <w:bookmarkStart w:id="176" w:name="_Toc6105_WPSOffice_Level2"/>
-            <w:bookmarkStart w:id="177" w:name="_Toc17817_WPSOffice_Level2"/>
-            <w:bookmarkStart w:id="178" w:name="_Toc21218_WPSOffice_Level2"/>
+            <w:bookmarkStart w:id="177" w:name="_Toc21844_WPSOffice_Level2"/>
+            <w:bookmarkStart w:id="178" w:name="_Toc17817_WPSOffice_Level2"/>
             <w:bookmarkStart w:id="179" w:name="_Toc24581_WPSOffice_Level2"/>
             <w:r>
               <w:rPr>
@@ -16752,13 +16708,13 @@
                 <w:szCs w:val="18"/>
               </w:rPr>
             </w:pPr>
-            <w:bookmarkStart w:id="180" w:name="_Toc5805_WPSOffice_Level2"/>
-            <w:bookmarkStart w:id="181" w:name="_Toc7518_WPSOffice_Level2"/>
-            <w:bookmarkStart w:id="182" w:name="_Toc32618_WPSOffice_Level2"/>
-            <w:bookmarkStart w:id="183" w:name="_Toc26632_WPSOffice_Level2"/>
-            <w:bookmarkStart w:id="184" w:name="_Toc20673_WPSOffice_Level2"/>
-            <w:bookmarkStart w:id="185" w:name="_Toc3881_WPSOffice_Level2"/>
-            <w:bookmarkStart w:id="186" w:name="_Toc22953_WPSOffice_Level2"/>
+            <w:bookmarkStart w:id="180" w:name="_Toc22953_WPSOffice_Level2"/>
+            <w:bookmarkStart w:id="181" w:name="_Toc5805_WPSOffice_Level2"/>
+            <w:bookmarkStart w:id="182" w:name="_Toc26632_WPSOffice_Level2"/>
+            <w:bookmarkStart w:id="183" w:name="_Toc7518_WPSOffice_Level2"/>
+            <w:bookmarkStart w:id="184" w:name="_Toc32618_WPSOffice_Level2"/>
+            <w:bookmarkStart w:id="185" w:name="_Toc20673_WPSOffice_Level2"/>
+            <w:bookmarkStart w:id="186" w:name="_Toc3881_WPSOffice_Level2"/>
             <w:r>
               <w:rPr>
                 <w:rFonts w:hint="eastAsia" w:ascii="Times New Roman" w:hAnsi="Times New Roman" w:eastAsia="微软雅黑" w:cs="Times New Roman"/>
@@ -17223,11 +17179,11 @@
                 <w:szCs w:val="18"/>
               </w:rPr>
             </w:pPr>
-            <w:bookmarkStart w:id="187" w:name="_Toc15940_WPSOffice_Level2"/>
-            <w:bookmarkStart w:id="188" w:name="_Toc14661_WPSOffice_Level2"/>
-            <w:bookmarkStart w:id="189" w:name="_Toc9505_WPSOffice_Level2"/>
-            <w:bookmarkStart w:id="190" w:name="_Toc22431_WPSOffice_Level2"/>
-            <w:bookmarkStart w:id="191" w:name="_Toc25299_WPSOffice_Level2"/>
+            <w:bookmarkStart w:id="187" w:name="_Toc25299_WPSOffice_Level2"/>
+            <w:bookmarkStart w:id="188" w:name="_Toc15940_WPSOffice_Level2"/>
+            <w:bookmarkStart w:id="189" w:name="_Toc14661_WPSOffice_Level2"/>
+            <w:bookmarkStart w:id="190" w:name="_Toc9505_WPSOffice_Level2"/>
+            <w:bookmarkStart w:id="191" w:name="_Toc22431_WPSOffice_Level2"/>
             <w:bookmarkStart w:id="192" w:name="_Toc31722_WPSOffice_Level2"/>
             <w:bookmarkStart w:id="193" w:name="_Toc22629_WPSOffice_Level2"/>
             <w:r>
@@ -17694,12 +17650,12 @@
                 <w:szCs w:val="18"/>
               </w:rPr>
             </w:pPr>
-            <w:bookmarkStart w:id="194" w:name="_Toc5581_WPSOffice_Level2"/>
-            <w:bookmarkStart w:id="195" w:name="_Toc27188_WPSOffice_Level2"/>
+            <w:bookmarkStart w:id="194" w:name="_Toc27147_WPSOffice_Level2"/>
+            <w:bookmarkStart w:id="195" w:name="_Toc5581_WPSOffice_Level2"/>
             <w:bookmarkStart w:id="196" w:name="_Toc7607_WPSOffice_Level2"/>
-            <w:bookmarkStart w:id="197" w:name="_Toc20849_WPSOffice_Level2"/>
-            <w:bookmarkStart w:id="198" w:name="_Toc24372_WPSOffice_Level2"/>
-            <w:bookmarkStart w:id="199" w:name="_Toc27147_WPSOffice_Level2"/>
+            <w:bookmarkStart w:id="197" w:name="_Toc27188_WPSOffice_Level2"/>
+            <w:bookmarkStart w:id="198" w:name="_Toc20849_WPSOffice_Level2"/>
+            <w:bookmarkStart w:id="199" w:name="_Toc24372_WPSOffice_Level2"/>
             <w:bookmarkStart w:id="200" w:name="_Toc4328_WPSOffice_Level2"/>
             <w:r>
               <w:rPr>
@@ -18165,13 +18121,13 @@
                 <w:szCs w:val="18"/>
               </w:rPr>
             </w:pPr>
-            <w:bookmarkStart w:id="201" w:name="_Toc11511_WPSOffice_Level2"/>
-            <w:bookmarkStart w:id="202" w:name="_Toc6343_WPSOffice_Level2"/>
+            <w:bookmarkStart w:id="201" w:name="_Toc9066_WPSOffice_Level2"/>
+            <w:bookmarkStart w:id="202" w:name="_Toc8746_WPSOffice_Level2"/>
             <w:bookmarkStart w:id="203" w:name="_Toc26466_WPSOffice_Level2"/>
             <w:bookmarkStart w:id="204" w:name="_Toc23854_WPSOffice_Level2"/>
-            <w:bookmarkStart w:id="205" w:name="_Toc9066_WPSOffice_Level2"/>
-            <w:bookmarkStart w:id="206" w:name="_Toc8746_WPSOffice_Level2"/>
-            <w:bookmarkStart w:id="207" w:name="_Toc23457_WPSOffice_Level2"/>
+            <w:bookmarkStart w:id="205" w:name="_Toc6343_WPSOffice_Level2"/>
+            <w:bookmarkStart w:id="206" w:name="_Toc23457_WPSOffice_Level2"/>
+            <w:bookmarkStart w:id="207" w:name="_Toc11511_WPSOffice_Level2"/>
             <w:r>
               <w:rPr>
                 <w:rFonts w:hint="eastAsia" w:ascii="Times New Roman" w:hAnsi="Times New Roman" w:eastAsia="微软雅黑" w:cs="Times New Roman"/>
@@ -18636,13 +18592,13 @@
                 <w:szCs w:val="18"/>
               </w:rPr>
             </w:pPr>
-            <w:bookmarkStart w:id="208" w:name="_Toc3049_WPSOffice_Level2"/>
-            <w:bookmarkStart w:id="209" w:name="_Toc17938_WPSOffice_Level2"/>
-            <w:bookmarkStart w:id="210" w:name="_Toc20319_WPSOffice_Level2"/>
-            <w:bookmarkStart w:id="211" w:name="_Toc6069_WPSOffice_Level2"/>
-            <w:bookmarkStart w:id="212" w:name="_Toc1557_WPSOffice_Level2"/>
-            <w:bookmarkStart w:id="213" w:name="_Toc17440_WPSOffice_Level2"/>
-            <w:bookmarkStart w:id="214" w:name="_Toc12685_WPSOffice_Level2"/>
+            <w:bookmarkStart w:id="208" w:name="_Toc17938_WPSOffice_Level2"/>
+            <w:bookmarkStart w:id="209" w:name="_Toc20319_WPSOffice_Level2"/>
+            <w:bookmarkStart w:id="210" w:name="_Toc17440_WPSOffice_Level2"/>
+            <w:bookmarkStart w:id="211" w:name="_Toc3049_WPSOffice_Level2"/>
+            <w:bookmarkStart w:id="212" w:name="_Toc6069_WPSOffice_Level2"/>
+            <w:bookmarkStart w:id="213" w:name="_Toc12685_WPSOffice_Level2"/>
+            <w:bookmarkStart w:id="214" w:name="_Toc1557_WPSOffice_Level2"/>
             <w:r>
               <w:rPr>
                 <w:rFonts w:hint="eastAsia" w:ascii="Times New Roman" w:hAnsi="Times New Roman" w:eastAsia="微软雅黑" w:cs="Times New Roman"/>
@@ -19107,13 +19063,13 @@
                 <w:szCs w:val="18"/>
               </w:rPr>
             </w:pPr>
-            <w:bookmarkStart w:id="215" w:name="_Toc21686_WPSOffice_Level2"/>
-            <w:bookmarkStart w:id="216" w:name="_Toc28180_WPSOffice_Level2"/>
-            <w:bookmarkStart w:id="217" w:name="_Toc27824_WPSOffice_Level2"/>
-            <w:bookmarkStart w:id="218" w:name="_Toc18427_WPSOffice_Level2"/>
-            <w:bookmarkStart w:id="219" w:name="_Toc25956_WPSOffice_Level2"/>
-            <w:bookmarkStart w:id="220" w:name="_Toc19766_WPSOffice_Level2"/>
-            <w:bookmarkStart w:id="221" w:name="_Toc29816_WPSOffice_Level2"/>
+            <w:bookmarkStart w:id="215" w:name="_Toc28180_WPSOffice_Level2"/>
+            <w:bookmarkStart w:id="216" w:name="_Toc19766_WPSOffice_Level2"/>
+            <w:bookmarkStart w:id="217" w:name="_Toc29816_WPSOffice_Level2"/>
+            <w:bookmarkStart w:id="218" w:name="_Toc21686_WPSOffice_Level2"/>
+            <w:bookmarkStart w:id="219" w:name="_Toc18427_WPSOffice_Level2"/>
+            <w:bookmarkStart w:id="220" w:name="_Toc27824_WPSOffice_Level2"/>
+            <w:bookmarkStart w:id="221" w:name="_Toc25956_WPSOffice_Level2"/>
             <w:r>
               <w:rPr>
                 <w:rFonts w:hint="eastAsia" w:ascii="Times New Roman" w:hAnsi="Times New Roman" w:eastAsia="微软雅黑" w:cs="Times New Roman"/>
@@ -19579,12 +19535,12 @@
               </w:rPr>
             </w:pPr>
             <w:bookmarkStart w:id="222" w:name="_Toc7268_WPSOffice_Level2"/>
-            <w:bookmarkStart w:id="223" w:name="_Toc9870_WPSOffice_Level2"/>
-            <w:bookmarkStart w:id="224" w:name="_Toc24661_WPSOffice_Level2"/>
-            <w:bookmarkStart w:id="225" w:name="_Toc8959_WPSOffice_Level2"/>
-            <w:bookmarkStart w:id="226" w:name="_Toc19658_WPSOffice_Level2"/>
+            <w:bookmarkStart w:id="223" w:name="_Toc24661_WPSOffice_Level2"/>
+            <w:bookmarkStart w:id="224" w:name="_Toc19658_WPSOffice_Level2"/>
+            <w:bookmarkStart w:id="225" w:name="_Toc27941_WPSOffice_Level2"/>
+            <w:bookmarkStart w:id="226" w:name="_Toc9870_WPSOffice_Level2"/>
             <w:bookmarkStart w:id="227" w:name="_Toc20570_WPSOffice_Level2"/>
-            <w:bookmarkStart w:id="228" w:name="_Toc27941_WPSOffice_Level2"/>
+            <w:bookmarkStart w:id="228" w:name="_Toc8959_WPSOffice_Level2"/>
             <w:r>
               <w:rPr>
                 <w:rFonts w:hint="eastAsia" w:ascii="Times New Roman" w:hAnsi="Times New Roman" w:eastAsia="微软雅黑" w:cs="Times New Roman"/>

--- a/WebContent/docx/实体瘤分子残留病灶MRD检测报告.docx
+++ b/WebContent/docx/实体瘤分子残留病灶MRD检测报告.docx
@@ -452,7 +452,7 @@
                     </pic:cNvPicPr>
                   </pic:nvPicPr>
                   <pic:blipFill>
-                    <a:blip r:embed="rId10"/>
+                    <a:blip r:embed="rId11"/>
                     <a:srcRect/>
                     <a:stretch>
                       <a:fillRect/>
@@ -499,7 +499,7 @@
                     </pic:cNvPicPr>
                   </pic:nvPicPr>
                   <pic:blipFill>
-                    <a:blip r:embed="rId11"/>
+                    <a:blip r:embed="rId12"/>
                     <a:srcRect l="1400" t="66" r="1581" b="-6"/>
                     <a:stretch>
                       <a:fillRect/>
@@ -1253,7 +1253,7 @@
               <w:sz w:val="32"/>
               <w:lang w:eastAsia="zh-CN"/>
             </w:rPr>
-            <w:t>2</w:t>
+            <w:t>3</w:t>
           </w:r>
           <w:r>
             <w:rPr>
@@ -1403,7 +1403,7 @@
               <w:highlight w:val="none"/>
               <w:lang w:eastAsia="zh-CN"/>
             </w:rPr>
-            <w:t>2</w:t>
+            <w:t>3</w:t>
           </w:r>
           <w:r>
             <w:rPr>
@@ -1555,7 +1555,7 @@
               <w:highlight w:val="none"/>
               <w:lang w:eastAsia="zh-CN"/>
             </w:rPr>
-            <w:t>3</w:t>
+            <w:t>4</w:t>
           </w:r>
           <w:r>
             <w:rPr>
@@ -1697,7 +1697,7 @@
               <w:sz w:val="32"/>
               <w:lang w:eastAsia="zh-CN"/>
             </w:rPr>
-            <w:t>4</w:t>
+            <w:t>5</w:t>
           </w:r>
           <w:r>
             <w:rPr>
@@ -1837,7 +1837,7 @@
               <w:szCs w:val="28"/>
               <w:lang w:eastAsia="zh-CN"/>
             </w:rPr>
-            <w:t>4</w:t>
+            <w:t>5</w:t>
           </w:r>
           <w:r>
             <w:rPr>
@@ -1977,7 +1977,7 @@
               <w:szCs w:val="28"/>
               <w:lang w:eastAsia="zh-CN"/>
             </w:rPr>
-            <w:t>5</w:t>
+            <w:t>6</w:t>
           </w:r>
           <w:r>
             <w:rPr>
@@ -2117,7 +2117,7 @@
               <w:szCs w:val="28"/>
               <w:lang w:eastAsia="zh-CN"/>
             </w:rPr>
-            <w:t>8</w:t>
+            <w:t>9</w:t>
           </w:r>
           <w:r>
             <w:rPr>
@@ -2257,7 +2257,7 @@
               <w:szCs w:val="28"/>
               <w:lang w:eastAsia="zh-CN"/>
             </w:rPr>
-            <w:t>9</w:t>
+            <w:t>10</w:t>
           </w:r>
           <w:r>
             <w:rPr>
@@ -2352,14 +2352,14 @@
           <w:docGrid w:linePitch="299" w:charSpace="0"/>
         </w:sectPr>
       </w:pPr>
-      <w:bookmarkStart w:id="0" w:name="_Toc27500"/>
-      <w:bookmarkStart w:id="1" w:name="_Toc21669"/>
-      <w:bookmarkStart w:id="2" w:name="_Toc32054"/>
-      <w:bookmarkStart w:id="3" w:name="_Toc21009_WPSOffice_Level1"/>
-      <w:bookmarkStart w:id="4" w:name="_Toc13806"/>
-      <w:bookmarkStart w:id="5" w:name="_Toc24397"/>
-      <w:bookmarkStart w:id="6" w:name="_Toc24178_WPSOffice_Level1"/>
-      <w:bookmarkStart w:id="7" w:name="_Toc30143_WPSOffice_Level1"/>
+      <w:bookmarkStart w:id="0" w:name="_Toc21009_WPSOffice_Level1"/>
+      <w:bookmarkStart w:id="1" w:name="_Toc13806"/>
+      <w:bookmarkStart w:id="2" w:name="_Toc24397"/>
+      <w:bookmarkStart w:id="3" w:name="_Toc32054"/>
+      <w:bookmarkStart w:id="4" w:name="_Toc24178_WPSOffice_Level1"/>
+      <w:bookmarkStart w:id="5" w:name="_Toc21669"/>
+      <w:bookmarkStart w:id="6" w:name="_Toc30143_WPSOffice_Level1"/>
+      <w:bookmarkStart w:id="7" w:name="_Toc27500"/>
     </w:p>
     <w:p>
       <w:pPr>
@@ -3755,16 +3755,16 @@
           </w14:shadow>
         </w:rPr>
       </w:pPr>
-      <w:bookmarkStart w:id="10" w:name="_Toc4088"/>
-      <w:bookmarkStart w:id="11" w:name="_Toc18058"/>
-      <w:bookmarkStart w:id="12" w:name="_Toc23369_WPSOffice_Level1"/>
-      <w:bookmarkStart w:id="13" w:name="_Toc6221_WPSOffice_Level1"/>
+      <w:bookmarkStart w:id="10" w:name="_Toc23369_WPSOffice_Level1"/>
+      <w:bookmarkStart w:id="11" w:name="_Toc6221_WPSOffice_Level1"/>
+      <w:bookmarkStart w:id="12" w:name="_Toc2563"/>
+      <w:bookmarkStart w:id="13" w:name="_Toc3871"/>
       <w:bookmarkStart w:id="14" w:name="_Toc25920"/>
-      <w:bookmarkStart w:id="15" w:name="_Toc3871"/>
-      <w:bookmarkStart w:id="16" w:name="_Toc2563"/>
-      <w:bookmarkStart w:id="17" w:name="_Toc1410"/>
-      <w:bookmarkStart w:id="18" w:name="_Toc23161"/>
-      <w:bookmarkStart w:id="19" w:name="_Toc24028"/>
+      <w:bookmarkStart w:id="15" w:name="_Toc18058"/>
+      <w:bookmarkStart w:id="16" w:name="_Toc1410"/>
+      <w:bookmarkStart w:id="17" w:name="_Toc4088"/>
+      <w:bookmarkStart w:id="18" w:name="_Toc24028"/>
+      <w:bookmarkStart w:id="19" w:name="_Toc23161"/>
       <w:bookmarkStart w:id="20" w:name="_Toc18702"/>
       <w:r>
         <w:rPr>
@@ -4574,25 +4574,7 @@
           <w:highlight w:val="none"/>
           <w:lang w:eastAsia="zh-CN"/>
         </w:rPr>
-        <w:t>：本次外周血ctDNA样本未检测出与基线肿瘤组织样本一致的突变。由于外周血样本中ctDNA</w:t>
-      </w:r>
-      <w:r>
-        <w:rPr>
-          <w:rFonts w:hint="eastAsia" w:ascii="Times New Roman" w:hAnsi="Times New Roman" w:eastAsia="微软雅黑" w:cs="Times New Roman"/>
-          <w:sz w:val="18"/>
-          <w:highlight w:val="none"/>
-          <w:lang w:val="en-US" w:eastAsia="zh-CN"/>
-        </w:rPr>
-        <w:t>2</w:t>
-      </w:r>
-      <w:r>
-        <w:rPr>
-          <w:rFonts w:hint="eastAsia" w:ascii="Times New Roman" w:hAnsi="Times New Roman" w:eastAsia="微软雅黑" w:cs="Times New Roman"/>
-          <w:sz w:val="18"/>
-          <w:highlight w:val="none"/>
-          <w:lang w:eastAsia="zh-CN"/>
-        </w:rPr>
-        <w:t>含量与肿瘤分期、是否接受根治性手术治疗、病灶部位等多种因素相关，阴性不一定代表患者体内完全没有肿瘤细胞。进一步说明持续动态监测的必要性，持续的阴性结果可能提示预后良好。</w:t>
+        <w:t>：本次外周血ctDNA样本未检测出与基线肿瘤组织样本一致的突变。由于外周血样本中ctDNA含量与肿瘤分期、是否接受根治性手术治疗、病灶部位等多种因素相关，阴性不一定代表患者体内完全没有肿瘤细胞。进一步说明持续动态监测的必要性，持续的阴性结果可能提示预后良好。</w:t>
       </w:r>
     </w:p>
     <w:p>
@@ -4675,6 +4657,3038 @@
           <w:sz w:val="18"/>
           <w:highlight w:val="none"/>
           <w:lang w:val="en-US" w:eastAsia="zh-CN"/>
+        </w:rPr>
+        <w:t>{% endif %}</w:t>
+      </w:r>
+    </w:p>
+    <w:p>
+      <w:pPr>
+        <w:keepNext w:val="0"/>
+        <w:keepLines w:val="0"/>
+        <w:pageBreakBefore w:val="0"/>
+        <w:widowControl w:val="0"/>
+        <w:numPr>
+          <w:ilvl w:val="0"/>
+          <w:numId w:val="0"/>
+        </w:numPr>
+        <w:kinsoku/>
+        <w:wordWrap/>
+        <w:overflowPunct/>
+        <w:topLinePunct w:val="0"/>
+        <w:autoSpaceDE/>
+        <w:autoSpaceDN/>
+        <w:bidi w:val="0"/>
+        <w:adjustRightInd/>
+        <w:snapToGrid/>
+        <w:spacing w:line="216" w:lineRule="auto"/>
+        <w:textAlignment w:val="auto"/>
+        <w:rPr>
+          <w:rFonts w:ascii="微软雅黑" w:hAnsi="微软雅黑" w:eastAsia="微软雅黑" w:cs="微软雅黑"/>
+          <w:sz w:val="18"/>
+          <w:szCs w:val="18"/>
+          <w:lang w:eastAsia="zh-CN" w:bidi="ar"/>
+        </w:rPr>
+      </w:pPr>
+      <w:r>
+        <w:rPr>
+          <w:rFonts w:hint="eastAsia" w:ascii="Times New Roman" w:hAnsi="Times New Roman" w:eastAsia="微软雅黑" w:cs="Times New Roman"/>
+          <w:sz w:val="24"/>
+          <w:szCs w:val="24"/>
+          <w:lang w:eastAsia="zh-CN"/>
+        </w:rPr>
+        <w:t xml:space="preserve">{% if testedby == </w:t>
+      </w:r>
+      <w:r>
+        <w:rPr>
+          <w:rFonts w:ascii="Times New Roman" w:hAnsi="Times New Roman" w:eastAsia="微软雅黑" w:cs="Times New Roman"/>
+          <w:sz w:val="24"/>
+          <w:szCs w:val="24"/>
+          <w:lang w:eastAsia="zh-CN"/>
+        </w:rPr>
+        <w:t>“</w:t>
+      </w:r>
+      <w:r>
+        <w:rPr>
+          <w:rFonts w:hint="eastAsia" w:ascii="Times New Roman" w:hAnsi="Times New Roman" w:eastAsia="微软雅黑" w:cs="Times New Roman"/>
+          <w:sz w:val="24"/>
+          <w:szCs w:val="24"/>
+          <w:lang w:eastAsia="zh-CN"/>
+        </w:rPr>
+        <w:t>1</w:t>
+      </w:r>
+      <w:r>
+        <w:rPr>
+          <w:rFonts w:ascii="Times New Roman" w:hAnsi="Times New Roman" w:eastAsia="微软雅黑" w:cs="Times New Roman"/>
+          <w:sz w:val="24"/>
+          <w:szCs w:val="24"/>
+          <w:lang w:eastAsia="zh-CN"/>
+        </w:rPr>
+        <w:t>”</w:t>
+      </w:r>
+      <w:r>
+        <w:rPr>
+          <w:rFonts w:hint="eastAsia" w:ascii="Times New Roman" w:hAnsi="Times New Roman" w:eastAsia="微软雅黑" w:cs="Times New Roman"/>
+          <w:sz w:val="24"/>
+          <w:szCs w:val="24"/>
+          <w:lang w:eastAsia="zh-CN"/>
+        </w:rPr>
+        <w:t xml:space="preserve"> %}</w:t>
+      </w:r>
+    </w:p>
+    <w:p>
+      <w:pPr>
+        <w:rPr>
+          <w:lang w:eastAsia="zh-CN"/>
+        </w:rPr>
+      </w:pPr>
+    </w:p>
+    <w:p>
+      <w:pPr>
+        <w:rPr>
+          <w:lang w:eastAsia="zh-CN"/>
+        </w:rPr>
+      </w:pPr>
+    </w:p>
+    <w:tbl>
+      <w:tblPr>
+        <w:tblStyle w:val="37"/>
+        <w:tblW w:w="6772" w:type="dxa"/>
+        <w:jc w:val="right"/>
+        <w:tblLayout w:type="fixed"/>
+        <w:tblCellMar>
+          <w:top w:w="0" w:type="dxa"/>
+          <w:left w:w="0" w:type="dxa"/>
+          <w:bottom w:w="0" w:type="dxa"/>
+          <w:right w:w="0" w:type="dxa"/>
+        </w:tblCellMar>
+      </w:tblPr>
+      <w:tblGrid>
+        <w:gridCol w:w="1272"/>
+        <w:gridCol w:w="2040"/>
+        <w:gridCol w:w="1166"/>
+        <w:gridCol w:w="2294"/>
+      </w:tblGrid>
+      <w:tr>
+        <w:tblPrEx>
+          <w:tblCellMar>
+            <w:top w:w="0" w:type="dxa"/>
+            <w:left w:w="0" w:type="dxa"/>
+            <w:bottom w:w="0" w:type="dxa"/>
+            <w:right w:w="0" w:type="dxa"/>
+          </w:tblCellMar>
+        </w:tblPrEx>
+        <w:trPr>
+          <w:trHeight w:val="441" w:hRule="exact"/>
+          <w:jc w:val="right"/>
+        </w:trPr>
+        <w:tc>
+          <w:tcPr>
+            <w:tcW w:w="1272" w:type="dxa"/>
+            <w:vAlign w:val="center"/>
+          </w:tcPr>
+          <w:p>
+            <w:pPr>
+              <w:pStyle w:val="20"/>
+              <w:spacing w:before="13"/>
+              <w:ind w:left="13" w:right="95"/>
+              <w:jc w:val="both"/>
+              <w:rPr>
+                <w:rFonts w:ascii="Times New Roman" w:hAnsi="Times New Roman" w:cs="Times New Roman"/>
+                <w:b/>
+                <w:sz w:val="24"/>
+                <w:szCs w:val="24"/>
+              </w:rPr>
+            </w:pPr>
+            <w:r>
+              <w:rPr>
+                <w:rFonts w:ascii="Times New Roman" w:hAnsi="Times New Roman" w:cs="Times New Roman"/>
+                <w:b/>
+                <w:sz w:val="24"/>
+                <w:szCs w:val="24"/>
+              </w:rPr>
+              <w:t>检测人：</w:t>
+            </w:r>
+          </w:p>
+        </w:tc>
+        <w:tc>
+          <w:tcPr>
+            <w:tcW w:w="2040" w:type="dxa"/>
+            <w:vAlign w:val="center"/>
+          </w:tcPr>
+          <w:p>
+            <w:pPr>
+              <w:pStyle w:val="20"/>
+              <w:spacing w:before="13"/>
+              <w:jc w:val="both"/>
+              <w:rPr>
+                <w:rFonts w:ascii="Times New Roman" w:hAnsi="Times New Roman" w:cs="Times New Roman"/>
+                <w:b/>
+                <w:sz w:val="24"/>
+                <w:szCs w:val="24"/>
+              </w:rPr>
+            </w:pPr>
+            <w:r>
+              <w:rPr>
+                <w:sz w:val="22"/>
+              </w:rPr>
+              <mc:AlternateContent>
+                <mc:Choice Requires="wpg">
+                  <w:drawing>
+                    <wp:anchor distT="0" distB="0" distL="114300" distR="114300" simplePos="0" relativeHeight="251667456" behindDoc="0" locked="0" layoutInCell="1" allowOverlap="1">
+                      <wp:simplePos x="0" y="0"/>
+                      <wp:positionH relativeFrom="column">
+                        <wp:posOffset>0</wp:posOffset>
+                      </wp:positionH>
+                      <wp:positionV relativeFrom="paragraph">
+                        <wp:posOffset>-460375</wp:posOffset>
+                      </wp:positionV>
+                      <wp:extent cx="3080385" cy="1442720"/>
+                      <wp:effectExtent l="0" t="0" r="13335" b="5080"/>
+                      <wp:wrapNone/>
+                      <wp:docPr id="7" name="组合 7"/>
+                      <wp:cNvGraphicFramePr/>
+                      <a:graphic xmlns:a="http://schemas.openxmlformats.org/drawingml/2006/main">
+                        <a:graphicData uri="http://schemas.microsoft.com/office/word/2010/wordprocessingGroup">
+                          <wpg:wgp>
+                            <wpg:cNvGrpSpPr/>
+                            <wpg:grpSpPr>
+                              <a:xfrm>
+                                <a:off x="0" y="0"/>
+                                <a:ext cx="3080385" cy="1442720"/>
+                                <a:chOff x="17956" y="37747"/>
+                                <a:chExt cx="4851" cy="2272"/>
+                              </a:xfrm>
+                            </wpg:grpSpPr>
+                            <wpg:grpSp>
+                              <wpg:cNvPr id="8" name="组合 16"/>
+                              <wpg:cNvGrpSpPr/>
+                              <wpg:grpSpPr>
+                                <a:xfrm>
+                                  <a:off x="17956" y="38313"/>
+                                  <a:ext cx="4049" cy="646"/>
+                                  <a:chOff x="17956" y="38313"/>
+                                  <a:chExt cx="4049" cy="646"/>
+                                </a:xfrm>
+                              </wpg:grpSpPr>
+                              <pic:pic xmlns:pic="http://schemas.openxmlformats.org/drawingml/2006/picture">
+                                <pic:nvPicPr>
+                                  <pic:cNvPr id="12" name="图片 29" descr="IMG_256"/>
+                                  <pic:cNvPicPr>
+                                    <a:picLocks noChangeAspect="1"/>
+                                  </pic:cNvPicPr>
+                                </pic:nvPicPr>
+                                <pic:blipFill>
+                                  <a:blip r:embed="rId13">
+                                    <a:clrChange>
+                                      <a:clrFrom>
+                                        <a:srgbClr val="FFFFFF">
+                                          <a:alpha val="100000"/>
+                                        </a:srgbClr>
+                                      </a:clrFrom>
+                                      <a:clrTo>
+                                        <a:srgbClr val="FFFFFF">
+                                          <a:alpha val="100000"/>
+                                          <a:alpha val="0"/>
+                                        </a:srgbClr>
+                                      </a:clrTo>
+                                    </a:clrChange>
+                                  </a:blip>
+                                  <a:stretch>
+                                    <a:fillRect/>
+                                  </a:stretch>
+                                </pic:blipFill>
+                                <pic:spPr>
+                                  <a:xfrm>
+                                    <a:off x="21031" y="38313"/>
+                                    <a:ext cx="975" cy="570"/>
+                                  </a:xfrm>
+                                  <a:prstGeom prst="rect">
+                                    <a:avLst/>
+                                  </a:prstGeom>
+                                  <a:noFill/>
+                                  <a:ln w="9525">
+                                    <a:noFill/>
+                                  </a:ln>
+                                </pic:spPr>
+                              </pic:pic>
+                              <pic:pic xmlns:pic="http://schemas.openxmlformats.org/drawingml/2006/picture">
+                                <pic:nvPicPr>
+                                  <pic:cNvPr id="15" name="图片 15" descr="c9514d16fd70679bf0495aeebb03c72d_compress"/>
+                                  <pic:cNvPicPr>
+                                    <a:picLocks noChangeAspect="1"/>
+                                  </pic:cNvPicPr>
+                                </pic:nvPicPr>
+                                <pic:blipFill>
+                                  <a:blip r:embed="rId14"/>
+                                  <a:srcRect l="21003" t="56913" r="27176" b="26386"/>
+                                  <a:stretch>
+                                    <a:fillRect/>
+                                  </a:stretch>
+                                </pic:blipFill>
+                                <pic:spPr>
+                                  <a:xfrm>
+                                    <a:off x="17956" y="38485"/>
+                                    <a:ext cx="1550" cy="475"/>
+                                  </a:xfrm>
+                                  <a:prstGeom prst="rect">
+                                    <a:avLst/>
+                                  </a:prstGeom>
+                                </pic:spPr>
+                              </pic:pic>
+                            </wpg:grpSp>
+                            <pic:pic xmlns:pic="http://schemas.openxmlformats.org/drawingml/2006/picture">
+                              <pic:nvPicPr>
+                                <pic:cNvPr id="18" name="图片 25"/>
+                                <pic:cNvPicPr>
+                                  <a:picLocks noChangeAspect="1" noChangeArrowheads="1"/>
+                                </pic:cNvPicPr>
+                              </pic:nvPicPr>
+                              <pic:blipFill>
+                                <a:blip r:embed="rId15">
+                                  <a:extLst>
+                                    <a:ext uri="{28A0092B-C50C-407E-A947-70E740481C1C}">
+                                      <a14:useLocalDpi xmlns:a14="http://schemas.microsoft.com/office/drawing/2010/main" val="0"/>
+                                    </a:ext>
+                                  </a:extLst>
+                                </a:blip>
+                                <a:srcRect/>
+                                <a:stretch>
+                                  <a:fillRect/>
+                                </a:stretch>
+                              </pic:blipFill>
+                              <pic:spPr>
+                                <a:xfrm>
+                                  <a:off x="20535" y="37747"/>
+                                  <a:ext cx="2273" cy="2273"/>
+                                </a:xfrm>
+                                <a:prstGeom prst="rect">
+                                  <a:avLst/>
+                                </a:prstGeom>
+                                <a:noFill/>
+                                <a:ln>
+                                  <a:noFill/>
+                                </a:ln>
+                              </pic:spPr>
+                            </pic:pic>
+                          </wpg:wgp>
+                        </a:graphicData>
+                      </a:graphic>
+                    </wp:anchor>
+                  </w:drawing>
+                </mc:Choice>
+                <mc:Fallback>
+                  <w:pict>
+                    <v:group id="_x0000_s1026" o:spid="_x0000_s1026" o:spt="203" style="position:absolute;left:0pt;margin-left:0pt;margin-top:-36.25pt;height:113.6pt;width:242.55pt;z-index:251667456;mso-width-relative:page;mso-height-relative:page;" coordorigin="17956,37747" coordsize="4851,2272" o:gfxdata="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">
+                      <o:lock v:ext="edit" aspectratio="f"/>
+                      <v:group id="组合 16" o:spid="_x0000_s1026" o:spt="203" style="position:absolute;left:17956;top:38313;height:646;width:4049;" coordorigin="17956,38313" coordsize="4049,646" o:gfxdata="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">
+                        <o:lock v:ext="edit" aspectratio="f"/>
+                        <v:shape id="图片 29" o:spid="_x0000_s1026" o:spt="75" alt="IMG_256" type="#_x0000_t75" style="position:absolute;left:21031;top:38313;height:570;width:975;" filled="f" o:preferrelative="t" stroked="f" coordsize="21600,21600" o:gfxdata="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">
+                          <v:fill on="f" focussize="0,0"/>
+                          <v:stroke on="f"/>
+                          <v:imagedata r:id="rId13" chromakey="#FFFFFF" o:title=""/>
+                          <o:lock v:ext="edit" aspectratio="t"/>
+                        </v:shape>
+                        <v:shape id="_x0000_s1026" o:spid="_x0000_s1026" o:spt="75" alt="c9514d16fd70679bf0495aeebb03c72d_compress" type="#_x0000_t75" style="position:absolute;left:17956;top:38485;height:475;width:1550;" filled="f" o:preferrelative="t" stroked="f" coordsize="21600,21600" o:gfxdata="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">
+                          <v:fill on="f" focussize="0,0"/>
+                          <v:stroke on="f"/>
+                          <v:imagedata r:id="rId14" cropleft="13765f" croptop="37299f" cropright="17810f" cropbottom="17292f" o:title=""/>
+                          <o:lock v:ext="edit" aspectratio="t"/>
+                        </v:shape>
+                      </v:group>
+                      <v:shape id="图片 25" o:spid="_x0000_s1026" o:spt="75" type="#_x0000_t75" style="position:absolute;left:20535;top:37747;height:2273;width:2273;" filled="f" o:preferrelative="t" stroked="f" coordsize="21600,21600" o:gfxdata="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">
+                        <v:fill on="f" focussize="0,0"/>
+                        <v:stroke on="f"/>
+                        <v:imagedata r:id="rId15" o:title=""/>
+                        <o:lock v:ext="edit" aspectratio="t"/>
+                      </v:shape>
+                    </v:group>
+                  </w:pict>
+                </mc:Fallback>
+              </mc:AlternateContent>
+            </w:r>
+          </w:p>
+        </w:tc>
+        <w:tc>
+          <w:tcPr>
+            <w:tcW w:w="1166" w:type="dxa"/>
+            <w:vAlign w:val="center"/>
+          </w:tcPr>
+          <w:p>
+            <w:pPr>
+              <w:pStyle w:val="20"/>
+              <w:spacing w:before="13"/>
+              <w:jc w:val="both"/>
+              <w:rPr>
+                <w:rFonts w:ascii="Times New Roman" w:hAnsi="Times New Roman" w:cs="Times New Roman"/>
+                <w:b/>
+                <w:sz w:val="24"/>
+                <w:szCs w:val="24"/>
+              </w:rPr>
+            </w:pPr>
+            <w:r>
+              <w:rPr>
+                <w:rFonts w:ascii="Times New Roman" w:hAnsi="Times New Roman" w:cs="Times New Roman"/>
+                <w:b/>
+                <w:sz w:val="24"/>
+                <w:szCs w:val="24"/>
+              </w:rPr>
+              <w:t>复核人</w:t>
+            </w:r>
+            <w:r>
+              <w:rPr>
+                <w:rFonts w:ascii="Times New Roman" w:hAnsi="Times New Roman" w:cs="Times New Roman"/>
+                <w:b/>
+                <w:sz w:val="24"/>
+                <w:szCs w:val="24"/>
+                <w:lang w:eastAsia="zh-CN"/>
+              </w:rPr>
+              <w:t>：</w:t>
+            </w:r>
+          </w:p>
+        </w:tc>
+        <w:tc>
+          <w:tcPr>
+            <w:tcW w:w="2294" w:type="dxa"/>
+            <w:vAlign w:val="center"/>
+          </w:tcPr>
+          <w:p>
+            <w:pPr>
+              <w:pStyle w:val="20"/>
+              <w:spacing w:before="13"/>
+              <w:ind w:right="15"/>
+              <w:jc w:val="both"/>
+              <w:rPr>
+                <w:rFonts w:ascii="Times New Roman" w:hAnsi="Times New Roman" w:cs="Times New Roman"/>
+                <w:b/>
+                <w:sz w:val="24"/>
+                <w:szCs w:val="24"/>
+              </w:rPr>
+            </w:pPr>
+          </w:p>
+        </w:tc>
+      </w:tr>
+      <w:tr>
+        <w:tblPrEx>
+          <w:tblCellMar>
+            <w:top w:w="0" w:type="dxa"/>
+            <w:left w:w="0" w:type="dxa"/>
+            <w:bottom w:w="0" w:type="dxa"/>
+            <w:right w:w="0" w:type="dxa"/>
+          </w:tblCellMar>
+        </w:tblPrEx>
+        <w:trPr>
+          <w:trHeight w:val="457" w:hRule="exact"/>
+          <w:jc w:val="right"/>
+        </w:trPr>
+        <w:tc>
+          <w:tcPr>
+            <w:tcW w:w="1272" w:type="dxa"/>
+            <w:vAlign w:val="center"/>
+          </w:tcPr>
+          <w:p>
+            <w:pPr>
+              <w:pStyle w:val="20"/>
+              <w:spacing w:line="341" w:lineRule="exact"/>
+              <w:ind w:left="13" w:right="165"/>
+              <w:jc w:val="both"/>
+              <w:rPr>
+                <w:rFonts w:ascii="Times New Roman" w:hAnsi="Times New Roman" w:cs="Times New Roman"/>
+                <w:b/>
+                <w:sz w:val="24"/>
+                <w:szCs w:val="24"/>
+              </w:rPr>
+            </w:pPr>
+            <w:r>
+              <w:rPr>
+                <w:rFonts w:ascii="Times New Roman" w:hAnsi="Times New Roman" w:cs="Times New Roman"/>
+                <w:b/>
+                <w:sz w:val="24"/>
+                <w:szCs w:val="24"/>
+              </w:rPr>
+              <w:t>日</w:t>
+            </w:r>
+            <w:r>
+              <w:rPr>
+                <w:rFonts w:ascii="Times New Roman" w:hAnsi="Times New Roman" w:cs="Times New Roman"/>
+                <w:b/>
+                <w:sz w:val="24"/>
+                <w:szCs w:val="24"/>
+                <w:lang w:eastAsia="zh-CN"/>
+              </w:rPr>
+              <w:t xml:space="preserve">  </w:t>
+            </w:r>
+            <w:r>
+              <w:rPr>
+                <w:rFonts w:ascii="Times New Roman" w:hAnsi="Times New Roman" w:cs="Times New Roman"/>
+                <w:b/>
+                <w:sz w:val="24"/>
+                <w:szCs w:val="24"/>
+              </w:rPr>
+              <w:t>期：</w:t>
+            </w:r>
+          </w:p>
+        </w:tc>
+        <w:tc>
+          <w:tcPr>
+            <w:tcW w:w="2040" w:type="dxa"/>
+            <w:vAlign w:val="center"/>
+          </w:tcPr>
+          <w:p>
+            <w:pPr>
+              <w:pStyle w:val="20"/>
+              <w:spacing w:line="363" w:lineRule="exact"/>
+              <w:jc w:val="both"/>
+              <w:rPr>
+                <w:rFonts w:ascii="Times New Roman" w:hAnsi="Times New Roman" w:cs="Times New Roman"/>
+                <w:sz w:val="24"/>
+                <w:szCs w:val="24"/>
+              </w:rPr>
+            </w:pPr>
+            <w:r>
+              <w:rPr>
+                <w:rFonts w:ascii="Times New Roman" w:hAnsi="Times New Roman" w:cs="Times New Roman"/>
+                <w:kern w:val="2"/>
+                <w:sz w:val="24"/>
+                <w:szCs w:val="24"/>
+                <w:lang w:eastAsia="zh-CN"/>
+              </w:rPr>
+              <w:t>{{ reportdate }}</w:t>
+            </w:r>
+          </w:p>
+        </w:tc>
+        <w:tc>
+          <w:tcPr>
+            <w:tcW w:w="1166" w:type="dxa"/>
+            <w:vAlign w:val="center"/>
+          </w:tcPr>
+          <w:p>
+            <w:pPr>
+              <w:pStyle w:val="20"/>
+              <w:spacing w:line="341" w:lineRule="exact"/>
+              <w:jc w:val="both"/>
+              <w:rPr>
+                <w:rFonts w:ascii="Times New Roman" w:hAnsi="Times New Roman" w:cs="Times New Roman"/>
+                <w:b/>
+                <w:sz w:val="24"/>
+                <w:szCs w:val="24"/>
+              </w:rPr>
+            </w:pPr>
+            <w:r>
+              <w:rPr>
+                <w:rFonts w:ascii="Times New Roman" w:hAnsi="Times New Roman" w:cs="Times New Roman"/>
+                <w:b/>
+                <w:sz w:val="24"/>
+                <w:szCs w:val="24"/>
+              </w:rPr>
+              <w:t>日</w:t>
+            </w:r>
+            <w:r>
+              <w:rPr>
+                <w:rFonts w:ascii="Times New Roman" w:hAnsi="Times New Roman" w:cs="Times New Roman"/>
+                <w:b/>
+                <w:sz w:val="24"/>
+                <w:szCs w:val="24"/>
+                <w:lang w:eastAsia="zh-CN"/>
+              </w:rPr>
+              <w:t xml:space="preserve">  </w:t>
+            </w:r>
+            <w:r>
+              <w:rPr>
+                <w:rFonts w:ascii="Times New Roman" w:hAnsi="Times New Roman" w:cs="Times New Roman"/>
+                <w:b/>
+                <w:sz w:val="24"/>
+                <w:szCs w:val="24"/>
+              </w:rPr>
+              <w:t>期：</w:t>
+            </w:r>
+          </w:p>
+        </w:tc>
+        <w:tc>
+          <w:tcPr>
+            <w:tcW w:w="2294" w:type="dxa"/>
+            <w:vAlign w:val="center"/>
+          </w:tcPr>
+          <w:p>
+            <w:pPr>
+              <w:pStyle w:val="20"/>
+              <w:spacing w:line="363" w:lineRule="exact"/>
+              <w:ind w:right="15"/>
+              <w:jc w:val="both"/>
+              <w:rPr>
+                <w:rFonts w:ascii="Times New Roman" w:hAnsi="Times New Roman" w:cs="Times New Roman"/>
+                <w:sz w:val="24"/>
+                <w:szCs w:val="24"/>
+              </w:rPr>
+            </w:pPr>
+            <w:r>
+              <w:rPr>
+                <w:rFonts w:ascii="Times New Roman" w:hAnsi="Times New Roman" w:cs="Times New Roman"/>
+                <w:kern w:val="2"/>
+                <w:sz w:val="24"/>
+                <w:szCs w:val="24"/>
+                <w:lang w:eastAsia="zh-CN"/>
+              </w:rPr>
+              <w:t>{{ reportdate }}</w:t>
+            </w:r>
+          </w:p>
+        </w:tc>
+      </w:tr>
+    </w:tbl>
+    <w:p>
+      <w:pPr>
+        <w:rPr>
+          <w:rFonts w:ascii="Times New Roman" w:hAnsi="Times New Roman" w:eastAsia="微软雅黑" w:cs="Times New Roman"/>
+          <w:sz w:val="24"/>
+          <w:szCs w:val="24"/>
+          <w:lang w:eastAsia="zh-CN"/>
+        </w:rPr>
+      </w:pPr>
+      <w:r>
+        <w:rPr>
+          <w:rFonts w:hint="eastAsia" w:ascii="Times New Roman" w:hAnsi="Times New Roman" w:eastAsia="微软雅黑" w:cs="Times New Roman"/>
+          <w:sz w:val="24"/>
+          <w:szCs w:val="24"/>
+          <w:lang w:eastAsia="zh-CN"/>
+        </w:rPr>
+        <w:t xml:space="preserve">{% endif %}{% if testedby == </w:t>
+      </w:r>
+      <w:r>
+        <w:rPr>
+          <w:rFonts w:ascii="Times New Roman" w:hAnsi="Times New Roman" w:eastAsia="微软雅黑" w:cs="Times New Roman"/>
+          <w:sz w:val="24"/>
+          <w:szCs w:val="24"/>
+          <w:lang w:eastAsia="zh-CN"/>
+        </w:rPr>
+        <w:t>“</w:t>
+      </w:r>
+      <w:r>
+        <w:rPr>
+          <w:rFonts w:hint="eastAsia" w:ascii="Times New Roman" w:hAnsi="Times New Roman" w:eastAsia="微软雅黑" w:cs="Times New Roman"/>
+          <w:sz w:val="24"/>
+          <w:szCs w:val="24"/>
+          <w:lang w:eastAsia="zh-CN"/>
+        </w:rPr>
+        <w:t>2</w:t>
+      </w:r>
+      <w:r>
+        <w:rPr>
+          <w:rFonts w:ascii="Times New Roman" w:hAnsi="Times New Roman" w:eastAsia="微软雅黑" w:cs="Times New Roman"/>
+          <w:sz w:val="24"/>
+          <w:szCs w:val="24"/>
+          <w:lang w:eastAsia="zh-CN"/>
+        </w:rPr>
+        <w:t>”</w:t>
+      </w:r>
+      <w:r>
+        <w:rPr>
+          <w:rFonts w:hint="eastAsia" w:ascii="Times New Roman" w:hAnsi="Times New Roman" w:eastAsia="微软雅黑" w:cs="Times New Roman"/>
+          <w:sz w:val="24"/>
+          <w:szCs w:val="24"/>
+          <w:lang w:eastAsia="zh-CN"/>
+        </w:rPr>
+        <w:t xml:space="preserve"> %}</w:t>
+      </w:r>
+    </w:p>
+    <w:p>
+      <w:pPr>
+        <w:rPr>
+          <w:rFonts w:hint="default"/>
+          <w:sz w:val="24"/>
+          <w:lang w:val="en-US" w:eastAsia="zh-CN"/>
+        </w:rPr>
+      </w:pPr>
+    </w:p>
+    <w:p>
+      <w:pPr>
+        <w:rPr>
+          <w:sz w:val="24"/>
+          <w:lang w:eastAsia="zh-CN"/>
+        </w:rPr>
+      </w:pPr>
+    </w:p>
+    <w:tbl>
+      <w:tblPr>
+        <w:tblStyle w:val="37"/>
+        <w:tblW w:w="6772" w:type="dxa"/>
+        <w:jc w:val="right"/>
+        <w:tblLayout w:type="fixed"/>
+        <w:tblCellMar>
+          <w:top w:w="0" w:type="dxa"/>
+          <w:left w:w="0" w:type="dxa"/>
+          <w:bottom w:w="0" w:type="dxa"/>
+          <w:right w:w="0" w:type="dxa"/>
+        </w:tblCellMar>
+      </w:tblPr>
+      <w:tblGrid>
+        <w:gridCol w:w="1272"/>
+        <w:gridCol w:w="2040"/>
+        <w:gridCol w:w="1166"/>
+        <w:gridCol w:w="2294"/>
+      </w:tblGrid>
+      <w:tr>
+        <w:tblPrEx>
+          <w:tblCellMar>
+            <w:top w:w="0" w:type="dxa"/>
+            <w:left w:w="0" w:type="dxa"/>
+            <w:bottom w:w="0" w:type="dxa"/>
+            <w:right w:w="0" w:type="dxa"/>
+          </w:tblCellMar>
+        </w:tblPrEx>
+        <w:trPr>
+          <w:trHeight w:val="441" w:hRule="exact"/>
+          <w:jc w:val="right"/>
+        </w:trPr>
+        <w:tc>
+          <w:tcPr>
+            <w:tcW w:w="1272" w:type="dxa"/>
+            <w:vAlign w:val="center"/>
+          </w:tcPr>
+          <w:p>
+            <w:pPr>
+              <w:pStyle w:val="20"/>
+              <w:spacing w:before="13"/>
+              <w:ind w:left="13" w:right="95"/>
+              <w:jc w:val="both"/>
+              <w:rPr>
+                <w:rFonts w:ascii="Times New Roman" w:hAnsi="Times New Roman" w:cs="Times New Roman"/>
+                <w:b/>
+                <w:sz w:val="24"/>
+                <w:szCs w:val="24"/>
+              </w:rPr>
+            </w:pPr>
+            <w:r>
+              <w:rPr>
+                <w:rFonts w:ascii="Times New Roman" w:hAnsi="Times New Roman" w:cs="Times New Roman"/>
+                <w:b/>
+                <w:sz w:val="24"/>
+                <w:szCs w:val="24"/>
+              </w:rPr>
+              <w:t>检测人：</w:t>
+            </w:r>
+          </w:p>
+        </w:tc>
+        <w:tc>
+          <w:tcPr>
+            <w:tcW w:w="2040" w:type="dxa"/>
+            <w:vAlign w:val="center"/>
+          </w:tcPr>
+          <w:p>
+            <w:pPr>
+              <w:pStyle w:val="20"/>
+              <w:spacing w:before="13"/>
+              <w:jc w:val="both"/>
+              <w:rPr>
+                <w:rFonts w:ascii="Times New Roman" w:hAnsi="Times New Roman" w:cs="Times New Roman"/>
+                <w:b/>
+                <w:sz w:val="24"/>
+                <w:szCs w:val="24"/>
+              </w:rPr>
+            </w:pPr>
+            <w:r>
+              <w:rPr>
+                <w:sz w:val="22"/>
+              </w:rPr>
+              <mc:AlternateContent>
+                <mc:Choice Requires="wpg">
+                  <w:drawing>
+                    <wp:anchor distT="0" distB="0" distL="114300" distR="114300" simplePos="0" relativeHeight="251668480" behindDoc="0" locked="0" layoutInCell="1" allowOverlap="1">
+                      <wp:simplePos x="0" y="0"/>
+                      <wp:positionH relativeFrom="column">
+                        <wp:posOffset>0</wp:posOffset>
+                      </wp:positionH>
+                      <wp:positionV relativeFrom="paragraph">
+                        <wp:posOffset>-490855</wp:posOffset>
+                      </wp:positionV>
+                      <wp:extent cx="3135630" cy="1442720"/>
+                      <wp:effectExtent l="0" t="0" r="3810" b="5080"/>
+                      <wp:wrapNone/>
+                      <wp:docPr id="36" name="组合 36"/>
+                      <wp:cNvGraphicFramePr/>
+                      <a:graphic xmlns:a="http://schemas.openxmlformats.org/drawingml/2006/main">
+                        <a:graphicData uri="http://schemas.microsoft.com/office/word/2010/wordprocessingGroup">
+                          <wpg:wgp>
+                            <wpg:cNvGrpSpPr/>
+                            <wpg:grpSpPr>
+                              <a:xfrm>
+                                <a:off x="0" y="0"/>
+                                <a:ext cx="3135630" cy="1442720"/>
+                                <a:chOff x="17956" y="39496"/>
+                                <a:chExt cx="4938" cy="2272"/>
+                              </a:xfrm>
+                            </wpg:grpSpPr>
+                            <wpg:grpSp>
+                              <wpg:cNvPr id="37" name="组合 30"/>
+                              <wpg:cNvGrpSpPr/>
+                              <wpg:grpSpPr>
+                                <a:xfrm>
+                                  <a:off x="17956" y="40098"/>
+                                  <a:ext cx="4213" cy="570"/>
+                                  <a:chOff x="17956" y="40098"/>
+                                  <a:chExt cx="4213" cy="570"/>
+                                </a:xfrm>
+                              </wpg:grpSpPr>
+                              <pic:pic xmlns:pic="http://schemas.openxmlformats.org/drawingml/2006/picture">
+                                <pic:nvPicPr>
+                                  <pic:cNvPr id="10" name="图片 1" descr="24f613a0-66be-430b-9e80-270d3393fac5"/>
+                                  <pic:cNvPicPr>
+                                    <a:picLocks noChangeAspect="1"/>
+                                  </pic:cNvPicPr>
+                                </pic:nvPicPr>
+                                <pic:blipFill>
+                                  <a:blip r:embed="rId16"/>
+                                  <a:srcRect l="43292" t="26660" r="21693" b="24394"/>
+                                  <a:stretch>
+                                    <a:fillRect/>
+                                  </a:stretch>
+                                </pic:blipFill>
+                                <pic:spPr>
+                                  <a:xfrm rot="16200000">
+                                    <a:off x="18366" y="39740"/>
+                                    <a:ext cx="506" cy="1327"/>
+                                  </a:xfrm>
+                                  <a:prstGeom prst="rect">
+                                    <a:avLst/>
+                                  </a:prstGeom>
+                                </pic:spPr>
+                              </pic:pic>
+                              <pic:pic xmlns:pic="http://schemas.openxmlformats.org/drawingml/2006/picture">
+                                <pic:nvPicPr>
+                                  <pic:cNvPr id="29" name="图片 29" descr="IMG_256"/>
+                                  <pic:cNvPicPr>
+                                    <a:picLocks noChangeAspect="1"/>
+                                  </pic:cNvPicPr>
+                                </pic:nvPicPr>
+                                <pic:blipFill>
+                                  <a:blip r:embed="rId13">
+                                    <a:clrChange>
+                                      <a:clrFrom>
+                                        <a:srgbClr val="FFFFFF">
+                                          <a:alpha val="100000"/>
+                                        </a:srgbClr>
+                                      </a:clrFrom>
+                                      <a:clrTo>
+                                        <a:srgbClr val="FFFFFF">
+                                          <a:alpha val="100000"/>
+                                          <a:alpha val="0"/>
+                                        </a:srgbClr>
+                                      </a:clrTo>
+                                    </a:clrChange>
+                                  </a:blip>
+                                  <a:stretch>
+                                    <a:fillRect/>
+                                  </a:stretch>
+                                </pic:blipFill>
+                                <pic:spPr>
+                                  <a:xfrm>
+                                    <a:off x="21195" y="40098"/>
+                                    <a:ext cx="975" cy="570"/>
+                                  </a:xfrm>
+                                  <a:prstGeom prst="rect">
+                                    <a:avLst/>
+                                  </a:prstGeom>
+                                  <a:noFill/>
+                                  <a:ln w="9525">
+                                    <a:noFill/>
+                                  </a:ln>
+                                </pic:spPr>
+                              </pic:pic>
+                            </wpg:grpSp>
+                            <pic:pic xmlns:pic="http://schemas.openxmlformats.org/drawingml/2006/picture">
+                              <pic:nvPicPr>
+                                <pic:cNvPr id="11" name="图片 25"/>
+                                <pic:cNvPicPr>
+                                  <a:picLocks noChangeAspect="1" noChangeArrowheads="1"/>
+                                </pic:cNvPicPr>
+                              </pic:nvPicPr>
+                              <pic:blipFill>
+                                <a:blip r:embed="rId15">
+                                  <a:extLst>
+                                    <a:ext uri="{28A0092B-C50C-407E-A947-70E740481C1C}">
+                                      <a14:useLocalDpi xmlns:a14="http://schemas.microsoft.com/office/drawing/2010/main" val="0"/>
+                                    </a:ext>
+                                  </a:extLst>
+                                </a:blip>
+                                <a:srcRect/>
+                                <a:stretch>
+                                  <a:fillRect/>
+                                </a:stretch>
+                              </pic:blipFill>
+                              <pic:spPr>
+                                <a:xfrm>
+                                  <a:off x="20622" y="39496"/>
+                                  <a:ext cx="2273" cy="2273"/>
+                                </a:xfrm>
+                                <a:prstGeom prst="rect">
+                                  <a:avLst/>
+                                </a:prstGeom>
+                                <a:noFill/>
+                                <a:ln>
+                                  <a:noFill/>
+                                </a:ln>
+                              </pic:spPr>
+                            </pic:pic>
+                          </wpg:wgp>
+                        </a:graphicData>
+                      </a:graphic>
+                    </wp:anchor>
+                  </w:drawing>
+                </mc:Choice>
+                <mc:Fallback>
+                  <w:pict>
+                    <v:group id="_x0000_s1026" o:spid="_x0000_s1026" o:spt="203" style="position:absolute;left:0pt;margin-left:0pt;margin-top:-38.65pt;height:113.6pt;width:246.9pt;z-index:251668480;mso-width-relative:page;mso-height-relative:page;" coordorigin="17956,39496" coordsize="4938,2272" o:gfxdata="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">
+                      <o:lock v:ext="edit" aspectratio="f"/>
+                      <v:group id="组合 30" o:spid="_x0000_s1026" o:spt="203" style="position:absolute;left:17956;top:40098;height:570;width:4213;" coordorigin="17956,40098" coordsize="4213,570" o:gfxdata="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">
+                        <o:lock v:ext="edit" aspectratio="f"/>
+                        <v:shape id="图片 1" o:spid="_x0000_s1026" o:spt="75" alt="24f613a0-66be-430b-9e80-270d3393fac5" type="#_x0000_t75" style="position:absolute;left:18366;top:39740;height:1327;width:506;rotation:-5898240f;" filled="f" o:preferrelative="t" stroked="f" coordsize="21600,21600" o:gfxdata="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">
+                          <v:fill on="f" focussize="0,0"/>
+                          <v:stroke on="f"/>
+                          <v:imagedata r:id="rId16" cropleft="28372f" croptop="17472f" cropright="14217f" cropbottom="15987f" o:title=""/>
+                          <o:lock v:ext="edit" aspectratio="t"/>
+                        </v:shape>
+                        <v:shape id="_x0000_s1026" o:spid="_x0000_s1026" o:spt="75" alt="IMG_256" type="#_x0000_t75" style="position:absolute;left:21195;top:40098;height:570;width:975;" filled="f" o:preferrelative="t" stroked="f" coordsize="21600,21600" o:gfxdata="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">
+                          <v:fill on="f" focussize="0,0"/>
+                          <v:stroke on="f"/>
+                          <v:imagedata r:id="rId13" chromakey="#FFFFFF" o:title=""/>
+                          <o:lock v:ext="edit" aspectratio="t"/>
+                        </v:shape>
+                      </v:group>
+                      <v:shape id="图片 25" o:spid="_x0000_s1026" o:spt="75" type="#_x0000_t75" style="position:absolute;left:20622;top:39496;height:2273;width:2273;" filled="f" o:preferrelative="t" stroked="f" coordsize="21600,21600" o:gfxdata="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">
+                        <v:fill on="f" focussize="0,0"/>
+                        <v:stroke on="f"/>
+                        <v:imagedata r:id="rId15" o:title=""/>
+                        <o:lock v:ext="edit" aspectratio="t"/>
+                      </v:shape>
+                    </v:group>
+                  </w:pict>
+                </mc:Fallback>
+              </mc:AlternateContent>
+            </w:r>
+          </w:p>
+        </w:tc>
+        <w:tc>
+          <w:tcPr>
+            <w:tcW w:w="1166" w:type="dxa"/>
+            <w:vAlign w:val="center"/>
+          </w:tcPr>
+          <w:p>
+            <w:pPr>
+              <w:pStyle w:val="20"/>
+              <w:spacing w:before="13"/>
+              <w:jc w:val="both"/>
+              <w:rPr>
+                <w:rFonts w:ascii="Times New Roman" w:hAnsi="Times New Roman" w:cs="Times New Roman"/>
+                <w:b/>
+                <w:sz w:val="24"/>
+                <w:szCs w:val="24"/>
+              </w:rPr>
+            </w:pPr>
+            <w:r>
+              <w:rPr>
+                <w:rFonts w:ascii="Times New Roman" w:hAnsi="Times New Roman" w:cs="Times New Roman"/>
+                <w:b/>
+                <w:sz w:val="24"/>
+                <w:szCs w:val="24"/>
+              </w:rPr>
+              <w:t>复核人</w:t>
+            </w:r>
+            <w:r>
+              <w:rPr>
+                <w:rFonts w:ascii="Times New Roman" w:hAnsi="Times New Roman" w:cs="Times New Roman"/>
+                <w:b/>
+                <w:sz w:val="24"/>
+                <w:szCs w:val="24"/>
+                <w:lang w:eastAsia="zh-CN"/>
+              </w:rPr>
+              <w:t>：</w:t>
+            </w:r>
+          </w:p>
+        </w:tc>
+        <w:tc>
+          <w:tcPr>
+            <w:tcW w:w="2294" w:type="dxa"/>
+            <w:vAlign w:val="center"/>
+          </w:tcPr>
+          <w:p>
+            <w:pPr>
+              <w:pStyle w:val="20"/>
+              <w:spacing w:before="13"/>
+              <w:ind w:right="15"/>
+              <w:jc w:val="both"/>
+              <w:rPr>
+                <w:rFonts w:ascii="Times New Roman" w:hAnsi="Times New Roman" w:cs="Times New Roman"/>
+                <w:b/>
+                <w:sz w:val="24"/>
+                <w:szCs w:val="24"/>
+              </w:rPr>
+            </w:pPr>
+          </w:p>
+        </w:tc>
+      </w:tr>
+      <w:tr>
+        <w:tblPrEx>
+          <w:tblCellMar>
+            <w:top w:w="0" w:type="dxa"/>
+            <w:left w:w="0" w:type="dxa"/>
+            <w:bottom w:w="0" w:type="dxa"/>
+            <w:right w:w="0" w:type="dxa"/>
+          </w:tblCellMar>
+        </w:tblPrEx>
+        <w:trPr>
+          <w:trHeight w:val="457" w:hRule="exact"/>
+          <w:jc w:val="right"/>
+        </w:trPr>
+        <w:tc>
+          <w:tcPr>
+            <w:tcW w:w="1272" w:type="dxa"/>
+            <w:vAlign w:val="center"/>
+          </w:tcPr>
+          <w:p>
+            <w:pPr>
+              <w:pStyle w:val="20"/>
+              <w:spacing w:line="341" w:lineRule="exact"/>
+              <w:ind w:left="13" w:right="165"/>
+              <w:jc w:val="both"/>
+              <w:rPr>
+                <w:rFonts w:ascii="Times New Roman" w:hAnsi="Times New Roman" w:cs="Times New Roman"/>
+                <w:b/>
+                <w:sz w:val="24"/>
+                <w:szCs w:val="24"/>
+              </w:rPr>
+            </w:pPr>
+            <w:r>
+              <w:rPr>
+                <w:rFonts w:ascii="Times New Roman" w:hAnsi="Times New Roman" w:cs="Times New Roman"/>
+                <w:b/>
+                <w:sz w:val="24"/>
+                <w:szCs w:val="24"/>
+              </w:rPr>
+              <w:t>日</w:t>
+            </w:r>
+            <w:r>
+              <w:rPr>
+                <w:rFonts w:ascii="Times New Roman" w:hAnsi="Times New Roman" w:cs="Times New Roman"/>
+                <w:b/>
+                <w:sz w:val="24"/>
+                <w:szCs w:val="24"/>
+                <w:lang w:eastAsia="zh-CN"/>
+              </w:rPr>
+              <w:t xml:space="preserve">  </w:t>
+            </w:r>
+            <w:r>
+              <w:rPr>
+                <w:rFonts w:ascii="Times New Roman" w:hAnsi="Times New Roman" w:cs="Times New Roman"/>
+                <w:b/>
+                <w:sz w:val="24"/>
+                <w:szCs w:val="24"/>
+              </w:rPr>
+              <w:t>期：</w:t>
+            </w:r>
+          </w:p>
+        </w:tc>
+        <w:tc>
+          <w:tcPr>
+            <w:tcW w:w="2040" w:type="dxa"/>
+            <w:vAlign w:val="center"/>
+          </w:tcPr>
+          <w:p>
+            <w:pPr>
+              <w:pStyle w:val="20"/>
+              <w:spacing w:line="363" w:lineRule="exact"/>
+              <w:jc w:val="both"/>
+              <w:rPr>
+                <w:rFonts w:ascii="Times New Roman" w:hAnsi="Times New Roman" w:cs="Times New Roman"/>
+                <w:sz w:val="24"/>
+                <w:szCs w:val="24"/>
+              </w:rPr>
+            </w:pPr>
+            <w:r>
+              <w:rPr>
+                <w:rFonts w:ascii="Times New Roman" w:hAnsi="Times New Roman" w:cs="Times New Roman"/>
+                <w:kern w:val="2"/>
+                <w:sz w:val="24"/>
+                <w:szCs w:val="24"/>
+                <w:lang w:eastAsia="zh-CN"/>
+              </w:rPr>
+              <w:t>{{ reportdate }}</w:t>
+            </w:r>
+          </w:p>
+        </w:tc>
+        <w:tc>
+          <w:tcPr>
+            <w:tcW w:w="1166" w:type="dxa"/>
+            <w:vAlign w:val="center"/>
+          </w:tcPr>
+          <w:p>
+            <w:pPr>
+              <w:pStyle w:val="20"/>
+              <w:spacing w:line="341" w:lineRule="exact"/>
+              <w:jc w:val="both"/>
+              <w:rPr>
+                <w:rFonts w:ascii="Times New Roman" w:hAnsi="Times New Roman" w:cs="Times New Roman"/>
+                <w:b/>
+                <w:sz w:val="24"/>
+                <w:szCs w:val="24"/>
+              </w:rPr>
+            </w:pPr>
+            <w:r>
+              <w:rPr>
+                <w:rFonts w:ascii="Times New Roman" w:hAnsi="Times New Roman" w:cs="Times New Roman"/>
+                <w:b/>
+                <w:sz w:val="24"/>
+                <w:szCs w:val="24"/>
+              </w:rPr>
+              <w:t>日</w:t>
+            </w:r>
+            <w:r>
+              <w:rPr>
+                <w:rFonts w:ascii="Times New Roman" w:hAnsi="Times New Roman" w:cs="Times New Roman"/>
+                <w:b/>
+                <w:sz w:val="24"/>
+                <w:szCs w:val="24"/>
+                <w:lang w:eastAsia="zh-CN"/>
+              </w:rPr>
+              <w:t xml:space="preserve">  </w:t>
+            </w:r>
+            <w:r>
+              <w:rPr>
+                <w:rFonts w:ascii="Times New Roman" w:hAnsi="Times New Roman" w:cs="Times New Roman"/>
+                <w:b/>
+                <w:sz w:val="24"/>
+                <w:szCs w:val="24"/>
+              </w:rPr>
+              <w:t>期：</w:t>
+            </w:r>
+          </w:p>
+        </w:tc>
+        <w:tc>
+          <w:tcPr>
+            <w:tcW w:w="2294" w:type="dxa"/>
+            <w:vAlign w:val="center"/>
+          </w:tcPr>
+          <w:p>
+            <w:pPr>
+              <w:pStyle w:val="20"/>
+              <w:spacing w:line="363" w:lineRule="exact"/>
+              <w:ind w:right="15"/>
+              <w:jc w:val="both"/>
+              <w:rPr>
+                <w:rFonts w:ascii="Times New Roman" w:hAnsi="Times New Roman" w:cs="Times New Roman"/>
+                <w:sz w:val="24"/>
+                <w:szCs w:val="24"/>
+              </w:rPr>
+            </w:pPr>
+            <w:r>
+              <w:rPr>
+                <w:rFonts w:ascii="Times New Roman" w:hAnsi="Times New Roman" w:cs="Times New Roman"/>
+                <w:kern w:val="2"/>
+                <w:sz w:val="24"/>
+                <w:szCs w:val="24"/>
+                <w:lang w:eastAsia="zh-CN"/>
+              </w:rPr>
+              <w:t>{{ reportdate }}</w:t>
+            </w:r>
+          </w:p>
+        </w:tc>
+      </w:tr>
+    </w:tbl>
+    <w:p>
+      <w:pPr>
+        <w:rPr>
+          <w:rFonts w:ascii="Times New Roman" w:hAnsi="Times New Roman" w:eastAsia="微软雅黑" w:cs="Times New Roman"/>
+          <w:sz w:val="24"/>
+          <w:szCs w:val="24"/>
+          <w:lang w:eastAsia="zh-CN"/>
+        </w:rPr>
+      </w:pPr>
+      <w:r>
+        <w:rPr>
+          <w:rFonts w:hint="eastAsia" w:ascii="Times New Roman" w:hAnsi="Times New Roman" w:eastAsia="微软雅黑" w:cs="Times New Roman"/>
+          <w:sz w:val="24"/>
+          <w:szCs w:val="24"/>
+          <w:lang w:eastAsia="zh-CN"/>
+        </w:rPr>
+        <w:t xml:space="preserve">{% endif %}{% if testedby == </w:t>
+      </w:r>
+      <w:r>
+        <w:rPr>
+          <w:rFonts w:ascii="Times New Roman" w:hAnsi="Times New Roman" w:eastAsia="微软雅黑" w:cs="Times New Roman"/>
+          <w:sz w:val="24"/>
+          <w:szCs w:val="24"/>
+          <w:lang w:eastAsia="zh-CN"/>
+        </w:rPr>
+        <w:t>“</w:t>
+      </w:r>
+      <w:r>
+        <w:rPr>
+          <w:rFonts w:hint="eastAsia" w:ascii="Times New Roman" w:hAnsi="Times New Roman" w:eastAsia="微软雅黑" w:cs="Times New Roman"/>
+          <w:sz w:val="24"/>
+          <w:szCs w:val="24"/>
+          <w:lang w:eastAsia="zh-CN"/>
+        </w:rPr>
+        <w:t>3</w:t>
+      </w:r>
+      <w:r>
+        <w:rPr>
+          <w:rFonts w:ascii="Times New Roman" w:hAnsi="Times New Roman" w:eastAsia="微软雅黑" w:cs="Times New Roman"/>
+          <w:sz w:val="24"/>
+          <w:szCs w:val="24"/>
+          <w:lang w:eastAsia="zh-CN"/>
+        </w:rPr>
+        <w:t>”</w:t>
+      </w:r>
+      <w:r>
+        <w:rPr>
+          <w:rFonts w:hint="eastAsia" w:ascii="Times New Roman" w:hAnsi="Times New Roman" w:eastAsia="微软雅黑" w:cs="Times New Roman"/>
+          <w:sz w:val="24"/>
+          <w:szCs w:val="24"/>
+          <w:lang w:eastAsia="zh-CN"/>
+        </w:rPr>
+        <w:t xml:space="preserve"> %}</w:t>
+      </w:r>
+    </w:p>
+    <w:p>
+      <w:pPr>
+        <w:rPr>
+          <w:rFonts w:ascii="Times New Roman" w:hAnsi="Times New Roman" w:eastAsia="微软雅黑" w:cs="Times New Roman"/>
+          <w:sz w:val="24"/>
+          <w:szCs w:val="24"/>
+          <w:lang w:eastAsia="zh-CN"/>
+        </w:rPr>
+      </w:pPr>
+    </w:p>
+    <w:p>
+      <w:pPr>
+        <w:rPr>
+          <w:sz w:val="24"/>
+          <w:lang w:eastAsia="zh-CN"/>
+        </w:rPr>
+      </w:pPr>
+    </w:p>
+    <w:tbl>
+      <w:tblPr>
+        <w:tblStyle w:val="37"/>
+        <w:tblW w:w="6772" w:type="dxa"/>
+        <w:jc w:val="right"/>
+        <w:tblLayout w:type="fixed"/>
+        <w:tblCellMar>
+          <w:top w:w="0" w:type="dxa"/>
+          <w:left w:w="0" w:type="dxa"/>
+          <w:bottom w:w="0" w:type="dxa"/>
+          <w:right w:w="0" w:type="dxa"/>
+        </w:tblCellMar>
+      </w:tblPr>
+      <w:tblGrid>
+        <w:gridCol w:w="1272"/>
+        <w:gridCol w:w="2040"/>
+        <w:gridCol w:w="1166"/>
+        <w:gridCol w:w="2294"/>
+      </w:tblGrid>
+      <w:tr>
+        <w:tblPrEx>
+          <w:tblCellMar>
+            <w:top w:w="0" w:type="dxa"/>
+            <w:left w:w="0" w:type="dxa"/>
+            <w:bottom w:w="0" w:type="dxa"/>
+            <w:right w:w="0" w:type="dxa"/>
+          </w:tblCellMar>
+        </w:tblPrEx>
+        <w:trPr>
+          <w:trHeight w:val="441" w:hRule="exact"/>
+          <w:jc w:val="right"/>
+        </w:trPr>
+        <w:tc>
+          <w:tcPr>
+            <w:tcW w:w="1272" w:type="dxa"/>
+            <w:vAlign w:val="center"/>
+          </w:tcPr>
+          <w:p>
+            <w:pPr>
+              <w:pStyle w:val="20"/>
+              <w:spacing w:before="13"/>
+              <w:ind w:left="13" w:right="95"/>
+              <w:jc w:val="both"/>
+              <w:rPr>
+                <w:rFonts w:ascii="Times New Roman" w:hAnsi="Times New Roman" w:cs="Times New Roman"/>
+                <w:b/>
+                <w:sz w:val="24"/>
+                <w:szCs w:val="24"/>
+              </w:rPr>
+            </w:pPr>
+            <w:r>
+              <w:rPr>
+                <w:rFonts w:ascii="Times New Roman" w:hAnsi="Times New Roman" w:cs="Times New Roman"/>
+                <w:b/>
+                <w:sz w:val="24"/>
+                <w:szCs w:val="24"/>
+              </w:rPr>
+              <w:t>检测人：</w:t>
+            </w:r>
+          </w:p>
+        </w:tc>
+        <w:tc>
+          <w:tcPr>
+            <w:tcW w:w="2040" w:type="dxa"/>
+            <w:vAlign w:val="center"/>
+          </w:tcPr>
+          <w:p>
+            <w:pPr>
+              <w:pStyle w:val="20"/>
+              <w:spacing w:before="13"/>
+              <w:jc w:val="both"/>
+              <w:rPr>
+                <w:rFonts w:ascii="Times New Roman" w:hAnsi="Times New Roman" w:cs="Times New Roman"/>
+                <w:b/>
+                <w:sz w:val="24"/>
+                <w:szCs w:val="24"/>
+              </w:rPr>
+            </w:pPr>
+            <w:r>
+              <w:rPr>
+                <w:sz w:val="24"/>
+              </w:rPr>
+              <mc:AlternateContent>
+                <mc:Choice Requires="wpg">
+                  <w:drawing>
+                    <wp:anchor distT="0" distB="0" distL="114300" distR="114300" simplePos="0" relativeHeight="251669504" behindDoc="0" locked="0" layoutInCell="1" allowOverlap="1">
+                      <wp:simplePos x="0" y="0"/>
+                      <wp:positionH relativeFrom="column">
+                        <wp:posOffset>-59690</wp:posOffset>
+                      </wp:positionH>
+                      <wp:positionV relativeFrom="paragraph">
+                        <wp:posOffset>-527685</wp:posOffset>
+                      </wp:positionV>
+                      <wp:extent cx="3114040" cy="1442720"/>
+                      <wp:effectExtent l="0" t="0" r="10160" b="5080"/>
+                      <wp:wrapNone/>
+                      <wp:docPr id="38" name="组合 38"/>
+                      <wp:cNvGraphicFramePr/>
+                      <a:graphic xmlns:a="http://schemas.openxmlformats.org/drawingml/2006/main">
+                        <a:graphicData uri="http://schemas.microsoft.com/office/word/2010/wordprocessingGroup">
+                          <wpg:wgp>
+                            <wpg:cNvGrpSpPr/>
+                            <wpg:grpSpPr>
+                              <a:xfrm>
+                                <a:off x="0" y="0"/>
+                                <a:ext cx="3114040" cy="1442720"/>
+                                <a:chOff x="17862" y="41199"/>
+                                <a:chExt cx="4904" cy="2272"/>
+                              </a:xfrm>
+                            </wpg:grpSpPr>
+                            <pic:pic xmlns:pic="http://schemas.openxmlformats.org/drawingml/2006/picture">
+                              <pic:nvPicPr>
+                                <pic:cNvPr id="14" name="图片 23"/>
+                                <pic:cNvPicPr>
+                                  <a:picLocks noChangeAspect="1" noChangeArrowheads="1"/>
+                                </pic:cNvPicPr>
+                              </pic:nvPicPr>
+                              <pic:blipFill>
+                                <a:blip r:embed="rId15">
+                                  <a:extLst>
+                                    <a:ext uri="{28A0092B-C50C-407E-A947-70E740481C1C}">
+                                      <a14:useLocalDpi xmlns:a14="http://schemas.microsoft.com/office/drawing/2010/main" val="0"/>
+                                    </a:ext>
+                                  </a:extLst>
+                                </a:blip>
+                                <a:srcRect/>
+                                <a:stretch>
+                                  <a:fillRect/>
+                                </a:stretch>
+                              </pic:blipFill>
+                              <pic:spPr>
+                                <a:xfrm>
+                                  <a:off x="20494" y="41199"/>
+                                  <a:ext cx="2273" cy="2273"/>
+                                </a:xfrm>
+                                <a:prstGeom prst="rect">
+                                  <a:avLst/>
+                                </a:prstGeom>
+                                <a:noFill/>
+                                <a:ln>
+                                  <a:noFill/>
+                                </a:ln>
+                              </pic:spPr>
+                            </pic:pic>
+                            <wpg:grpSp>
+                              <wpg:cNvPr id="39" name="组合 23"/>
+                              <wpg:cNvGrpSpPr/>
+                              <wpg:grpSpPr>
+                                <a:xfrm>
+                                  <a:off x="17862" y="41843"/>
+                                  <a:ext cx="4208" cy="652"/>
+                                  <a:chOff x="17862" y="41843"/>
+                                  <a:chExt cx="4208" cy="652"/>
+                                </a:xfrm>
+                              </wpg:grpSpPr>
+                              <pic:pic xmlns:pic="http://schemas.openxmlformats.org/drawingml/2006/picture">
+                                <pic:nvPicPr>
+                                  <pic:cNvPr id="22" name="图片 59" descr="图片1"/>
+                                  <pic:cNvPicPr>
+                                    <a:picLocks noChangeAspect="1"/>
+                                  </pic:cNvPicPr>
+                                </pic:nvPicPr>
+                                <pic:blipFill>
+                                  <a:blip r:embed="rId17">
+                                    <a:biLevel thresh="50000"/>
+                                  </a:blip>
+                                  <a:srcRect l="7865" t="11797" r="5322" b="19074"/>
+                                  <a:stretch>
+                                    <a:fillRect/>
+                                  </a:stretch>
+                                </pic:blipFill>
+                                <pic:spPr>
+                                  <a:xfrm>
+                                    <a:off x="17862" y="41869"/>
+                                    <a:ext cx="1468" cy="627"/>
+                                  </a:xfrm>
+                                  <a:prstGeom prst="rect">
+                                    <a:avLst/>
+                                  </a:prstGeom>
+                                  <a:noFill/>
+                                </pic:spPr>
+                              </pic:pic>
+                              <pic:pic xmlns:pic="http://schemas.openxmlformats.org/drawingml/2006/picture">
+                                <pic:nvPicPr>
+                                  <pic:cNvPr id="16" name="图片 29" descr="IMG_256"/>
+                                  <pic:cNvPicPr>
+                                    <a:picLocks noChangeAspect="1"/>
+                                  </pic:cNvPicPr>
+                                </pic:nvPicPr>
+                                <pic:blipFill>
+                                  <a:blip r:embed="rId13">
+                                    <a:clrChange>
+                                      <a:clrFrom>
+                                        <a:srgbClr val="FFFFFF">
+                                          <a:alpha val="100000"/>
+                                        </a:srgbClr>
+                                      </a:clrFrom>
+                                      <a:clrTo>
+                                        <a:srgbClr val="FFFFFF">
+                                          <a:alpha val="100000"/>
+                                          <a:alpha val="0"/>
+                                        </a:srgbClr>
+                                      </a:clrTo>
+                                    </a:clrChange>
+                                  </a:blip>
+                                  <a:stretch>
+                                    <a:fillRect/>
+                                  </a:stretch>
+                                </pic:blipFill>
+                                <pic:spPr>
+                                  <a:xfrm>
+                                    <a:off x="21096" y="41843"/>
+                                    <a:ext cx="975" cy="570"/>
+                                  </a:xfrm>
+                                  <a:prstGeom prst="rect">
+                                    <a:avLst/>
+                                  </a:prstGeom>
+                                  <a:noFill/>
+                                  <a:ln w="9525">
+                                    <a:noFill/>
+                                  </a:ln>
+                                </pic:spPr>
+                              </pic:pic>
+                            </wpg:grpSp>
+                          </wpg:wgp>
+                        </a:graphicData>
+                      </a:graphic>
+                    </wp:anchor>
+                  </w:drawing>
+                </mc:Choice>
+                <mc:Fallback>
+                  <w:pict>
+                    <v:group id="_x0000_s1026" o:spid="_x0000_s1026" o:spt="203" style="position:absolute;left:0pt;margin-left:-4.7pt;margin-top:-41.55pt;height:113.6pt;width:245.2pt;z-index:251669504;mso-width-relative:page;mso-height-relative:page;" coordorigin="17862,41199" coordsize="4904,2272" o:gfxdata="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">
+                      <o:lock v:ext="edit" aspectratio="f"/>
+                      <v:shape id="图片 23" o:spid="_x0000_s1026" o:spt="75" type="#_x0000_t75" style="position:absolute;left:20494;top:41199;height:2273;width:2273;" filled="f" o:preferrelative="t" stroked="f" coordsize="21600,21600" o:gfxdata="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">
+                        <v:fill on="f" focussize="0,0"/>
+                        <v:stroke on="f"/>
+                        <v:imagedata r:id="rId15" o:title=""/>
+                        <o:lock v:ext="edit" aspectratio="t"/>
+                      </v:shape>
+                      <v:group id="组合 23" o:spid="_x0000_s1026" o:spt="203" style="position:absolute;left:17862;top:41843;height:652;width:4208;" coordorigin="17862,41843" coordsize="4208,652" o:gfxdata="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">
+                        <o:lock v:ext="edit" aspectratio="f"/>
+                        <v:shape id="图片 59" o:spid="_x0000_s1026" o:spt="75" alt="图片1" type="#_x0000_t75" style="position:absolute;left:17862;top:41869;height:627;width:1468;" filled="f" o:preferrelative="t" stroked="f" coordsize="21600,21600" o:gfxdata="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">
+                          <v:fill on="f" focussize="0,0"/>
+                          <v:stroke on="f"/>
+                          <v:imagedata r:id="rId17" cropleft="5154f" croptop="7731f" cropright="3488f" cropbottom="12500f" grayscale="t" bilevel="t" o:title=""/>
+                          <o:lock v:ext="edit" aspectratio="t"/>
+                        </v:shape>
+                        <v:shape id="图片 29" o:spid="_x0000_s1026" o:spt="75" alt="IMG_256" type="#_x0000_t75" style="position:absolute;left:21096;top:41843;height:570;width:975;" filled="f" o:preferrelative="t" stroked="f" coordsize="21600,21600" o:gfxdata="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">
+                          <v:fill on="f" focussize="0,0"/>
+                          <v:stroke on="f"/>
+                          <v:imagedata r:id="rId13" chromakey="#FFFFFF" o:title=""/>
+                          <o:lock v:ext="edit" aspectratio="t"/>
+                        </v:shape>
+                      </v:group>
+                    </v:group>
+                  </w:pict>
+                </mc:Fallback>
+              </mc:AlternateContent>
+            </w:r>
+          </w:p>
+        </w:tc>
+        <w:tc>
+          <w:tcPr>
+            <w:tcW w:w="1166" w:type="dxa"/>
+            <w:vAlign w:val="center"/>
+          </w:tcPr>
+          <w:p>
+            <w:pPr>
+              <w:pStyle w:val="20"/>
+              <w:spacing w:before="13"/>
+              <w:jc w:val="both"/>
+              <w:rPr>
+                <w:rFonts w:ascii="Times New Roman" w:hAnsi="Times New Roman" w:cs="Times New Roman"/>
+                <w:b/>
+                <w:sz w:val="24"/>
+                <w:szCs w:val="24"/>
+              </w:rPr>
+            </w:pPr>
+            <w:r>
+              <w:rPr>
+                <w:rFonts w:ascii="Times New Roman" w:hAnsi="Times New Roman" w:cs="Times New Roman"/>
+                <w:b/>
+                <w:sz w:val="24"/>
+                <w:szCs w:val="24"/>
+              </w:rPr>
+              <w:t>复核人</w:t>
+            </w:r>
+            <w:r>
+              <w:rPr>
+                <w:rFonts w:ascii="Times New Roman" w:hAnsi="Times New Roman" w:cs="Times New Roman"/>
+                <w:b/>
+                <w:sz w:val="24"/>
+                <w:szCs w:val="24"/>
+                <w:lang w:eastAsia="zh-CN"/>
+              </w:rPr>
+              <w:t>：</w:t>
+            </w:r>
+          </w:p>
+        </w:tc>
+        <w:tc>
+          <w:tcPr>
+            <w:tcW w:w="2294" w:type="dxa"/>
+            <w:vAlign w:val="center"/>
+          </w:tcPr>
+          <w:p>
+            <w:pPr>
+              <w:pStyle w:val="20"/>
+              <w:spacing w:before="13"/>
+              <w:ind w:right="15"/>
+              <w:jc w:val="both"/>
+              <w:rPr>
+                <w:rFonts w:ascii="Times New Roman" w:hAnsi="Times New Roman" w:cs="Times New Roman"/>
+                <w:b/>
+                <w:sz w:val="24"/>
+                <w:szCs w:val="24"/>
+              </w:rPr>
+            </w:pPr>
+          </w:p>
+        </w:tc>
+      </w:tr>
+      <w:tr>
+        <w:tblPrEx>
+          <w:tblCellMar>
+            <w:top w:w="0" w:type="dxa"/>
+            <w:left w:w="0" w:type="dxa"/>
+            <w:bottom w:w="0" w:type="dxa"/>
+            <w:right w:w="0" w:type="dxa"/>
+          </w:tblCellMar>
+        </w:tblPrEx>
+        <w:trPr>
+          <w:trHeight w:val="457" w:hRule="exact"/>
+          <w:jc w:val="right"/>
+        </w:trPr>
+        <w:tc>
+          <w:tcPr>
+            <w:tcW w:w="1272" w:type="dxa"/>
+            <w:vAlign w:val="center"/>
+          </w:tcPr>
+          <w:p>
+            <w:pPr>
+              <w:pStyle w:val="20"/>
+              <w:spacing w:line="341" w:lineRule="exact"/>
+              <w:ind w:left="13" w:right="165"/>
+              <w:jc w:val="both"/>
+              <w:rPr>
+                <w:rFonts w:ascii="Times New Roman" w:hAnsi="Times New Roman" w:cs="Times New Roman"/>
+                <w:b/>
+                <w:sz w:val="24"/>
+                <w:szCs w:val="24"/>
+              </w:rPr>
+            </w:pPr>
+            <w:r>
+              <w:rPr>
+                <w:rFonts w:ascii="Times New Roman" w:hAnsi="Times New Roman" w:cs="Times New Roman"/>
+                <w:b/>
+                <w:sz w:val="24"/>
+                <w:szCs w:val="24"/>
+              </w:rPr>
+              <w:t>日</w:t>
+            </w:r>
+            <w:r>
+              <w:rPr>
+                <w:rFonts w:ascii="Times New Roman" w:hAnsi="Times New Roman" w:cs="Times New Roman"/>
+                <w:b/>
+                <w:sz w:val="24"/>
+                <w:szCs w:val="24"/>
+                <w:lang w:eastAsia="zh-CN"/>
+              </w:rPr>
+              <w:t xml:space="preserve">  </w:t>
+            </w:r>
+            <w:r>
+              <w:rPr>
+                <w:rFonts w:ascii="Times New Roman" w:hAnsi="Times New Roman" w:cs="Times New Roman"/>
+                <w:b/>
+                <w:sz w:val="24"/>
+                <w:szCs w:val="24"/>
+              </w:rPr>
+              <w:t>期：</w:t>
+            </w:r>
+          </w:p>
+        </w:tc>
+        <w:tc>
+          <w:tcPr>
+            <w:tcW w:w="2040" w:type="dxa"/>
+            <w:vAlign w:val="center"/>
+          </w:tcPr>
+          <w:p>
+            <w:pPr>
+              <w:pStyle w:val="20"/>
+              <w:spacing w:line="363" w:lineRule="exact"/>
+              <w:jc w:val="both"/>
+              <w:rPr>
+                <w:rFonts w:ascii="Times New Roman" w:hAnsi="Times New Roman" w:cs="Times New Roman"/>
+                <w:sz w:val="24"/>
+                <w:szCs w:val="24"/>
+              </w:rPr>
+            </w:pPr>
+            <w:r>
+              <w:rPr>
+                <w:rFonts w:ascii="Times New Roman" w:hAnsi="Times New Roman" w:cs="Times New Roman"/>
+                <w:kern w:val="2"/>
+                <w:sz w:val="24"/>
+                <w:szCs w:val="24"/>
+                <w:lang w:eastAsia="zh-CN"/>
+              </w:rPr>
+              <w:t>{{ reportdate }}</w:t>
+            </w:r>
+          </w:p>
+        </w:tc>
+        <w:tc>
+          <w:tcPr>
+            <w:tcW w:w="1166" w:type="dxa"/>
+            <w:vAlign w:val="center"/>
+          </w:tcPr>
+          <w:p>
+            <w:pPr>
+              <w:pStyle w:val="20"/>
+              <w:spacing w:line="341" w:lineRule="exact"/>
+              <w:jc w:val="both"/>
+              <w:rPr>
+                <w:rFonts w:ascii="Times New Roman" w:hAnsi="Times New Roman" w:cs="Times New Roman"/>
+                <w:b/>
+                <w:sz w:val="24"/>
+                <w:szCs w:val="24"/>
+              </w:rPr>
+            </w:pPr>
+            <w:r>
+              <w:rPr>
+                <w:rFonts w:ascii="Times New Roman" w:hAnsi="Times New Roman" w:cs="Times New Roman"/>
+                <w:b/>
+                <w:sz w:val="24"/>
+                <w:szCs w:val="24"/>
+              </w:rPr>
+              <w:t>日</w:t>
+            </w:r>
+            <w:r>
+              <w:rPr>
+                <w:rFonts w:ascii="Times New Roman" w:hAnsi="Times New Roman" w:cs="Times New Roman"/>
+                <w:b/>
+                <w:sz w:val="24"/>
+                <w:szCs w:val="24"/>
+                <w:lang w:eastAsia="zh-CN"/>
+              </w:rPr>
+              <w:t xml:space="preserve">  </w:t>
+            </w:r>
+            <w:r>
+              <w:rPr>
+                <w:rFonts w:ascii="Times New Roman" w:hAnsi="Times New Roman" w:cs="Times New Roman"/>
+                <w:b/>
+                <w:sz w:val="24"/>
+                <w:szCs w:val="24"/>
+              </w:rPr>
+              <w:t>期：</w:t>
+            </w:r>
+          </w:p>
+        </w:tc>
+        <w:tc>
+          <w:tcPr>
+            <w:tcW w:w="2294" w:type="dxa"/>
+            <w:vAlign w:val="center"/>
+          </w:tcPr>
+          <w:p>
+            <w:pPr>
+              <w:pStyle w:val="20"/>
+              <w:spacing w:line="363" w:lineRule="exact"/>
+              <w:ind w:right="15"/>
+              <w:jc w:val="both"/>
+              <w:rPr>
+                <w:rFonts w:ascii="Times New Roman" w:hAnsi="Times New Roman" w:cs="Times New Roman"/>
+                <w:sz w:val="24"/>
+                <w:szCs w:val="24"/>
+              </w:rPr>
+            </w:pPr>
+            <w:r>
+              <w:rPr>
+                <w:rFonts w:ascii="Times New Roman" w:hAnsi="Times New Roman" w:cs="Times New Roman"/>
+                <w:kern w:val="2"/>
+                <w:sz w:val="24"/>
+                <w:szCs w:val="24"/>
+                <w:lang w:eastAsia="zh-CN"/>
+              </w:rPr>
+              <w:t>{{ reportdate }}</w:t>
+            </w:r>
+          </w:p>
+        </w:tc>
+      </w:tr>
+    </w:tbl>
+    <w:p>
+      <w:pPr>
+        <w:rPr>
+          <w:rFonts w:ascii="Times New Roman" w:hAnsi="Times New Roman" w:eastAsia="微软雅黑" w:cs="Times New Roman"/>
+          <w:sz w:val="24"/>
+          <w:szCs w:val="24"/>
+          <w:lang w:eastAsia="zh-CN"/>
+        </w:rPr>
+      </w:pPr>
+      <w:r>
+        <w:rPr>
+          <w:rFonts w:hint="eastAsia" w:ascii="Times New Roman" w:hAnsi="Times New Roman" w:eastAsia="微软雅黑" w:cs="Times New Roman"/>
+          <w:sz w:val="24"/>
+          <w:szCs w:val="24"/>
+          <w:lang w:eastAsia="zh-CN"/>
+        </w:rPr>
+        <w:t xml:space="preserve">{% endif %}{% if testedby == </w:t>
+      </w:r>
+      <w:r>
+        <w:rPr>
+          <w:rFonts w:ascii="Times New Roman" w:hAnsi="Times New Roman" w:eastAsia="微软雅黑" w:cs="Times New Roman"/>
+          <w:sz w:val="24"/>
+          <w:szCs w:val="24"/>
+          <w:lang w:eastAsia="zh-CN"/>
+        </w:rPr>
+        <w:t>“</w:t>
+      </w:r>
+      <w:r>
+        <w:rPr>
+          <w:rFonts w:hint="eastAsia" w:ascii="Times New Roman" w:hAnsi="Times New Roman" w:eastAsia="微软雅黑" w:cs="Times New Roman"/>
+          <w:sz w:val="24"/>
+          <w:szCs w:val="24"/>
+          <w:lang w:eastAsia="zh-CN"/>
+        </w:rPr>
+        <w:t>4</w:t>
+      </w:r>
+      <w:r>
+        <w:rPr>
+          <w:rFonts w:ascii="Times New Roman" w:hAnsi="Times New Roman" w:eastAsia="微软雅黑" w:cs="Times New Roman"/>
+          <w:sz w:val="24"/>
+          <w:szCs w:val="24"/>
+          <w:lang w:eastAsia="zh-CN"/>
+        </w:rPr>
+        <w:t>”</w:t>
+      </w:r>
+      <w:r>
+        <w:rPr>
+          <w:rFonts w:hint="eastAsia" w:ascii="Times New Roman" w:hAnsi="Times New Roman" w:eastAsia="微软雅黑" w:cs="Times New Roman"/>
+          <w:sz w:val="24"/>
+          <w:szCs w:val="24"/>
+          <w:lang w:eastAsia="zh-CN"/>
+        </w:rPr>
+        <w:t xml:space="preserve"> %}</w:t>
+      </w:r>
+    </w:p>
+    <w:p>
+      <w:pPr>
+        <w:rPr>
+          <w:rFonts w:ascii="Times New Roman" w:hAnsi="Times New Roman" w:eastAsia="微软雅黑" w:cs="Times New Roman"/>
+          <w:sz w:val="24"/>
+          <w:szCs w:val="24"/>
+          <w:lang w:eastAsia="zh-CN"/>
+        </w:rPr>
+      </w:pPr>
+    </w:p>
+    <w:p>
+      <w:pPr>
+        <w:rPr>
+          <w:rFonts w:ascii="Times New Roman" w:hAnsi="Times New Roman" w:eastAsia="微软雅黑" w:cs="Times New Roman"/>
+          <w:sz w:val="24"/>
+          <w:szCs w:val="24"/>
+          <w:lang w:eastAsia="zh-CN"/>
+        </w:rPr>
+      </w:pPr>
+    </w:p>
+    <w:tbl>
+      <w:tblPr>
+        <w:tblStyle w:val="37"/>
+        <w:tblW w:w="6772" w:type="dxa"/>
+        <w:jc w:val="right"/>
+        <w:tblLayout w:type="fixed"/>
+        <w:tblCellMar>
+          <w:top w:w="0" w:type="dxa"/>
+          <w:left w:w="0" w:type="dxa"/>
+          <w:bottom w:w="0" w:type="dxa"/>
+          <w:right w:w="0" w:type="dxa"/>
+        </w:tblCellMar>
+      </w:tblPr>
+      <w:tblGrid>
+        <w:gridCol w:w="1272"/>
+        <w:gridCol w:w="2040"/>
+        <w:gridCol w:w="1166"/>
+        <w:gridCol w:w="2294"/>
+      </w:tblGrid>
+      <w:tr>
+        <w:tblPrEx>
+          <w:tblCellMar>
+            <w:top w:w="0" w:type="dxa"/>
+            <w:left w:w="0" w:type="dxa"/>
+            <w:bottom w:w="0" w:type="dxa"/>
+            <w:right w:w="0" w:type="dxa"/>
+          </w:tblCellMar>
+        </w:tblPrEx>
+        <w:trPr>
+          <w:trHeight w:val="441" w:hRule="exact"/>
+          <w:jc w:val="right"/>
+        </w:trPr>
+        <w:tc>
+          <w:tcPr>
+            <w:tcW w:w="1272" w:type="dxa"/>
+            <w:vAlign w:val="center"/>
+          </w:tcPr>
+          <w:p>
+            <w:pPr>
+              <w:pStyle w:val="20"/>
+              <w:spacing w:before="13"/>
+              <w:ind w:left="13" w:right="95"/>
+              <w:jc w:val="both"/>
+              <w:rPr>
+                <w:rFonts w:ascii="Times New Roman" w:hAnsi="Times New Roman" w:cs="Times New Roman"/>
+                <w:b/>
+                <w:sz w:val="24"/>
+                <w:szCs w:val="24"/>
+              </w:rPr>
+            </w:pPr>
+            <w:r>
+              <w:rPr>
+                <w:rFonts w:ascii="Times New Roman" w:hAnsi="Times New Roman" w:cs="Times New Roman"/>
+                <w:b/>
+                <w:sz w:val="24"/>
+                <w:szCs w:val="24"/>
+              </w:rPr>
+              <w:t>检测人：</w:t>
+            </w:r>
+          </w:p>
+        </w:tc>
+        <w:tc>
+          <w:tcPr>
+            <w:tcW w:w="2040" w:type="dxa"/>
+            <w:vAlign w:val="center"/>
+          </w:tcPr>
+          <w:p>
+            <w:pPr>
+              <w:pStyle w:val="20"/>
+              <w:spacing w:before="13"/>
+              <w:jc w:val="both"/>
+              <w:rPr>
+                <w:rFonts w:ascii="Times New Roman" w:hAnsi="Times New Roman" w:cs="Times New Roman"/>
+                <w:b/>
+                <w:sz w:val="24"/>
+                <w:szCs w:val="24"/>
+              </w:rPr>
+            </w:pPr>
+            <w:r>
+              <w:rPr>
+                <w:sz w:val="24"/>
+              </w:rPr>
+              <mc:AlternateContent>
+                <mc:Choice Requires="wpg">
+                  <w:drawing>
+                    <wp:anchor distT="0" distB="0" distL="114300" distR="114300" simplePos="0" relativeHeight="251670528" behindDoc="0" locked="0" layoutInCell="1" allowOverlap="1">
+                      <wp:simplePos x="0" y="0"/>
+                      <wp:positionH relativeFrom="column">
+                        <wp:posOffset>12700</wp:posOffset>
+                      </wp:positionH>
+                      <wp:positionV relativeFrom="paragraph">
+                        <wp:posOffset>-514985</wp:posOffset>
+                      </wp:positionV>
+                      <wp:extent cx="3150235" cy="1442720"/>
+                      <wp:effectExtent l="0" t="0" r="4445" b="5080"/>
+                      <wp:wrapNone/>
+                      <wp:docPr id="40" name="组合 40"/>
+                      <wp:cNvGraphicFramePr/>
+                      <a:graphic xmlns:a="http://schemas.openxmlformats.org/drawingml/2006/main">
+                        <a:graphicData uri="http://schemas.microsoft.com/office/word/2010/wordprocessingGroup">
+                          <wpg:wgp>
+                            <wpg:cNvGrpSpPr/>
+                            <wpg:grpSpPr>
+                              <a:xfrm>
+                                <a:off x="0" y="0"/>
+                                <a:ext cx="3150235" cy="1442720"/>
+                                <a:chOff x="17976" y="42945"/>
+                                <a:chExt cx="4961" cy="2272"/>
+                              </a:xfrm>
+                            </wpg:grpSpPr>
+                            <pic:pic xmlns:pic="http://schemas.openxmlformats.org/drawingml/2006/picture">
+                              <pic:nvPicPr>
+                                <pic:cNvPr id="19" name="图片 25"/>
+                                <pic:cNvPicPr>
+                                  <a:picLocks noChangeAspect="1" noChangeArrowheads="1"/>
+                                </pic:cNvPicPr>
+                              </pic:nvPicPr>
+                              <pic:blipFill>
+                                <a:blip r:embed="rId15">
+                                  <a:extLst>
+                                    <a:ext uri="{28A0092B-C50C-407E-A947-70E740481C1C}">
+                                      <a14:useLocalDpi xmlns:a14="http://schemas.microsoft.com/office/drawing/2010/main" val="0"/>
+                                    </a:ext>
+                                  </a:extLst>
+                                </a:blip>
+                                <a:srcRect/>
+                                <a:stretch>
+                                  <a:fillRect/>
+                                </a:stretch>
+                              </pic:blipFill>
+                              <pic:spPr>
+                                <a:xfrm>
+                                  <a:off x="20665" y="42945"/>
+                                  <a:ext cx="2273" cy="2273"/>
+                                </a:xfrm>
+                                <a:prstGeom prst="rect">
+                                  <a:avLst/>
+                                </a:prstGeom>
+                                <a:noFill/>
+                                <a:ln>
+                                  <a:noFill/>
+                                </a:ln>
+                              </pic:spPr>
+                            </pic:pic>
+                            <wpg:grpSp>
+                              <wpg:cNvPr id="41" name="组合 27"/>
+                              <wpg:cNvGrpSpPr/>
+                              <wpg:grpSpPr>
+                                <a:xfrm>
+                                  <a:off x="17976" y="43614"/>
+                                  <a:ext cx="4551" cy="626"/>
+                                  <a:chOff x="17976" y="43614"/>
+                                  <a:chExt cx="4551" cy="626"/>
+                                </a:xfrm>
+                              </wpg:grpSpPr>
+                              <pic:pic xmlns:pic="http://schemas.openxmlformats.org/drawingml/2006/picture">
+                                <pic:nvPicPr>
+                                  <pic:cNvPr id="20" name="图片 29" descr="IMG_256"/>
+                                  <pic:cNvPicPr>
+                                    <a:picLocks noChangeAspect="1"/>
+                                  </pic:cNvPicPr>
+                                </pic:nvPicPr>
+                                <pic:blipFill>
+                                  <a:blip r:embed="rId13">
+                                    <a:clrChange>
+                                      <a:clrFrom>
+                                        <a:srgbClr val="FFFFFF">
+                                          <a:alpha val="100000"/>
+                                        </a:srgbClr>
+                                      </a:clrFrom>
+                                      <a:clrTo>
+                                        <a:srgbClr val="FFFFFF">
+                                          <a:alpha val="100000"/>
+                                          <a:alpha val="0"/>
+                                        </a:srgbClr>
+                                      </a:clrTo>
+                                    </a:clrChange>
+                                  </a:blip>
+                                  <a:stretch>
+                                    <a:fillRect/>
+                                  </a:stretch>
+                                </pic:blipFill>
+                                <pic:spPr>
+                                  <a:xfrm>
+                                    <a:off x="17976" y="43615"/>
+                                    <a:ext cx="975" cy="570"/>
+                                  </a:xfrm>
+                                  <a:prstGeom prst="rect">
+                                    <a:avLst/>
+                                  </a:prstGeom>
+                                  <a:noFill/>
+                                  <a:ln w="9525">
+                                    <a:noFill/>
+                                  </a:ln>
+                                </pic:spPr>
+                              </pic:pic>
+                              <pic:pic xmlns:pic="http://schemas.openxmlformats.org/drawingml/2006/picture">
+                                <pic:nvPicPr>
+                                  <pic:cNvPr id="21" name="图片 59" descr="图片1"/>
+                                  <pic:cNvPicPr>
+                                    <a:picLocks noChangeAspect="1"/>
+                                  </pic:cNvPicPr>
+                                </pic:nvPicPr>
+                                <pic:blipFill>
+                                  <a:blip r:embed="rId17">
+                                    <a:biLevel thresh="50000"/>
+                                  </a:blip>
+                                  <a:srcRect l="7865" t="11797" r="5322" b="19074"/>
+                                  <a:stretch>
+                                    <a:fillRect/>
+                                  </a:stretch>
+                                </pic:blipFill>
+                                <pic:spPr>
+                                  <a:xfrm>
+                                    <a:off x="21059" y="43614"/>
+                                    <a:ext cx="1468" cy="627"/>
+                                  </a:xfrm>
+                                  <a:prstGeom prst="rect">
+                                    <a:avLst/>
+                                  </a:prstGeom>
+                                  <a:noFill/>
+                                </pic:spPr>
+                              </pic:pic>
+                            </wpg:grpSp>
+                          </wpg:wgp>
+                        </a:graphicData>
+                      </a:graphic>
+                    </wp:anchor>
+                  </w:drawing>
+                </mc:Choice>
+                <mc:Fallback>
+                  <w:pict>
+                    <v:group id="_x0000_s1026" o:spid="_x0000_s1026" o:spt="203" style="position:absolute;left:0pt;margin-left:1pt;margin-top:-40.55pt;height:113.6pt;width:248.05pt;z-index:251670528;mso-width-relative:page;mso-height-relative:page;" coordorigin="17976,42945" coordsize="4961,2272" o:gfxdata="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">
+                      <o:lock v:ext="edit" aspectratio="f"/>
+                      <v:shape id="图片 25" o:spid="_x0000_s1026" o:spt="75" type="#_x0000_t75" style="position:absolute;left:20665;top:42945;height:2273;width:2273;" filled="f" o:preferrelative="t" stroked="f" coordsize="21600,21600" o:gfxdata="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">
+                        <v:fill on="f" focussize="0,0"/>
+                        <v:stroke on="f"/>
+                        <v:imagedata r:id="rId15" o:title=""/>
+                        <o:lock v:ext="edit" aspectratio="t"/>
+                      </v:shape>
+                      <v:group id="组合 27" o:spid="_x0000_s1026" o:spt="203" style="position:absolute;left:17976;top:43614;height:626;width:4551;" coordorigin="17976,43614" coordsize="4551,626" o:gfxdata="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">
+                        <o:lock v:ext="edit" aspectratio="f"/>
+                        <v:shape id="图片 29" o:spid="_x0000_s1026" o:spt="75" alt="IMG_256" type="#_x0000_t75" style="position:absolute;left:17976;top:43615;height:570;width:975;" filled="f" o:preferrelative="t" stroked="f" coordsize="21600,21600" o:gfxdata="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">
+                          <v:fill on="f" focussize="0,0"/>
+                          <v:stroke on="f"/>
+                          <v:imagedata r:id="rId13" chromakey="#FFFFFF" o:title=""/>
+                          <o:lock v:ext="edit" aspectratio="t"/>
+                        </v:shape>
+                        <v:shape id="图片 59" o:spid="_x0000_s1026" o:spt="75" alt="图片1" type="#_x0000_t75" style="position:absolute;left:21059;top:43614;height:627;width:1468;" filled="f" o:preferrelative="t" stroked="f" coordsize="21600,21600" o:gfxdata="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">
+                          <v:fill on="f" focussize="0,0"/>
+                          <v:stroke on="f"/>
+                          <v:imagedata r:id="rId17" cropleft="5154f" croptop="7731f" cropright="3488f" cropbottom="12500f" grayscale="t" bilevel="t" o:title=""/>
+                          <o:lock v:ext="edit" aspectratio="t"/>
+                        </v:shape>
+                      </v:group>
+                    </v:group>
+                  </w:pict>
+                </mc:Fallback>
+              </mc:AlternateContent>
+            </w:r>
+          </w:p>
+        </w:tc>
+        <w:tc>
+          <w:tcPr>
+            <w:tcW w:w="1166" w:type="dxa"/>
+            <w:vAlign w:val="center"/>
+          </w:tcPr>
+          <w:p>
+            <w:pPr>
+              <w:pStyle w:val="20"/>
+              <w:spacing w:before="13"/>
+              <w:jc w:val="both"/>
+              <w:rPr>
+                <w:rFonts w:ascii="Times New Roman" w:hAnsi="Times New Roman" w:cs="Times New Roman"/>
+                <w:b/>
+                <w:sz w:val="24"/>
+                <w:szCs w:val="24"/>
+              </w:rPr>
+            </w:pPr>
+            <w:r>
+              <w:rPr>
+                <w:rFonts w:ascii="Times New Roman" w:hAnsi="Times New Roman" w:cs="Times New Roman"/>
+                <w:b/>
+                <w:sz w:val="24"/>
+                <w:szCs w:val="24"/>
+              </w:rPr>
+              <w:t>复核人</w:t>
+            </w:r>
+            <w:r>
+              <w:rPr>
+                <w:rFonts w:ascii="Times New Roman" w:hAnsi="Times New Roman" w:cs="Times New Roman"/>
+                <w:b/>
+                <w:sz w:val="24"/>
+                <w:szCs w:val="24"/>
+                <w:lang w:eastAsia="zh-CN"/>
+              </w:rPr>
+              <w:t>：</w:t>
+            </w:r>
+          </w:p>
+        </w:tc>
+        <w:tc>
+          <w:tcPr>
+            <w:tcW w:w="2294" w:type="dxa"/>
+            <w:vAlign w:val="center"/>
+          </w:tcPr>
+          <w:p>
+            <w:pPr>
+              <w:pStyle w:val="20"/>
+              <w:spacing w:before="13"/>
+              <w:ind w:right="15"/>
+              <w:jc w:val="both"/>
+              <w:rPr>
+                <w:rFonts w:ascii="Times New Roman" w:hAnsi="Times New Roman" w:cs="Times New Roman"/>
+                <w:b/>
+                <w:sz w:val="24"/>
+                <w:szCs w:val="24"/>
+              </w:rPr>
+            </w:pPr>
+          </w:p>
+        </w:tc>
+      </w:tr>
+      <w:tr>
+        <w:tblPrEx>
+          <w:tblCellMar>
+            <w:top w:w="0" w:type="dxa"/>
+            <w:left w:w="0" w:type="dxa"/>
+            <w:bottom w:w="0" w:type="dxa"/>
+            <w:right w:w="0" w:type="dxa"/>
+          </w:tblCellMar>
+        </w:tblPrEx>
+        <w:trPr>
+          <w:trHeight w:val="457" w:hRule="exact"/>
+          <w:jc w:val="right"/>
+        </w:trPr>
+        <w:tc>
+          <w:tcPr>
+            <w:tcW w:w="1272" w:type="dxa"/>
+            <w:vAlign w:val="center"/>
+          </w:tcPr>
+          <w:p>
+            <w:pPr>
+              <w:pStyle w:val="20"/>
+              <w:spacing w:line="341" w:lineRule="exact"/>
+              <w:ind w:left="13" w:right="165"/>
+              <w:jc w:val="both"/>
+              <w:rPr>
+                <w:rFonts w:ascii="Times New Roman" w:hAnsi="Times New Roman" w:cs="Times New Roman"/>
+                <w:b/>
+                <w:sz w:val="24"/>
+                <w:szCs w:val="24"/>
+              </w:rPr>
+            </w:pPr>
+            <w:r>
+              <w:rPr>
+                <w:rFonts w:ascii="Times New Roman" w:hAnsi="Times New Roman" w:cs="Times New Roman"/>
+                <w:b/>
+                <w:sz w:val="24"/>
+                <w:szCs w:val="24"/>
+              </w:rPr>
+              <w:t>日</w:t>
+            </w:r>
+            <w:r>
+              <w:rPr>
+                <w:rFonts w:ascii="Times New Roman" w:hAnsi="Times New Roman" w:cs="Times New Roman"/>
+                <w:b/>
+                <w:sz w:val="24"/>
+                <w:szCs w:val="24"/>
+                <w:lang w:eastAsia="zh-CN"/>
+              </w:rPr>
+              <w:t xml:space="preserve">  </w:t>
+            </w:r>
+            <w:r>
+              <w:rPr>
+                <w:rFonts w:ascii="Times New Roman" w:hAnsi="Times New Roman" w:cs="Times New Roman"/>
+                <w:b/>
+                <w:sz w:val="24"/>
+                <w:szCs w:val="24"/>
+              </w:rPr>
+              <w:t>期：</w:t>
+            </w:r>
+          </w:p>
+        </w:tc>
+        <w:tc>
+          <w:tcPr>
+            <w:tcW w:w="2040" w:type="dxa"/>
+            <w:vAlign w:val="center"/>
+          </w:tcPr>
+          <w:p>
+            <w:pPr>
+              <w:pStyle w:val="20"/>
+              <w:spacing w:line="363" w:lineRule="exact"/>
+              <w:jc w:val="both"/>
+              <w:rPr>
+                <w:rFonts w:ascii="Times New Roman" w:hAnsi="Times New Roman" w:cs="Times New Roman"/>
+                <w:sz w:val="24"/>
+                <w:szCs w:val="24"/>
+              </w:rPr>
+            </w:pPr>
+            <w:r>
+              <w:rPr>
+                <w:rFonts w:ascii="Times New Roman" w:hAnsi="Times New Roman" w:cs="Times New Roman"/>
+                <w:kern w:val="2"/>
+                <w:sz w:val="24"/>
+                <w:szCs w:val="24"/>
+                <w:lang w:eastAsia="zh-CN"/>
+              </w:rPr>
+              <w:t>{{ reportdate }}</w:t>
+            </w:r>
+          </w:p>
+        </w:tc>
+        <w:tc>
+          <w:tcPr>
+            <w:tcW w:w="1166" w:type="dxa"/>
+            <w:vAlign w:val="center"/>
+          </w:tcPr>
+          <w:p>
+            <w:pPr>
+              <w:pStyle w:val="20"/>
+              <w:spacing w:line="341" w:lineRule="exact"/>
+              <w:jc w:val="both"/>
+              <w:rPr>
+                <w:rFonts w:ascii="Times New Roman" w:hAnsi="Times New Roman" w:cs="Times New Roman"/>
+                <w:b/>
+                <w:sz w:val="24"/>
+                <w:szCs w:val="24"/>
+              </w:rPr>
+            </w:pPr>
+            <w:r>
+              <w:rPr>
+                <w:rFonts w:ascii="Times New Roman" w:hAnsi="Times New Roman" w:cs="Times New Roman"/>
+                <w:b/>
+                <w:sz w:val="24"/>
+                <w:szCs w:val="24"/>
+              </w:rPr>
+              <w:t>日</w:t>
+            </w:r>
+            <w:r>
+              <w:rPr>
+                <w:rFonts w:ascii="Times New Roman" w:hAnsi="Times New Roman" w:cs="Times New Roman"/>
+                <w:b/>
+                <w:sz w:val="24"/>
+                <w:szCs w:val="24"/>
+                <w:lang w:eastAsia="zh-CN"/>
+              </w:rPr>
+              <w:t xml:space="preserve">  </w:t>
+            </w:r>
+            <w:r>
+              <w:rPr>
+                <w:rFonts w:ascii="Times New Roman" w:hAnsi="Times New Roman" w:cs="Times New Roman"/>
+                <w:b/>
+                <w:sz w:val="24"/>
+                <w:szCs w:val="24"/>
+              </w:rPr>
+              <w:t>期：</w:t>
+            </w:r>
+          </w:p>
+        </w:tc>
+        <w:tc>
+          <w:tcPr>
+            <w:tcW w:w="2294" w:type="dxa"/>
+            <w:vAlign w:val="center"/>
+          </w:tcPr>
+          <w:p>
+            <w:pPr>
+              <w:pStyle w:val="20"/>
+              <w:spacing w:line="363" w:lineRule="exact"/>
+              <w:ind w:right="15"/>
+              <w:jc w:val="both"/>
+              <w:rPr>
+                <w:rFonts w:ascii="Times New Roman" w:hAnsi="Times New Roman" w:cs="Times New Roman"/>
+                <w:sz w:val="24"/>
+                <w:szCs w:val="24"/>
+              </w:rPr>
+            </w:pPr>
+            <w:r>
+              <w:rPr>
+                <w:rFonts w:ascii="Times New Roman" w:hAnsi="Times New Roman" w:cs="Times New Roman"/>
+                <w:kern w:val="2"/>
+                <w:sz w:val="24"/>
+                <w:szCs w:val="24"/>
+                <w:lang w:eastAsia="zh-CN"/>
+              </w:rPr>
+              <w:t>{{ reportdate }}</w:t>
+            </w:r>
+          </w:p>
+        </w:tc>
+      </w:tr>
+    </w:tbl>
+    <w:p>
+      <w:pPr>
+        <w:rPr>
+          <w:rFonts w:ascii="Times New Roman" w:hAnsi="Times New Roman" w:eastAsia="微软雅黑" w:cs="Times New Roman"/>
+          <w:sz w:val="24"/>
+          <w:szCs w:val="24"/>
+          <w:lang w:eastAsia="zh-CN"/>
+        </w:rPr>
+      </w:pPr>
+      <w:r>
+        <w:rPr>
+          <w:rFonts w:hint="eastAsia" w:ascii="Times New Roman" w:hAnsi="Times New Roman" w:eastAsia="微软雅黑" w:cs="Times New Roman"/>
+          <w:sz w:val="24"/>
+          <w:szCs w:val="24"/>
+          <w:lang w:eastAsia="zh-CN"/>
+        </w:rPr>
+        <w:t xml:space="preserve">{% endif %}{% if testedby == </w:t>
+      </w:r>
+      <w:r>
+        <w:rPr>
+          <w:rFonts w:ascii="Times New Roman" w:hAnsi="Times New Roman" w:eastAsia="微软雅黑" w:cs="Times New Roman"/>
+          <w:sz w:val="24"/>
+          <w:szCs w:val="24"/>
+          <w:lang w:eastAsia="zh-CN"/>
+        </w:rPr>
+        <w:t>“</w:t>
+      </w:r>
+      <w:r>
+        <w:rPr>
+          <w:rFonts w:hint="eastAsia" w:ascii="Times New Roman" w:hAnsi="Times New Roman" w:eastAsia="微软雅黑" w:cs="Times New Roman"/>
+          <w:sz w:val="24"/>
+          <w:szCs w:val="24"/>
+          <w:lang w:eastAsia="zh-CN"/>
+        </w:rPr>
+        <w:t>5</w:t>
+      </w:r>
+      <w:r>
+        <w:rPr>
+          <w:rFonts w:ascii="Times New Roman" w:hAnsi="Times New Roman" w:eastAsia="微软雅黑" w:cs="Times New Roman"/>
+          <w:sz w:val="24"/>
+          <w:szCs w:val="24"/>
+          <w:lang w:eastAsia="zh-CN"/>
+        </w:rPr>
+        <w:t>”</w:t>
+      </w:r>
+      <w:r>
+        <w:rPr>
+          <w:rFonts w:hint="eastAsia" w:ascii="Times New Roman" w:hAnsi="Times New Roman" w:eastAsia="微软雅黑" w:cs="Times New Roman"/>
+          <w:sz w:val="24"/>
+          <w:szCs w:val="24"/>
+          <w:lang w:eastAsia="zh-CN"/>
+        </w:rPr>
+        <w:t xml:space="preserve"> %}</w:t>
+      </w:r>
+    </w:p>
+    <w:p>
+      <w:pPr>
+        <w:rPr>
+          <w:lang w:eastAsia="zh-CN"/>
+        </w:rPr>
+      </w:pPr>
+    </w:p>
+    <w:p>
+      <w:pPr>
+        <w:rPr>
+          <w:lang w:eastAsia="zh-CN"/>
+        </w:rPr>
+      </w:pPr>
+    </w:p>
+    <w:tbl>
+      <w:tblPr>
+        <w:tblStyle w:val="37"/>
+        <w:tblW w:w="6772" w:type="dxa"/>
+        <w:jc w:val="right"/>
+        <w:tblLayout w:type="fixed"/>
+        <w:tblCellMar>
+          <w:top w:w="0" w:type="dxa"/>
+          <w:left w:w="0" w:type="dxa"/>
+          <w:bottom w:w="0" w:type="dxa"/>
+          <w:right w:w="0" w:type="dxa"/>
+        </w:tblCellMar>
+      </w:tblPr>
+      <w:tblGrid>
+        <w:gridCol w:w="1272"/>
+        <w:gridCol w:w="2040"/>
+        <w:gridCol w:w="1166"/>
+        <w:gridCol w:w="2294"/>
+      </w:tblGrid>
+      <w:tr>
+        <w:tblPrEx>
+          <w:tblCellMar>
+            <w:top w:w="0" w:type="dxa"/>
+            <w:left w:w="0" w:type="dxa"/>
+            <w:bottom w:w="0" w:type="dxa"/>
+            <w:right w:w="0" w:type="dxa"/>
+          </w:tblCellMar>
+        </w:tblPrEx>
+        <w:trPr>
+          <w:trHeight w:val="441" w:hRule="exact"/>
+          <w:jc w:val="right"/>
+        </w:trPr>
+        <w:tc>
+          <w:tcPr>
+            <w:tcW w:w="1272" w:type="dxa"/>
+            <w:vAlign w:val="center"/>
+          </w:tcPr>
+          <w:p>
+            <w:pPr>
+              <w:pStyle w:val="20"/>
+              <w:spacing w:before="13"/>
+              <w:ind w:left="13" w:right="95"/>
+              <w:jc w:val="both"/>
+              <w:rPr>
+                <w:rFonts w:ascii="Times New Roman" w:hAnsi="Times New Roman" w:cs="Times New Roman"/>
+                <w:b/>
+                <w:sz w:val="24"/>
+                <w:szCs w:val="24"/>
+              </w:rPr>
+            </w:pPr>
+            <w:r>
+              <w:rPr>
+                <w:rFonts w:ascii="Times New Roman" w:hAnsi="Times New Roman" w:cs="Times New Roman"/>
+                <w:b/>
+                <w:sz w:val="24"/>
+                <w:szCs w:val="24"/>
+              </w:rPr>
+              <w:t>检测人：</w:t>
+            </w:r>
+          </w:p>
+        </w:tc>
+        <w:tc>
+          <w:tcPr>
+            <w:tcW w:w="2040" w:type="dxa"/>
+            <w:vAlign w:val="center"/>
+          </w:tcPr>
+          <w:p>
+            <w:pPr>
+              <w:pStyle w:val="20"/>
+              <w:spacing w:before="13"/>
+              <w:jc w:val="both"/>
+              <w:rPr>
+                <w:rFonts w:ascii="Times New Roman" w:hAnsi="Times New Roman" w:cs="Times New Roman"/>
+                <w:b/>
+                <w:sz w:val="24"/>
+                <w:szCs w:val="24"/>
+              </w:rPr>
+            </w:pPr>
+          </w:p>
+        </w:tc>
+        <w:tc>
+          <w:tcPr>
+            <w:tcW w:w="1166" w:type="dxa"/>
+            <w:vAlign w:val="center"/>
+          </w:tcPr>
+          <w:p>
+            <w:pPr>
+              <w:pStyle w:val="20"/>
+              <w:spacing w:before="13"/>
+              <w:jc w:val="both"/>
+              <w:rPr>
+                <w:rFonts w:ascii="Times New Roman" w:hAnsi="Times New Roman" w:cs="Times New Roman"/>
+                <w:b/>
+                <w:sz w:val="24"/>
+                <w:szCs w:val="24"/>
+              </w:rPr>
+            </w:pPr>
+            <w:r>
+              <w:rPr>
+                <w:rFonts w:ascii="Times New Roman" w:hAnsi="Times New Roman" w:cs="Times New Roman"/>
+                <w:b/>
+                <w:sz w:val="24"/>
+                <w:szCs w:val="24"/>
+              </w:rPr>
+              <w:t>复核人</w:t>
+            </w:r>
+            <w:r>
+              <w:rPr>
+                <w:rFonts w:ascii="Times New Roman" w:hAnsi="Times New Roman" w:cs="Times New Roman"/>
+                <w:b/>
+                <w:sz w:val="24"/>
+                <w:szCs w:val="24"/>
+                <w:lang w:eastAsia="zh-CN"/>
+              </w:rPr>
+              <w:t>：</w:t>
+            </w:r>
+          </w:p>
+        </w:tc>
+        <w:tc>
+          <w:tcPr>
+            <w:tcW w:w="2294" w:type="dxa"/>
+            <w:vAlign w:val="center"/>
+          </w:tcPr>
+          <w:p>
+            <w:pPr>
+              <w:pStyle w:val="20"/>
+              <w:spacing w:before="13"/>
+              <w:ind w:right="15"/>
+              <w:jc w:val="both"/>
+              <w:rPr>
+                <w:rFonts w:ascii="Times New Roman" w:hAnsi="Times New Roman" w:cs="Times New Roman"/>
+                <w:b/>
+                <w:sz w:val="24"/>
+                <w:szCs w:val="24"/>
+              </w:rPr>
+            </w:pPr>
+          </w:p>
+        </w:tc>
+      </w:tr>
+      <w:tr>
+        <w:tblPrEx>
+          <w:tblCellMar>
+            <w:top w:w="0" w:type="dxa"/>
+            <w:left w:w="0" w:type="dxa"/>
+            <w:bottom w:w="0" w:type="dxa"/>
+            <w:right w:w="0" w:type="dxa"/>
+          </w:tblCellMar>
+        </w:tblPrEx>
+        <w:trPr>
+          <w:trHeight w:val="457" w:hRule="exact"/>
+          <w:jc w:val="right"/>
+        </w:trPr>
+        <w:tc>
+          <w:tcPr>
+            <w:tcW w:w="1272" w:type="dxa"/>
+            <w:vAlign w:val="center"/>
+          </w:tcPr>
+          <w:p>
+            <w:pPr>
+              <w:pStyle w:val="20"/>
+              <w:spacing w:line="341" w:lineRule="exact"/>
+              <w:ind w:left="13" w:right="165"/>
+              <w:jc w:val="both"/>
+              <w:rPr>
+                <w:rFonts w:ascii="Times New Roman" w:hAnsi="Times New Roman" w:cs="Times New Roman"/>
+                <w:b/>
+                <w:sz w:val="24"/>
+                <w:szCs w:val="24"/>
+              </w:rPr>
+            </w:pPr>
+            <w:r>
+              <w:rPr>
+                <w:rFonts w:ascii="Times New Roman" w:hAnsi="Times New Roman" w:cs="Times New Roman"/>
+                <w:b/>
+                <w:sz w:val="24"/>
+                <w:szCs w:val="24"/>
+              </w:rPr>
+              <w:t>日</w:t>
+            </w:r>
+            <w:r>
+              <w:rPr>
+                <w:rFonts w:ascii="Times New Roman" w:hAnsi="Times New Roman" w:cs="Times New Roman"/>
+                <w:b/>
+                <w:sz w:val="24"/>
+                <w:szCs w:val="24"/>
+                <w:lang w:eastAsia="zh-CN"/>
+              </w:rPr>
+              <w:t xml:space="preserve">  </w:t>
+            </w:r>
+            <w:r>
+              <w:rPr>
+                <w:rFonts w:ascii="Times New Roman" w:hAnsi="Times New Roman" w:cs="Times New Roman"/>
+                <w:b/>
+                <w:sz w:val="24"/>
+                <w:szCs w:val="24"/>
+              </w:rPr>
+              <w:t>期：</w:t>
+            </w:r>
+          </w:p>
+        </w:tc>
+        <w:tc>
+          <w:tcPr>
+            <w:tcW w:w="2040" w:type="dxa"/>
+            <w:vAlign w:val="center"/>
+          </w:tcPr>
+          <w:p>
+            <w:pPr>
+              <w:pStyle w:val="20"/>
+              <w:spacing w:line="363" w:lineRule="exact"/>
+              <w:jc w:val="both"/>
+              <w:rPr>
+                <w:rFonts w:ascii="Times New Roman" w:hAnsi="Times New Roman" w:cs="Times New Roman"/>
+                <w:sz w:val="24"/>
+                <w:szCs w:val="24"/>
+              </w:rPr>
+            </w:pPr>
+            <w:r>
+              <w:rPr>
+                <w:rFonts w:ascii="Times New Roman" w:hAnsi="Times New Roman" w:cs="Times New Roman"/>
+                <w:kern w:val="2"/>
+                <w:sz w:val="24"/>
+                <w:szCs w:val="24"/>
+                <w:lang w:eastAsia="zh-CN"/>
+              </w:rPr>
+              <w:t>{{ reportdate }}</w:t>
+            </w:r>
+          </w:p>
+        </w:tc>
+        <w:tc>
+          <w:tcPr>
+            <w:tcW w:w="1166" w:type="dxa"/>
+            <w:vAlign w:val="center"/>
+          </w:tcPr>
+          <w:p>
+            <w:pPr>
+              <w:pStyle w:val="20"/>
+              <w:spacing w:line="341" w:lineRule="exact"/>
+              <w:jc w:val="both"/>
+              <w:rPr>
+                <w:rFonts w:ascii="Times New Roman" w:hAnsi="Times New Roman" w:cs="Times New Roman"/>
+                <w:b/>
+                <w:sz w:val="24"/>
+                <w:szCs w:val="24"/>
+              </w:rPr>
+            </w:pPr>
+            <w:r>
+              <w:rPr>
+                <w:rFonts w:ascii="Times New Roman" w:hAnsi="Times New Roman" w:cs="Times New Roman"/>
+                <w:b/>
+                <w:sz w:val="24"/>
+                <w:szCs w:val="24"/>
+              </w:rPr>
+              <w:t>日</w:t>
+            </w:r>
+            <w:r>
+              <w:rPr>
+                <w:rFonts w:ascii="Times New Roman" w:hAnsi="Times New Roman" w:cs="Times New Roman"/>
+                <w:b/>
+                <w:sz w:val="24"/>
+                <w:szCs w:val="24"/>
+                <w:lang w:eastAsia="zh-CN"/>
+              </w:rPr>
+              <w:t xml:space="preserve">  </w:t>
+            </w:r>
+            <w:r>
+              <w:rPr>
+                <w:rFonts w:ascii="Times New Roman" w:hAnsi="Times New Roman" w:cs="Times New Roman"/>
+                <w:b/>
+                <w:sz w:val="24"/>
+                <w:szCs w:val="24"/>
+              </w:rPr>
+              <w:t>期：</w:t>
+            </w:r>
+          </w:p>
+        </w:tc>
+        <w:tc>
+          <w:tcPr>
+            <w:tcW w:w="2294" w:type="dxa"/>
+            <w:vAlign w:val="center"/>
+          </w:tcPr>
+          <w:p>
+            <w:pPr>
+              <w:pStyle w:val="20"/>
+              <w:spacing w:line="363" w:lineRule="exact"/>
+              <w:ind w:right="15"/>
+              <w:jc w:val="both"/>
+              <w:rPr>
+                <w:rFonts w:ascii="Times New Roman" w:hAnsi="Times New Roman" w:cs="Times New Roman"/>
+                <w:sz w:val="24"/>
+                <w:szCs w:val="24"/>
+              </w:rPr>
+            </w:pPr>
+            <w:r>
+              <w:rPr>
+                <w:rFonts w:ascii="Times New Roman" w:hAnsi="Times New Roman" w:cs="Times New Roman"/>
+                <w:kern w:val="2"/>
+                <w:sz w:val="24"/>
+                <w:szCs w:val="24"/>
+                <w:lang w:eastAsia="zh-CN"/>
+              </w:rPr>
+              <w:t>{{ reportdate }}</w:t>
+            </w:r>
+          </w:p>
+        </w:tc>
+      </w:tr>
+    </w:tbl>
+    <w:p>
+      <w:pPr>
+        <w:rPr>
+          <w:rFonts w:ascii="Times New Roman" w:hAnsi="Times New Roman" w:eastAsia="微软雅黑" w:cs="Times New Roman"/>
+          <w:sz w:val="24"/>
+          <w:szCs w:val="24"/>
+          <w:lang w:eastAsia="zh-CN"/>
+        </w:rPr>
+      </w:pPr>
+      <w:r>
+        <w:rPr>
+          <w:rFonts w:hint="eastAsia" w:ascii="Times New Roman" w:hAnsi="Times New Roman" w:eastAsia="微软雅黑" w:cs="Times New Roman"/>
+          <w:sz w:val="24"/>
+          <w:szCs w:val="24"/>
+          <w:lang w:eastAsia="zh-CN"/>
+        </w:rPr>
+        <w:t xml:space="preserve">{% endif %}{% if testedby == </w:t>
+      </w:r>
+      <w:r>
+        <w:rPr>
+          <w:rFonts w:ascii="Times New Roman" w:hAnsi="Times New Roman" w:eastAsia="微软雅黑" w:cs="Times New Roman"/>
+          <w:sz w:val="24"/>
+          <w:szCs w:val="24"/>
+          <w:lang w:eastAsia="zh-CN"/>
+        </w:rPr>
+        <w:t>“</w:t>
+      </w:r>
+      <w:r>
+        <w:rPr>
+          <w:rFonts w:hint="eastAsia" w:ascii="Times New Roman" w:hAnsi="Times New Roman" w:eastAsia="微软雅黑" w:cs="Times New Roman"/>
+          <w:sz w:val="24"/>
+          <w:szCs w:val="24"/>
+          <w:lang w:eastAsia="zh-CN"/>
+        </w:rPr>
+        <w:t>6</w:t>
+      </w:r>
+      <w:r>
+        <w:rPr>
+          <w:rFonts w:ascii="Times New Roman" w:hAnsi="Times New Roman" w:eastAsia="微软雅黑" w:cs="Times New Roman"/>
+          <w:sz w:val="24"/>
+          <w:szCs w:val="24"/>
+          <w:lang w:eastAsia="zh-CN"/>
+        </w:rPr>
+        <w:t>”</w:t>
+      </w:r>
+      <w:r>
+        <w:rPr>
+          <w:rFonts w:hint="eastAsia" w:ascii="Times New Roman" w:hAnsi="Times New Roman" w:eastAsia="微软雅黑" w:cs="Times New Roman"/>
+          <w:sz w:val="24"/>
+          <w:szCs w:val="24"/>
+          <w:lang w:eastAsia="zh-CN"/>
+        </w:rPr>
+        <w:t xml:space="preserve"> %}</w:t>
+      </w:r>
+    </w:p>
+    <w:p>
+      <w:pPr>
+        <w:rPr>
+          <w:rFonts w:ascii="Times New Roman" w:hAnsi="Times New Roman" w:eastAsia="微软雅黑" w:cs="Times New Roman"/>
+          <w:sz w:val="24"/>
+          <w:szCs w:val="24"/>
+          <w:lang w:eastAsia="zh-CN"/>
+        </w:rPr>
+      </w:pPr>
+    </w:p>
+    <w:p>
+      <w:pPr>
+        <w:rPr>
+          <w:rFonts w:ascii="Times New Roman" w:hAnsi="Times New Roman" w:eastAsia="微软雅黑" w:cs="Times New Roman"/>
+          <w:sz w:val="24"/>
+          <w:szCs w:val="24"/>
+          <w:lang w:eastAsia="zh-CN"/>
+        </w:rPr>
+      </w:pPr>
+    </w:p>
+    <w:tbl>
+      <w:tblPr>
+        <w:tblStyle w:val="37"/>
+        <w:tblW w:w="6772" w:type="dxa"/>
+        <w:jc w:val="right"/>
+        <w:tblLayout w:type="fixed"/>
+        <w:tblCellMar>
+          <w:top w:w="0" w:type="dxa"/>
+          <w:left w:w="0" w:type="dxa"/>
+          <w:bottom w:w="0" w:type="dxa"/>
+          <w:right w:w="0" w:type="dxa"/>
+        </w:tblCellMar>
+      </w:tblPr>
+      <w:tblGrid>
+        <w:gridCol w:w="1272"/>
+        <w:gridCol w:w="2040"/>
+        <w:gridCol w:w="1166"/>
+        <w:gridCol w:w="2294"/>
+      </w:tblGrid>
+      <w:tr>
+        <w:tblPrEx>
+          <w:tblCellMar>
+            <w:top w:w="0" w:type="dxa"/>
+            <w:left w:w="0" w:type="dxa"/>
+            <w:bottom w:w="0" w:type="dxa"/>
+            <w:right w:w="0" w:type="dxa"/>
+          </w:tblCellMar>
+        </w:tblPrEx>
+        <w:trPr>
+          <w:trHeight w:val="441" w:hRule="exact"/>
+          <w:jc w:val="right"/>
+        </w:trPr>
+        <w:tc>
+          <w:tcPr>
+            <w:tcW w:w="1272" w:type="dxa"/>
+            <w:vAlign w:val="center"/>
+          </w:tcPr>
+          <w:p>
+            <w:pPr>
+              <w:pStyle w:val="20"/>
+              <w:spacing w:before="13"/>
+              <w:ind w:left="13" w:right="95"/>
+              <w:jc w:val="both"/>
+              <w:rPr>
+                <w:rFonts w:ascii="Times New Roman" w:hAnsi="Times New Roman" w:cs="Times New Roman"/>
+                <w:b/>
+                <w:sz w:val="24"/>
+                <w:szCs w:val="24"/>
+              </w:rPr>
+            </w:pPr>
+            <w:r>
+              <w:rPr>
+                <w:rFonts w:ascii="Times New Roman" w:hAnsi="Times New Roman" w:cs="Times New Roman"/>
+                <w:b/>
+                <w:sz w:val="24"/>
+                <w:szCs w:val="24"/>
+              </w:rPr>
+              <w:t>检测人：</w:t>
+            </w:r>
+          </w:p>
+        </w:tc>
+        <w:tc>
+          <w:tcPr>
+            <w:tcW w:w="2040" w:type="dxa"/>
+            <w:vAlign w:val="center"/>
+          </w:tcPr>
+          <w:p>
+            <w:pPr>
+              <w:pStyle w:val="20"/>
+              <w:spacing w:before="13"/>
+              <w:jc w:val="both"/>
+              <w:rPr>
+                <w:rFonts w:ascii="Times New Roman" w:hAnsi="Times New Roman" w:cs="Times New Roman"/>
+                <w:b/>
+                <w:sz w:val="24"/>
+                <w:szCs w:val="24"/>
+              </w:rPr>
+            </w:pPr>
+          </w:p>
+        </w:tc>
+        <w:tc>
+          <w:tcPr>
+            <w:tcW w:w="1166" w:type="dxa"/>
+            <w:vAlign w:val="center"/>
+          </w:tcPr>
+          <w:p>
+            <w:pPr>
+              <w:pStyle w:val="20"/>
+              <w:spacing w:before="13"/>
+              <w:jc w:val="both"/>
+              <w:rPr>
+                <w:rFonts w:ascii="Times New Roman" w:hAnsi="Times New Roman" w:cs="Times New Roman"/>
+                <w:b/>
+                <w:sz w:val="24"/>
+                <w:szCs w:val="24"/>
+              </w:rPr>
+            </w:pPr>
+            <w:r>
+              <w:rPr>
+                <w:rFonts w:ascii="Times New Roman" w:hAnsi="Times New Roman" w:cs="Times New Roman"/>
+                <w:b/>
+                <w:sz w:val="24"/>
+                <w:szCs w:val="24"/>
+              </w:rPr>
+              <w:t>复核人</w:t>
+            </w:r>
+            <w:r>
+              <w:rPr>
+                <w:rFonts w:ascii="Times New Roman" w:hAnsi="Times New Roman" w:cs="Times New Roman"/>
+                <w:b/>
+                <w:sz w:val="24"/>
+                <w:szCs w:val="24"/>
+                <w:lang w:eastAsia="zh-CN"/>
+              </w:rPr>
+              <w:t>：</w:t>
+            </w:r>
+          </w:p>
+        </w:tc>
+        <w:tc>
+          <w:tcPr>
+            <w:tcW w:w="2294" w:type="dxa"/>
+            <w:vAlign w:val="center"/>
+          </w:tcPr>
+          <w:p>
+            <w:pPr>
+              <w:pStyle w:val="20"/>
+              <w:spacing w:before="13"/>
+              <w:ind w:right="15"/>
+              <w:jc w:val="both"/>
+              <w:rPr>
+                <w:rFonts w:ascii="Times New Roman" w:hAnsi="Times New Roman" w:cs="Times New Roman"/>
+                <w:b/>
+                <w:sz w:val="24"/>
+                <w:szCs w:val="24"/>
+              </w:rPr>
+            </w:pPr>
+          </w:p>
+        </w:tc>
+      </w:tr>
+      <w:tr>
+        <w:tblPrEx>
+          <w:tblCellMar>
+            <w:top w:w="0" w:type="dxa"/>
+            <w:left w:w="0" w:type="dxa"/>
+            <w:bottom w:w="0" w:type="dxa"/>
+            <w:right w:w="0" w:type="dxa"/>
+          </w:tblCellMar>
+        </w:tblPrEx>
+        <w:trPr>
+          <w:trHeight w:val="457" w:hRule="exact"/>
+          <w:jc w:val="right"/>
+        </w:trPr>
+        <w:tc>
+          <w:tcPr>
+            <w:tcW w:w="1272" w:type="dxa"/>
+            <w:vAlign w:val="center"/>
+          </w:tcPr>
+          <w:p>
+            <w:pPr>
+              <w:pStyle w:val="20"/>
+              <w:spacing w:line="341" w:lineRule="exact"/>
+              <w:ind w:left="13" w:right="165"/>
+              <w:jc w:val="both"/>
+              <w:rPr>
+                <w:rFonts w:ascii="Times New Roman" w:hAnsi="Times New Roman" w:cs="Times New Roman"/>
+                <w:b/>
+                <w:sz w:val="24"/>
+                <w:szCs w:val="24"/>
+              </w:rPr>
+            </w:pPr>
+            <w:r>
+              <w:rPr>
+                <w:rFonts w:ascii="Times New Roman" w:hAnsi="Times New Roman" w:cs="Times New Roman"/>
+                <w:b/>
+                <w:sz w:val="24"/>
+                <w:szCs w:val="24"/>
+              </w:rPr>
+              <w:t>日</w:t>
+            </w:r>
+            <w:r>
+              <w:rPr>
+                <w:rFonts w:ascii="Times New Roman" w:hAnsi="Times New Roman" w:cs="Times New Roman"/>
+                <w:b/>
+                <w:sz w:val="24"/>
+                <w:szCs w:val="24"/>
+                <w:lang w:eastAsia="zh-CN"/>
+              </w:rPr>
+              <w:t xml:space="preserve">  </w:t>
+            </w:r>
+            <w:r>
+              <w:rPr>
+                <w:rFonts w:ascii="Times New Roman" w:hAnsi="Times New Roman" w:cs="Times New Roman"/>
+                <w:b/>
+                <w:sz w:val="24"/>
+                <w:szCs w:val="24"/>
+              </w:rPr>
+              <w:t>期：</w:t>
+            </w:r>
+          </w:p>
+        </w:tc>
+        <w:tc>
+          <w:tcPr>
+            <w:tcW w:w="2040" w:type="dxa"/>
+            <w:vAlign w:val="center"/>
+          </w:tcPr>
+          <w:p>
+            <w:pPr>
+              <w:pStyle w:val="20"/>
+              <w:spacing w:line="363" w:lineRule="exact"/>
+              <w:jc w:val="both"/>
+              <w:rPr>
+                <w:rFonts w:ascii="Times New Roman" w:hAnsi="Times New Roman" w:cs="Times New Roman"/>
+                <w:sz w:val="24"/>
+                <w:szCs w:val="24"/>
+              </w:rPr>
+            </w:pPr>
+            <w:r>
+              <w:rPr>
+                <w:rFonts w:ascii="Times New Roman" w:hAnsi="Times New Roman" w:cs="Times New Roman"/>
+                <w:kern w:val="2"/>
+                <w:sz w:val="24"/>
+                <w:szCs w:val="24"/>
+                <w:lang w:eastAsia="zh-CN"/>
+              </w:rPr>
+              <w:t>{{ reportdate }}</w:t>
+            </w:r>
+          </w:p>
+        </w:tc>
+        <w:tc>
+          <w:tcPr>
+            <w:tcW w:w="1166" w:type="dxa"/>
+            <w:vAlign w:val="center"/>
+          </w:tcPr>
+          <w:p>
+            <w:pPr>
+              <w:pStyle w:val="20"/>
+              <w:spacing w:line="341" w:lineRule="exact"/>
+              <w:jc w:val="both"/>
+              <w:rPr>
+                <w:rFonts w:ascii="Times New Roman" w:hAnsi="Times New Roman" w:cs="Times New Roman"/>
+                <w:b/>
+                <w:sz w:val="24"/>
+                <w:szCs w:val="24"/>
+              </w:rPr>
+            </w:pPr>
+            <w:r>
+              <w:rPr>
+                <w:rFonts w:ascii="Times New Roman" w:hAnsi="Times New Roman" w:cs="Times New Roman"/>
+                <w:b/>
+                <w:sz w:val="24"/>
+                <w:szCs w:val="24"/>
+              </w:rPr>
+              <w:t>日</w:t>
+            </w:r>
+            <w:r>
+              <w:rPr>
+                <w:rFonts w:ascii="Times New Roman" w:hAnsi="Times New Roman" w:cs="Times New Roman"/>
+                <w:b/>
+                <w:sz w:val="24"/>
+                <w:szCs w:val="24"/>
+                <w:lang w:eastAsia="zh-CN"/>
+              </w:rPr>
+              <w:t xml:space="preserve">  </w:t>
+            </w:r>
+            <w:r>
+              <w:rPr>
+                <w:rFonts w:ascii="Times New Roman" w:hAnsi="Times New Roman" w:cs="Times New Roman"/>
+                <w:b/>
+                <w:sz w:val="24"/>
+                <w:szCs w:val="24"/>
+              </w:rPr>
+              <w:t>期：</w:t>
+            </w:r>
+          </w:p>
+        </w:tc>
+        <w:tc>
+          <w:tcPr>
+            <w:tcW w:w="2294" w:type="dxa"/>
+            <w:vAlign w:val="center"/>
+          </w:tcPr>
+          <w:p>
+            <w:pPr>
+              <w:pStyle w:val="20"/>
+              <w:spacing w:line="363" w:lineRule="exact"/>
+              <w:ind w:right="15"/>
+              <w:jc w:val="both"/>
+              <w:rPr>
+                <w:rFonts w:ascii="Times New Roman" w:hAnsi="Times New Roman" w:cs="Times New Roman"/>
+                <w:sz w:val="24"/>
+                <w:szCs w:val="24"/>
+              </w:rPr>
+            </w:pPr>
+            <w:r>
+              <w:rPr>
+                <w:rFonts w:ascii="Times New Roman" w:hAnsi="Times New Roman" w:cs="Times New Roman"/>
+                <w:kern w:val="2"/>
+                <w:sz w:val="24"/>
+                <w:szCs w:val="24"/>
+                <w:lang w:eastAsia="zh-CN"/>
+              </w:rPr>
+              <w:t>{{ reportdate }}</w:t>
+            </w:r>
+          </w:p>
+        </w:tc>
+      </w:tr>
+    </w:tbl>
+    <w:p>
+      <w:pPr>
+        <w:rPr>
+          <w:rFonts w:ascii="Times New Roman" w:hAnsi="Times New Roman" w:eastAsia="微软雅黑" w:cs="黑体"/>
+          <w:b/>
+          <w:bCs/>
+          <w:color w:val="00B050"/>
+          <w:sz w:val="28"/>
+          <w:szCs w:val="36"/>
+          <w:lang w:eastAsia="zh-CN"/>
+        </w:rPr>
+      </w:pPr>
+      <w:r>
+        <w:rPr>
+          <w:rFonts w:hint="eastAsia" w:ascii="Times New Roman" w:hAnsi="Times New Roman" w:eastAsia="微软雅黑" w:cs="Times New Roman"/>
+          <w:sz w:val="24"/>
+          <w:szCs w:val="24"/>
+          <w:lang w:eastAsia="zh-CN"/>
         </w:rPr>
         <w:t>{% endif %}</w:t>
       </w:r>
@@ -4715,17 +7729,17 @@
           <w:lang w:val="en-US" w:eastAsia="zh-CN"/>
         </w:rPr>
       </w:pPr>
-      <w:bookmarkStart w:id="21" w:name="_Toc19184"/>
-      <w:bookmarkStart w:id="22" w:name="_Toc19898_WPSOffice_Level1"/>
+      <w:bookmarkStart w:id="21" w:name="_Toc6374"/>
+      <w:bookmarkStart w:id="22" w:name="_Toc2781"/>
       <w:bookmarkStart w:id="23" w:name="_Toc14062"/>
-      <w:bookmarkStart w:id="24" w:name="_Toc284"/>
-      <w:bookmarkStart w:id="25" w:name="_Toc2781"/>
+      <w:bookmarkStart w:id="24" w:name="_Toc26145"/>
+      <w:bookmarkStart w:id="25" w:name="_Toc19898_WPSOffice_Level1"/>
       <w:bookmarkStart w:id="26" w:name="_Toc20136_WPSOffice_Level1"/>
-      <w:bookmarkStart w:id="27" w:name="_Toc22132"/>
-      <w:bookmarkStart w:id="28" w:name="_Toc12381"/>
-      <w:bookmarkStart w:id="29" w:name="_Toc20608"/>
-      <w:bookmarkStart w:id="30" w:name="_Toc26145"/>
-      <w:bookmarkStart w:id="31" w:name="_Toc6374"/>
+      <w:bookmarkStart w:id="27" w:name="_Toc12381"/>
+      <w:bookmarkStart w:id="28" w:name="_Toc284"/>
+      <w:bookmarkStart w:id="29" w:name="_Toc19184"/>
+      <w:bookmarkStart w:id="30" w:name="_Toc22132"/>
+      <w:bookmarkStart w:id="31" w:name="_Toc20608"/>
       <w:r>
         <w:rPr>
           <w:rStyle w:val="55"/>
@@ -4746,9 +7760,9 @@
       <w:bookmarkEnd w:id="29"/>
       <w:bookmarkEnd w:id="30"/>
       <w:bookmarkEnd w:id="31"/>
-      <w:bookmarkStart w:id="32" w:name="_Toc21516"/>
-      <w:bookmarkStart w:id="33" w:name="_Toc27840"/>
-      <w:bookmarkStart w:id="34" w:name="_Toc149837258"/>
+      <w:bookmarkStart w:id="32" w:name="_Toc27840"/>
+      <w:bookmarkStart w:id="33" w:name="_Toc149837258"/>
+      <w:bookmarkStart w:id="34" w:name="_Toc21516"/>
     </w:p>
     <w:p>
       <w:pPr>
@@ -4951,7 +7965,7 @@
           </w:tblCellMar>
         </w:tblPrEx>
         <w:trPr>
-          <w:trHeight w:val="1134" w:hRule="atLeast"/>
+          <w:trHeight w:val="0" w:hRule="atLeast"/>
           <w:jc w:val="center"/>
         </w:trPr>
         <w:tc>
@@ -6236,7 +9250,25 @@
           <w:highlight w:val="none"/>
           <w:lang w:eastAsia="zh-CN"/>
         </w:rPr>
-        <w:t>历史检测结果汇总展示的突变均为组织中检测到的特异性突变，任何致病等级的变异本检测报告均会报出（仅体细胞变异）。</w:t>
+        <w:t>历史检测结果汇总展示的突变均为组织中检测到的特异性突变，任何致病等级的变异本</w:t>
+      </w:r>
+      <w:r>
+        <w:rPr>
+          <w:rFonts w:hint="eastAsia" w:ascii="Times New Roman" w:hAnsi="Times New Roman" w:eastAsia="微软雅黑" w:cs="Times New Roman"/>
+          <w:sz w:val="18"/>
+          <w:highlight w:val="none"/>
+          <w:lang w:val="en-US" w:eastAsia="zh-CN"/>
+        </w:rPr>
+        <w:t>次</w:t>
+      </w:r>
+      <w:r>
+        <w:rPr>
+          <w:rFonts w:hint="eastAsia" w:ascii="Times New Roman" w:hAnsi="Times New Roman" w:eastAsia="微软雅黑" w:cs="Times New Roman"/>
+          <w:sz w:val="18"/>
+          <w:highlight w:val="none"/>
+          <w:lang w:eastAsia="zh-CN"/>
+        </w:rPr>
+        <w:t>检测报告均会报出（仅体细胞变异）。</w:t>
       </w:r>
     </w:p>
     <w:p>
@@ -6369,8 +9401,8 @@
           <w:szCs w:val="32"/>
         </w:rPr>
       </w:pPr>
-      <w:bookmarkStart w:id="37" w:name="_Toc19463"/>
-      <w:bookmarkStart w:id="38" w:name="_Toc17639"/>
+      <w:bookmarkStart w:id="37" w:name="_Toc17639"/>
+      <w:bookmarkStart w:id="38" w:name="_Toc19463"/>
       <w:bookmarkStart w:id="39" w:name="_Toc10987"/>
       <w:r>
         <w:rPr>
@@ -6397,15 +9429,15 @@
           <w:lang w:eastAsia="zh-CN"/>
         </w:rPr>
       </w:pPr>
-      <w:bookmarkStart w:id="40" w:name="_Toc9066"/>
-      <w:bookmarkStart w:id="41" w:name="_Toc14255_WPSOffice_Level1"/>
-      <w:bookmarkStart w:id="42" w:name="_Toc24085_WPSOffice_Level1"/>
-      <w:bookmarkStart w:id="43" w:name="_Toc26613"/>
-      <w:bookmarkStart w:id="44" w:name="_Toc21064"/>
-      <w:bookmarkStart w:id="45" w:name="_Toc15840_WPSOffice_Level1"/>
-      <w:bookmarkStart w:id="46" w:name="_Toc12193"/>
-      <w:bookmarkStart w:id="47" w:name="_Toc9914"/>
-      <w:bookmarkStart w:id="48" w:name="_Toc3674"/>
+      <w:bookmarkStart w:id="40" w:name="_Toc15840_WPSOffice_Level1"/>
+      <w:bookmarkStart w:id="41" w:name="_Toc26613"/>
+      <w:bookmarkStart w:id="42" w:name="_Toc3674"/>
+      <w:bookmarkStart w:id="43" w:name="_Toc9066"/>
+      <w:bookmarkStart w:id="44" w:name="_Toc9914"/>
+      <w:bookmarkStart w:id="45" w:name="_Toc12193"/>
+      <w:bookmarkStart w:id="46" w:name="_Toc14255_WPSOffice_Level1"/>
+      <w:bookmarkStart w:id="47" w:name="_Toc21064"/>
+      <w:bookmarkStart w:id="48" w:name="_Toc24085_WPSOffice_Level1"/>
       <w:r>
         <w:rPr>
           <w:rFonts w:hint="eastAsia" w:ascii="Times New Roman" w:hAnsi="Times New Roman" w:eastAsia="微软雅黑" w:cs="黑体"/>
@@ -8521,7 +11553,7 @@
           <w:sz w:val="18"/>
           <w:lang w:eastAsia="zh-CN"/>
         </w:rPr>
-        <w:t>总体质量评估：根据 DNA 平均测序深度进行评估，分为“合格”、“警戒“、”不合格”三个等级。总体质量评估为“警戒“或者“不合格”时，均会影响检测的准确性和敏感性。</w:t>
+        <w:t>总体质量评估：根据 DNA 平均测序深度进行评估，分为“合格”、“警戒”、“不合格”三个等级。总体质量评估为“警戒”或者“不合格”时，均会影响检测的准确性和敏感性。</w:t>
       </w:r>
     </w:p>
     <w:p>
@@ -8543,34 +11575,44 @@
     </w:p>
     <w:p>
       <w:pPr>
-        <w:pStyle w:val="3"/>
+        <w:widowControl w:val="0"/>
         <w:numPr>
           <w:ilvl w:val="255"/>
           <w:numId w:val="0"/>
         </w:numPr>
         <w:jc w:val="left"/>
-        <w:rPr>
+        <w:outlineLvl w:val="1"/>
+        <w:rPr>
+          <w:rFonts w:hint="eastAsia" w:ascii="Times New Roman" w:hAnsi="Times New Roman" w:eastAsia="微软雅黑" w:cs="黑体"/>
+          <w:b/>
+          <w:bCs/>
           <w:color w:val="auto"/>
-          <w:lang w:eastAsia="zh-CN"/>
+          <w:sz w:val="30"/>
+          <w:szCs w:val="30"/>
+          <w:lang w:val="en-US" w:eastAsia="zh-CN" w:bidi="ar-SA"/>
         </w:rPr>
       </w:pPr>
-      <w:bookmarkStart w:id="49" w:name="_Toc29730"/>
-      <w:bookmarkStart w:id="50" w:name="_Toc5898"/>
-      <w:bookmarkStart w:id="51" w:name="_Toc28537"/>
-      <w:bookmarkStart w:id="52" w:name="_Toc16368_WPSOffice_Level1"/>
-      <w:bookmarkStart w:id="53" w:name="_Toc5590"/>
-      <w:bookmarkStart w:id="54" w:name="_Toc19099"/>
-      <w:bookmarkStart w:id="55" w:name="_Toc7549"/>
-      <w:bookmarkStart w:id="56" w:name="_Toc6864"/>
-      <w:bookmarkStart w:id="57" w:name="_Toc8182"/>
-      <w:bookmarkStart w:id="58" w:name="_Toc28910_WPSOffice_Level1"/>
-      <w:bookmarkStart w:id="59" w:name="_Toc22484_WPSOffice_Level1"/>
-      <w:bookmarkStart w:id="60" w:name="_Toc4235"/>
-      <w:r>
-        <w:rPr>
-          <w:rFonts w:hint="eastAsia"/>
+      <w:bookmarkStart w:id="49" w:name="_Toc28537"/>
+      <w:bookmarkStart w:id="50" w:name="_Toc19099"/>
+      <w:bookmarkStart w:id="51" w:name="_Toc16368_WPSOffice_Level1"/>
+      <w:bookmarkStart w:id="52" w:name="_Toc5898"/>
+      <w:bookmarkStart w:id="53" w:name="_Toc6864"/>
+      <w:bookmarkStart w:id="54" w:name="_Toc5590"/>
+      <w:bookmarkStart w:id="55" w:name="_Toc22484_WPSOffice_Level1"/>
+      <w:bookmarkStart w:id="56" w:name="_Toc28910_WPSOffice_Level1"/>
+      <w:bookmarkStart w:id="57" w:name="_Toc29730"/>
+      <w:bookmarkStart w:id="58" w:name="_Toc4235"/>
+      <w:bookmarkStart w:id="59" w:name="_Toc8182"/>
+      <w:bookmarkStart w:id="60" w:name="_Toc7549"/>
+      <w:r>
+        <w:rPr>
+          <w:rFonts w:hint="eastAsia" w:ascii="Times New Roman" w:hAnsi="Times New Roman" w:eastAsia="微软雅黑" w:cs="黑体"/>
+          <w:b/>
+          <w:bCs/>
           <w:color w:val="auto"/>
-          <w:lang w:eastAsia="zh-CN"/>
+          <w:sz w:val="30"/>
+          <w:szCs w:val="30"/>
+          <w:lang w:val="en-US" w:eastAsia="zh-CN" w:bidi="ar-SA"/>
         </w:rPr>
         <w:t>检测基因列表</w:t>
       </w:r>
@@ -8600,13 +11642,13 @@
           <w:lang w:eastAsia="zh-CN"/>
         </w:rPr>
       </w:pPr>
-      <w:bookmarkStart w:id="61" w:name="_Toc17111_WPSOffice_Level2"/>
-      <w:bookmarkStart w:id="62" w:name="_Toc6931_WPSOffice_Level2"/>
-      <w:bookmarkStart w:id="63" w:name="_Toc6304_WPSOffice_Level2"/>
-      <w:bookmarkStart w:id="64" w:name="_Toc31515_WPSOffice_Level2"/>
-      <w:bookmarkStart w:id="65" w:name="_Toc3488_WPSOffice_Level2"/>
-      <w:bookmarkStart w:id="66" w:name="_Toc11193_WPSOffice_Level2"/>
-      <w:bookmarkStart w:id="67" w:name="_Toc19280_WPSOffice_Level2"/>
+      <w:bookmarkStart w:id="61" w:name="_Toc11193_WPSOffice_Level2"/>
+      <w:bookmarkStart w:id="62" w:name="_Toc31515_WPSOffice_Level2"/>
+      <w:bookmarkStart w:id="63" w:name="_Toc19280_WPSOffice_Level2"/>
+      <w:bookmarkStart w:id="64" w:name="_Toc6304_WPSOffice_Level2"/>
+      <w:bookmarkStart w:id="65" w:name="_Toc6931_WPSOffice_Level2"/>
+      <w:bookmarkStart w:id="66" w:name="_Toc17111_WPSOffice_Level2"/>
+      <w:bookmarkStart w:id="67" w:name="_Toc3488_WPSOffice_Level2"/>
       <w:r>
         <w:rPr>
           <w:rFonts w:hint="eastAsia" w:ascii="Times New Roman" w:hAnsi="Times New Roman" w:eastAsia="微软雅黑" w:cs="Times New Roman"/>
@@ -9072,13 +12114,13 @@
           <w:szCs w:val="24"/>
         </w:rPr>
       </w:pPr>
-      <w:bookmarkStart w:id="68" w:name="_Toc31138_WPSOffice_Level2"/>
-      <w:bookmarkStart w:id="69" w:name="_Toc25864_WPSOffice_Level2"/>
-      <w:bookmarkStart w:id="70" w:name="_Toc29205_WPSOffice_Level2"/>
-      <w:bookmarkStart w:id="71" w:name="_Toc26578_WPSOffice_Level2"/>
-      <w:bookmarkStart w:id="72" w:name="_Toc12087_WPSOffice_Level2"/>
-      <w:bookmarkStart w:id="73" w:name="_Toc2822_WPSOffice_Level2"/>
-      <w:bookmarkStart w:id="74" w:name="_Toc14645_WPSOffice_Level2"/>
+      <w:bookmarkStart w:id="68" w:name="_Toc25864_WPSOffice_Level2"/>
+      <w:bookmarkStart w:id="69" w:name="_Toc29205_WPSOffice_Level2"/>
+      <w:bookmarkStart w:id="70" w:name="_Toc2822_WPSOffice_Level2"/>
+      <w:bookmarkStart w:id="71" w:name="_Toc31138_WPSOffice_Level2"/>
+      <w:bookmarkStart w:id="72" w:name="_Toc14645_WPSOffice_Level2"/>
+      <w:bookmarkStart w:id="73" w:name="_Toc12087_WPSOffice_Level2"/>
+      <w:bookmarkStart w:id="74" w:name="_Toc26578_WPSOffice_Level2"/>
       <w:r>
         <w:rPr>
           <w:rFonts w:hint="eastAsia" w:ascii="Times New Roman" w:hAnsi="Times New Roman" w:eastAsia="微软雅黑" w:cs="Times New Roman"/>
@@ -9183,13 +12225,13 @@
                 <w:szCs w:val="18"/>
               </w:rPr>
             </w:pPr>
-            <w:bookmarkStart w:id="75" w:name="_Toc31020_WPSOffice_Level2"/>
-            <w:bookmarkStart w:id="76" w:name="_Toc5660_WPSOffice_Level2"/>
-            <w:bookmarkStart w:id="77" w:name="_Toc23221_WPSOffice_Level2"/>
-            <w:bookmarkStart w:id="78" w:name="_Toc17905_WPSOffice_Level2"/>
-            <w:bookmarkStart w:id="79" w:name="_Toc5261_WPSOffice_Level2"/>
-            <w:bookmarkStart w:id="80" w:name="_Toc18696_WPSOffice_Level2"/>
-            <w:bookmarkStart w:id="81" w:name="_Toc3819_WPSOffice_Level2"/>
+            <w:bookmarkStart w:id="75" w:name="_Toc3819_WPSOffice_Level2"/>
+            <w:bookmarkStart w:id="76" w:name="_Toc31020_WPSOffice_Level2"/>
+            <w:bookmarkStart w:id="77" w:name="_Toc18696_WPSOffice_Level2"/>
+            <w:bookmarkStart w:id="78" w:name="_Toc5261_WPSOffice_Level2"/>
+            <w:bookmarkStart w:id="79" w:name="_Toc5660_WPSOffice_Level2"/>
+            <w:bookmarkStart w:id="80" w:name="_Toc17905_WPSOffice_Level2"/>
+            <w:bookmarkStart w:id="81" w:name="_Toc23221_WPSOffice_Level2"/>
             <w:r>
               <w:rPr>
                 <w:rFonts w:hint="eastAsia" w:ascii="Times New Roman" w:hAnsi="Times New Roman" w:eastAsia="微软雅黑" w:cs="Times New Roman"/>
@@ -9654,13 +12696,13 @@
                 <w:szCs w:val="18"/>
               </w:rPr>
             </w:pPr>
-            <w:bookmarkStart w:id="82" w:name="_Toc11554_WPSOffice_Level2"/>
+            <w:bookmarkStart w:id="82" w:name="_Toc23388_WPSOffice_Level2"/>
             <w:bookmarkStart w:id="83" w:name="_Toc20683_WPSOffice_Level2"/>
-            <w:bookmarkStart w:id="84" w:name="_Toc28235_WPSOffice_Level2"/>
-            <w:bookmarkStart w:id="85" w:name="_Toc24626_WPSOffice_Level2"/>
-            <w:bookmarkStart w:id="86" w:name="_Toc23388_WPSOffice_Level2"/>
-            <w:bookmarkStart w:id="87" w:name="_Toc2588_WPSOffice_Level2"/>
-            <w:bookmarkStart w:id="88" w:name="_Toc15300_WPSOffice_Level2"/>
+            <w:bookmarkStart w:id="84" w:name="_Toc24626_WPSOffice_Level2"/>
+            <w:bookmarkStart w:id="85" w:name="_Toc15300_WPSOffice_Level2"/>
+            <w:bookmarkStart w:id="86" w:name="_Toc11554_WPSOffice_Level2"/>
+            <w:bookmarkStart w:id="87" w:name="_Toc28235_WPSOffice_Level2"/>
+            <w:bookmarkStart w:id="88" w:name="_Toc2588_WPSOffice_Level2"/>
             <w:r>
               <w:rPr>
                 <w:rFonts w:hint="eastAsia" w:ascii="Times New Roman" w:hAnsi="Times New Roman" w:eastAsia="微软雅黑" w:cs="Times New Roman"/>
@@ -10125,12 +13167,12 @@
                 <w:szCs w:val="18"/>
               </w:rPr>
             </w:pPr>
-            <w:bookmarkStart w:id="89" w:name="_Toc31650_WPSOffice_Level2"/>
-            <w:bookmarkStart w:id="90" w:name="_Toc22590_WPSOffice_Level2"/>
-            <w:bookmarkStart w:id="91" w:name="_Toc30071_WPSOffice_Level2"/>
-            <w:bookmarkStart w:id="92" w:name="_Toc18182_WPSOffice_Level2"/>
-            <w:bookmarkStart w:id="93" w:name="_Toc16027_WPSOffice_Level2"/>
-            <w:bookmarkStart w:id="94" w:name="_Toc12493_WPSOffice_Level2"/>
+            <w:bookmarkStart w:id="89" w:name="_Toc22590_WPSOffice_Level2"/>
+            <w:bookmarkStart w:id="90" w:name="_Toc16027_WPSOffice_Level2"/>
+            <w:bookmarkStart w:id="91" w:name="_Toc12493_WPSOffice_Level2"/>
+            <w:bookmarkStart w:id="92" w:name="_Toc31650_WPSOffice_Level2"/>
+            <w:bookmarkStart w:id="93" w:name="_Toc30071_WPSOffice_Level2"/>
+            <w:bookmarkStart w:id="94" w:name="_Toc18182_WPSOffice_Level2"/>
             <w:bookmarkStart w:id="95" w:name="_Toc19892_WPSOffice_Level2"/>
             <w:r>
               <w:rPr>
@@ -10596,13 +13638,13 @@
                 <w:szCs w:val="18"/>
               </w:rPr>
             </w:pPr>
-            <w:bookmarkStart w:id="96" w:name="_Toc20571_WPSOffice_Level2"/>
-            <w:bookmarkStart w:id="97" w:name="_Toc31447_WPSOffice_Level2"/>
-            <w:bookmarkStart w:id="98" w:name="_Toc28534_WPSOffice_Level2"/>
-            <w:bookmarkStart w:id="99" w:name="_Toc19289_WPSOffice_Level2"/>
-            <w:bookmarkStart w:id="100" w:name="_Toc8398_WPSOffice_Level2"/>
-            <w:bookmarkStart w:id="101" w:name="_Toc28312_WPSOffice_Level2"/>
-            <w:bookmarkStart w:id="102" w:name="_Toc11689_WPSOffice_Level2"/>
+            <w:bookmarkStart w:id="96" w:name="_Toc11689_WPSOffice_Level2"/>
+            <w:bookmarkStart w:id="97" w:name="_Toc28534_WPSOffice_Level2"/>
+            <w:bookmarkStart w:id="98" w:name="_Toc8398_WPSOffice_Level2"/>
+            <w:bookmarkStart w:id="99" w:name="_Toc31447_WPSOffice_Level2"/>
+            <w:bookmarkStart w:id="100" w:name="_Toc19289_WPSOffice_Level2"/>
+            <w:bookmarkStart w:id="101" w:name="_Toc20571_WPSOffice_Level2"/>
+            <w:bookmarkStart w:id="102" w:name="_Toc28312_WPSOffice_Level2"/>
             <w:r>
               <w:rPr>
                 <w:rFonts w:hint="eastAsia" w:ascii="Times New Roman" w:hAnsi="Times New Roman" w:eastAsia="微软雅黑" w:cs="Times New Roman"/>
@@ -11068,13 +14110,13 @@
                 <w:szCs w:val="18"/>
               </w:rPr>
             </w:pPr>
-            <w:bookmarkStart w:id="103" w:name="_Toc5164_WPSOffice_Level2"/>
-            <w:bookmarkStart w:id="104" w:name="_Toc6863_WPSOffice_Level2"/>
-            <w:bookmarkStart w:id="105" w:name="_Toc6170_WPSOffice_Level2"/>
+            <w:bookmarkStart w:id="103" w:name="_Toc5423_WPSOffice_Level2"/>
+            <w:bookmarkStart w:id="104" w:name="_Toc6170_WPSOffice_Level2"/>
+            <w:bookmarkStart w:id="105" w:name="_Toc13225_WPSOffice_Level2"/>
             <w:bookmarkStart w:id="106" w:name="_Toc6645_WPSOffice_Level2"/>
             <w:bookmarkStart w:id="107" w:name="_Toc2683_WPSOffice_Level2"/>
-            <w:bookmarkStart w:id="108" w:name="_Toc5423_WPSOffice_Level2"/>
-            <w:bookmarkStart w:id="109" w:name="_Toc13225_WPSOffice_Level2"/>
+            <w:bookmarkStart w:id="108" w:name="_Toc6863_WPSOffice_Level2"/>
+            <w:bookmarkStart w:id="109" w:name="_Toc5164_WPSOffice_Level2"/>
             <w:r>
               <w:rPr>
                 <w:rFonts w:hint="eastAsia" w:ascii="Times New Roman" w:hAnsi="Times New Roman" w:eastAsia="微软雅黑" w:cs="Times New Roman"/>
@@ -11539,13 +14581,13 @@
                 <w:szCs w:val="18"/>
               </w:rPr>
             </w:pPr>
-            <w:bookmarkStart w:id="110" w:name="_Toc29762_WPSOffice_Level2"/>
-            <w:bookmarkStart w:id="111" w:name="_Toc13817_WPSOffice_Level2"/>
-            <w:bookmarkStart w:id="112" w:name="_Toc3387_WPSOffice_Level2"/>
-            <w:bookmarkStart w:id="113" w:name="_Toc12046_WPSOffice_Level2"/>
-            <w:bookmarkStart w:id="114" w:name="_Toc24628_WPSOffice_Level2"/>
-            <w:bookmarkStart w:id="115" w:name="_Toc5860_WPSOffice_Level2"/>
-            <w:bookmarkStart w:id="116" w:name="_Toc6323_WPSOffice_Level2"/>
+            <w:bookmarkStart w:id="110" w:name="_Toc24628_WPSOffice_Level2"/>
+            <w:bookmarkStart w:id="111" w:name="_Toc6323_WPSOffice_Level2"/>
+            <w:bookmarkStart w:id="112" w:name="_Toc5860_WPSOffice_Level2"/>
+            <w:bookmarkStart w:id="113" w:name="_Toc3387_WPSOffice_Level2"/>
+            <w:bookmarkStart w:id="114" w:name="_Toc12046_WPSOffice_Level2"/>
+            <w:bookmarkStart w:id="115" w:name="_Toc29762_WPSOffice_Level2"/>
+            <w:bookmarkStart w:id="116" w:name="_Toc13817_WPSOffice_Level2"/>
             <w:r>
               <w:rPr>
                 <w:rFonts w:hint="eastAsia" w:ascii="Times New Roman" w:hAnsi="Times New Roman" w:eastAsia="微软雅黑" w:cs="Times New Roman"/>
@@ -11973,14 +15015,6 @@
         <w:gridCol w:w="1409"/>
       </w:tblGrid>
       <w:tr>
-        <w:tblPrEx>
-          <w:tblCellMar>
-            <w:top w:w="0" w:type="dxa"/>
-            <w:left w:w="0" w:type="dxa"/>
-            <w:bottom w:w="0" w:type="dxa"/>
-            <w:right w:w="0" w:type="dxa"/>
-          </w:tblCellMar>
-        </w:tblPrEx>
         <w:trPr>
           <w:trHeight w:val="227" w:hRule="atLeast"/>
           <w:jc w:val="center"/>
@@ -12010,13 +15044,13 @@
                 <w:szCs w:val="18"/>
               </w:rPr>
             </w:pPr>
-            <w:bookmarkStart w:id="117" w:name="_Toc13244_WPSOffice_Level2"/>
-            <w:bookmarkStart w:id="118" w:name="_Toc11082_WPSOffice_Level2"/>
-            <w:bookmarkStart w:id="119" w:name="_Toc31905_WPSOffice_Level2"/>
-            <w:bookmarkStart w:id="120" w:name="_Toc22500_WPSOffice_Level2"/>
-            <w:bookmarkStart w:id="121" w:name="_Toc708_WPSOffice_Level2"/>
-            <w:bookmarkStart w:id="122" w:name="_Toc15619_WPSOffice_Level2"/>
-            <w:bookmarkStart w:id="123" w:name="_Toc6004_WPSOffice_Level2"/>
+            <w:bookmarkStart w:id="117" w:name="_Toc708_WPSOffice_Level2"/>
+            <w:bookmarkStart w:id="118" w:name="_Toc13244_WPSOffice_Level2"/>
+            <w:bookmarkStart w:id="119" w:name="_Toc11082_WPSOffice_Level2"/>
+            <w:bookmarkStart w:id="120" w:name="_Toc6004_WPSOffice_Level2"/>
+            <w:bookmarkStart w:id="121" w:name="_Toc31905_WPSOffice_Level2"/>
+            <w:bookmarkStart w:id="122" w:name="_Toc22500_WPSOffice_Level2"/>
+            <w:bookmarkStart w:id="123" w:name="_Toc15619_WPSOffice_Level2"/>
             <w:r>
               <w:rPr>
                 <w:rFonts w:hint="eastAsia" w:ascii="Times New Roman" w:hAnsi="Times New Roman" w:eastAsia="微软雅黑" w:cs="Times New Roman"/>
@@ -12481,13 +15515,13 @@
                 <w:szCs w:val="18"/>
               </w:rPr>
             </w:pPr>
-            <w:bookmarkStart w:id="124" w:name="_Toc4042_WPSOffice_Level2"/>
-            <w:bookmarkStart w:id="125" w:name="_Toc23443_WPSOffice_Level2"/>
-            <w:bookmarkStart w:id="126" w:name="_Toc13664_WPSOffice_Level2"/>
+            <w:bookmarkStart w:id="124" w:name="_Toc21560_WPSOffice_Level2"/>
+            <w:bookmarkStart w:id="125" w:name="_Toc4042_WPSOffice_Level2"/>
+            <w:bookmarkStart w:id="126" w:name="_Toc7586_WPSOffice_Level2"/>
             <w:bookmarkStart w:id="127" w:name="_Toc15479_WPSOffice_Level2"/>
-            <w:bookmarkStart w:id="128" w:name="_Toc7586_WPSOffice_Level2"/>
-            <w:bookmarkStart w:id="129" w:name="_Toc21560_WPSOffice_Level2"/>
-            <w:bookmarkStart w:id="130" w:name="_Toc23537_WPSOffice_Level2"/>
+            <w:bookmarkStart w:id="128" w:name="_Toc23443_WPSOffice_Level2"/>
+            <w:bookmarkStart w:id="129" w:name="_Toc23537_WPSOffice_Level2"/>
+            <w:bookmarkStart w:id="130" w:name="_Toc13664_WPSOffice_Level2"/>
             <w:r>
               <w:rPr>
                 <w:rFonts w:hint="eastAsia" w:ascii="Times New Roman" w:hAnsi="Times New Roman" w:eastAsia="微软雅黑" w:cs="Times New Roman"/>
@@ -12952,13 +15986,13 @@
                 <w:szCs w:val="18"/>
               </w:rPr>
             </w:pPr>
-            <w:bookmarkStart w:id="131" w:name="_Toc11254_WPSOffice_Level2"/>
+            <w:bookmarkStart w:id="131" w:name="_Toc28498_WPSOffice_Level2"/>
             <w:bookmarkStart w:id="132" w:name="_Toc10575_WPSOffice_Level2"/>
-            <w:bookmarkStart w:id="133" w:name="_Toc2337_WPSOffice_Level2"/>
-            <w:bookmarkStart w:id="134" w:name="_Toc28498_WPSOffice_Level2"/>
-            <w:bookmarkStart w:id="135" w:name="_Toc29193_WPSOffice_Level2"/>
-            <w:bookmarkStart w:id="136" w:name="_Toc22039_WPSOffice_Level2"/>
-            <w:bookmarkStart w:id="137" w:name="_Toc5629_WPSOffice_Level2"/>
+            <w:bookmarkStart w:id="133" w:name="_Toc22039_WPSOffice_Level2"/>
+            <w:bookmarkStart w:id="134" w:name="_Toc29193_WPSOffice_Level2"/>
+            <w:bookmarkStart w:id="135" w:name="_Toc5629_WPSOffice_Level2"/>
+            <w:bookmarkStart w:id="136" w:name="_Toc2337_WPSOffice_Level2"/>
+            <w:bookmarkStart w:id="137" w:name="_Toc11254_WPSOffice_Level2"/>
             <w:r>
               <w:rPr>
                 <w:rFonts w:hint="eastAsia" w:ascii="Times New Roman" w:hAnsi="Times New Roman" w:eastAsia="微软雅黑" w:cs="Times New Roman"/>
@@ -13424,12 +16458,12 @@
               </w:rPr>
             </w:pPr>
             <w:bookmarkStart w:id="138" w:name="_Toc17668_WPSOffice_Level2"/>
-            <w:bookmarkStart w:id="139" w:name="_Toc18866_WPSOffice_Level2"/>
+            <w:bookmarkStart w:id="139" w:name="_Toc8985_WPSOffice_Level2"/>
             <w:bookmarkStart w:id="140" w:name="_Toc8519_WPSOffice_Level2"/>
-            <w:bookmarkStart w:id="141" w:name="_Toc17621_WPSOffice_Level2"/>
+            <w:bookmarkStart w:id="141" w:name="_Toc13246_WPSOffice_Level2"/>
             <w:bookmarkStart w:id="142" w:name="_Toc2613_WPSOffice_Level2"/>
-            <w:bookmarkStart w:id="143" w:name="_Toc13246_WPSOffice_Level2"/>
-            <w:bookmarkStart w:id="144" w:name="_Toc8985_WPSOffice_Level2"/>
+            <w:bookmarkStart w:id="143" w:name="_Toc17621_WPSOffice_Level2"/>
+            <w:bookmarkStart w:id="144" w:name="_Toc18866_WPSOffice_Level2"/>
             <w:r>
               <w:rPr>
                 <w:rFonts w:hint="eastAsia" w:ascii="Times New Roman" w:hAnsi="Times New Roman" w:eastAsia="微软雅黑" w:cs="Times New Roman"/>
@@ -13895,12 +16929,12 @@
               </w:rPr>
             </w:pPr>
             <w:bookmarkStart w:id="145" w:name="_Toc24337_WPSOffice_Level2"/>
-            <w:bookmarkStart w:id="146" w:name="_Toc2334_WPSOffice_Level2"/>
+            <w:bookmarkStart w:id="146" w:name="_Toc25338_WPSOffice_Level2"/>
             <w:bookmarkStart w:id="147" w:name="_Toc6654_WPSOffice_Level2"/>
-            <w:bookmarkStart w:id="148" w:name="_Toc12118_WPSOffice_Level2"/>
-            <w:bookmarkStart w:id="149" w:name="_Toc25338_WPSOffice_Level2"/>
-            <w:bookmarkStart w:id="150" w:name="_Toc12027_WPSOffice_Level2"/>
-            <w:bookmarkStart w:id="151" w:name="_Toc23413_WPSOffice_Level2"/>
+            <w:bookmarkStart w:id="148" w:name="_Toc12027_WPSOffice_Level2"/>
+            <w:bookmarkStart w:id="149" w:name="_Toc12118_WPSOffice_Level2"/>
+            <w:bookmarkStart w:id="150" w:name="_Toc23413_WPSOffice_Level2"/>
+            <w:bookmarkStart w:id="151" w:name="_Toc2334_WPSOffice_Level2"/>
             <w:r>
               <w:rPr>
                 <w:rFonts w:hint="eastAsia" w:ascii="Times New Roman" w:hAnsi="Times New Roman" w:eastAsia="微软雅黑" w:cs="Times New Roman"/>
@@ -14365,13 +17399,13 @@
                 <w:szCs w:val="18"/>
               </w:rPr>
             </w:pPr>
-            <w:bookmarkStart w:id="152" w:name="_Toc6074_WPSOffice_Level2"/>
-            <w:bookmarkStart w:id="153" w:name="_Toc5840_WPSOffice_Level2"/>
-            <w:bookmarkStart w:id="154" w:name="_Toc28807_WPSOffice_Level2"/>
-            <w:bookmarkStart w:id="155" w:name="_Toc20736_WPSOffice_Level2"/>
-            <w:bookmarkStart w:id="156" w:name="_Toc20271_WPSOffice_Level2"/>
-            <w:bookmarkStart w:id="157" w:name="_Toc17711_WPSOffice_Level2"/>
-            <w:bookmarkStart w:id="158" w:name="_Toc17254_WPSOffice_Level2"/>
+            <w:bookmarkStart w:id="152" w:name="_Toc20736_WPSOffice_Level2"/>
+            <w:bookmarkStart w:id="153" w:name="_Toc20271_WPSOffice_Level2"/>
+            <w:bookmarkStart w:id="154" w:name="_Toc5840_WPSOffice_Level2"/>
+            <w:bookmarkStart w:id="155" w:name="_Toc6074_WPSOffice_Level2"/>
+            <w:bookmarkStart w:id="156" w:name="_Toc17254_WPSOffice_Level2"/>
+            <w:bookmarkStart w:id="157" w:name="_Toc28807_WPSOffice_Level2"/>
+            <w:bookmarkStart w:id="158" w:name="_Toc17711_WPSOffice_Level2"/>
             <w:r>
               <w:rPr>
                 <w:rFonts w:hint="eastAsia" w:ascii="Times New Roman" w:hAnsi="Times New Roman" w:eastAsia="微软雅黑" w:cs="Times New Roman"/>
@@ -14836,13 +17870,13 @@
                 <w:szCs w:val="18"/>
               </w:rPr>
             </w:pPr>
-            <w:bookmarkStart w:id="159" w:name="_Toc24586_WPSOffice_Level2"/>
-            <w:bookmarkStart w:id="160" w:name="_Toc18295_WPSOffice_Level2"/>
-            <w:bookmarkStart w:id="161" w:name="_Toc31683_WPSOffice_Level2"/>
-            <w:bookmarkStart w:id="162" w:name="_Toc18813_WPSOffice_Level2"/>
-            <w:bookmarkStart w:id="163" w:name="_Toc22623_WPSOffice_Level2"/>
-            <w:bookmarkStart w:id="164" w:name="_Toc18784_WPSOffice_Level2"/>
-            <w:bookmarkStart w:id="165" w:name="_Toc26031_WPSOffice_Level2"/>
+            <w:bookmarkStart w:id="159" w:name="_Toc18813_WPSOffice_Level2"/>
+            <w:bookmarkStart w:id="160" w:name="_Toc22623_WPSOffice_Level2"/>
+            <w:bookmarkStart w:id="161" w:name="_Toc18295_WPSOffice_Level2"/>
+            <w:bookmarkStart w:id="162" w:name="_Toc18784_WPSOffice_Level2"/>
+            <w:bookmarkStart w:id="163" w:name="_Toc26031_WPSOffice_Level2"/>
+            <w:bookmarkStart w:id="164" w:name="_Toc24586_WPSOffice_Level2"/>
+            <w:bookmarkStart w:id="165" w:name="_Toc31683_WPSOffice_Level2"/>
             <w:r>
               <w:rPr>
                 <w:rFonts w:hint="eastAsia" w:ascii="Times New Roman" w:hAnsi="Times New Roman" w:eastAsia="微软雅黑" w:cs="Times New Roman"/>
@@ -15765,13 +18799,13 @@
                 <w:szCs w:val="18"/>
               </w:rPr>
             </w:pPr>
-            <w:bookmarkStart w:id="166" w:name="_Toc22167_WPSOffice_Level2"/>
+            <w:bookmarkStart w:id="166" w:name="_Toc31152_WPSOffice_Level2"/>
             <w:bookmarkStart w:id="167" w:name="_Toc15930_WPSOffice_Level2"/>
-            <w:bookmarkStart w:id="168" w:name="_Toc11576_WPSOffice_Level2"/>
-            <w:bookmarkStart w:id="169" w:name="_Toc25837_WPSOffice_Level2"/>
+            <w:bookmarkStart w:id="168" w:name="_Toc30144_WPSOffice_Level2"/>
+            <w:bookmarkStart w:id="169" w:name="_Toc11576_WPSOffice_Level2"/>
             <w:bookmarkStart w:id="170" w:name="_Toc2455_WPSOffice_Level2"/>
-            <w:bookmarkStart w:id="171" w:name="_Toc31152_WPSOffice_Level2"/>
-            <w:bookmarkStart w:id="172" w:name="_Toc30144_WPSOffice_Level2"/>
+            <w:bookmarkStart w:id="171" w:name="_Toc22167_WPSOffice_Level2"/>
+            <w:bookmarkStart w:id="172" w:name="_Toc25837_WPSOffice_Level2"/>
             <w:r>
               <w:rPr>
                 <w:rFonts w:hint="eastAsia" w:ascii="Times New Roman" w:hAnsi="Times New Roman" w:eastAsia="微软雅黑" w:cs="Times New Roman"/>
@@ -16237,13 +19271,13 @@
                 <w:szCs w:val="18"/>
               </w:rPr>
             </w:pPr>
-            <w:bookmarkStart w:id="173" w:name="_Toc10927_WPSOffice_Level2"/>
-            <w:bookmarkStart w:id="174" w:name="_Toc21218_WPSOffice_Level2"/>
-            <w:bookmarkStart w:id="175" w:name="_Toc18298_WPSOffice_Level2"/>
-            <w:bookmarkStart w:id="176" w:name="_Toc6105_WPSOffice_Level2"/>
+            <w:bookmarkStart w:id="173" w:name="_Toc18298_WPSOffice_Level2"/>
+            <w:bookmarkStart w:id="174" w:name="_Toc6105_WPSOffice_Level2"/>
+            <w:bookmarkStart w:id="175" w:name="_Toc24581_WPSOffice_Level2"/>
+            <w:bookmarkStart w:id="176" w:name="_Toc17817_WPSOffice_Level2"/>
             <w:bookmarkStart w:id="177" w:name="_Toc21844_WPSOffice_Level2"/>
-            <w:bookmarkStart w:id="178" w:name="_Toc17817_WPSOffice_Level2"/>
-            <w:bookmarkStart w:id="179" w:name="_Toc24581_WPSOffice_Level2"/>
+            <w:bookmarkStart w:id="178" w:name="_Toc21218_WPSOffice_Level2"/>
+            <w:bookmarkStart w:id="179" w:name="_Toc10927_WPSOffice_Level2"/>
             <w:r>
               <w:rPr>
                 <w:rFonts w:hint="eastAsia" w:ascii="Times New Roman" w:hAnsi="Times New Roman" w:eastAsia="微软雅黑" w:cs="Times New Roman"/>
@@ -16708,13 +19742,13 @@
                 <w:szCs w:val="18"/>
               </w:rPr>
             </w:pPr>
-            <w:bookmarkStart w:id="180" w:name="_Toc22953_WPSOffice_Level2"/>
-            <w:bookmarkStart w:id="181" w:name="_Toc5805_WPSOffice_Level2"/>
-            <w:bookmarkStart w:id="182" w:name="_Toc26632_WPSOffice_Level2"/>
-            <w:bookmarkStart w:id="183" w:name="_Toc7518_WPSOffice_Level2"/>
-            <w:bookmarkStart w:id="184" w:name="_Toc32618_WPSOffice_Level2"/>
-            <w:bookmarkStart w:id="185" w:name="_Toc20673_WPSOffice_Level2"/>
-            <w:bookmarkStart w:id="186" w:name="_Toc3881_WPSOffice_Level2"/>
+            <w:bookmarkStart w:id="180" w:name="_Toc5805_WPSOffice_Level2"/>
+            <w:bookmarkStart w:id="181" w:name="_Toc26632_WPSOffice_Level2"/>
+            <w:bookmarkStart w:id="182" w:name="_Toc7518_WPSOffice_Level2"/>
+            <w:bookmarkStart w:id="183" w:name="_Toc20673_WPSOffice_Level2"/>
+            <w:bookmarkStart w:id="184" w:name="_Toc3881_WPSOffice_Level2"/>
+            <w:bookmarkStart w:id="185" w:name="_Toc32618_WPSOffice_Level2"/>
+            <w:bookmarkStart w:id="186" w:name="_Toc22953_WPSOffice_Level2"/>
             <w:r>
               <w:rPr>
                 <w:rFonts w:hint="eastAsia" w:ascii="Times New Roman" w:hAnsi="Times New Roman" w:eastAsia="微软雅黑" w:cs="Times New Roman"/>
@@ -17179,13 +20213,13 @@
                 <w:szCs w:val="18"/>
               </w:rPr>
             </w:pPr>
-            <w:bookmarkStart w:id="187" w:name="_Toc25299_WPSOffice_Level2"/>
-            <w:bookmarkStart w:id="188" w:name="_Toc15940_WPSOffice_Level2"/>
-            <w:bookmarkStart w:id="189" w:name="_Toc14661_WPSOffice_Level2"/>
-            <w:bookmarkStart w:id="190" w:name="_Toc9505_WPSOffice_Level2"/>
-            <w:bookmarkStart w:id="191" w:name="_Toc22431_WPSOffice_Level2"/>
+            <w:bookmarkStart w:id="187" w:name="_Toc15940_WPSOffice_Level2"/>
+            <w:bookmarkStart w:id="188" w:name="_Toc25299_WPSOffice_Level2"/>
+            <w:bookmarkStart w:id="189" w:name="_Toc9505_WPSOffice_Level2"/>
+            <w:bookmarkStart w:id="190" w:name="_Toc14661_WPSOffice_Level2"/>
+            <w:bookmarkStart w:id="191" w:name="_Toc22629_WPSOffice_Level2"/>
             <w:bookmarkStart w:id="192" w:name="_Toc31722_WPSOffice_Level2"/>
-            <w:bookmarkStart w:id="193" w:name="_Toc22629_WPSOffice_Level2"/>
+            <w:bookmarkStart w:id="193" w:name="_Toc22431_WPSOffice_Level2"/>
             <w:r>
               <w:rPr>
                 <w:rFonts w:hint="eastAsia" w:ascii="Times New Roman" w:hAnsi="Times New Roman" w:eastAsia="微软雅黑" w:cs="Times New Roman"/>
@@ -17650,13 +20684,13 @@
                 <w:szCs w:val="18"/>
               </w:rPr>
             </w:pPr>
-            <w:bookmarkStart w:id="194" w:name="_Toc27147_WPSOffice_Level2"/>
-            <w:bookmarkStart w:id="195" w:name="_Toc5581_WPSOffice_Level2"/>
-            <w:bookmarkStart w:id="196" w:name="_Toc7607_WPSOffice_Level2"/>
+            <w:bookmarkStart w:id="194" w:name="_Toc4328_WPSOffice_Level2"/>
+            <w:bookmarkStart w:id="195" w:name="_Toc24372_WPSOffice_Level2"/>
+            <w:bookmarkStart w:id="196" w:name="_Toc27147_WPSOffice_Level2"/>
             <w:bookmarkStart w:id="197" w:name="_Toc27188_WPSOffice_Level2"/>
-            <w:bookmarkStart w:id="198" w:name="_Toc20849_WPSOffice_Level2"/>
-            <w:bookmarkStart w:id="199" w:name="_Toc24372_WPSOffice_Level2"/>
-            <w:bookmarkStart w:id="200" w:name="_Toc4328_WPSOffice_Level2"/>
+            <w:bookmarkStart w:id="198" w:name="_Toc5581_WPSOffice_Level2"/>
+            <w:bookmarkStart w:id="199" w:name="_Toc20849_WPSOffice_Level2"/>
+            <w:bookmarkStart w:id="200" w:name="_Toc7607_WPSOffice_Level2"/>
             <w:r>
               <w:rPr>
                 <w:rFonts w:hint="eastAsia" w:ascii="Times New Roman" w:hAnsi="Times New Roman" w:eastAsia="微软雅黑" w:cs="Times New Roman"/>
@@ -18122,12 +21156,12 @@
               </w:rPr>
             </w:pPr>
             <w:bookmarkStart w:id="201" w:name="_Toc9066_WPSOffice_Level2"/>
-            <w:bookmarkStart w:id="202" w:name="_Toc8746_WPSOffice_Level2"/>
-            <w:bookmarkStart w:id="203" w:name="_Toc26466_WPSOffice_Level2"/>
-            <w:bookmarkStart w:id="204" w:name="_Toc23854_WPSOffice_Level2"/>
-            <w:bookmarkStart w:id="205" w:name="_Toc6343_WPSOffice_Level2"/>
-            <w:bookmarkStart w:id="206" w:name="_Toc23457_WPSOffice_Level2"/>
-            <w:bookmarkStart w:id="207" w:name="_Toc11511_WPSOffice_Level2"/>
+            <w:bookmarkStart w:id="202" w:name="_Toc23457_WPSOffice_Level2"/>
+            <w:bookmarkStart w:id="203" w:name="_Toc11511_WPSOffice_Level2"/>
+            <w:bookmarkStart w:id="204" w:name="_Toc6343_WPSOffice_Level2"/>
+            <w:bookmarkStart w:id="205" w:name="_Toc8746_WPSOffice_Level2"/>
+            <w:bookmarkStart w:id="206" w:name="_Toc23854_WPSOffice_Level2"/>
+            <w:bookmarkStart w:id="207" w:name="_Toc26466_WPSOffice_Level2"/>
             <w:r>
               <w:rPr>
                 <w:rFonts w:hint="eastAsia" w:ascii="Times New Roman" w:hAnsi="Times New Roman" w:eastAsia="微软雅黑" w:cs="Times New Roman"/>
@@ -18592,13 +21626,13 @@
                 <w:szCs w:val="18"/>
               </w:rPr>
             </w:pPr>
-            <w:bookmarkStart w:id="208" w:name="_Toc17938_WPSOffice_Level2"/>
-            <w:bookmarkStart w:id="209" w:name="_Toc20319_WPSOffice_Level2"/>
-            <w:bookmarkStart w:id="210" w:name="_Toc17440_WPSOffice_Level2"/>
-            <w:bookmarkStart w:id="211" w:name="_Toc3049_WPSOffice_Level2"/>
-            <w:bookmarkStart w:id="212" w:name="_Toc6069_WPSOffice_Level2"/>
-            <w:bookmarkStart w:id="213" w:name="_Toc12685_WPSOffice_Level2"/>
-            <w:bookmarkStart w:id="214" w:name="_Toc1557_WPSOffice_Level2"/>
+            <w:bookmarkStart w:id="208" w:name="_Toc1557_WPSOffice_Level2"/>
+            <w:bookmarkStart w:id="209" w:name="_Toc12685_WPSOffice_Level2"/>
+            <w:bookmarkStart w:id="210" w:name="_Toc17938_WPSOffice_Level2"/>
+            <w:bookmarkStart w:id="211" w:name="_Toc6069_WPSOffice_Level2"/>
+            <w:bookmarkStart w:id="212" w:name="_Toc20319_WPSOffice_Level2"/>
+            <w:bookmarkStart w:id="213" w:name="_Toc3049_WPSOffice_Level2"/>
+            <w:bookmarkStart w:id="214" w:name="_Toc17440_WPSOffice_Level2"/>
             <w:r>
               <w:rPr>
                 <w:rFonts w:hint="eastAsia" w:ascii="Times New Roman" w:hAnsi="Times New Roman" w:eastAsia="微软雅黑" w:cs="Times New Roman"/>
@@ -19064,10 +22098,10 @@
               </w:rPr>
             </w:pPr>
             <w:bookmarkStart w:id="215" w:name="_Toc28180_WPSOffice_Level2"/>
-            <w:bookmarkStart w:id="216" w:name="_Toc19766_WPSOffice_Level2"/>
+            <w:bookmarkStart w:id="216" w:name="_Toc18427_WPSOffice_Level2"/>
             <w:bookmarkStart w:id="217" w:name="_Toc29816_WPSOffice_Level2"/>
             <w:bookmarkStart w:id="218" w:name="_Toc21686_WPSOffice_Level2"/>
-            <w:bookmarkStart w:id="219" w:name="_Toc18427_WPSOffice_Level2"/>
+            <w:bookmarkStart w:id="219" w:name="_Toc19766_WPSOffice_Level2"/>
             <w:bookmarkStart w:id="220" w:name="_Toc27824_WPSOffice_Level2"/>
             <w:bookmarkStart w:id="221" w:name="_Toc25956_WPSOffice_Level2"/>
             <w:r>
@@ -19534,13 +22568,13 @@
                 <w:szCs w:val="18"/>
               </w:rPr>
             </w:pPr>
-            <w:bookmarkStart w:id="222" w:name="_Toc7268_WPSOffice_Level2"/>
-            <w:bookmarkStart w:id="223" w:name="_Toc24661_WPSOffice_Level2"/>
-            <w:bookmarkStart w:id="224" w:name="_Toc19658_WPSOffice_Level2"/>
-            <w:bookmarkStart w:id="225" w:name="_Toc27941_WPSOffice_Level2"/>
-            <w:bookmarkStart w:id="226" w:name="_Toc9870_WPSOffice_Level2"/>
-            <w:bookmarkStart w:id="227" w:name="_Toc20570_WPSOffice_Level2"/>
-            <w:bookmarkStart w:id="228" w:name="_Toc8959_WPSOffice_Level2"/>
+            <w:bookmarkStart w:id="222" w:name="_Toc8959_WPSOffice_Level2"/>
+            <w:bookmarkStart w:id="223" w:name="_Toc27941_WPSOffice_Level2"/>
+            <w:bookmarkStart w:id="224" w:name="_Toc7268_WPSOffice_Level2"/>
+            <w:bookmarkStart w:id="225" w:name="_Toc9870_WPSOffice_Level2"/>
+            <w:bookmarkStart w:id="226" w:name="_Toc20570_WPSOffice_Level2"/>
+            <w:bookmarkStart w:id="227" w:name="_Toc19658_WPSOffice_Level2"/>
+            <w:bookmarkStart w:id="228" w:name="_Toc24661_WPSOffice_Level2"/>
             <w:r>
               <w:rPr>
                 <w:rFonts w:hint="eastAsia" w:ascii="Times New Roman" w:hAnsi="Times New Roman" w:eastAsia="微软雅黑" w:cs="Times New Roman"/>
@@ -20851,23 +23885,33 @@
     </w:p>
     <w:p>
       <w:pPr>
-        <w:pStyle w:val="3"/>
+        <w:widowControl w:val="0"/>
         <w:numPr>
           <w:ilvl w:val="255"/>
           <w:numId w:val="0"/>
         </w:numPr>
         <w:jc w:val="left"/>
-        <w:rPr>
-          <w:rFonts w:hint="eastAsia"/>
-          <w:lang w:eastAsia="zh-CN"/>
+        <w:outlineLvl w:val="1"/>
+        <w:rPr>
+          <w:rFonts w:hint="eastAsia" w:ascii="Times New Roman" w:hAnsi="Times New Roman" w:eastAsia="微软雅黑" w:cs="黑体"/>
+          <w:b/>
+          <w:bCs/>
+          <w:color w:val="auto"/>
+          <w:sz w:val="30"/>
+          <w:szCs w:val="30"/>
+          <w:lang w:val="en-US" w:eastAsia="zh-CN" w:bidi="ar-SA"/>
         </w:rPr>
       </w:pPr>
       <w:bookmarkStart w:id="229" w:name="_Toc26147"/>
       <w:r>
         <w:rPr>
-          <w:rFonts w:hint="eastAsia"/>
+          <w:rFonts w:hint="eastAsia" w:ascii="Times New Roman" w:hAnsi="Times New Roman" w:eastAsia="微软雅黑" w:cs="黑体"/>
+          <w:b/>
+          <w:bCs/>
           <w:color w:val="auto"/>
-          <w:lang w:eastAsia="zh-CN"/>
+          <w:sz w:val="30"/>
+          <w:szCs w:val="30"/>
+          <w:lang w:val="en-US" w:eastAsia="zh-CN" w:bidi="ar-SA"/>
         </w:rPr>
         <w:t>检测方法与局限性</w:t>
       </w:r>
@@ -21234,16 +24278,21 @@
     </w:p>
     <w:p>
       <w:pPr>
-        <w:pStyle w:val="3"/>
+        <w:widowControl w:val="0"/>
         <w:numPr>
           <w:ilvl w:val="255"/>
           <w:numId w:val="0"/>
         </w:numPr>
         <w:jc w:val="left"/>
-        <w:rPr>
+        <w:outlineLvl w:val="1"/>
+        <w:rPr>
+          <w:rFonts w:hint="eastAsia" w:ascii="Times New Roman" w:hAnsi="Times New Roman" w:eastAsia="微软雅黑" w:cs="黑体"/>
+          <w:b/>
+          <w:bCs/>
           <w:color w:val="auto"/>
-          <w:highlight w:val="none"/>
-          <w:lang w:eastAsia="zh-CN"/>
+          <w:sz w:val="30"/>
+          <w:szCs w:val="30"/>
+          <w:lang w:val="en-US" w:eastAsia="zh-CN" w:bidi="ar-SA"/>
         </w:rPr>
       </w:pPr>
       <w:r>
@@ -21258,10 +24307,13 @@
       <w:bookmarkStart w:id="230" w:name="_Toc2719"/>
       <w:r>
         <w:rPr>
-          <w:rFonts w:hint="eastAsia"/>
+          <w:rFonts w:hint="eastAsia" w:ascii="Times New Roman" w:hAnsi="Times New Roman" w:eastAsia="微软雅黑" w:cs="黑体"/>
+          <w:b/>
+          <w:bCs/>
           <w:color w:val="auto"/>
-          <w:highlight w:val="none"/>
-          <w:lang w:eastAsia="zh-CN"/>
+          <w:sz w:val="30"/>
+          <w:szCs w:val="30"/>
+          <w:lang w:val="en-US" w:eastAsia="zh-CN" w:bidi="ar-SA"/>
         </w:rPr>
         <w:t>参考文献</w:t>
       </w:r>
@@ -22666,7 +25718,7 @@
           <w:headerReference r:id="rId6" w:type="default"/>
           <w:footerReference r:id="rId7" w:type="default"/>
           <w:pgSz w:w="11906" w:h="16838"/>
-          <w:pgMar w:top="850" w:right="850" w:bottom="850" w:left="850" w:header="851" w:footer="397" w:gutter="0"/>
+          <w:pgMar w:top="850" w:right="850" w:bottom="850" w:left="850" w:header="198" w:footer="397" w:gutter="0"/>
           <w:pgBorders>
             <w:top w:val="none" w:sz="0" w:space="0"/>
             <w:left w:val="none" w:sz="0" w:space="0"/>
@@ -23085,7 +26137,7 @@
                     </pic:cNvPicPr>
                   </pic:nvPicPr>
                   <pic:blipFill>
-                    <a:blip r:embed="rId12"/>
+                    <a:blip r:embed="rId18"/>
                     <a:stretch>
                       <a:fillRect/>
                     </a:stretch>
@@ -23141,7 +26193,7 @@
                     </pic:cNvPicPr>
                   </pic:nvPicPr>
                   <pic:blipFill>
-                    <a:blip r:embed="rId13"/>
+                    <a:blip r:embed="rId19"/>
                     <a:stretch>
                       <a:fillRect/>
                     </a:stretch>
@@ -23337,7 +26389,7 @@
                     </pic:cNvPicPr>
                   </pic:nvPicPr>
                   <pic:blipFill>
-                    <a:blip r:embed="rId14"/>
+                    <a:blip r:embed="rId20"/>
                     <a:srcRect/>
                     <a:stretch>
                       <a:fillRect/>
@@ -23671,7 +26723,8 @@
       </w:r>
     </w:p>
     <w:sectPr>
-      <w:footerReference r:id="rId8" w:type="default"/>
+      <w:headerReference r:id="rId8" w:type="default"/>
+      <w:footerReference r:id="rId9" w:type="default"/>
       <w:pgSz w:w="11906" w:h="16838"/>
       <w:pgMar w:top="850" w:right="850" w:bottom="850" w:left="850" w:header="851" w:footer="397" w:gutter="0"/>
       <w:pgBorders>
@@ -24676,6 +27729,67 @@
 </file>
 
 <file path=word/header2.xml><?xml version="1.0" encoding="utf-8"?>
+<w:hdr xmlns:wpc="http://schemas.microsoft.com/office/word/2010/wordprocessingCanvas" xmlns:mc="http://schemas.openxmlformats.org/markup-compatibility/2006" xmlns:o="urn:schemas-microsoft-com:office:office" xmlns:r="http://schemas.openxmlformats.org/officeDocument/2006/relationships" xmlns:m="http://schemas.openxmlformats.org/officeDocument/2006/math" xmlns:v="urn:schemas-microsoft-com:vml" xmlns:wp14="http://schemas.microsoft.com/office/word/2010/wordprocessingDrawing" xmlns:wp="http://schemas.openxmlformats.org/drawingml/2006/wordprocessingDrawing" xmlns:w10="urn:schemas-microsoft-com:office:word" xmlns:w="http://schemas.openxmlformats.org/wordprocessingml/2006/main" xmlns:w14="http://schemas.microsoft.com/office/word/2010/wordml" xmlns:w15="http://schemas.microsoft.com/office/word/2012/wordml" xmlns:wpg="http://schemas.microsoft.com/office/word/2010/wordprocessingGroup" xmlns:wpi="http://schemas.microsoft.com/office/word/2010/wordprocessingInk" xmlns:wne="http://schemas.microsoft.com/office/word/2006/wordml" xmlns:wps="http://schemas.microsoft.com/office/word/2010/wordprocessingShape" xmlns:wpsCustomData="http://www.wps.cn/officeDocument/2013/wpsCustomData" mc:Ignorable="w14 w15 wp14">
+  <w:p>
+    <w:pPr>
+      <w:pStyle w:val="10"/>
+      <w:jc w:val="right"/>
+      <w:rPr>
+        <w:lang w:eastAsia="zh-CN"/>
+      </w:rPr>
+    </w:pPr>
+    <w:r>
+      <w:rPr>
+        <w:color w:val="7F7F7F"/>
+        <w:sz w:val="20"/>
+        <w:szCs w:val="20"/>
+        <w:shd w:val="clear" w:color="auto" w:fill="auto"/>
+        <w:lang w:eastAsia="zh-CN"/>
+      </w:rPr>
+      <w:drawing>
+        <wp:inline distT="0" distB="0" distL="0" distR="0">
+          <wp:extent cx="1369060" cy="389255"/>
+          <wp:effectExtent l="0" t="0" r="2540" b="6350"/>
+          <wp:docPr id="5" name="图片 5" descr="C:\Users\JT\Desktop\2019.3.1-诺禾致源logo-最新版\logo-透明底.pnglogo-透明底"/>
+          <wp:cNvGraphicFramePr>
+            <a:graphicFrameLocks xmlns:a="http://schemas.openxmlformats.org/drawingml/2006/main" noChangeAspect="1"/>
+          </wp:cNvGraphicFramePr>
+          <a:graphic xmlns:a="http://schemas.openxmlformats.org/drawingml/2006/main">
+            <a:graphicData uri="http://schemas.openxmlformats.org/drawingml/2006/picture">
+              <pic:pic xmlns:pic="http://schemas.openxmlformats.org/drawingml/2006/picture">
+                <pic:nvPicPr>
+                  <pic:cNvPr id="5" name="图片 5" descr="C:\Users\JT\Desktop\2019.3.1-诺禾致源logo-最新版\logo-透明底.pnglogo-透明底"/>
+                  <pic:cNvPicPr>
+                    <a:picLocks noChangeAspect="1"/>
+                  </pic:cNvPicPr>
+                </pic:nvPicPr>
+                <pic:blipFill>
+                  <a:blip r:embed="rId1"/>
+                  <a:srcRect/>
+                  <a:stretch>
+                    <a:fillRect/>
+                  </a:stretch>
+                </pic:blipFill>
+                <pic:spPr>
+                  <a:xfrm>
+                    <a:off x="0" y="0"/>
+                    <a:ext cx="1369060" cy="389255"/>
+                  </a:xfrm>
+                  <a:prstGeom prst="rect">
+                    <a:avLst/>
+                  </a:prstGeom>
+                </pic:spPr>
+              </pic:pic>
+            </a:graphicData>
+          </a:graphic>
+        </wp:inline>
+      </w:drawing>
+    </w:r>
+  </w:p>
+</w:hdr>
+</file>
+
+<file path=word/header3.xml><?xml version="1.0" encoding="utf-8"?>
 <w:hdr xmlns:wpc="http://schemas.microsoft.com/office/word/2010/wordprocessingCanvas" xmlns:mc="http://schemas.openxmlformats.org/markup-compatibility/2006" xmlns:o="urn:schemas-microsoft-com:office:office" xmlns:r="http://schemas.openxmlformats.org/officeDocument/2006/relationships" xmlns:m="http://schemas.openxmlformats.org/officeDocument/2006/math" xmlns:v="urn:schemas-microsoft-com:vml" xmlns:wp14="http://schemas.microsoft.com/office/word/2010/wordprocessingDrawing" xmlns:wp="http://schemas.openxmlformats.org/drawingml/2006/wordprocessingDrawing" xmlns:w10="urn:schemas-microsoft-com:office:word" xmlns:w="http://schemas.openxmlformats.org/wordprocessingml/2006/main" xmlns:w14="http://schemas.microsoft.com/office/word/2010/wordml" xmlns:w15="http://schemas.microsoft.com/office/word/2012/wordml" xmlns:wpg="http://schemas.microsoft.com/office/word/2010/wordprocessingGroup" xmlns:wpi="http://schemas.microsoft.com/office/word/2010/wordprocessingInk" xmlns:wne="http://schemas.microsoft.com/office/word/2006/wordml" xmlns:wps="http://schemas.microsoft.com/office/word/2010/wordprocessingShape" xmlns:wpsCustomData="http://www.wps.cn/officeDocument/2013/wpsCustomData" mc:Ignorable="w14 w15 wp14">
   <w:p>
     <w:pPr>

--- a/WebContent/docx/实体瘤分子残留病灶MRD检测报告.docx
+++ b/WebContent/docx/实体瘤分子残留病灶MRD检测报告.docx
@@ -2355,11 +2355,11 @@
       <w:bookmarkStart w:id="0" w:name="_Toc21009_WPSOffice_Level1"/>
       <w:bookmarkStart w:id="1" w:name="_Toc13806"/>
       <w:bookmarkStart w:id="2" w:name="_Toc24397"/>
-      <w:bookmarkStart w:id="3" w:name="_Toc32054"/>
-      <w:bookmarkStart w:id="4" w:name="_Toc24178_WPSOffice_Level1"/>
-      <w:bookmarkStart w:id="5" w:name="_Toc21669"/>
-      <w:bookmarkStart w:id="6" w:name="_Toc30143_WPSOffice_Level1"/>
-      <w:bookmarkStart w:id="7" w:name="_Toc27500"/>
+      <w:bookmarkStart w:id="3" w:name="_Toc27500"/>
+      <w:bookmarkStart w:id="4" w:name="_Toc21669"/>
+      <w:bookmarkStart w:id="5" w:name="_Toc32054"/>
+      <w:bookmarkStart w:id="6" w:name="_Toc24178_WPSOffice_Level1"/>
+      <w:bookmarkStart w:id="7" w:name="_Toc30143_WPSOffice_Level1"/>
     </w:p>
     <w:p>
       <w:pPr>
@@ -3755,17 +3755,17 @@
           </w14:shadow>
         </w:rPr>
       </w:pPr>
-      <w:bookmarkStart w:id="10" w:name="_Toc23369_WPSOffice_Level1"/>
-      <w:bookmarkStart w:id="11" w:name="_Toc6221_WPSOffice_Level1"/>
-      <w:bookmarkStart w:id="12" w:name="_Toc2563"/>
-      <w:bookmarkStart w:id="13" w:name="_Toc3871"/>
-      <w:bookmarkStart w:id="14" w:name="_Toc25920"/>
-      <w:bookmarkStart w:id="15" w:name="_Toc18058"/>
-      <w:bookmarkStart w:id="16" w:name="_Toc1410"/>
-      <w:bookmarkStart w:id="17" w:name="_Toc4088"/>
-      <w:bookmarkStart w:id="18" w:name="_Toc24028"/>
-      <w:bookmarkStart w:id="19" w:name="_Toc23161"/>
-      <w:bookmarkStart w:id="20" w:name="_Toc18702"/>
+      <w:bookmarkStart w:id="10" w:name="_Toc25920"/>
+      <w:bookmarkStart w:id="11" w:name="_Toc23369_WPSOffice_Level1"/>
+      <w:bookmarkStart w:id="12" w:name="_Toc6221_WPSOffice_Level1"/>
+      <w:bookmarkStart w:id="13" w:name="_Toc2563"/>
+      <w:bookmarkStart w:id="14" w:name="_Toc3871"/>
+      <w:bookmarkStart w:id="15" w:name="_Toc1410"/>
+      <w:bookmarkStart w:id="16" w:name="_Toc4088"/>
+      <w:bookmarkStart w:id="17" w:name="_Toc18058"/>
+      <w:bookmarkStart w:id="18" w:name="_Toc23161"/>
+      <w:bookmarkStart w:id="19" w:name="_Toc18702"/>
+      <w:bookmarkStart w:id="20" w:name="_Toc24028"/>
       <w:r>
         <w:rPr>
           <w:rFonts w:hint="eastAsia"/>
@@ -4748,6 +4748,8 @@
           <w:lang w:eastAsia="zh-CN"/>
         </w:rPr>
       </w:pPr>
+      <w:bookmarkStart w:id="231" w:name="_GoBack"/>
+      <w:bookmarkEnd w:id="231"/>
     </w:p>
     <w:tbl>
       <w:tblPr>
@@ -4837,15 +4839,15 @@
                     <wp:anchor distT="0" distB="0" distL="114300" distR="114300" simplePos="0" relativeHeight="251667456" behindDoc="0" locked="0" layoutInCell="1" allowOverlap="1">
                       <wp:simplePos x="0" y="0"/>
                       <wp:positionH relativeFrom="column">
-                        <wp:posOffset>0</wp:posOffset>
+                        <wp:posOffset>7620</wp:posOffset>
                       </wp:positionH>
                       <wp:positionV relativeFrom="paragraph">
-                        <wp:posOffset>-460375</wp:posOffset>
+                        <wp:posOffset>-480060</wp:posOffset>
                       </wp:positionV>
-                      <wp:extent cx="3080385" cy="1442720"/>
-                      <wp:effectExtent l="0" t="0" r="13335" b="5080"/>
+                      <wp:extent cx="3058160" cy="1442720"/>
+                      <wp:effectExtent l="0" t="0" r="5080" b="5080"/>
                       <wp:wrapNone/>
-                      <wp:docPr id="7" name="组合 7"/>
+                      <wp:docPr id="6" name="组合 6"/>
                       <wp:cNvGraphicFramePr/>
                       <a:graphic xmlns:a="http://schemas.openxmlformats.org/drawingml/2006/main">
                         <a:graphicData uri="http://schemas.microsoft.com/office/word/2010/wordprocessingGroup">
@@ -4854,25 +4856,25 @@
                             <wpg:grpSpPr>
                               <a:xfrm>
                                 <a:off x="0" y="0"/>
-                                <a:ext cx="3080385" cy="1442720"/>
-                                <a:chOff x="17956" y="37747"/>
-                                <a:chExt cx="4851" cy="2272"/>
+                                <a:ext cx="3058160" cy="1442720"/>
+                                <a:chOff x="19211" y="18842"/>
+                                <a:chExt cx="4816" cy="2272"/>
                               </a:xfrm>
                             </wpg:grpSpPr>
                             <wpg:grpSp>
-                              <wpg:cNvPr id="8" name="组合 16"/>
+                              <wpg:cNvPr id="10" name="组合 6"/>
                               <wpg:cNvGrpSpPr/>
                               <wpg:grpSpPr>
                                 <a:xfrm>
-                                  <a:off x="17956" y="38313"/>
-                                  <a:ext cx="4049" cy="646"/>
-                                  <a:chOff x="17956" y="38313"/>
-                                  <a:chExt cx="4049" cy="646"/>
+                                  <a:off x="19211" y="18842"/>
+                                  <a:ext cx="4816" cy="2273"/>
+                                  <a:chOff x="19199" y="18902"/>
+                                  <a:chExt cx="4816" cy="2273"/>
                                 </a:xfrm>
                               </wpg:grpSpPr>
                               <pic:pic xmlns:pic="http://schemas.openxmlformats.org/drawingml/2006/picture">
                                 <pic:nvPicPr>
-                                  <pic:cNvPr id="12" name="图片 29" descr="IMG_256"/>
+                                  <pic:cNvPr id="14" name="图片 6" descr="蔡冬雪"/>
                                   <pic:cNvPicPr>
                                     <a:picLocks noChangeAspect="1"/>
                                   </pic:cNvPicPr>
@@ -4893,81 +4895,91 @@
                                       </a:clrTo>
                                     </a:clrChange>
                                   </a:blip>
+                                  <a:srcRect l="18656" t="33322" r="18897" b="26699"/>
                                   <a:stretch>
                                     <a:fillRect/>
                                   </a:stretch>
                                 </pic:blipFill>
                                 <pic:spPr>
                                   <a:xfrm>
-                                    <a:off x="21031" y="38313"/>
-                                    <a:ext cx="975" cy="570"/>
+                                    <a:off x="19199" y="19551"/>
+                                    <a:ext cx="1261" cy="566"/>
                                   </a:xfrm>
                                   <a:prstGeom prst="rect">
                                     <a:avLst/>
                                   </a:prstGeom>
-                                  <a:noFill/>
-                                  <a:ln w="9525">
-                                    <a:noFill/>
-                                  </a:ln>
                                 </pic:spPr>
                               </pic:pic>
                               <pic:pic xmlns:pic="http://schemas.openxmlformats.org/drawingml/2006/picture">
                                 <pic:nvPicPr>
-                                  <pic:cNvPr id="15" name="图片 15" descr="c9514d16fd70679bf0495aeebb03c72d_compress"/>
+                                  <pic:cNvPr id="21" name="图片 25"/>
                                   <pic:cNvPicPr>
-                                    <a:picLocks noChangeAspect="1"/>
+                                    <a:picLocks noChangeAspect="1" noChangeArrowheads="1"/>
                                   </pic:cNvPicPr>
                                 </pic:nvPicPr>
                                 <pic:blipFill>
-                                  <a:blip r:embed="rId14"/>
-                                  <a:srcRect l="21003" t="56913" r="27176" b="26386"/>
+                                  <a:blip r:embed="rId14">
+                                    <a:extLst>
+                                      <a:ext uri="{28A0092B-C50C-407E-A947-70E740481C1C}">
+                                        <a14:useLocalDpi xmlns:a14="http://schemas.microsoft.com/office/drawing/2010/main" val="0"/>
+                                      </a:ext>
+                                    </a:extLst>
+                                  </a:blip>
+                                  <a:srcRect/>
                                   <a:stretch>
                                     <a:fillRect/>
                                   </a:stretch>
                                 </pic:blipFill>
                                 <pic:spPr>
                                   <a:xfrm>
-                                    <a:off x="17956" y="38485"/>
-                                    <a:ext cx="1550" cy="475"/>
+                                    <a:off x="21742" y="18902"/>
+                                    <a:ext cx="2273" cy="2273"/>
                                   </a:xfrm>
                                   <a:prstGeom prst="rect">
                                     <a:avLst/>
                                   </a:prstGeom>
+                                  <a:noFill/>
+                                  <a:ln>
+                                    <a:noFill/>
+                                  </a:ln>
                                 </pic:spPr>
                               </pic:pic>
                             </wpg:grpSp>
                             <pic:pic xmlns:pic="http://schemas.openxmlformats.org/drawingml/2006/picture">
                               <pic:nvPicPr>
-                                <pic:cNvPr id="18" name="图片 25"/>
+                                <pic:cNvPr id="15" name="图片 4" descr="王建丽"/>
                                 <pic:cNvPicPr>
-                                  <a:picLocks noChangeAspect="1" noChangeArrowheads="1"/>
+                                  <a:picLocks noChangeAspect="1"/>
                                 </pic:cNvPicPr>
                               </pic:nvPicPr>
                               <pic:blipFill>
                                 <a:blip r:embed="rId15">
-                                  <a:extLst>
-                                    <a:ext uri="{28A0092B-C50C-407E-A947-70E740481C1C}">
-                                      <a14:useLocalDpi xmlns:a14="http://schemas.microsoft.com/office/drawing/2010/main" val="0"/>
-                                    </a:ext>
-                                  </a:extLst>
+                                  <a:clrChange>
+                                    <a:clrFrom>
+                                      <a:srgbClr val="FFFFFF">
+                                        <a:alpha val="100000"/>
+                                      </a:srgbClr>
+                                    </a:clrFrom>
+                                    <a:clrTo>
+                                      <a:srgbClr val="FFFFFF">
+                                        <a:alpha val="100000"/>
+                                        <a:alpha val="0"/>
+                                      </a:srgbClr>
+                                    </a:clrTo>
+                                  </a:clrChange>
                                 </a:blip>
-                                <a:srcRect/>
                                 <a:stretch>
                                   <a:fillRect/>
                                 </a:stretch>
                               </pic:blipFill>
                               <pic:spPr>
                                 <a:xfrm>
-                                  <a:off x="20535" y="37747"/>
-                                  <a:ext cx="2273" cy="2273"/>
+                                  <a:off x="22261" y="19395"/>
+                                  <a:ext cx="1258" cy="713"/>
                                 </a:xfrm>
                                 <a:prstGeom prst="rect">
                                   <a:avLst/>
                                 </a:prstGeom>
-                                <a:noFill/>
-                                <a:ln>
-                                  <a:noFill/>
-                                </a:ln>
                               </pic:spPr>
                             </pic:pic>
                           </wpg:wgp>
@@ -4978,27 +4990,27 @@
                 </mc:Choice>
                 <mc:Fallback>
                   <w:pict>
-                    <v:group id="_x0000_s1026" o:spid="_x0000_s1026" o:spt="203" style="position:absolute;left:0pt;margin-left:0pt;margin-top:-36.25pt;height:113.6pt;width:242.55pt;z-index:251667456;mso-width-relative:page;mso-height-relative:page;" coordorigin="17956,37747" coordsize="4851,2272" o:gfxdata="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">
+                    <v:group id="_x0000_s1026" o:spid="_x0000_s1026" o:spt="203" style="position:absolute;left:0pt;margin-left:0.6pt;margin-top:-37.8pt;height:113.6pt;width:240.8pt;z-index:251667456;mso-width-relative:page;mso-height-relative:page;" coordorigin="19211,18842" coordsize="4816,2272" o:gfxdata="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">
                       <o:lock v:ext="edit" aspectratio="f"/>
-                      <v:group id="组合 16" o:spid="_x0000_s1026" o:spt="203" style="position:absolute;left:17956;top:38313;height:646;width:4049;" coordorigin="17956,38313" coordsize="4049,646" o:gfxdata="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">
+                      <v:group id="组合 6" o:spid="_x0000_s1026" o:spt="203" style="position:absolute;left:19211;top:18842;height:2273;width:4816;" coordorigin="19199,18902" coordsize="4816,2273" o:gfxdata="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">
                         <o:lock v:ext="edit" aspectratio="f"/>
-                        <v:shape id="图片 29" o:spid="_x0000_s1026" o:spt="75" alt="IMG_256" type="#_x0000_t75" style="position:absolute;left:21031;top:38313;height:570;width:975;" filled="f" o:preferrelative="t" stroked="f" coordsize="21600,21600" o:gfxdata="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">
+                        <v:shape id="图片 6" o:spid="_x0000_s1026" o:spt="75" alt="蔡冬雪" type="#_x0000_t75" style="position:absolute;left:19199;top:19551;height:566;width:1261;" filled="f" o:preferrelative="t" stroked="f" coordsize="21600,21600" o:gfxdata="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">
                           <v:fill on="f" focussize="0,0"/>
                           <v:stroke on="f"/>
-                          <v:imagedata r:id="rId13" chromakey="#FFFFFF" o:title=""/>
+                          <v:imagedata r:id="rId13" cropleft="12226f" croptop="21838f" cropright="12384f" cropbottom="17497f" chromakey="#FFFFFF" o:title=""/>
                           <o:lock v:ext="edit" aspectratio="t"/>
                         </v:shape>
-                        <v:shape id="_x0000_s1026" o:spid="_x0000_s1026" o:spt="75" alt="c9514d16fd70679bf0495aeebb03c72d_compress" type="#_x0000_t75" style="position:absolute;left:17956;top:38485;height:475;width:1550;" filled="f" o:preferrelative="t" stroked="f" coordsize="21600,21600" o:gfxdata="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">
+                        <v:shape id="图片 25" o:spid="_x0000_s1026" o:spt="75" type="#_x0000_t75" style="position:absolute;left:21742;top:18902;height:2273;width:2273;" filled="f" o:preferrelative="t" stroked="f" coordsize="21600,21600" o:gfxdata="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">
                           <v:fill on="f" focussize="0,0"/>
                           <v:stroke on="f"/>
-                          <v:imagedata r:id="rId14" cropleft="13765f" croptop="37299f" cropright="17810f" cropbottom="17292f" o:title=""/>
+                          <v:imagedata r:id="rId14" o:title=""/>
                           <o:lock v:ext="edit" aspectratio="t"/>
                         </v:shape>
                       </v:group>
-                      <v:shape id="图片 25" o:spid="_x0000_s1026" o:spt="75" type="#_x0000_t75" style="position:absolute;left:20535;top:37747;height:2273;width:2273;" filled="f" o:preferrelative="t" stroked="f" coordsize="21600,21600" o:gfxdata="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">
+                      <v:shape id="图片 4" o:spid="_x0000_s1026" o:spt="75" alt="王建丽" type="#_x0000_t75" style="position:absolute;left:22261;top:19395;height:713;width:1258;" filled="f" o:preferrelative="t" stroked="f" coordsize="21600,21600" o:gfxdata="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">
                         <v:fill on="f" focussize="0,0"/>
                         <v:stroke on="f"/>
-                        <v:imagedata r:id="rId15" o:title=""/>
+                        <v:imagedata r:id="rId15" chromakey="#FFFFFF" o:title=""/>
                         <o:lock v:ext="edit" aspectratio="t"/>
                       </v:shape>
                     </v:group>
@@ -5397,12 +5409,12 @@
                         <wp:posOffset>0</wp:posOffset>
                       </wp:positionH>
                       <wp:positionV relativeFrom="paragraph">
-                        <wp:posOffset>-490855</wp:posOffset>
+                        <wp:posOffset>-370840</wp:posOffset>
                       </wp:positionV>
-                      <wp:extent cx="3135630" cy="1442720"/>
-                      <wp:effectExtent l="0" t="0" r="3810" b="5080"/>
+                      <wp:extent cx="3134360" cy="1443355"/>
+                      <wp:effectExtent l="0" t="0" r="5080" b="4445"/>
                       <wp:wrapNone/>
-                      <wp:docPr id="36" name="组合 36"/>
+                      <wp:docPr id="16" name="组合 16"/>
                       <wp:cNvGraphicFramePr/>
                       <a:graphic xmlns:a="http://schemas.openxmlformats.org/drawingml/2006/main">
                         <a:graphicData uri="http://schemas.microsoft.com/office/word/2010/wordprocessingGroup">
@@ -5411,55 +5423,31 @@
                             <wpg:grpSpPr>
                               <a:xfrm>
                                 <a:off x="0" y="0"/>
-                                <a:ext cx="3135630" cy="1442720"/>
-                                <a:chOff x="17956" y="39496"/>
-                                <a:chExt cx="4938" cy="2272"/>
+                                <a:ext cx="3134360" cy="1443355"/>
+                                <a:chOff x="19199" y="20810"/>
+                                <a:chExt cx="4936" cy="2273"/>
                               </a:xfrm>
                             </wpg:grpSpPr>
                             <wpg:grpSp>
-                              <wpg:cNvPr id="37" name="组合 30"/>
+                              <wpg:cNvPr id="18" name="组合 23"/>
                               <wpg:cNvGrpSpPr/>
                               <wpg:grpSpPr>
                                 <a:xfrm>
-                                  <a:off x="17956" y="40098"/>
-                                  <a:ext cx="4213" cy="570"/>
-                                  <a:chOff x="17956" y="40098"/>
-                                  <a:chExt cx="4213" cy="570"/>
+                                  <a:off x="19199" y="20810"/>
+                                  <a:ext cx="4936" cy="2273"/>
+                                  <a:chOff x="19199" y="20810"/>
+                                  <a:chExt cx="4936" cy="2273"/>
                                 </a:xfrm>
                               </wpg:grpSpPr>
                               <pic:pic xmlns:pic="http://schemas.openxmlformats.org/drawingml/2006/picture">
                                 <pic:nvPicPr>
-                                  <pic:cNvPr id="10" name="图片 1" descr="24f613a0-66be-430b-9e80-270d3393fac5"/>
+                                  <pic:cNvPr id="12" name="图片 1"/>
                                   <pic:cNvPicPr>
                                     <a:picLocks noChangeAspect="1"/>
                                   </pic:cNvPicPr>
                                 </pic:nvPicPr>
                                 <pic:blipFill>
-                                  <a:blip r:embed="rId16"/>
-                                  <a:srcRect l="43292" t="26660" r="21693" b="24394"/>
-                                  <a:stretch>
-                                    <a:fillRect/>
-                                  </a:stretch>
-                                </pic:blipFill>
-                                <pic:spPr>
-                                  <a:xfrm rot="16200000">
-                                    <a:off x="18366" y="39740"/>
-                                    <a:ext cx="506" cy="1327"/>
-                                  </a:xfrm>
-                                  <a:prstGeom prst="rect">
-                                    <a:avLst/>
-                                  </a:prstGeom>
-                                </pic:spPr>
-                              </pic:pic>
-                              <pic:pic xmlns:pic="http://schemas.openxmlformats.org/drawingml/2006/picture">
-                                <pic:nvPicPr>
-                                  <pic:cNvPr id="29" name="图片 29" descr="IMG_256"/>
-                                  <pic:cNvPicPr>
-                                    <a:picLocks noChangeAspect="1"/>
-                                  </pic:cNvPicPr>
-                                </pic:nvPicPr>
-                                <pic:blipFill>
-                                  <a:blip r:embed="rId13">
+                                  <a:blip r:embed="rId16">
                                     <a:clrChange>
                                       <a:clrFrom>
                                         <a:srgbClr val="FFFFFF">
@@ -5474,20 +5462,55 @@
                                       </a:clrTo>
                                     </a:clrChange>
                                   </a:blip>
+                                  <a:srcRect l="10922" t="11667"/>
                                   <a:stretch>
                                     <a:fillRect/>
                                   </a:stretch>
                                 </pic:blipFill>
                                 <pic:spPr>
                                   <a:xfrm>
-                                    <a:off x="21195" y="40098"/>
-                                    <a:ext cx="975" cy="570"/>
+                                    <a:off x="19199" y="21203"/>
+                                    <a:ext cx="1672" cy="901"/>
                                   </a:xfrm>
                                   <a:prstGeom prst="rect">
                                     <a:avLst/>
                                   </a:prstGeom>
                                   <a:noFill/>
-                                  <a:ln w="9525">
+                                  <a:ln>
+                                    <a:noFill/>
+                                  </a:ln>
+                                </pic:spPr>
+                              </pic:pic>
+                              <pic:pic xmlns:pic="http://schemas.openxmlformats.org/drawingml/2006/picture">
+                                <pic:nvPicPr>
+                                  <pic:cNvPr id="19" name="图片 25"/>
+                                  <pic:cNvPicPr>
+                                    <a:picLocks noChangeAspect="1" noChangeArrowheads="1"/>
+                                  </pic:cNvPicPr>
+                                </pic:nvPicPr>
+                                <pic:blipFill>
+                                  <a:blip r:embed="rId14">
+                                    <a:extLst>
+                                      <a:ext uri="{28A0092B-C50C-407E-A947-70E740481C1C}">
+                                        <a14:useLocalDpi xmlns:a14="http://schemas.microsoft.com/office/drawing/2010/main" val="0"/>
+                                      </a:ext>
+                                    </a:extLst>
+                                  </a:blip>
+                                  <a:srcRect/>
+                                  <a:stretch>
+                                    <a:fillRect/>
+                                  </a:stretch>
+                                </pic:blipFill>
+                                <pic:spPr>
+                                  <a:xfrm>
+                                    <a:off x="21862" y="20810"/>
+                                    <a:ext cx="2273" cy="2273"/>
+                                  </a:xfrm>
+                                  <a:prstGeom prst="rect">
+                                    <a:avLst/>
+                                  </a:prstGeom>
+                                  <a:noFill/>
+                                  <a:ln>
                                     <a:noFill/>
                                   </a:ln>
                                 </pic:spPr>
@@ -5495,36 +5518,39 @@
                             </wpg:grpSp>
                             <pic:pic xmlns:pic="http://schemas.openxmlformats.org/drawingml/2006/picture">
                               <pic:nvPicPr>
-                                <pic:cNvPr id="11" name="图片 25"/>
+                                <pic:cNvPr id="11" name="图片 11" descr="王建丽"/>
                                 <pic:cNvPicPr>
-                                  <a:picLocks noChangeAspect="1" noChangeArrowheads="1"/>
+                                  <a:picLocks noChangeAspect="1"/>
                                 </pic:cNvPicPr>
                               </pic:nvPicPr>
                               <pic:blipFill>
                                 <a:blip r:embed="rId15">
-                                  <a:extLst>
-                                    <a:ext uri="{28A0092B-C50C-407E-A947-70E740481C1C}">
-                                      <a14:useLocalDpi xmlns:a14="http://schemas.microsoft.com/office/drawing/2010/main" val="0"/>
-                                    </a:ext>
-                                  </a:extLst>
+                                  <a:clrChange>
+                                    <a:clrFrom>
+                                      <a:srgbClr val="FFFFFF">
+                                        <a:alpha val="100000"/>
+                                      </a:srgbClr>
+                                    </a:clrFrom>
+                                    <a:clrTo>
+                                      <a:srgbClr val="FFFFFF">
+                                        <a:alpha val="100000"/>
+                                        <a:alpha val="0"/>
+                                      </a:srgbClr>
+                                    </a:clrTo>
+                                  </a:clrChange>
                                 </a:blip>
-                                <a:srcRect/>
                                 <a:stretch>
                                   <a:fillRect/>
                                 </a:stretch>
                               </pic:blipFill>
                               <pic:spPr>
                                 <a:xfrm>
-                                  <a:off x="20622" y="39496"/>
-                                  <a:ext cx="2273" cy="2273"/>
+                                  <a:off x="22321" y="21215"/>
+                                  <a:ext cx="1488" cy="842"/>
                                 </a:xfrm>
                                 <a:prstGeom prst="rect">
                                   <a:avLst/>
                                 </a:prstGeom>
-                                <a:noFill/>
-                                <a:ln>
-                                  <a:noFill/>
-                                </a:ln>
                               </pic:spPr>
                             </pic:pic>
                           </wpg:wgp>
@@ -5535,27 +5561,27 @@
                 </mc:Choice>
                 <mc:Fallback>
                   <w:pict>
-                    <v:group id="_x0000_s1026" o:spid="_x0000_s1026" o:spt="203" style="position:absolute;left:0pt;margin-left:0pt;margin-top:-38.65pt;height:113.6pt;width:246.9pt;z-index:251668480;mso-width-relative:page;mso-height-relative:page;" coordorigin="17956,39496" coordsize="4938,2272" o:gfxdata="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">
+                    <v:group id="_x0000_s1026" o:spid="_x0000_s1026" o:spt="203" style="position:absolute;left:0pt;margin-left:0pt;margin-top:-29.2pt;height:113.65pt;width:246.8pt;z-index:251668480;mso-width-relative:page;mso-height-relative:page;" coordorigin="19199,20810" coordsize="4936,2273" o:gfxdata="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">
                       <o:lock v:ext="edit" aspectratio="f"/>
-                      <v:group id="组合 30" o:spid="_x0000_s1026" o:spt="203" style="position:absolute;left:17956;top:40098;height:570;width:4213;" coordorigin="17956,40098" coordsize="4213,570" o:gfxdata="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">
+                      <v:group id="组合 23" o:spid="_x0000_s1026" o:spt="203" style="position:absolute;left:19199;top:20810;height:2273;width:4936;" coordorigin="19199,20810" coordsize="4936,2273" o:gfxdata="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">
                         <o:lock v:ext="edit" aspectratio="f"/>
-                        <v:shape id="图片 1" o:spid="_x0000_s1026" o:spt="75" alt="24f613a0-66be-430b-9e80-270d3393fac5" type="#_x0000_t75" style="position:absolute;left:18366;top:39740;height:1327;width:506;rotation:-5898240f;" filled="f" o:preferrelative="t" stroked="f" coordsize="21600,21600" o:gfxdata="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">
+                        <v:shape id="图片 1" o:spid="_x0000_s1026" o:spt="75" type="#_x0000_t75" style="position:absolute;left:19199;top:21203;height:901;width:1672;" filled="f" o:preferrelative="t" stroked="f" coordsize="21600,21600" o:gfxdata="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">
                           <v:fill on="f" focussize="0,0"/>
                           <v:stroke on="f"/>
-                          <v:imagedata r:id="rId16" cropleft="28372f" croptop="17472f" cropright="14217f" cropbottom="15987f" o:title=""/>
+                          <v:imagedata r:id="rId16" cropleft="7158f" croptop="7646f" chromakey="#FFFFFF" o:title=""/>
                           <o:lock v:ext="edit" aspectratio="t"/>
                         </v:shape>
-                        <v:shape id="_x0000_s1026" o:spid="_x0000_s1026" o:spt="75" alt="IMG_256" type="#_x0000_t75" style="position:absolute;left:21195;top:40098;height:570;width:975;" filled="f" o:preferrelative="t" stroked="f" coordsize="21600,21600" o:gfxdata="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">
+                        <v:shape id="图片 25" o:spid="_x0000_s1026" o:spt="75" type="#_x0000_t75" style="position:absolute;left:21862;top:20810;height:2273;width:2273;" filled="f" o:preferrelative="t" stroked="f" coordsize="21600,21600" o:gfxdata="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">
                           <v:fill on="f" focussize="0,0"/>
                           <v:stroke on="f"/>
-                          <v:imagedata r:id="rId13" chromakey="#FFFFFF" o:title=""/>
+                          <v:imagedata r:id="rId14" o:title=""/>
                           <o:lock v:ext="edit" aspectratio="t"/>
                         </v:shape>
                       </v:group>
-                      <v:shape id="图片 25" o:spid="_x0000_s1026" o:spt="75" type="#_x0000_t75" style="position:absolute;left:20622;top:39496;height:2273;width:2273;" filled="f" o:preferrelative="t" stroked="f" coordsize="21600,21600" o:gfxdata="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">
+                      <v:shape id="_x0000_s1026" o:spid="_x0000_s1026" o:spt="75" alt="王建丽" type="#_x0000_t75" style="position:absolute;left:22321;top:21215;height:842;width:1488;" filled="f" o:preferrelative="t" stroked="f" coordsize="21600,21600" o:gfxdata="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">
                         <v:fill on="f" focussize="0,0"/>
                         <v:stroke on="f"/>
-                        <v:imagedata r:id="rId15" o:title=""/>
+                        <v:imagedata r:id="rId15" chromakey="#FFFFFF" o:title=""/>
                         <o:lock v:ext="edit" aspectratio="t"/>
                       </v:shape>
                     </v:group>
@@ -5794,1886 +5820,6 @@
     <w:p>
       <w:pPr>
         <w:rPr>
-          <w:rFonts w:ascii="Times New Roman" w:hAnsi="Times New Roman" w:eastAsia="微软雅黑" w:cs="Times New Roman"/>
-          <w:sz w:val="24"/>
-          <w:szCs w:val="24"/>
-          <w:lang w:eastAsia="zh-CN"/>
-        </w:rPr>
-      </w:pPr>
-      <w:r>
-        <w:rPr>
-          <w:rFonts w:hint="eastAsia" w:ascii="Times New Roman" w:hAnsi="Times New Roman" w:eastAsia="微软雅黑" w:cs="Times New Roman"/>
-          <w:sz w:val="24"/>
-          <w:szCs w:val="24"/>
-          <w:lang w:eastAsia="zh-CN"/>
-        </w:rPr>
-        <w:t xml:space="preserve">{% endif %}{% if testedby == </w:t>
-      </w:r>
-      <w:r>
-        <w:rPr>
-          <w:rFonts w:ascii="Times New Roman" w:hAnsi="Times New Roman" w:eastAsia="微软雅黑" w:cs="Times New Roman"/>
-          <w:sz w:val="24"/>
-          <w:szCs w:val="24"/>
-          <w:lang w:eastAsia="zh-CN"/>
-        </w:rPr>
-        <w:t>“</w:t>
-      </w:r>
-      <w:r>
-        <w:rPr>
-          <w:rFonts w:hint="eastAsia" w:ascii="Times New Roman" w:hAnsi="Times New Roman" w:eastAsia="微软雅黑" w:cs="Times New Roman"/>
-          <w:sz w:val="24"/>
-          <w:szCs w:val="24"/>
-          <w:lang w:eastAsia="zh-CN"/>
-        </w:rPr>
-        <w:t>3</w:t>
-      </w:r>
-      <w:r>
-        <w:rPr>
-          <w:rFonts w:ascii="Times New Roman" w:hAnsi="Times New Roman" w:eastAsia="微软雅黑" w:cs="Times New Roman"/>
-          <w:sz w:val="24"/>
-          <w:szCs w:val="24"/>
-          <w:lang w:eastAsia="zh-CN"/>
-        </w:rPr>
-        <w:t>”</w:t>
-      </w:r>
-      <w:r>
-        <w:rPr>
-          <w:rFonts w:hint="eastAsia" w:ascii="Times New Roman" w:hAnsi="Times New Roman" w:eastAsia="微软雅黑" w:cs="Times New Roman"/>
-          <w:sz w:val="24"/>
-          <w:szCs w:val="24"/>
-          <w:lang w:eastAsia="zh-CN"/>
-        </w:rPr>
-        <w:t xml:space="preserve"> %}</w:t>
-      </w:r>
-    </w:p>
-    <w:p>
-      <w:pPr>
-        <w:rPr>
-          <w:rFonts w:ascii="Times New Roman" w:hAnsi="Times New Roman" w:eastAsia="微软雅黑" w:cs="Times New Roman"/>
-          <w:sz w:val="24"/>
-          <w:szCs w:val="24"/>
-          <w:lang w:eastAsia="zh-CN"/>
-        </w:rPr>
-      </w:pPr>
-    </w:p>
-    <w:p>
-      <w:pPr>
-        <w:rPr>
-          <w:sz w:val="24"/>
-          <w:lang w:eastAsia="zh-CN"/>
-        </w:rPr>
-      </w:pPr>
-    </w:p>
-    <w:tbl>
-      <w:tblPr>
-        <w:tblStyle w:val="37"/>
-        <w:tblW w:w="6772" w:type="dxa"/>
-        <w:jc w:val="right"/>
-        <w:tblLayout w:type="fixed"/>
-        <w:tblCellMar>
-          <w:top w:w="0" w:type="dxa"/>
-          <w:left w:w="0" w:type="dxa"/>
-          <w:bottom w:w="0" w:type="dxa"/>
-          <w:right w:w="0" w:type="dxa"/>
-        </w:tblCellMar>
-      </w:tblPr>
-      <w:tblGrid>
-        <w:gridCol w:w="1272"/>
-        <w:gridCol w:w="2040"/>
-        <w:gridCol w:w="1166"/>
-        <w:gridCol w:w="2294"/>
-      </w:tblGrid>
-      <w:tr>
-        <w:tblPrEx>
-          <w:tblCellMar>
-            <w:top w:w="0" w:type="dxa"/>
-            <w:left w:w="0" w:type="dxa"/>
-            <w:bottom w:w="0" w:type="dxa"/>
-            <w:right w:w="0" w:type="dxa"/>
-          </w:tblCellMar>
-        </w:tblPrEx>
-        <w:trPr>
-          <w:trHeight w:val="441" w:hRule="exact"/>
-          <w:jc w:val="right"/>
-        </w:trPr>
-        <w:tc>
-          <w:tcPr>
-            <w:tcW w:w="1272" w:type="dxa"/>
-            <w:vAlign w:val="center"/>
-          </w:tcPr>
-          <w:p>
-            <w:pPr>
-              <w:pStyle w:val="20"/>
-              <w:spacing w:before="13"/>
-              <w:ind w:left="13" w:right="95"/>
-              <w:jc w:val="both"/>
-              <w:rPr>
-                <w:rFonts w:ascii="Times New Roman" w:hAnsi="Times New Roman" w:cs="Times New Roman"/>
-                <w:b/>
-                <w:sz w:val="24"/>
-                <w:szCs w:val="24"/>
-              </w:rPr>
-            </w:pPr>
-            <w:r>
-              <w:rPr>
-                <w:rFonts w:ascii="Times New Roman" w:hAnsi="Times New Roman" w:cs="Times New Roman"/>
-                <w:b/>
-                <w:sz w:val="24"/>
-                <w:szCs w:val="24"/>
-              </w:rPr>
-              <w:t>检测人：</w:t>
-            </w:r>
-          </w:p>
-        </w:tc>
-        <w:tc>
-          <w:tcPr>
-            <w:tcW w:w="2040" w:type="dxa"/>
-            <w:vAlign w:val="center"/>
-          </w:tcPr>
-          <w:p>
-            <w:pPr>
-              <w:pStyle w:val="20"/>
-              <w:spacing w:before="13"/>
-              <w:jc w:val="both"/>
-              <w:rPr>
-                <w:rFonts w:ascii="Times New Roman" w:hAnsi="Times New Roman" w:cs="Times New Roman"/>
-                <w:b/>
-                <w:sz w:val="24"/>
-                <w:szCs w:val="24"/>
-              </w:rPr>
-            </w:pPr>
-            <w:r>
-              <w:rPr>
-                <w:sz w:val="24"/>
-              </w:rPr>
-              <mc:AlternateContent>
-                <mc:Choice Requires="wpg">
-                  <w:drawing>
-                    <wp:anchor distT="0" distB="0" distL="114300" distR="114300" simplePos="0" relativeHeight="251669504" behindDoc="0" locked="0" layoutInCell="1" allowOverlap="1">
-                      <wp:simplePos x="0" y="0"/>
-                      <wp:positionH relativeFrom="column">
-                        <wp:posOffset>-59690</wp:posOffset>
-                      </wp:positionH>
-                      <wp:positionV relativeFrom="paragraph">
-                        <wp:posOffset>-527685</wp:posOffset>
-                      </wp:positionV>
-                      <wp:extent cx="3114040" cy="1442720"/>
-                      <wp:effectExtent l="0" t="0" r="10160" b="5080"/>
-                      <wp:wrapNone/>
-                      <wp:docPr id="38" name="组合 38"/>
-                      <wp:cNvGraphicFramePr/>
-                      <a:graphic xmlns:a="http://schemas.openxmlformats.org/drawingml/2006/main">
-                        <a:graphicData uri="http://schemas.microsoft.com/office/word/2010/wordprocessingGroup">
-                          <wpg:wgp>
-                            <wpg:cNvGrpSpPr/>
-                            <wpg:grpSpPr>
-                              <a:xfrm>
-                                <a:off x="0" y="0"/>
-                                <a:ext cx="3114040" cy="1442720"/>
-                                <a:chOff x="17862" y="41199"/>
-                                <a:chExt cx="4904" cy="2272"/>
-                              </a:xfrm>
-                            </wpg:grpSpPr>
-                            <pic:pic xmlns:pic="http://schemas.openxmlformats.org/drawingml/2006/picture">
-                              <pic:nvPicPr>
-                                <pic:cNvPr id="14" name="图片 23"/>
-                                <pic:cNvPicPr>
-                                  <a:picLocks noChangeAspect="1" noChangeArrowheads="1"/>
-                                </pic:cNvPicPr>
-                              </pic:nvPicPr>
-                              <pic:blipFill>
-                                <a:blip r:embed="rId15">
-                                  <a:extLst>
-                                    <a:ext uri="{28A0092B-C50C-407E-A947-70E740481C1C}">
-                                      <a14:useLocalDpi xmlns:a14="http://schemas.microsoft.com/office/drawing/2010/main" val="0"/>
-                                    </a:ext>
-                                  </a:extLst>
-                                </a:blip>
-                                <a:srcRect/>
-                                <a:stretch>
-                                  <a:fillRect/>
-                                </a:stretch>
-                              </pic:blipFill>
-                              <pic:spPr>
-                                <a:xfrm>
-                                  <a:off x="20494" y="41199"/>
-                                  <a:ext cx="2273" cy="2273"/>
-                                </a:xfrm>
-                                <a:prstGeom prst="rect">
-                                  <a:avLst/>
-                                </a:prstGeom>
-                                <a:noFill/>
-                                <a:ln>
-                                  <a:noFill/>
-                                </a:ln>
-                              </pic:spPr>
-                            </pic:pic>
-                            <wpg:grpSp>
-                              <wpg:cNvPr id="39" name="组合 23"/>
-                              <wpg:cNvGrpSpPr/>
-                              <wpg:grpSpPr>
-                                <a:xfrm>
-                                  <a:off x="17862" y="41843"/>
-                                  <a:ext cx="4208" cy="652"/>
-                                  <a:chOff x="17862" y="41843"/>
-                                  <a:chExt cx="4208" cy="652"/>
-                                </a:xfrm>
-                              </wpg:grpSpPr>
-                              <pic:pic xmlns:pic="http://schemas.openxmlformats.org/drawingml/2006/picture">
-                                <pic:nvPicPr>
-                                  <pic:cNvPr id="22" name="图片 59" descr="图片1"/>
-                                  <pic:cNvPicPr>
-                                    <a:picLocks noChangeAspect="1"/>
-                                  </pic:cNvPicPr>
-                                </pic:nvPicPr>
-                                <pic:blipFill>
-                                  <a:blip r:embed="rId17">
-                                    <a:biLevel thresh="50000"/>
-                                  </a:blip>
-                                  <a:srcRect l="7865" t="11797" r="5322" b="19074"/>
-                                  <a:stretch>
-                                    <a:fillRect/>
-                                  </a:stretch>
-                                </pic:blipFill>
-                                <pic:spPr>
-                                  <a:xfrm>
-                                    <a:off x="17862" y="41869"/>
-                                    <a:ext cx="1468" cy="627"/>
-                                  </a:xfrm>
-                                  <a:prstGeom prst="rect">
-                                    <a:avLst/>
-                                  </a:prstGeom>
-                                  <a:noFill/>
-                                </pic:spPr>
-                              </pic:pic>
-                              <pic:pic xmlns:pic="http://schemas.openxmlformats.org/drawingml/2006/picture">
-                                <pic:nvPicPr>
-                                  <pic:cNvPr id="16" name="图片 29" descr="IMG_256"/>
-                                  <pic:cNvPicPr>
-                                    <a:picLocks noChangeAspect="1"/>
-                                  </pic:cNvPicPr>
-                                </pic:nvPicPr>
-                                <pic:blipFill>
-                                  <a:blip r:embed="rId13">
-                                    <a:clrChange>
-                                      <a:clrFrom>
-                                        <a:srgbClr val="FFFFFF">
-                                          <a:alpha val="100000"/>
-                                        </a:srgbClr>
-                                      </a:clrFrom>
-                                      <a:clrTo>
-                                        <a:srgbClr val="FFFFFF">
-                                          <a:alpha val="100000"/>
-                                          <a:alpha val="0"/>
-                                        </a:srgbClr>
-                                      </a:clrTo>
-                                    </a:clrChange>
-                                  </a:blip>
-                                  <a:stretch>
-                                    <a:fillRect/>
-                                  </a:stretch>
-                                </pic:blipFill>
-                                <pic:spPr>
-                                  <a:xfrm>
-                                    <a:off x="21096" y="41843"/>
-                                    <a:ext cx="975" cy="570"/>
-                                  </a:xfrm>
-                                  <a:prstGeom prst="rect">
-                                    <a:avLst/>
-                                  </a:prstGeom>
-                                  <a:noFill/>
-                                  <a:ln w="9525">
-                                    <a:noFill/>
-                                  </a:ln>
-                                </pic:spPr>
-                              </pic:pic>
-                            </wpg:grpSp>
-                          </wpg:wgp>
-                        </a:graphicData>
-                      </a:graphic>
-                    </wp:anchor>
-                  </w:drawing>
-                </mc:Choice>
-                <mc:Fallback>
-                  <w:pict>
-                    <v:group id="_x0000_s1026" o:spid="_x0000_s1026" o:spt="203" style="position:absolute;left:0pt;margin-left:-4.7pt;margin-top:-41.55pt;height:113.6pt;width:245.2pt;z-index:251669504;mso-width-relative:page;mso-height-relative:page;" coordorigin="17862,41199" coordsize="4904,2272" o:gfxdata="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">
-                      <o:lock v:ext="edit" aspectratio="f"/>
-                      <v:shape id="图片 23" o:spid="_x0000_s1026" o:spt="75" type="#_x0000_t75" style="position:absolute;left:20494;top:41199;height:2273;width:2273;" filled="f" o:preferrelative="t" stroked="f" coordsize="21600,21600" o:gfxdata="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">
-                        <v:fill on="f" focussize="0,0"/>
-                        <v:stroke on="f"/>
-                        <v:imagedata r:id="rId15" o:title=""/>
-                        <o:lock v:ext="edit" aspectratio="t"/>
-                      </v:shape>
-                      <v:group id="组合 23" o:spid="_x0000_s1026" o:spt="203" style="position:absolute;left:17862;top:41843;height:652;width:4208;" coordorigin="17862,41843" coordsize="4208,652" o:gfxdata="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">
-                        <o:lock v:ext="edit" aspectratio="f"/>
-                        <v:shape id="图片 59" o:spid="_x0000_s1026" o:spt="75" alt="图片1" type="#_x0000_t75" style="position:absolute;left:17862;top:41869;height:627;width:1468;" filled="f" o:preferrelative="t" stroked="f" coordsize="21600,21600" o:gfxdata="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">
-                          <v:fill on="f" focussize="0,0"/>
-                          <v:stroke on="f"/>
-                          <v:imagedata r:id="rId17" cropleft="5154f" croptop="7731f" cropright="3488f" cropbottom="12500f" grayscale="t" bilevel="t" o:title=""/>
-                          <o:lock v:ext="edit" aspectratio="t"/>
-                        </v:shape>
-                        <v:shape id="图片 29" o:spid="_x0000_s1026" o:spt="75" alt="IMG_256" type="#_x0000_t75" style="position:absolute;left:21096;top:41843;height:570;width:975;" filled="f" o:preferrelative="t" stroked="f" coordsize="21600,21600" o:gfxdata="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">
-                          <v:fill on="f" focussize="0,0"/>
-                          <v:stroke on="f"/>
-                          <v:imagedata r:id="rId13" chromakey="#FFFFFF" o:title=""/>
-                          <o:lock v:ext="edit" aspectratio="t"/>
-                        </v:shape>
-                      </v:group>
-                    </v:group>
-                  </w:pict>
-                </mc:Fallback>
-              </mc:AlternateContent>
-            </w:r>
-          </w:p>
-        </w:tc>
-        <w:tc>
-          <w:tcPr>
-            <w:tcW w:w="1166" w:type="dxa"/>
-            <w:vAlign w:val="center"/>
-          </w:tcPr>
-          <w:p>
-            <w:pPr>
-              <w:pStyle w:val="20"/>
-              <w:spacing w:before="13"/>
-              <w:jc w:val="both"/>
-              <w:rPr>
-                <w:rFonts w:ascii="Times New Roman" w:hAnsi="Times New Roman" w:cs="Times New Roman"/>
-                <w:b/>
-                <w:sz w:val="24"/>
-                <w:szCs w:val="24"/>
-              </w:rPr>
-            </w:pPr>
-            <w:r>
-              <w:rPr>
-                <w:rFonts w:ascii="Times New Roman" w:hAnsi="Times New Roman" w:cs="Times New Roman"/>
-                <w:b/>
-                <w:sz w:val="24"/>
-                <w:szCs w:val="24"/>
-              </w:rPr>
-              <w:t>复核人</w:t>
-            </w:r>
-            <w:r>
-              <w:rPr>
-                <w:rFonts w:ascii="Times New Roman" w:hAnsi="Times New Roman" w:cs="Times New Roman"/>
-                <w:b/>
-                <w:sz w:val="24"/>
-                <w:szCs w:val="24"/>
-                <w:lang w:eastAsia="zh-CN"/>
-              </w:rPr>
-              <w:t>：</w:t>
-            </w:r>
-          </w:p>
-        </w:tc>
-        <w:tc>
-          <w:tcPr>
-            <w:tcW w:w="2294" w:type="dxa"/>
-            <w:vAlign w:val="center"/>
-          </w:tcPr>
-          <w:p>
-            <w:pPr>
-              <w:pStyle w:val="20"/>
-              <w:spacing w:before="13"/>
-              <w:ind w:right="15"/>
-              <w:jc w:val="both"/>
-              <w:rPr>
-                <w:rFonts w:ascii="Times New Roman" w:hAnsi="Times New Roman" w:cs="Times New Roman"/>
-                <w:b/>
-                <w:sz w:val="24"/>
-                <w:szCs w:val="24"/>
-              </w:rPr>
-            </w:pPr>
-          </w:p>
-        </w:tc>
-      </w:tr>
-      <w:tr>
-        <w:tblPrEx>
-          <w:tblCellMar>
-            <w:top w:w="0" w:type="dxa"/>
-            <w:left w:w="0" w:type="dxa"/>
-            <w:bottom w:w="0" w:type="dxa"/>
-            <w:right w:w="0" w:type="dxa"/>
-          </w:tblCellMar>
-        </w:tblPrEx>
-        <w:trPr>
-          <w:trHeight w:val="457" w:hRule="exact"/>
-          <w:jc w:val="right"/>
-        </w:trPr>
-        <w:tc>
-          <w:tcPr>
-            <w:tcW w:w="1272" w:type="dxa"/>
-            <w:vAlign w:val="center"/>
-          </w:tcPr>
-          <w:p>
-            <w:pPr>
-              <w:pStyle w:val="20"/>
-              <w:spacing w:line="341" w:lineRule="exact"/>
-              <w:ind w:left="13" w:right="165"/>
-              <w:jc w:val="both"/>
-              <w:rPr>
-                <w:rFonts w:ascii="Times New Roman" w:hAnsi="Times New Roman" w:cs="Times New Roman"/>
-                <w:b/>
-                <w:sz w:val="24"/>
-                <w:szCs w:val="24"/>
-              </w:rPr>
-            </w:pPr>
-            <w:r>
-              <w:rPr>
-                <w:rFonts w:ascii="Times New Roman" w:hAnsi="Times New Roman" w:cs="Times New Roman"/>
-                <w:b/>
-                <w:sz w:val="24"/>
-                <w:szCs w:val="24"/>
-              </w:rPr>
-              <w:t>日</w:t>
-            </w:r>
-            <w:r>
-              <w:rPr>
-                <w:rFonts w:ascii="Times New Roman" w:hAnsi="Times New Roman" w:cs="Times New Roman"/>
-                <w:b/>
-                <w:sz w:val="24"/>
-                <w:szCs w:val="24"/>
-                <w:lang w:eastAsia="zh-CN"/>
-              </w:rPr>
-              <w:t xml:space="preserve">  </w:t>
-            </w:r>
-            <w:r>
-              <w:rPr>
-                <w:rFonts w:ascii="Times New Roman" w:hAnsi="Times New Roman" w:cs="Times New Roman"/>
-                <w:b/>
-                <w:sz w:val="24"/>
-                <w:szCs w:val="24"/>
-              </w:rPr>
-              <w:t>期：</w:t>
-            </w:r>
-          </w:p>
-        </w:tc>
-        <w:tc>
-          <w:tcPr>
-            <w:tcW w:w="2040" w:type="dxa"/>
-            <w:vAlign w:val="center"/>
-          </w:tcPr>
-          <w:p>
-            <w:pPr>
-              <w:pStyle w:val="20"/>
-              <w:spacing w:line="363" w:lineRule="exact"/>
-              <w:jc w:val="both"/>
-              <w:rPr>
-                <w:rFonts w:ascii="Times New Roman" w:hAnsi="Times New Roman" w:cs="Times New Roman"/>
-                <w:sz w:val="24"/>
-                <w:szCs w:val="24"/>
-              </w:rPr>
-            </w:pPr>
-            <w:r>
-              <w:rPr>
-                <w:rFonts w:ascii="Times New Roman" w:hAnsi="Times New Roman" w:cs="Times New Roman"/>
-                <w:kern w:val="2"/>
-                <w:sz w:val="24"/>
-                <w:szCs w:val="24"/>
-                <w:lang w:eastAsia="zh-CN"/>
-              </w:rPr>
-              <w:t>{{ reportdate }}</w:t>
-            </w:r>
-          </w:p>
-        </w:tc>
-        <w:tc>
-          <w:tcPr>
-            <w:tcW w:w="1166" w:type="dxa"/>
-            <w:vAlign w:val="center"/>
-          </w:tcPr>
-          <w:p>
-            <w:pPr>
-              <w:pStyle w:val="20"/>
-              <w:spacing w:line="341" w:lineRule="exact"/>
-              <w:jc w:val="both"/>
-              <w:rPr>
-                <w:rFonts w:ascii="Times New Roman" w:hAnsi="Times New Roman" w:cs="Times New Roman"/>
-                <w:b/>
-                <w:sz w:val="24"/>
-                <w:szCs w:val="24"/>
-              </w:rPr>
-            </w:pPr>
-            <w:r>
-              <w:rPr>
-                <w:rFonts w:ascii="Times New Roman" w:hAnsi="Times New Roman" w:cs="Times New Roman"/>
-                <w:b/>
-                <w:sz w:val="24"/>
-                <w:szCs w:val="24"/>
-              </w:rPr>
-              <w:t>日</w:t>
-            </w:r>
-            <w:r>
-              <w:rPr>
-                <w:rFonts w:ascii="Times New Roman" w:hAnsi="Times New Roman" w:cs="Times New Roman"/>
-                <w:b/>
-                <w:sz w:val="24"/>
-                <w:szCs w:val="24"/>
-                <w:lang w:eastAsia="zh-CN"/>
-              </w:rPr>
-              <w:t xml:space="preserve">  </w:t>
-            </w:r>
-            <w:r>
-              <w:rPr>
-                <w:rFonts w:ascii="Times New Roman" w:hAnsi="Times New Roman" w:cs="Times New Roman"/>
-                <w:b/>
-                <w:sz w:val="24"/>
-                <w:szCs w:val="24"/>
-              </w:rPr>
-              <w:t>期：</w:t>
-            </w:r>
-          </w:p>
-        </w:tc>
-        <w:tc>
-          <w:tcPr>
-            <w:tcW w:w="2294" w:type="dxa"/>
-            <w:vAlign w:val="center"/>
-          </w:tcPr>
-          <w:p>
-            <w:pPr>
-              <w:pStyle w:val="20"/>
-              <w:spacing w:line="363" w:lineRule="exact"/>
-              <w:ind w:right="15"/>
-              <w:jc w:val="both"/>
-              <w:rPr>
-                <w:rFonts w:ascii="Times New Roman" w:hAnsi="Times New Roman" w:cs="Times New Roman"/>
-                <w:sz w:val="24"/>
-                <w:szCs w:val="24"/>
-              </w:rPr>
-            </w:pPr>
-            <w:r>
-              <w:rPr>
-                <w:rFonts w:ascii="Times New Roman" w:hAnsi="Times New Roman" w:cs="Times New Roman"/>
-                <w:kern w:val="2"/>
-                <w:sz w:val="24"/>
-                <w:szCs w:val="24"/>
-                <w:lang w:eastAsia="zh-CN"/>
-              </w:rPr>
-              <w:t>{{ reportdate }}</w:t>
-            </w:r>
-          </w:p>
-        </w:tc>
-      </w:tr>
-    </w:tbl>
-    <w:p>
-      <w:pPr>
-        <w:rPr>
-          <w:rFonts w:ascii="Times New Roman" w:hAnsi="Times New Roman" w:eastAsia="微软雅黑" w:cs="Times New Roman"/>
-          <w:sz w:val="24"/>
-          <w:szCs w:val="24"/>
-          <w:lang w:eastAsia="zh-CN"/>
-        </w:rPr>
-      </w:pPr>
-      <w:r>
-        <w:rPr>
-          <w:rFonts w:hint="eastAsia" w:ascii="Times New Roman" w:hAnsi="Times New Roman" w:eastAsia="微软雅黑" w:cs="Times New Roman"/>
-          <w:sz w:val="24"/>
-          <w:szCs w:val="24"/>
-          <w:lang w:eastAsia="zh-CN"/>
-        </w:rPr>
-        <w:t xml:space="preserve">{% endif %}{% if testedby == </w:t>
-      </w:r>
-      <w:r>
-        <w:rPr>
-          <w:rFonts w:ascii="Times New Roman" w:hAnsi="Times New Roman" w:eastAsia="微软雅黑" w:cs="Times New Roman"/>
-          <w:sz w:val="24"/>
-          <w:szCs w:val="24"/>
-          <w:lang w:eastAsia="zh-CN"/>
-        </w:rPr>
-        <w:t>“</w:t>
-      </w:r>
-      <w:r>
-        <w:rPr>
-          <w:rFonts w:hint="eastAsia" w:ascii="Times New Roman" w:hAnsi="Times New Roman" w:eastAsia="微软雅黑" w:cs="Times New Roman"/>
-          <w:sz w:val="24"/>
-          <w:szCs w:val="24"/>
-          <w:lang w:eastAsia="zh-CN"/>
-        </w:rPr>
-        <w:t>4</w:t>
-      </w:r>
-      <w:r>
-        <w:rPr>
-          <w:rFonts w:ascii="Times New Roman" w:hAnsi="Times New Roman" w:eastAsia="微软雅黑" w:cs="Times New Roman"/>
-          <w:sz w:val="24"/>
-          <w:szCs w:val="24"/>
-          <w:lang w:eastAsia="zh-CN"/>
-        </w:rPr>
-        <w:t>”</w:t>
-      </w:r>
-      <w:r>
-        <w:rPr>
-          <w:rFonts w:hint="eastAsia" w:ascii="Times New Roman" w:hAnsi="Times New Roman" w:eastAsia="微软雅黑" w:cs="Times New Roman"/>
-          <w:sz w:val="24"/>
-          <w:szCs w:val="24"/>
-          <w:lang w:eastAsia="zh-CN"/>
-        </w:rPr>
-        <w:t xml:space="preserve"> %}</w:t>
-      </w:r>
-    </w:p>
-    <w:p>
-      <w:pPr>
-        <w:rPr>
-          <w:rFonts w:ascii="Times New Roman" w:hAnsi="Times New Roman" w:eastAsia="微软雅黑" w:cs="Times New Roman"/>
-          <w:sz w:val="24"/>
-          <w:szCs w:val="24"/>
-          <w:lang w:eastAsia="zh-CN"/>
-        </w:rPr>
-      </w:pPr>
-    </w:p>
-    <w:p>
-      <w:pPr>
-        <w:rPr>
-          <w:rFonts w:ascii="Times New Roman" w:hAnsi="Times New Roman" w:eastAsia="微软雅黑" w:cs="Times New Roman"/>
-          <w:sz w:val="24"/>
-          <w:szCs w:val="24"/>
-          <w:lang w:eastAsia="zh-CN"/>
-        </w:rPr>
-      </w:pPr>
-    </w:p>
-    <w:tbl>
-      <w:tblPr>
-        <w:tblStyle w:val="37"/>
-        <w:tblW w:w="6772" w:type="dxa"/>
-        <w:jc w:val="right"/>
-        <w:tblLayout w:type="fixed"/>
-        <w:tblCellMar>
-          <w:top w:w="0" w:type="dxa"/>
-          <w:left w:w="0" w:type="dxa"/>
-          <w:bottom w:w="0" w:type="dxa"/>
-          <w:right w:w="0" w:type="dxa"/>
-        </w:tblCellMar>
-      </w:tblPr>
-      <w:tblGrid>
-        <w:gridCol w:w="1272"/>
-        <w:gridCol w:w="2040"/>
-        <w:gridCol w:w="1166"/>
-        <w:gridCol w:w="2294"/>
-      </w:tblGrid>
-      <w:tr>
-        <w:tblPrEx>
-          <w:tblCellMar>
-            <w:top w:w="0" w:type="dxa"/>
-            <w:left w:w="0" w:type="dxa"/>
-            <w:bottom w:w="0" w:type="dxa"/>
-            <w:right w:w="0" w:type="dxa"/>
-          </w:tblCellMar>
-        </w:tblPrEx>
-        <w:trPr>
-          <w:trHeight w:val="441" w:hRule="exact"/>
-          <w:jc w:val="right"/>
-        </w:trPr>
-        <w:tc>
-          <w:tcPr>
-            <w:tcW w:w="1272" w:type="dxa"/>
-            <w:vAlign w:val="center"/>
-          </w:tcPr>
-          <w:p>
-            <w:pPr>
-              <w:pStyle w:val="20"/>
-              <w:spacing w:before="13"/>
-              <w:ind w:left="13" w:right="95"/>
-              <w:jc w:val="both"/>
-              <w:rPr>
-                <w:rFonts w:ascii="Times New Roman" w:hAnsi="Times New Roman" w:cs="Times New Roman"/>
-                <w:b/>
-                <w:sz w:val="24"/>
-                <w:szCs w:val="24"/>
-              </w:rPr>
-            </w:pPr>
-            <w:r>
-              <w:rPr>
-                <w:rFonts w:ascii="Times New Roman" w:hAnsi="Times New Roman" w:cs="Times New Roman"/>
-                <w:b/>
-                <w:sz w:val="24"/>
-                <w:szCs w:val="24"/>
-              </w:rPr>
-              <w:t>检测人：</w:t>
-            </w:r>
-          </w:p>
-        </w:tc>
-        <w:tc>
-          <w:tcPr>
-            <w:tcW w:w="2040" w:type="dxa"/>
-            <w:vAlign w:val="center"/>
-          </w:tcPr>
-          <w:p>
-            <w:pPr>
-              <w:pStyle w:val="20"/>
-              <w:spacing w:before="13"/>
-              <w:jc w:val="both"/>
-              <w:rPr>
-                <w:rFonts w:ascii="Times New Roman" w:hAnsi="Times New Roman" w:cs="Times New Roman"/>
-                <w:b/>
-                <w:sz w:val="24"/>
-                <w:szCs w:val="24"/>
-              </w:rPr>
-            </w:pPr>
-            <w:r>
-              <w:rPr>
-                <w:sz w:val="24"/>
-              </w:rPr>
-              <mc:AlternateContent>
-                <mc:Choice Requires="wpg">
-                  <w:drawing>
-                    <wp:anchor distT="0" distB="0" distL="114300" distR="114300" simplePos="0" relativeHeight="251670528" behindDoc="0" locked="0" layoutInCell="1" allowOverlap="1">
-                      <wp:simplePos x="0" y="0"/>
-                      <wp:positionH relativeFrom="column">
-                        <wp:posOffset>12700</wp:posOffset>
-                      </wp:positionH>
-                      <wp:positionV relativeFrom="paragraph">
-                        <wp:posOffset>-514985</wp:posOffset>
-                      </wp:positionV>
-                      <wp:extent cx="3150235" cy="1442720"/>
-                      <wp:effectExtent l="0" t="0" r="4445" b="5080"/>
-                      <wp:wrapNone/>
-                      <wp:docPr id="40" name="组合 40"/>
-                      <wp:cNvGraphicFramePr/>
-                      <a:graphic xmlns:a="http://schemas.openxmlformats.org/drawingml/2006/main">
-                        <a:graphicData uri="http://schemas.microsoft.com/office/word/2010/wordprocessingGroup">
-                          <wpg:wgp>
-                            <wpg:cNvGrpSpPr/>
-                            <wpg:grpSpPr>
-                              <a:xfrm>
-                                <a:off x="0" y="0"/>
-                                <a:ext cx="3150235" cy="1442720"/>
-                                <a:chOff x="17976" y="42945"/>
-                                <a:chExt cx="4961" cy="2272"/>
-                              </a:xfrm>
-                            </wpg:grpSpPr>
-                            <pic:pic xmlns:pic="http://schemas.openxmlformats.org/drawingml/2006/picture">
-                              <pic:nvPicPr>
-                                <pic:cNvPr id="19" name="图片 25"/>
-                                <pic:cNvPicPr>
-                                  <a:picLocks noChangeAspect="1" noChangeArrowheads="1"/>
-                                </pic:cNvPicPr>
-                              </pic:nvPicPr>
-                              <pic:blipFill>
-                                <a:blip r:embed="rId15">
-                                  <a:extLst>
-                                    <a:ext uri="{28A0092B-C50C-407E-A947-70E740481C1C}">
-                                      <a14:useLocalDpi xmlns:a14="http://schemas.microsoft.com/office/drawing/2010/main" val="0"/>
-                                    </a:ext>
-                                  </a:extLst>
-                                </a:blip>
-                                <a:srcRect/>
-                                <a:stretch>
-                                  <a:fillRect/>
-                                </a:stretch>
-                              </pic:blipFill>
-                              <pic:spPr>
-                                <a:xfrm>
-                                  <a:off x="20665" y="42945"/>
-                                  <a:ext cx="2273" cy="2273"/>
-                                </a:xfrm>
-                                <a:prstGeom prst="rect">
-                                  <a:avLst/>
-                                </a:prstGeom>
-                                <a:noFill/>
-                                <a:ln>
-                                  <a:noFill/>
-                                </a:ln>
-                              </pic:spPr>
-                            </pic:pic>
-                            <wpg:grpSp>
-                              <wpg:cNvPr id="41" name="组合 27"/>
-                              <wpg:cNvGrpSpPr/>
-                              <wpg:grpSpPr>
-                                <a:xfrm>
-                                  <a:off x="17976" y="43614"/>
-                                  <a:ext cx="4551" cy="626"/>
-                                  <a:chOff x="17976" y="43614"/>
-                                  <a:chExt cx="4551" cy="626"/>
-                                </a:xfrm>
-                              </wpg:grpSpPr>
-                              <pic:pic xmlns:pic="http://schemas.openxmlformats.org/drawingml/2006/picture">
-                                <pic:nvPicPr>
-                                  <pic:cNvPr id="20" name="图片 29" descr="IMG_256"/>
-                                  <pic:cNvPicPr>
-                                    <a:picLocks noChangeAspect="1"/>
-                                  </pic:cNvPicPr>
-                                </pic:nvPicPr>
-                                <pic:blipFill>
-                                  <a:blip r:embed="rId13">
-                                    <a:clrChange>
-                                      <a:clrFrom>
-                                        <a:srgbClr val="FFFFFF">
-                                          <a:alpha val="100000"/>
-                                        </a:srgbClr>
-                                      </a:clrFrom>
-                                      <a:clrTo>
-                                        <a:srgbClr val="FFFFFF">
-                                          <a:alpha val="100000"/>
-                                          <a:alpha val="0"/>
-                                        </a:srgbClr>
-                                      </a:clrTo>
-                                    </a:clrChange>
-                                  </a:blip>
-                                  <a:stretch>
-                                    <a:fillRect/>
-                                  </a:stretch>
-                                </pic:blipFill>
-                                <pic:spPr>
-                                  <a:xfrm>
-                                    <a:off x="17976" y="43615"/>
-                                    <a:ext cx="975" cy="570"/>
-                                  </a:xfrm>
-                                  <a:prstGeom prst="rect">
-                                    <a:avLst/>
-                                  </a:prstGeom>
-                                  <a:noFill/>
-                                  <a:ln w="9525">
-                                    <a:noFill/>
-                                  </a:ln>
-                                </pic:spPr>
-                              </pic:pic>
-                              <pic:pic xmlns:pic="http://schemas.openxmlformats.org/drawingml/2006/picture">
-                                <pic:nvPicPr>
-                                  <pic:cNvPr id="21" name="图片 59" descr="图片1"/>
-                                  <pic:cNvPicPr>
-                                    <a:picLocks noChangeAspect="1"/>
-                                  </pic:cNvPicPr>
-                                </pic:nvPicPr>
-                                <pic:blipFill>
-                                  <a:blip r:embed="rId17">
-                                    <a:biLevel thresh="50000"/>
-                                  </a:blip>
-                                  <a:srcRect l="7865" t="11797" r="5322" b="19074"/>
-                                  <a:stretch>
-                                    <a:fillRect/>
-                                  </a:stretch>
-                                </pic:blipFill>
-                                <pic:spPr>
-                                  <a:xfrm>
-                                    <a:off x="21059" y="43614"/>
-                                    <a:ext cx="1468" cy="627"/>
-                                  </a:xfrm>
-                                  <a:prstGeom prst="rect">
-                                    <a:avLst/>
-                                  </a:prstGeom>
-                                  <a:noFill/>
-                                </pic:spPr>
-                              </pic:pic>
-                            </wpg:grpSp>
-                          </wpg:wgp>
-                        </a:graphicData>
-                      </a:graphic>
-                    </wp:anchor>
-                  </w:drawing>
-                </mc:Choice>
-                <mc:Fallback>
-                  <w:pict>
-                    <v:group id="_x0000_s1026" o:spid="_x0000_s1026" o:spt="203" style="position:absolute;left:0pt;margin-left:1pt;margin-top:-40.55pt;height:113.6pt;width:248.05pt;z-index:251670528;mso-width-relative:page;mso-height-relative:page;" coordorigin="17976,42945" coordsize="4961,2272" o:gfxdata="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">
-                      <o:lock v:ext="edit" aspectratio="f"/>
-                      <v:shape id="图片 25" o:spid="_x0000_s1026" o:spt="75" type="#_x0000_t75" style="position:absolute;left:20665;top:42945;height:2273;width:2273;" filled="f" o:preferrelative="t" stroked="f" coordsize="21600,21600" o:gfxdata="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">
-                        <v:fill on="f" focussize="0,0"/>
-                        <v:stroke on="f"/>
-                        <v:imagedata r:id="rId15" o:title=""/>
-                        <o:lock v:ext="edit" aspectratio="t"/>
-                      </v:shape>
-                      <v:group id="组合 27" o:spid="_x0000_s1026" o:spt="203" style="position:absolute;left:17976;top:43614;height:626;width:4551;" coordorigin="17976,43614" coordsize="4551,626" o:gfxdata="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">
-                        <o:lock v:ext="edit" aspectratio="f"/>
-                        <v:shape id="图片 29" o:spid="_x0000_s1026" o:spt="75" alt="IMG_256" type="#_x0000_t75" style="position:absolute;left:17976;top:43615;height:570;width:975;" filled="f" o:preferrelative="t" stroked="f" coordsize="21600,21600" o:gfxdata="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">
-                          <v:fill on="f" focussize="0,0"/>
-                          <v:stroke on="f"/>
-                          <v:imagedata r:id="rId13" chromakey="#FFFFFF" o:title=""/>
-                          <o:lock v:ext="edit" aspectratio="t"/>
-                        </v:shape>
-                        <v:shape id="图片 59" o:spid="_x0000_s1026" o:spt="75" alt="图片1" type="#_x0000_t75" style="position:absolute;left:21059;top:43614;height:627;width:1468;" filled="f" o:preferrelative="t" stroked="f" coordsize="21600,21600" o:gfxdata="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">
-                          <v:fill on="f" focussize="0,0"/>
-                          <v:stroke on="f"/>
-                          <v:imagedata r:id="rId17" cropleft="5154f" croptop="7731f" cropright="3488f" cropbottom="12500f" grayscale="t" bilevel="t" o:title=""/>
-                          <o:lock v:ext="edit" aspectratio="t"/>
-                        </v:shape>
-                      </v:group>
-                    </v:group>
-                  </w:pict>
-                </mc:Fallback>
-              </mc:AlternateContent>
-            </w:r>
-          </w:p>
-        </w:tc>
-        <w:tc>
-          <w:tcPr>
-            <w:tcW w:w="1166" w:type="dxa"/>
-            <w:vAlign w:val="center"/>
-          </w:tcPr>
-          <w:p>
-            <w:pPr>
-              <w:pStyle w:val="20"/>
-              <w:spacing w:before="13"/>
-              <w:jc w:val="both"/>
-              <w:rPr>
-                <w:rFonts w:ascii="Times New Roman" w:hAnsi="Times New Roman" w:cs="Times New Roman"/>
-                <w:b/>
-                <w:sz w:val="24"/>
-                <w:szCs w:val="24"/>
-              </w:rPr>
-            </w:pPr>
-            <w:r>
-              <w:rPr>
-                <w:rFonts w:ascii="Times New Roman" w:hAnsi="Times New Roman" w:cs="Times New Roman"/>
-                <w:b/>
-                <w:sz w:val="24"/>
-                <w:szCs w:val="24"/>
-              </w:rPr>
-              <w:t>复核人</w:t>
-            </w:r>
-            <w:r>
-              <w:rPr>
-                <w:rFonts w:ascii="Times New Roman" w:hAnsi="Times New Roman" w:cs="Times New Roman"/>
-                <w:b/>
-                <w:sz w:val="24"/>
-                <w:szCs w:val="24"/>
-                <w:lang w:eastAsia="zh-CN"/>
-              </w:rPr>
-              <w:t>：</w:t>
-            </w:r>
-          </w:p>
-        </w:tc>
-        <w:tc>
-          <w:tcPr>
-            <w:tcW w:w="2294" w:type="dxa"/>
-            <w:vAlign w:val="center"/>
-          </w:tcPr>
-          <w:p>
-            <w:pPr>
-              <w:pStyle w:val="20"/>
-              <w:spacing w:before="13"/>
-              <w:ind w:right="15"/>
-              <w:jc w:val="both"/>
-              <w:rPr>
-                <w:rFonts w:ascii="Times New Roman" w:hAnsi="Times New Roman" w:cs="Times New Roman"/>
-                <w:b/>
-                <w:sz w:val="24"/>
-                <w:szCs w:val="24"/>
-              </w:rPr>
-            </w:pPr>
-          </w:p>
-        </w:tc>
-      </w:tr>
-      <w:tr>
-        <w:tblPrEx>
-          <w:tblCellMar>
-            <w:top w:w="0" w:type="dxa"/>
-            <w:left w:w="0" w:type="dxa"/>
-            <w:bottom w:w="0" w:type="dxa"/>
-            <w:right w:w="0" w:type="dxa"/>
-          </w:tblCellMar>
-        </w:tblPrEx>
-        <w:trPr>
-          <w:trHeight w:val="457" w:hRule="exact"/>
-          <w:jc w:val="right"/>
-        </w:trPr>
-        <w:tc>
-          <w:tcPr>
-            <w:tcW w:w="1272" w:type="dxa"/>
-            <w:vAlign w:val="center"/>
-          </w:tcPr>
-          <w:p>
-            <w:pPr>
-              <w:pStyle w:val="20"/>
-              <w:spacing w:line="341" w:lineRule="exact"/>
-              <w:ind w:left="13" w:right="165"/>
-              <w:jc w:val="both"/>
-              <w:rPr>
-                <w:rFonts w:ascii="Times New Roman" w:hAnsi="Times New Roman" w:cs="Times New Roman"/>
-                <w:b/>
-                <w:sz w:val="24"/>
-                <w:szCs w:val="24"/>
-              </w:rPr>
-            </w:pPr>
-            <w:r>
-              <w:rPr>
-                <w:rFonts w:ascii="Times New Roman" w:hAnsi="Times New Roman" w:cs="Times New Roman"/>
-                <w:b/>
-                <w:sz w:val="24"/>
-                <w:szCs w:val="24"/>
-              </w:rPr>
-              <w:t>日</w:t>
-            </w:r>
-            <w:r>
-              <w:rPr>
-                <w:rFonts w:ascii="Times New Roman" w:hAnsi="Times New Roman" w:cs="Times New Roman"/>
-                <w:b/>
-                <w:sz w:val="24"/>
-                <w:szCs w:val="24"/>
-                <w:lang w:eastAsia="zh-CN"/>
-              </w:rPr>
-              <w:t xml:space="preserve">  </w:t>
-            </w:r>
-            <w:r>
-              <w:rPr>
-                <w:rFonts w:ascii="Times New Roman" w:hAnsi="Times New Roman" w:cs="Times New Roman"/>
-                <w:b/>
-                <w:sz w:val="24"/>
-                <w:szCs w:val="24"/>
-              </w:rPr>
-              <w:t>期：</w:t>
-            </w:r>
-          </w:p>
-        </w:tc>
-        <w:tc>
-          <w:tcPr>
-            <w:tcW w:w="2040" w:type="dxa"/>
-            <w:vAlign w:val="center"/>
-          </w:tcPr>
-          <w:p>
-            <w:pPr>
-              <w:pStyle w:val="20"/>
-              <w:spacing w:line="363" w:lineRule="exact"/>
-              <w:jc w:val="both"/>
-              <w:rPr>
-                <w:rFonts w:ascii="Times New Roman" w:hAnsi="Times New Roman" w:cs="Times New Roman"/>
-                <w:sz w:val="24"/>
-                <w:szCs w:val="24"/>
-              </w:rPr>
-            </w:pPr>
-            <w:r>
-              <w:rPr>
-                <w:rFonts w:ascii="Times New Roman" w:hAnsi="Times New Roman" w:cs="Times New Roman"/>
-                <w:kern w:val="2"/>
-                <w:sz w:val="24"/>
-                <w:szCs w:val="24"/>
-                <w:lang w:eastAsia="zh-CN"/>
-              </w:rPr>
-              <w:t>{{ reportdate }}</w:t>
-            </w:r>
-          </w:p>
-        </w:tc>
-        <w:tc>
-          <w:tcPr>
-            <w:tcW w:w="1166" w:type="dxa"/>
-            <w:vAlign w:val="center"/>
-          </w:tcPr>
-          <w:p>
-            <w:pPr>
-              <w:pStyle w:val="20"/>
-              <w:spacing w:line="341" w:lineRule="exact"/>
-              <w:jc w:val="both"/>
-              <w:rPr>
-                <w:rFonts w:ascii="Times New Roman" w:hAnsi="Times New Roman" w:cs="Times New Roman"/>
-                <w:b/>
-                <w:sz w:val="24"/>
-                <w:szCs w:val="24"/>
-              </w:rPr>
-            </w:pPr>
-            <w:r>
-              <w:rPr>
-                <w:rFonts w:ascii="Times New Roman" w:hAnsi="Times New Roman" w:cs="Times New Roman"/>
-                <w:b/>
-                <w:sz w:val="24"/>
-                <w:szCs w:val="24"/>
-              </w:rPr>
-              <w:t>日</w:t>
-            </w:r>
-            <w:r>
-              <w:rPr>
-                <w:rFonts w:ascii="Times New Roman" w:hAnsi="Times New Roman" w:cs="Times New Roman"/>
-                <w:b/>
-                <w:sz w:val="24"/>
-                <w:szCs w:val="24"/>
-                <w:lang w:eastAsia="zh-CN"/>
-              </w:rPr>
-              <w:t xml:space="preserve">  </w:t>
-            </w:r>
-            <w:r>
-              <w:rPr>
-                <w:rFonts w:ascii="Times New Roman" w:hAnsi="Times New Roman" w:cs="Times New Roman"/>
-                <w:b/>
-                <w:sz w:val="24"/>
-                <w:szCs w:val="24"/>
-              </w:rPr>
-              <w:t>期：</w:t>
-            </w:r>
-          </w:p>
-        </w:tc>
-        <w:tc>
-          <w:tcPr>
-            <w:tcW w:w="2294" w:type="dxa"/>
-            <w:vAlign w:val="center"/>
-          </w:tcPr>
-          <w:p>
-            <w:pPr>
-              <w:pStyle w:val="20"/>
-              <w:spacing w:line="363" w:lineRule="exact"/>
-              <w:ind w:right="15"/>
-              <w:jc w:val="both"/>
-              <w:rPr>
-                <w:rFonts w:ascii="Times New Roman" w:hAnsi="Times New Roman" w:cs="Times New Roman"/>
-                <w:sz w:val="24"/>
-                <w:szCs w:val="24"/>
-              </w:rPr>
-            </w:pPr>
-            <w:r>
-              <w:rPr>
-                <w:rFonts w:ascii="Times New Roman" w:hAnsi="Times New Roman" w:cs="Times New Roman"/>
-                <w:kern w:val="2"/>
-                <w:sz w:val="24"/>
-                <w:szCs w:val="24"/>
-                <w:lang w:eastAsia="zh-CN"/>
-              </w:rPr>
-              <w:t>{{ reportdate }}</w:t>
-            </w:r>
-          </w:p>
-        </w:tc>
-      </w:tr>
-    </w:tbl>
-    <w:p>
-      <w:pPr>
-        <w:rPr>
-          <w:rFonts w:ascii="Times New Roman" w:hAnsi="Times New Roman" w:eastAsia="微软雅黑" w:cs="Times New Roman"/>
-          <w:sz w:val="24"/>
-          <w:szCs w:val="24"/>
-          <w:lang w:eastAsia="zh-CN"/>
-        </w:rPr>
-      </w:pPr>
-      <w:r>
-        <w:rPr>
-          <w:rFonts w:hint="eastAsia" w:ascii="Times New Roman" w:hAnsi="Times New Roman" w:eastAsia="微软雅黑" w:cs="Times New Roman"/>
-          <w:sz w:val="24"/>
-          <w:szCs w:val="24"/>
-          <w:lang w:eastAsia="zh-CN"/>
-        </w:rPr>
-        <w:t xml:space="preserve">{% endif %}{% if testedby == </w:t>
-      </w:r>
-      <w:r>
-        <w:rPr>
-          <w:rFonts w:ascii="Times New Roman" w:hAnsi="Times New Roman" w:eastAsia="微软雅黑" w:cs="Times New Roman"/>
-          <w:sz w:val="24"/>
-          <w:szCs w:val="24"/>
-          <w:lang w:eastAsia="zh-CN"/>
-        </w:rPr>
-        <w:t>“</w:t>
-      </w:r>
-      <w:r>
-        <w:rPr>
-          <w:rFonts w:hint="eastAsia" w:ascii="Times New Roman" w:hAnsi="Times New Roman" w:eastAsia="微软雅黑" w:cs="Times New Roman"/>
-          <w:sz w:val="24"/>
-          <w:szCs w:val="24"/>
-          <w:lang w:eastAsia="zh-CN"/>
-        </w:rPr>
-        <w:t>5</w:t>
-      </w:r>
-      <w:r>
-        <w:rPr>
-          <w:rFonts w:ascii="Times New Roman" w:hAnsi="Times New Roman" w:eastAsia="微软雅黑" w:cs="Times New Roman"/>
-          <w:sz w:val="24"/>
-          <w:szCs w:val="24"/>
-          <w:lang w:eastAsia="zh-CN"/>
-        </w:rPr>
-        <w:t>”</w:t>
-      </w:r>
-      <w:r>
-        <w:rPr>
-          <w:rFonts w:hint="eastAsia" w:ascii="Times New Roman" w:hAnsi="Times New Roman" w:eastAsia="微软雅黑" w:cs="Times New Roman"/>
-          <w:sz w:val="24"/>
-          <w:szCs w:val="24"/>
-          <w:lang w:eastAsia="zh-CN"/>
-        </w:rPr>
-        <w:t xml:space="preserve"> %}</w:t>
-      </w:r>
-    </w:p>
-    <w:p>
-      <w:pPr>
-        <w:rPr>
-          <w:lang w:eastAsia="zh-CN"/>
-        </w:rPr>
-      </w:pPr>
-    </w:p>
-    <w:p>
-      <w:pPr>
-        <w:rPr>
-          <w:lang w:eastAsia="zh-CN"/>
-        </w:rPr>
-      </w:pPr>
-    </w:p>
-    <w:tbl>
-      <w:tblPr>
-        <w:tblStyle w:val="37"/>
-        <w:tblW w:w="6772" w:type="dxa"/>
-        <w:jc w:val="right"/>
-        <w:tblLayout w:type="fixed"/>
-        <w:tblCellMar>
-          <w:top w:w="0" w:type="dxa"/>
-          <w:left w:w="0" w:type="dxa"/>
-          <w:bottom w:w="0" w:type="dxa"/>
-          <w:right w:w="0" w:type="dxa"/>
-        </w:tblCellMar>
-      </w:tblPr>
-      <w:tblGrid>
-        <w:gridCol w:w="1272"/>
-        <w:gridCol w:w="2040"/>
-        <w:gridCol w:w="1166"/>
-        <w:gridCol w:w="2294"/>
-      </w:tblGrid>
-      <w:tr>
-        <w:tblPrEx>
-          <w:tblCellMar>
-            <w:top w:w="0" w:type="dxa"/>
-            <w:left w:w="0" w:type="dxa"/>
-            <w:bottom w:w="0" w:type="dxa"/>
-            <w:right w:w="0" w:type="dxa"/>
-          </w:tblCellMar>
-        </w:tblPrEx>
-        <w:trPr>
-          <w:trHeight w:val="441" w:hRule="exact"/>
-          <w:jc w:val="right"/>
-        </w:trPr>
-        <w:tc>
-          <w:tcPr>
-            <w:tcW w:w="1272" w:type="dxa"/>
-            <w:vAlign w:val="center"/>
-          </w:tcPr>
-          <w:p>
-            <w:pPr>
-              <w:pStyle w:val="20"/>
-              <w:spacing w:before="13"/>
-              <w:ind w:left="13" w:right="95"/>
-              <w:jc w:val="both"/>
-              <w:rPr>
-                <w:rFonts w:ascii="Times New Roman" w:hAnsi="Times New Roman" w:cs="Times New Roman"/>
-                <w:b/>
-                <w:sz w:val="24"/>
-                <w:szCs w:val="24"/>
-              </w:rPr>
-            </w:pPr>
-            <w:r>
-              <w:rPr>
-                <w:rFonts w:ascii="Times New Roman" w:hAnsi="Times New Roman" w:cs="Times New Roman"/>
-                <w:b/>
-                <w:sz w:val="24"/>
-                <w:szCs w:val="24"/>
-              </w:rPr>
-              <w:t>检测人：</w:t>
-            </w:r>
-          </w:p>
-        </w:tc>
-        <w:tc>
-          <w:tcPr>
-            <w:tcW w:w="2040" w:type="dxa"/>
-            <w:vAlign w:val="center"/>
-          </w:tcPr>
-          <w:p>
-            <w:pPr>
-              <w:pStyle w:val="20"/>
-              <w:spacing w:before="13"/>
-              <w:jc w:val="both"/>
-              <w:rPr>
-                <w:rFonts w:ascii="Times New Roman" w:hAnsi="Times New Roman" w:cs="Times New Roman"/>
-                <w:b/>
-                <w:sz w:val="24"/>
-                <w:szCs w:val="24"/>
-              </w:rPr>
-            </w:pPr>
-          </w:p>
-        </w:tc>
-        <w:tc>
-          <w:tcPr>
-            <w:tcW w:w="1166" w:type="dxa"/>
-            <w:vAlign w:val="center"/>
-          </w:tcPr>
-          <w:p>
-            <w:pPr>
-              <w:pStyle w:val="20"/>
-              <w:spacing w:before="13"/>
-              <w:jc w:val="both"/>
-              <w:rPr>
-                <w:rFonts w:ascii="Times New Roman" w:hAnsi="Times New Roman" w:cs="Times New Roman"/>
-                <w:b/>
-                <w:sz w:val="24"/>
-                <w:szCs w:val="24"/>
-              </w:rPr>
-            </w:pPr>
-            <w:r>
-              <w:rPr>
-                <w:rFonts w:ascii="Times New Roman" w:hAnsi="Times New Roman" w:cs="Times New Roman"/>
-                <w:b/>
-                <w:sz w:val="24"/>
-                <w:szCs w:val="24"/>
-              </w:rPr>
-              <w:t>复核人</w:t>
-            </w:r>
-            <w:r>
-              <w:rPr>
-                <w:rFonts w:ascii="Times New Roman" w:hAnsi="Times New Roman" w:cs="Times New Roman"/>
-                <w:b/>
-                <w:sz w:val="24"/>
-                <w:szCs w:val="24"/>
-                <w:lang w:eastAsia="zh-CN"/>
-              </w:rPr>
-              <w:t>：</w:t>
-            </w:r>
-          </w:p>
-        </w:tc>
-        <w:tc>
-          <w:tcPr>
-            <w:tcW w:w="2294" w:type="dxa"/>
-            <w:vAlign w:val="center"/>
-          </w:tcPr>
-          <w:p>
-            <w:pPr>
-              <w:pStyle w:val="20"/>
-              <w:spacing w:before="13"/>
-              <w:ind w:right="15"/>
-              <w:jc w:val="both"/>
-              <w:rPr>
-                <w:rFonts w:ascii="Times New Roman" w:hAnsi="Times New Roman" w:cs="Times New Roman"/>
-                <w:b/>
-                <w:sz w:val="24"/>
-                <w:szCs w:val="24"/>
-              </w:rPr>
-            </w:pPr>
-          </w:p>
-        </w:tc>
-      </w:tr>
-      <w:tr>
-        <w:tblPrEx>
-          <w:tblCellMar>
-            <w:top w:w="0" w:type="dxa"/>
-            <w:left w:w="0" w:type="dxa"/>
-            <w:bottom w:w="0" w:type="dxa"/>
-            <w:right w:w="0" w:type="dxa"/>
-          </w:tblCellMar>
-        </w:tblPrEx>
-        <w:trPr>
-          <w:trHeight w:val="457" w:hRule="exact"/>
-          <w:jc w:val="right"/>
-        </w:trPr>
-        <w:tc>
-          <w:tcPr>
-            <w:tcW w:w="1272" w:type="dxa"/>
-            <w:vAlign w:val="center"/>
-          </w:tcPr>
-          <w:p>
-            <w:pPr>
-              <w:pStyle w:val="20"/>
-              <w:spacing w:line="341" w:lineRule="exact"/>
-              <w:ind w:left="13" w:right="165"/>
-              <w:jc w:val="both"/>
-              <w:rPr>
-                <w:rFonts w:ascii="Times New Roman" w:hAnsi="Times New Roman" w:cs="Times New Roman"/>
-                <w:b/>
-                <w:sz w:val="24"/>
-                <w:szCs w:val="24"/>
-              </w:rPr>
-            </w:pPr>
-            <w:r>
-              <w:rPr>
-                <w:rFonts w:ascii="Times New Roman" w:hAnsi="Times New Roman" w:cs="Times New Roman"/>
-                <w:b/>
-                <w:sz w:val="24"/>
-                <w:szCs w:val="24"/>
-              </w:rPr>
-              <w:t>日</w:t>
-            </w:r>
-            <w:r>
-              <w:rPr>
-                <w:rFonts w:ascii="Times New Roman" w:hAnsi="Times New Roman" w:cs="Times New Roman"/>
-                <w:b/>
-                <w:sz w:val="24"/>
-                <w:szCs w:val="24"/>
-                <w:lang w:eastAsia="zh-CN"/>
-              </w:rPr>
-              <w:t xml:space="preserve">  </w:t>
-            </w:r>
-            <w:r>
-              <w:rPr>
-                <w:rFonts w:ascii="Times New Roman" w:hAnsi="Times New Roman" w:cs="Times New Roman"/>
-                <w:b/>
-                <w:sz w:val="24"/>
-                <w:szCs w:val="24"/>
-              </w:rPr>
-              <w:t>期：</w:t>
-            </w:r>
-          </w:p>
-        </w:tc>
-        <w:tc>
-          <w:tcPr>
-            <w:tcW w:w="2040" w:type="dxa"/>
-            <w:vAlign w:val="center"/>
-          </w:tcPr>
-          <w:p>
-            <w:pPr>
-              <w:pStyle w:val="20"/>
-              <w:spacing w:line="363" w:lineRule="exact"/>
-              <w:jc w:val="both"/>
-              <w:rPr>
-                <w:rFonts w:ascii="Times New Roman" w:hAnsi="Times New Roman" w:cs="Times New Roman"/>
-                <w:sz w:val="24"/>
-                <w:szCs w:val="24"/>
-              </w:rPr>
-            </w:pPr>
-            <w:r>
-              <w:rPr>
-                <w:rFonts w:ascii="Times New Roman" w:hAnsi="Times New Roman" w:cs="Times New Roman"/>
-                <w:kern w:val="2"/>
-                <w:sz w:val="24"/>
-                <w:szCs w:val="24"/>
-                <w:lang w:eastAsia="zh-CN"/>
-              </w:rPr>
-              <w:t>{{ reportdate }}</w:t>
-            </w:r>
-          </w:p>
-        </w:tc>
-        <w:tc>
-          <w:tcPr>
-            <w:tcW w:w="1166" w:type="dxa"/>
-            <w:vAlign w:val="center"/>
-          </w:tcPr>
-          <w:p>
-            <w:pPr>
-              <w:pStyle w:val="20"/>
-              <w:spacing w:line="341" w:lineRule="exact"/>
-              <w:jc w:val="both"/>
-              <w:rPr>
-                <w:rFonts w:ascii="Times New Roman" w:hAnsi="Times New Roman" w:cs="Times New Roman"/>
-                <w:b/>
-                <w:sz w:val="24"/>
-                <w:szCs w:val="24"/>
-              </w:rPr>
-            </w:pPr>
-            <w:r>
-              <w:rPr>
-                <w:rFonts w:ascii="Times New Roman" w:hAnsi="Times New Roman" w:cs="Times New Roman"/>
-                <w:b/>
-                <w:sz w:val="24"/>
-                <w:szCs w:val="24"/>
-              </w:rPr>
-              <w:t>日</w:t>
-            </w:r>
-            <w:r>
-              <w:rPr>
-                <w:rFonts w:ascii="Times New Roman" w:hAnsi="Times New Roman" w:cs="Times New Roman"/>
-                <w:b/>
-                <w:sz w:val="24"/>
-                <w:szCs w:val="24"/>
-                <w:lang w:eastAsia="zh-CN"/>
-              </w:rPr>
-              <w:t xml:space="preserve">  </w:t>
-            </w:r>
-            <w:r>
-              <w:rPr>
-                <w:rFonts w:ascii="Times New Roman" w:hAnsi="Times New Roman" w:cs="Times New Roman"/>
-                <w:b/>
-                <w:sz w:val="24"/>
-                <w:szCs w:val="24"/>
-              </w:rPr>
-              <w:t>期：</w:t>
-            </w:r>
-          </w:p>
-        </w:tc>
-        <w:tc>
-          <w:tcPr>
-            <w:tcW w:w="2294" w:type="dxa"/>
-            <w:vAlign w:val="center"/>
-          </w:tcPr>
-          <w:p>
-            <w:pPr>
-              <w:pStyle w:val="20"/>
-              <w:spacing w:line="363" w:lineRule="exact"/>
-              <w:ind w:right="15"/>
-              <w:jc w:val="both"/>
-              <w:rPr>
-                <w:rFonts w:ascii="Times New Roman" w:hAnsi="Times New Roman" w:cs="Times New Roman"/>
-                <w:sz w:val="24"/>
-                <w:szCs w:val="24"/>
-              </w:rPr>
-            </w:pPr>
-            <w:r>
-              <w:rPr>
-                <w:rFonts w:ascii="Times New Roman" w:hAnsi="Times New Roman" w:cs="Times New Roman"/>
-                <w:kern w:val="2"/>
-                <w:sz w:val="24"/>
-                <w:szCs w:val="24"/>
-                <w:lang w:eastAsia="zh-CN"/>
-              </w:rPr>
-              <w:t>{{ reportdate }}</w:t>
-            </w:r>
-          </w:p>
-        </w:tc>
-      </w:tr>
-    </w:tbl>
-    <w:p>
-      <w:pPr>
-        <w:rPr>
-          <w:rFonts w:ascii="Times New Roman" w:hAnsi="Times New Roman" w:eastAsia="微软雅黑" w:cs="Times New Roman"/>
-          <w:sz w:val="24"/>
-          <w:szCs w:val="24"/>
-          <w:lang w:eastAsia="zh-CN"/>
-        </w:rPr>
-      </w:pPr>
-      <w:r>
-        <w:rPr>
-          <w:rFonts w:hint="eastAsia" w:ascii="Times New Roman" w:hAnsi="Times New Roman" w:eastAsia="微软雅黑" w:cs="Times New Roman"/>
-          <w:sz w:val="24"/>
-          <w:szCs w:val="24"/>
-          <w:lang w:eastAsia="zh-CN"/>
-        </w:rPr>
-        <w:t xml:space="preserve">{% endif %}{% if testedby == </w:t>
-      </w:r>
-      <w:r>
-        <w:rPr>
-          <w:rFonts w:ascii="Times New Roman" w:hAnsi="Times New Roman" w:eastAsia="微软雅黑" w:cs="Times New Roman"/>
-          <w:sz w:val="24"/>
-          <w:szCs w:val="24"/>
-          <w:lang w:eastAsia="zh-CN"/>
-        </w:rPr>
-        <w:t>“</w:t>
-      </w:r>
-      <w:r>
-        <w:rPr>
-          <w:rFonts w:hint="eastAsia" w:ascii="Times New Roman" w:hAnsi="Times New Roman" w:eastAsia="微软雅黑" w:cs="Times New Roman"/>
-          <w:sz w:val="24"/>
-          <w:szCs w:val="24"/>
-          <w:lang w:eastAsia="zh-CN"/>
-        </w:rPr>
-        <w:t>6</w:t>
-      </w:r>
-      <w:r>
-        <w:rPr>
-          <w:rFonts w:ascii="Times New Roman" w:hAnsi="Times New Roman" w:eastAsia="微软雅黑" w:cs="Times New Roman"/>
-          <w:sz w:val="24"/>
-          <w:szCs w:val="24"/>
-          <w:lang w:eastAsia="zh-CN"/>
-        </w:rPr>
-        <w:t>”</w:t>
-      </w:r>
-      <w:r>
-        <w:rPr>
-          <w:rFonts w:hint="eastAsia" w:ascii="Times New Roman" w:hAnsi="Times New Roman" w:eastAsia="微软雅黑" w:cs="Times New Roman"/>
-          <w:sz w:val="24"/>
-          <w:szCs w:val="24"/>
-          <w:lang w:eastAsia="zh-CN"/>
-        </w:rPr>
-        <w:t xml:space="preserve"> %}</w:t>
-      </w:r>
-    </w:p>
-    <w:p>
-      <w:pPr>
-        <w:rPr>
-          <w:rFonts w:ascii="Times New Roman" w:hAnsi="Times New Roman" w:eastAsia="微软雅黑" w:cs="Times New Roman"/>
-          <w:sz w:val="24"/>
-          <w:szCs w:val="24"/>
-          <w:lang w:eastAsia="zh-CN"/>
-        </w:rPr>
-      </w:pPr>
-    </w:p>
-    <w:p>
-      <w:pPr>
-        <w:rPr>
-          <w:rFonts w:ascii="Times New Roman" w:hAnsi="Times New Roman" w:eastAsia="微软雅黑" w:cs="Times New Roman"/>
-          <w:sz w:val="24"/>
-          <w:szCs w:val="24"/>
-          <w:lang w:eastAsia="zh-CN"/>
-        </w:rPr>
-      </w:pPr>
-    </w:p>
-    <w:tbl>
-      <w:tblPr>
-        <w:tblStyle w:val="37"/>
-        <w:tblW w:w="6772" w:type="dxa"/>
-        <w:jc w:val="right"/>
-        <w:tblLayout w:type="fixed"/>
-        <w:tblCellMar>
-          <w:top w:w="0" w:type="dxa"/>
-          <w:left w:w="0" w:type="dxa"/>
-          <w:bottom w:w="0" w:type="dxa"/>
-          <w:right w:w="0" w:type="dxa"/>
-        </w:tblCellMar>
-      </w:tblPr>
-      <w:tblGrid>
-        <w:gridCol w:w="1272"/>
-        <w:gridCol w:w="2040"/>
-        <w:gridCol w:w="1166"/>
-        <w:gridCol w:w="2294"/>
-      </w:tblGrid>
-      <w:tr>
-        <w:tblPrEx>
-          <w:tblCellMar>
-            <w:top w:w="0" w:type="dxa"/>
-            <w:left w:w="0" w:type="dxa"/>
-            <w:bottom w:w="0" w:type="dxa"/>
-            <w:right w:w="0" w:type="dxa"/>
-          </w:tblCellMar>
-        </w:tblPrEx>
-        <w:trPr>
-          <w:trHeight w:val="441" w:hRule="exact"/>
-          <w:jc w:val="right"/>
-        </w:trPr>
-        <w:tc>
-          <w:tcPr>
-            <w:tcW w:w="1272" w:type="dxa"/>
-            <w:vAlign w:val="center"/>
-          </w:tcPr>
-          <w:p>
-            <w:pPr>
-              <w:pStyle w:val="20"/>
-              <w:spacing w:before="13"/>
-              <w:ind w:left="13" w:right="95"/>
-              <w:jc w:val="both"/>
-              <w:rPr>
-                <w:rFonts w:ascii="Times New Roman" w:hAnsi="Times New Roman" w:cs="Times New Roman"/>
-                <w:b/>
-                <w:sz w:val="24"/>
-                <w:szCs w:val="24"/>
-              </w:rPr>
-            </w:pPr>
-            <w:r>
-              <w:rPr>
-                <w:rFonts w:ascii="Times New Roman" w:hAnsi="Times New Roman" w:cs="Times New Roman"/>
-                <w:b/>
-                <w:sz w:val="24"/>
-                <w:szCs w:val="24"/>
-              </w:rPr>
-              <w:t>检测人：</w:t>
-            </w:r>
-          </w:p>
-        </w:tc>
-        <w:tc>
-          <w:tcPr>
-            <w:tcW w:w="2040" w:type="dxa"/>
-            <w:vAlign w:val="center"/>
-          </w:tcPr>
-          <w:p>
-            <w:pPr>
-              <w:pStyle w:val="20"/>
-              <w:spacing w:before="13"/>
-              <w:jc w:val="both"/>
-              <w:rPr>
-                <w:rFonts w:ascii="Times New Roman" w:hAnsi="Times New Roman" w:cs="Times New Roman"/>
-                <w:b/>
-                <w:sz w:val="24"/>
-                <w:szCs w:val="24"/>
-              </w:rPr>
-            </w:pPr>
-          </w:p>
-        </w:tc>
-        <w:tc>
-          <w:tcPr>
-            <w:tcW w:w="1166" w:type="dxa"/>
-            <w:vAlign w:val="center"/>
-          </w:tcPr>
-          <w:p>
-            <w:pPr>
-              <w:pStyle w:val="20"/>
-              <w:spacing w:before="13"/>
-              <w:jc w:val="both"/>
-              <w:rPr>
-                <w:rFonts w:ascii="Times New Roman" w:hAnsi="Times New Roman" w:cs="Times New Roman"/>
-                <w:b/>
-                <w:sz w:val="24"/>
-                <w:szCs w:val="24"/>
-              </w:rPr>
-            </w:pPr>
-            <w:r>
-              <w:rPr>
-                <w:rFonts w:ascii="Times New Roman" w:hAnsi="Times New Roman" w:cs="Times New Roman"/>
-                <w:b/>
-                <w:sz w:val="24"/>
-                <w:szCs w:val="24"/>
-              </w:rPr>
-              <w:t>复核人</w:t>
-            </w:r>
-            <w:r>
-              <w:rPr>
-                <w:rFonts w:ascii="Times New Roman" w:hAnsi="Times New Roman" w:cs="Times New Roman"/>
-                <w:b/>
-                <w:sz w:val="24"/>
-                <w:szCs w:val="24"/>
-                <w:lang w:eastAsia="zh-CN"/>
-              </w:rPr>
-              <w:t>：</w:t>
-            </w:r>
-          </w:p>
-        </w:tc>
-        <w:tc>
-          <w:tcPr>
-            <w:tcW w:w="2294" w:type="dxa"/>
-            <w:vAlign w:val="center"/>
-          </w:tcPr>
-          <w:p>
-            <w:pPr>
-              <w:pStyle w:val="20"/>
-              <w:spacing w:before="13"/>
-              <w:ind w:right="15"/>
-              <w:jc w:val="both"/>
-              <w:rPr>
-                <w:rFonts w:ascii="Times New Roman" w:hAnsi="Times New Roman" w:cs="Times New Roman"/>
-                <w:b/>
-                <w:sz w:val="24"/>
-                <w:szCs w:val="24"/>
-              </w:rPr>
-            </w:pPr>
-          </w:p>
-        </w:tc>
-      </w:tr>
-      <w:tr>
-        <w:tblPrEx>
-          <w:tblCellMar>
-            <w:top w:w="0" w:type="dxa"/>
-            <w:left w:w="0" w:type="dxa"/>
-            <w:bottom w:w="0" w:type="dxa"/>
-            <w:right w:w="0" w:type="dxa"/>
-          </w:tblCellMar>
-        </w:tblPrEx>
-        <w:trPr>
-          <w:trHeight w:val="457" w:hRule="exact"/>
-          <w:jc w:val="right"/>
-        </w:trPr>
-        <w:tc>
-          <w:tcPr>
-            <w:tcW w:w="1272" w:type="dxa"/>
-            <w:vAlign w:val="center"/>
-          </w:tcPr>
-          <w:p>
-            <w:pPr>
-              <w:pStyle w:val="20"/>
-              <w:spacing w:line="341" w:lineRule="exact"/>
-              <w:ind w:left="13" w:right="165"/>
-              <w:jc w:val="both"/>
-              <w:rPr>
-                <w:rFonts w:ascii="Times New Roman" w:hAnsi="Times New Roman" w:cs="Times New Roman"/>
-                <w:b/>
-                <w:sz w:val="24"/>
-                <w:szCs w:val="24"/>
-              </w:rPr>
-            </w:pPr>
-            <w:r>
-              <w:rPr>
-                <w:rFonts w:ascii="Times New Roman" w:hAnsi="Times New Roman" w:cs="Times New Roman"/>
-                <w:b/>
-                <w:sz w:val="24"/>
-                <w:szCs w:val="24"/>
-              </w:rPr>
-              <w:t>日</w:t>
-            </w:r>
-            <w:r>
-              <w:rPr>
-                <w:rFonts w:ascii="Times New Roman" w:hAnsi="Times New Roman" w:cs="Times New Roman"/>
-                <w:b/>
-                <w:sz w:val="24"/>
-                <w:szCs w:val="24"/>
-                <w:lang w:eastAsia="zh-CN"/>
-              </w:rPr>
-              <w:t xml:space="preserve">  </w:t>
-            </w:r>
-            <w:r>
-              <w:rPr>
-                <w:rFonts w:ascii="Times New Roman" w:hAnsi="Times New Roman" w:cs="Times New Roman"/>
-                <w:b/>
-                <w:sz w:val="24"/>
-                <w:szCs w:val="24"/>
-              </w:rPr>
-              <w:t>期：</w:t>
-            </w:r>
-          </w:p>
-        </w:tc>
-        <w:tc>
-          <w:tcPr>
-            <w:tcW w:w="2040" w:type="dxa"/>
-            <w:vAlign w:val="center"/>
-          </w:tcPr>
-          <w:p>
-            <w:pPr>
-              <w:pStyle w:val="20"/>
-              <w:spacing w:line="363" w:lineRule="exact"/>
-              <w:jc w:val="both"/>
-              <w:rPr>
-                <w:rFonts w:ascii="Times New Roman" w:hAnsi="Times New Roman" w:cs="Times New Roman"/>
-                <w:sz w:val="24"/>
-                <w:szCs w:val="24"/>
-              </w:rPr>
-            </w:pPr>
-            <w:r>
-              <w:rPr>
-                <w:rFonts w:ascii="Times New Roman" w:hAnsi="Times New Roman" w:cs="Times New Roman"/>
-                <w:kern w:val="2"/>
-                <w:sz w:val="24"/>
-                <w:szCs w:val="24"/>
-                <w:lang w:eastAsia="zh-CN"/>
-              </w:rPr>
-              <w:t>{{ reportdate }}</w:t>
-            </w:r>
-          </w:p>
-        </w:tc>
-        <w:tc>
-          <w:tcPr>
-            <w:tcW w:w="1166" w:type="dxa"/>
-            <w:vAlign w:val="center"/>
-          </w:tcPr>
-          <w:p>
-            <w:pPr>
-              <w:pStyle w:val="20"/>
-              <w:spacing w:line="341" w:lineRule="exact"/>
-              <w:jc w:val="both"/>
-              <w:rPr>
-                <w:rFonts w:ascii="Times New Roman" w:hAnsi="Times New Roman" w:cs="Times New Roman"/>
-                <w:b/>
-                <w:sz w:val="24"/>
-                <w:szCs w:val="24"/>
-              </w:rPr>
-            </w:pPr>
-            <w:r>
-              <w:rPr>
-                <w:rFonts w:ascii="Times New Roman" w:hAnsi="Times New Roman" w:cs="Times New Roman"/>
-                <w:b/>
-                <w:sz w:val="24"/>
-                <w:szCs w:val="24"/>
-              </w:rPr>
-              <w:t>日</w:t>
-            </w:r>
-            <w:r>
-              <w:rPr>
-                <w:rFonts w:ascii="Times New Roman" w:hAnsi="Times New Roman" w:cs="Times New Roman"/>
-                <w:b/>
-                <w:sz w:val="24"/>
-                <w:szCs w:val="24"/>
-                <w:lang w:eastAsia="zh-CN"/>
-              </w:rPr>
-              <w:t xml:space="preserve">  </w:t>
-            </w:r>
-            <w:r>
-              <w:rPr>
-                <w:rFonts w:ascii="Times New Roman" w:hAnsi="Times New Roman" w:cs="Times New Roman"/>
-                <w:b/>
-                <w:sz w:val="24"/>
-                <w:szCs w:val="24"/>
-              </w:rPr>
-              <w:t>期：</w:t>
-            </w:r>
-          </w:p>
-        </w:tc>
-        <w:tc>
-          <w:tcPr>
-            <w:tcW w:w="2294" w:type="dxa"/>
-            <w:vAlign w:val="center"/>
-          </w:tcPr>
-          <w:p>
-            <w:pPr>
-              <w:pStyle w:val="20"/>
-              <w:spacing w:line="363" w:lineRule="exact"/>
-              <w:ind w:right="15"/>
-              <w:jc w:val="both"/>
-              <w:rPr>
-                <w:rFonts w:ascii="Times New Roman" w:hAnsi="Times New Roman" w:cs="Times New Roman"/>
-                <w:sz w:val="24"/>
-                <w:szCs w:val="24"/>
-              </w:rPr>
-            </w:pPr>
-            <w:r>
-              <w:rPr>
-                <w:rFonts w:ascii="Times New Roman" w:hAnsi="Times New Roman" w:cs="Times New Roman"/>
-                <w:kern w:val="2"/>
-                <w:sz w:val="24"/>
-                <w:szCs w:val="24"/>
-                <w:lang w:eastAsia="zh-CN"/>
-              </w:rPr>
-              <w:t>{{ reportdate }}</w:t>
-            </w:r>
-          </w:p>
-        </w:tc>
-      </w:tr>
-    </w:tbl>
-    <w:p>
-      <w:pPr>
-        <w:rPr>
           <w:rFonts w:ascii="Times New Roman" w:hAnsi="Times New Roman" w:eastAsia="微软雅黑" w:cs="黑体"/>
           <w:b/>
           <w:bCs/>
@@ -7729,17 +5875,17 @@
           <w:lang w:val="en-US" w:eastAsia="zh-CN"/>
         </w:rPr>
       </w:pPr>
-      <w:bookmarkStart w:id="21" w:name="_Toc6374"/>
-      <w:bookmarkStart w:id="22" w:name="_Toc2781"/>
-      <w:bookmarkStart w:id="23" w:name="_Toc14062"/>
-      <w:bookmarkStart w:id="24" w:name="_Toc26145"/>
-      <w:bookmarkStart w:id="25" w:name="_Toc19898_WPSOffice_Level1"/>
-      <w:bookmarkStart w:id="26" w:name="_Toc20136_WPSOffice_Level1"/>
-      <w:bookmarkStart w:id="27" w:name="_Toc12381"/>
-      <w:bookmarkStart w:id="28" w:name="_Toc284"/>
-      <w:bookmarkStart w:id="29" w:name="_Toc19184"/>
-      <w:bookmarkStart w:id="30" w:name="_Toc22132"/>
-      <w:bookmarkStart w:id="31" w:name="_Toc20608"/>
+      <w:bookmarkStart w:id="21" w:name="_Toc20136_WPSOffice_Level1"/>
+      <w:bookmarkStart w:id="22" w:name="_Toc12381"/>
+      <w:bookmarkStart w:id="23" w:name="_Toc2781"/>
+      <w:bookmarkStart w:id="24" w:name="_Toc6374"/>
+      <w:bookmarkStart w:id="25" w:name="_Toc14062"/>
+      <w:bookmarkStart w:id="26" w:name="_Toc26145"/>
+      <w:bookmarkStart w:id="27" w:name="_Toc19898_WPSOffice_Level1"/>
+      <w:bookmarkStart w:id="28" w:name="_Toc19184"/>
+      <w:bookmarkStart w:id="29" w:name="_Toc22132"/>
+      <w:bookmarkStart w:id="30" w:name="_Toc20608"/>
+      <w:bookmarkStart w:id="31" w:name="_Toc284"/>
       <w:r>
         <w:rPr>
           <w:rStyle w:val="55"/>
@@ -7760,9 +5906,9 @@
       <w:bookmarkEnd w:id="29"/>
       <w:bookmarkEnd w:id="30"/>
       <w:bookmarkEnd w:id="31"/>
-      <w:bookmarkStart w:id="32" w:name="_Toc27840"/>
+      <w:bookmarkStart w:id="32" w:name="_Toc21516"/>
       <w:bookmarkStart w:id="33" w:name="_Toc149837258"/>
-      <w:bookmarkStart w:id="34" w:name="_Toc21516"/>
+      <w:bookmarkStart w:id="34" w:name="_Toc27840"/>
     </w:p>
     <w:p>
       <w:pPr>
@@ -8831,8 +6977,6 @@
               </w:rPr>
               <w:t>{% endif %}{% endfor %}{% endif %}</w:t>
             </w:r>
-            <w:bookmarkStart w:id="231" w:name="_GoBack"/>
-            <w:bookmarkEnd w:id="231"/>
           </w:p>
         </w:tc>
         <w:tc>
@@ -9401,8 +7545,8 @@
           <w:szCs w:val="32"/>
         </w:rPr>
       </w:pPr>
-      <w:bookmarkStart w:id="37" w:name="_Toc17639"/>
-      <w:bookmarkStart w:id="38" w:name="_Toc19463"/>
+      <w:bookmarkStart w:id="37" w:name="_Toc19463"/>
+      <w:bookmarkStart w:id="38" w:name="_Toc17639"/>
       <w:bookmarkStart w:id="39" w:name="_Toc10987"/>
       <w:r>
         <w:rPr>
@@ -9429,15 +7573,15 @@
           <w:lang w:eastAsia="zh-CN"/>
         </w:rPr>
       </w:pPr>
-      <w:bookmarkStart w:id="40" w:name="_Toc15840_WPSOffice_Level1"/>
-      <w:bookmarkStart w:id="41" w:name="_Toc26613"/>
-      <w:bookmarkStart w:id="42" w:name="_Toc3674"/>
-      <w:bookmarkStart w:id="43" w:name="_Toc9066"/>
-      <w:bookmarkStart w:id="44" w:name="_Toc9914"/>
-      <w:bookmarkStart w:id="45" w:name="_Toc12193"/>
-      <w:bookmarkStart w:id="46" w:name="_Toc14255_WPSOffice_Level1"/>
-      <w:bookmarkStart w:id="47" w:name="_Toc21064"/>
-      <w:bookmarkStart w:id="48" w:name="_Toc24085_WPSOffice_Level1"/>
+      <w:bookmarkStart w:id="40" w:name="_Toc26613"/>
+      <w:bookmarkStart w:id="41" w:name="_Toc9066"/>
+      <w:bookmarkStart w:id="42" w:name="_Toc14255_WPSOffice_Level1"/>
+      <w:bookmarkStart w:id="43" w:name="_Toc9914"/>
+      <w:bookmarkStart w:id="44" w:name="_Toc21064"/>
+      <w:bookmarkStart w:id="45" w:name="_Toc24085_WPSOffice_Level1"/>
+      <w:bookmarkStart w:id="46" w:name="_Toc3674"/>
+      <w:bookmarkStart w:id="47" w:name="_Toc15840_WPSOffice_Level1"/>
+      <w:bookmarkStart w:id="48" w:name="_Toc12193"/>
       <w:r>
         <w:rPr>
           <w:rFonts w:hint="eastAsia" w:ascii="Times New Roman" w:hAnsi="Times New Roman" w:eastAsia="微软雅黑" w:cs="黑体"/>
@@ -11592,16 +9736,16 @@
           <w:lang w:val="en-US" w:eastAsia="zh-CN" w:bidi="ar-SA"/>
         </w:rPr>
       </w:pPr>
-      <w:bookmarkStart w:id="49" w:name="_Toc28537"/>
-      <w:bookmarkStart w:id="50" w:name="_Toc19099"/>
-      <w:bookmarkStart w:id="51" w:name="_Toc16368_WPSOffice_Level1"/>
-      <w:bookmarkStart w:id="52" w:name="_Toc5898"/>
-      <w:bookmarkStart w:id="53" w:name="_Toc6864"/>
-      <w:bookmarkStart w:id="54" w:name="_Toc5590"/>
-      <w:bookmarkStart w:id="55" w:name="_Toc22484_WPSOffice_Level1"/>
-      <w:bookmarkStart w:id="56" w:name="_Toc28910_WPSOffice_Level1"/>
-      <w:bookmarkStart w:id="57" w:name="_Toc29730"/>
-      <w:bookmarkStart w:id="58" w:name="_Toc4235"/>
+      <w:bookmarkStart w:id="49" w:name="_Toc19099"/>
+      <w:bookmarkStart w:id="50" w:name="_Toc16368_WPSOffice_Level1"/>
+      <w:bookmarkStart w:id="51" w:name="_Toc28537"/>
+      <w:bookmarkStart w:id="52" w:name="_Toc6864"/>
+      <w:bookmarkStart w:id="53" w:name="_Toc22484_WPSOffice_Level1"/>
+      <w:bookmarkStart w:id="54" w:name="_Toc28910_WPSOffice_Level1"/>
+      <w:bookmarkStart w:id="55" w:name="_Toc4235"/>
+      <w:bookmarkStart w:id="56" w:name="_Toc29730"/>
+      <w:bookmarkStart w:id="57" w:name="_Toc5898"/>
+      <w:bookmarkStart w:id="58" w:name="_Toc5590"/>
       <w:bookmarkStart w:id="59" w:name="_Toc8182"/>
       <w:bookmarkStart w:id="60" w:name="_Toc7549"/>
       <w:r>
@@ -11642,13 +9786,13 @@
           <w:lang w:eastAsia="zh-CN"/>
         </w:rPr>
       </w:pPr>
-      <w:bookmarkStart w:id="61" w:name="_Toc11193_WPSOffice_Level2"/>
+      <w:bookmarkStart w:id="61" w:name="_Toc6931_WPSOffice_Level2"/>
       <w:bookmarkStart w:id="62" w:name="_Toc31515_WPSOffice_Level2"/>
       <w:bookmarkStart w:id="63" w:name="_Toc19280_WPSOffice_Level2"/>
       <w:bookmarkStart w:id="64" w:name="_Toc6304_WPSOffice_Level2"/>
-      <w:bookmarkStart w:id="65" w:name="_Toc6931_WPSOffice_Level2"/>
-      <w:bookmarkStart w:id="66" w:name="_Toc17111_WPSOffice_Level2"/>
-      <w:bookmarkStart w:id="67" w:name="_Toc3488_WPSOffice_Level2"/>
+      <w:bookmarkStart w:id="65" w:name="_Toc17111_WPSOffice_Level2"/>
+      <w:bookmarkStart w:id="66" w:name="_Toc3488_WPSOffice_Level2"/>
+      <w:bookmarkStart w:id="67" w:name="_Toc11193_WPSOffice_Level2"/>
       <w:r>
         <w:rPr>
           <w:rFonts w:hint="eastAsia" w:ascii="Times New Roman" w:hAnsi="Times New Roman" w:eastAsia="微软雅黑" w:cs="Times New Roman"/>
@@ -12114,13 +10258,13 @@
           <w:szCs w:val="24"/>
         </w:rPr>
       </w:pPr>
-      <w:bookmarkStart w:id="68" w:name="_Toc25864_WPSOffice_Level2"/>
-      <w:bookmarkStart w:id="69" w:name="_Toc29205_WPSOffice_Level2"/>
-      <w:bookmarkStart w:id="70" w:name="_Toc2822_WPSOffice_Level2"/>
-      <w:bookmarkStart w:id="71" w:name="_Toc31138_WPSOffice_Level2"/>
-      <w:bookmarkStart w:id="72" w:name="_Toc14645_WPSOffice_Level2"/>
-      <w:bookmarkStart w:id="73" w:name="_Toc12087_WPSOffice_Level2"/>
-      <w:bookmarkStart w:id="74" w:name="_Toc26578_WPSOffice_Level2"/>
+      <w:bookmarkStart w:id="68" w:name="_Toc29205_WPSOffice_Level2"/>
+      <w:bookmarkStart w:id="69" w:name="_Toc26578_WPSOffice_Level2"/>
+      <w:bookmarkStart w:id="70" w:name="_Toc25864_WPSOffice_Level2"/>
+      <w:bookmarkStart w:id="71" w:name="_Toc12087_WPSOffice_Level2"/>
+      <w:bookmarkStart w:id="72" w:name="_Toc31138_WPSOffice_Level2"/>
+      <w:bookmarkStart w:id="73" w:name="_Toc14645_WPSOffice_Level2"/>
+      <w:bookmarkStart w:id="74" w:name="_Toc2822_WPSOffice_Level2"/>
       <w:r>
         <w:rPr>
           <w:rFonts w:hint="eastAsia" w:ascii="Times New Roman" w:hAnsi="Times New Roman" w:eastAsia="微软雅黑" w:cs="Times New Roman"/>
@@ -12225,13 +10369,13 @@
                 <w:szCs w:val="18"/>
               </w:rPr>
             </w:pPr>
-            <w:bookmarkStart w:id="75" w:name="_Toc3819_WPSOffice_Level2"/>
+            <w:bookmarkStart w:id="75" w:name="_Toc18696_WPSOffice_Level2"/>
             <w:bookmarkStart w:id="76" w:name="_Toc31020_WPSOffice_Level2"/>
-            <w:bookmarkStart w:id="77" w:name="_Toc18696_WPSOffice_Level2"/>
-            <w:bookmarkStart w:id="78" w:name="_Toc5261_WPSOffice_Level2"/>
-            <w:bookmarkStart w:id="79" w:name="_Toc5660_WPSOffice_Level2"/>
-            <w:bookmarkStart w:id="80" w:name="_Toc17905_WPSOffice_Level2"/>
-            <w:bookmarkStart w:id="81" w:name="_Toc23221_WPSOffice_Level2"/>
+            <w:bookmarkStart w:id="77" w:name="_Toc3819_WPSOffice_Level2"/>
+            <w:bookmarkStart w:id="78" w:name="_Toc5660_WPSOffice_Level2"/>
+            <w:bookmarkStart w:id="79" w:name="_Toc23221_WPSOffice_Level2"/>
+            <w:bookmarkStart w:id="80" w:name="_Toc5261_WPSOffice_Level2"/>
+            <w:bookmarkStart w:id="81" w:name="_Toc17905_WPSOffice_Level2"/>
             <w:r>
               <w:rPr>
                 <w:rFonts w:hint="eastAsia" w:ascii="Times New Roman" w:hAnsi="Times New Roman" w:eastAsia="微软雅黑" w:cs="Times New Roman"/>
@@ -12696,13 +10840,13 @@
                 <w:szCs w:val="18"/>
               </w:rPr>
             </w:pPr>
-            <w:bookmarkStart w:id="82" w:name="_Toc23388_WPSOffice_Level2"/>
+            <w:bookmarkStart w:id="82" w:name="_Toc28235_WPSOffice_Level2"/>
             <w:bookmarkStart w:id="83" w:name="_Toc20683_WPSOffice_Level2"/>
-            <w:bookmarkStart w:id="84" w:name="_Toc24626_WPSOffice_Level2"/>
-            <w:bookmarkStart w:id="85" w:name="_Toc15300_WPSOffice_Level2"/>
-            <w:bookmarkStart w:id="86" w:name="_Toc11554_WPSOffice_Level2"/>
-            <w:bookmarkStart w:id="87" w:name="_Toc28235_WPSOffice_Level2"/>
-            <w:bookmarkStart w:id="88" w:name="_Toc2588_WPSOffice_Level2"/>
+            <w:bookmarkStart w:id="84" w:name="_Toc2588_WPSOffice_Level2"/>
+            <w:bookmarkStart w:id="85" w:name="_Toc23388_WPSOffice_Level2"/>
+            <w:bookmarkStart w:id="86" w:name="_Toc24626_WPSOffice_Level2"/>
+            <w:bookmarkStart w:id="87" w:name="_Toc15300_WPSOffice_Level2"/>
+            <w:bookmarkStart w:id="88" w:name="_Toc11554_WPSOffice_Level2"/>
             <w:r>
               <w:rPr>
                 <w:rFonts w:hint="eastAsia" w:ascii="Times New Roman" w:hAnsi="Times New Roman" w:eastAsia="微软雅黑" w:cs="Times New Roman"/>
@@ -13169,8 +11313,8 @@
             </w:pPr>
             <w:bookmarkStart w:id="89" w:name="_Toc22590_WPSOffice_Level2"/>
             <w:bookmarkStart w:id="90" w:name="_Toc16027_WPSOffice_Level2"/>
-            <w:bookmarkStart w:id="91" w:name="_Toc12493_WPSOffice_Level2"/>
-            <w:bookmarkStart w:id="92" w:name="_Toc31650_WPSOffice_Level2"/>
+            <w:bookmarkStart w:id="91" w:name="_Toc31650_WPSOffice_Level2"/>
+            <w:bookmarkStart w:id="92" w:name="_Toc12493_WPSOffice_Level2"/>
             <w:bookmarkStart w:id="93" w:name="_Toc30071_WPSOffice_Level2"/>
             <w:bookmarkStart w:id="94" w:name="_Toc18182_WPSOffice_Level2"/>
             <w:bookmarkStart w:id="95" w:name="_Toc19892_WPSOffice_Level2"/>
@@ -13638,11 +11782,11 @@
                 <w:szCs w:val="18"/>
               </w:rPr>
             </w:pPr>
-            <w:bookmarkStart w:id="96" w:name="_Toc11689_WPSOffice_Level2"/>
-            <w:bookmarkStart w:id="97" w:name="_Toc28534_WPSOffice_Level2"/>
-            <w:bookmarkStart w:id="98" w:name="_Toc8398_WPSOffice_Level2"/>
-            <w:bookmarkStart w:id="99" w:name="_Toc31447_WPSOffice_Level2"/>
-            <w:bookmarkStart w:id="100" w:name="_Toc19289_WPSOffice_Level2"/>
+            <w:bookmarkStart w:id="96" w:name="_Toc28534_WPSOffice_Level2"/>
+            <w:bookmarkStart w:id="97" w:name="_Toc8398_WPSOffice_Level2"/>
+            <w:bookmarkStart w:id="98" w:name="_Toc31447_WPSOffice_Level2"/>
+            <w:bookmarkStart w:id="99" w:name="_Toc19289_WPSOffice_Level2"/>
+            <w:bookmarkStart w:id="100" w:name="_Toc11689_WPSOffice_Level2"/>
             <w:bookmarkStart w:id="101" w:name="_Toc20571_WPSOffice_Level2"/>
             <w:bookmarkStart w:id="102" w:name="_Toc28312_WPSOffice_Level2"/>
             <w:r>
@@ -14110,13 +12254,13 @@
                 <w:szCs w:val="18"/>
               </w:rPr>
             </w:pPr>
-            <w:bookmarkStart w:id="103" w:name="_Toc5423_WPSOffice_Level2"/>
-            <w:bookmarkStart w:id="104" w:name="_Toc6170_WPSOffice_Level2"/>
-            <w:bookmarkStart w:id="105" w:name="_Toc13225_WPSOffice_Level2"/>
-            <w:bookmarkStart w:id="106" w:name="_Toc6645_WPSOffice_Level2"/>
-            <w:bookmarkStart w:id="107" w:name="_Toc2683_WPSOffice_Level2"/>
-            <w:bookmarkStart w:id="108" w:name="_Toc6863_WPSOffice_Level2"/>
-            <w:bookmarkStart w:id="109" w:name="_Toc5164_WPSOffice_Level2"/>
+            <w:bookmarkStart w:id="103" w:name="_Toc6170_WPSOffice_Level2"/>
+            <w:bookmarkStart w:id="104" w:name="_Toc13225_WPSOffice_Level2"/>
+            <w:bookmarkStart w:id="105" w:name="_Toc5423_WPSOffice_Level2"/>
+            <w:bookmarkStart w:id="106" w:name="_Toc2683_WPSOffice_Level2"/>
+            <w:bookmarkStart w:id="107" w:name="_Toc6863_WPSOffice_Level2"/>
+            <w:bookmarkStart w:id="108" w:name="_Toc5164_WPSOffice_Level2"/>
+            <w:bookmarkStart w:id="109" w:name="_Toc6645_WPSOffice_Level2"/>
             <w:r>
               <w:rPr>
                 <w:rFonts w:hint="eastAsia" w:ascii="Times New Roman" w:hAnsi="Times New Roman" w:eastAsia="微软雅黑" w:cs="Times New Roman"/>
@@ -14581,13 +12725,13 @@
                 <w:szCs w:val="18"/>
               </w:rPr>
             </w:pPr>
-            <w:bookmarkStart w:id="110" w:name="_Toc24628_WPSOffice_Level2"/>
-            <w:bookmarkStart w:id="111" w:name="_Toc6323_WPSOffice_Level2"/>
-            <w:bookmarkStart w:id="112" w:name="_Toc5860_WPSOffice_Level2"/>
-            <w:bookmarkStart w:id="113" w:name="_Toc3387_WPSOffice_Level2"/>
-            <w:bookmarkStart w:id="114" w:name="_Toc12046_WPSOffice_Level2"/>
+            <w:bookmarkStart w:id="110" w:name="_Toc12046_WPSOffice_Level2"/>
+            <w:bookmarkStart w:id="111" w:name="_Toc24628_WPSOffice_Level2"/>
+            <w:bookmarkStart w:id="112" w:name="_Toc13817_WPSOffice_Level2"/>
+            <w:bookmarkStart w:id="113" w:name="_Toc6323_WPSOffice_Level2"/>
+            <w:bookmarkStart w:id="114" w:name="_Toc5860_WPSOffice_Level2"/>
             <w:bookmarkStart w:id="115" w:name="_Toc29762_WPSOffice_Level2"/>
-            <w:bookmarkStart w:id="116" w:name="_Toc13817_WPSOffice_Level2"/>
+            <w:bookmarkStart w:id="116" w:name="_Toc3387_WPSOffice_Level2"/>
             <w:r>
               <w:rPr>
                 <w:rFonts w:hint="eastAsia" w:ascii="Times New Roman" w:hAnsi="Times New Roman" w:eastAsia="微软雅黑" w:cs="Times New Roman"/>
@@ -15015,6 +13159,14 @@
         <w:gridCol w:w="1409"/>
       </w:tblGrid>
       <w:tr>
+        <w:tblPrEx>
+          <w:tblCellMar>
+            <w:top w:w="0" w:type="dxa"/>
+            <w:left w:w="0" w:type="dxa"/>
+            <w:bottom w:w="0" w:type="dxa"/>
+            <w:right w:w="0" w:type="dxa"/>
+          </w:tblCellMar>
+        </w:tblPrEx>
         <w:trPr>
           <w:trHeight w:val="227" w:hRule="atLeast"/>
           <w:jc w:val="center"/>
@@ -15046,11 +13198,11 @@
             </w:pPr>
             <w:bookmarkStart w:id="117" w:name="_Toc708_WPSOffice_Level2"/>
             <w:bookmarkStart w:id="118" w:name="_Toc13244_WPSOffice_Level2"/>
-            <w:bookmarkStart w:id="119" w:name="_Toc11082_WPSOffice_Level2"/>
+            <w:bookmarkStart w:id="119" w:name="_Toc15619_WPSOffice_Level2"/>
             <w:bookmarkStart w:id="120" w:name="_Toc6004_WPSOffice_Level2"/>
             <w:bookmarkStart w:id="121" w:name="_Toc31905_WPSOffice_Level2"/>
-            <w:bookmarkStart w:id="122" w:name="_Toc22500_WPSOffice_Level2"/>
-            <w:bookmarkStart w:id="123" w:name="_Toc15619_WPSOffice_Level2"/>
+            <w:bookmarkStart w:id="122" w:name="_Toc11082_WPSOffice_Level2"/>
+            <w:bookmarkStart w:id="123" w:name="_Toc22500_WPSOffice_Level2"/>
             <w:r>
               <w:rPr>
                 <w:rFonts w:hint="eastAsia" w:ascii="Times New Roman" w:hAnsi="Times New Roman" w:eastAsia="微软雅黑" w:cs="Times New Roman"/>
@@ -15515,13 +13667,13 @@
                 <w:szCs w:val="18"/>
               </w:rPr>
             </w:pPr>
-            <w:bookmarkStart w:id="124" w:name="_Toc21560_WPSOffice_Level2"/>
-            <w:bookmarkStart w:id="125" w:name="_Toc4042_WPSOffice_Level2"/>
-            <w:bookmarkStart w:id="126" w:name="_Toc7586_WPSOffice_Level2"/>
-            <w:bookmarkStart w:id="127" w:name="_Toc15479_WPSOffice_Level2"/>
-            <w:bookmarkStart w:id="128" w:name="_Toc23443_WPSOffice_Level2"/>
-            <w:bookmarkStart w:id="129" w:name="_Toc23537_WPSOffice_Level2"/>
-            <w:bookmarkStart w:id="130" w:name="_Toc13664_WPSOffice_Level2"/>
+            <w:bookmarkStart w:id="124" w:name="_Toc4042_WPSOffice_Level2"/>
+            <w:bookmarkStart w:id="125" w:name="_Toc7586_WPSOffice_Level2"/>
+            <w:bookmarkStart w:id="126" w:name="_Toc23443_WPSOffice_Level2"/>
+            <w:bookmarkStart w:id="127" w:name="_Toc13664_WPSOffice_Level2"/>
+            <w:bookmarkStart w:id="128" w:name="_Toc21560_WPSOffice_Level2"/>
+            <w:bookmarkStart w:id="129" w:name="_Toc15479_WPSOffice_Level2"/>
+            <w:bookmarkStart w:id="130" w:name="_Toc23537_WPSOffice_Level2"/>
             <w:r>
               <w:rPr>
                 <w:rFonts w:hint="eastAsia" w:ascii="Times New Roman" w:hAnsi="Times New Roman" w:eastAsia="微软雅黑" w:cs="Times New Roman"/>
@@ -15986,13 +14138,13 @@
                 <w:szCs w:val="18"/>
               </w:rPr>
             </w:pPr>
-            <w:bookmarkStart w:id="131" w:name="_Toc28498_WPSOffice_Level2"/>
-            <w:bookmarkStart w:id="132" w:name="_Toc10575_WPSOffice_Level2"/>
+            <w:bookmarkStart w:id="131" w:name="_Toc29193_WPSOffice_Level2"/>
+            <w:bookmarkStart w:id="132" w:name="_Toc5629_WPSOffice_Level2"/>
             <w:bookmarkStart w:id="133" w:name="_Toc22039_WPSOffice_Level2"/>
-            <w:bookmarkStart w:id="134" w:name="_Toc29193_WPSOffice_Level2"/>
-            <w:bookmarkStart w:id="135" w:name="_Toc5629_WPSOffice_Level2"/>
-            <w:bookmarkStart w:id="136" w:name="_Toc2337_WPSOffice_Level2"/>
-            <w:bookmarkStart w:id="137" w:name="_Toc11254_WPSOffice_Level2"/>
+            <w:bookmarkStart w:id="134" w:name="_Toc28498_WPSOffice_Level2"/>
+            <w:bookmarkStart w:id="135" w:name="_Toc2337_WPSOffice_Level2"/>
+            <w:bookmarkStart w:id="136" w:name="_Toc11254_WPSOffice_Level2"/>
+            <w:bookmarkStart w:id="137" w:name="_Toc10575_WPSOffice_Level2"/>
             <w:r>
               <w:rPr>
                 <w:rFonts w:hint="eastAsia" w:ascii="Times New Roman" w:hAnsi="Times New Roman" w:eastAsia="微软雅黑" w:cs="Times New Roman"/>
@@ -16457,13 +14609,13 @@
                 <w:szCs w:val="18"/>
               </w:rPr>
             </w:pPr>
-            <w:bookmarkStart w:id="138" w:name="_Toc17668_WPSOffice_Level2"/>
-            <w:bookmarkStart w:id="139" w:name="_Toc8985_WPSOffice_Level2"/>
-            <w:bookmarkStart w:id="140" w:name="_Toc8519_WPSOffice_Level2"/>
+            <w:bookmarkStart w:id="138" w:name="_Toc8985_WPSOffice_Level2"/>
+            <w:bookmarkStart w:id="139" w:name="_Toc18866_WPSOffice_Level2"/>
+            <w:bookmarkStart w:id="140" w:name="_Toc2613_WPSOffice_Level2"/>
             <w:bookmarkStart w:id="141" w:name="_Toc13246_WPSOffice_Level2"/>
-            <w:bookmarkStart w:id="142" w:name="_Toc2613_WPSOffice_Level2"/>
-            <w:bookmarkStart w:id="143" w:name="_Toc17621_WPSOffice_Level2"/>
-            <w:bookmarkStart w:id="144" w:name="_Toc18866_WPSOffice_Level2"/>
+            <w:bookmarkStart w:id="142" w:name="_Toc17621_WPSOffice_Level2"/>
+            <w:bookmarkStart w:id="143" w:name="_Toc17668_WPSOffice_Level2"/>
+            <w:bookmarkStart w:id="144" w:name="_Toc8519_WPSOffice_Level2"/>
             <w:r>
               <w:rPr>
                 <w:rFonts w:hint="eastAsia" w:ascii="Times New Roman" w:hAnsi="Times New Roman" w:eastAsia="微软雅黑" w:cs="Times New Roman"/>
@@ -16928,13 +15080,13 @@
                 <w:szCs w:val="18"/>
               </w:rPr>
             </w:pPr>
-            <w:bookmarkStart w:id="145" w:name="_Toc24337_WPSOffice_Level2"/>
-            <w:bookmarkStart w:id="146" w:name="_Toc25338_WPSOffice_Level2"/>
+            <w:bookmarkStart w:id="145" w:name="_Toc12027_WPSOffice_Level2"/>
+            <w:bookmarkStart w:id="146" w:name="_Toc2334_WPSOffice_Level2"/>
             <w:bookmarkStart w:id="147" w:name="_Toc6654_WPSOffice_Level2"/>
-            <w:bookmarkStart w:id="148" w:name="_Toc12027_WPSOffice_Level2"/>
-            <w:bookmarkStart w:id="149" w:name="_Toc12118_WPSOffice_Level2"/>
-            <w:bookmarkStart w:id="150" w:name="_Toc23413_WPSOffice_Level2"/>
-            <w:bookmarkStart w:id="151" w:name="_Toc2334_WPSOffice_Level2"/>
+            <w:bookmarkStart w:id="148" w:name="_Toc23413_WPSOffice_Level2"/>
+            <w:bookmarkStart w:id="149" w:name="_Toc24337_WPSOffice_Level2"/>
+            <w:bookmarkStart w:id="150" w:name="_Toc12118_WPSOffice_Level2"/>
+            <w:bookmarkStart w:id="151" w:name="_Toc25338_WPSOffice_Level2"/>
             <w:r>
               <w:rPr>
                 <w:rFonts w:hint="eastAsia" w:ascii="Times New Roman" w:hAnsi="Times New Roman" w:eastAsia="微软雅黑" w:cs="Times New Roman"/>
@@ -17399,13 +15551,13 @@
                 <w:szCs w:val="18"/>
               </w:rPr>
             </w:pPr>
-            <w:bookmarkStart w:id="152" w:name="_Toc20736_WPSOffice_Level2"/>
-            <w:bookmarkStart w:id="153" w:name="_Toc20271_WPSOffice_Level2"/>
-            <w:bookmarkStart w:id="154" w:name="_Toc5840_WPSOffice_Level2"/>
-            <w:bookmarkStart w:id="155" w:name="_Toc6074_WPSOffice_Level2"/>
-            <w:bookmarkStart w:id="156" w:name="_Toc17254_WPSOffice_Level2"/>
-            <w:bookmarkStart w:id="157" w:name="_Toc28807_WPSOffice_Level2"/>
-            <w:bookmarkStart w:id="158" w:name="_Toc17711_WPSOffice_Level2"/>
+            <w:bookmarkStart w:id="152" w:name="_Toc17254_WPSOffice_Level2"/>
+            <w:bookmarkStart w:id="153" w:name="_Toc6074_WPSOffice_Level2"/>
+            <w:bookmarkStart w:id="154" w:name="_Toc20736_WPSOffice_Level2"/>
+            <w:bookmarkStart w:id="155" w:name="_Toc28807_WPSOffice_Level2"/>
+            <w:bookmarkStart w:id="156" w:name="_Toc20271_WPSOffice_Level2"/>
+            <w:bookmarkStart w:id="157" w:name="_Toc17711_WPSOffice_Level2"/>
+            <w:bookmarkStart w:id="158" w:name="_Toc5840_WPSOffice_Level2"/>
             <w:r>
               <w:rPr>
                 <w:rFonts w:hint="eastAsia" w:ascii="Times New Roman" w:hAnsi="Times New Roman" w:eastAsia="微软雅黑" w:cs="Times New Roman"/>
@@ -17870,13 +16022,13 @@
                 <w:szCs w:val="18"/>
               </w:rPr>
             </w:pPr>
-            <w:bookmarkStart w:id="159" w:name="_Toc18813_WPSOffice_Level2"/>
-            <w:bookmarkStart w:id="160" w:name="_Toc22623_WPSOffice_Level2"/>
-            <w:bookmarkStart w:id="161" w:name="_Toc18295_WPSOffice_Level2"/>
-            <w:bookmarkStart w:id="162" w:name="_Toc18784_WPSOffice_Level2"/>
-            <w:bookmarkStart w:id="163" w:name="_Toc26031_WPSOffice_Level2"/>
-            <w:bookmarkStart w:id="164" w:name="_Toc24586_WPSOffice_Level2"/>
-            <w:bookmarkStart w:id="165" w:name="_Toc31683_WPSOffice_Level2"/>
+            <w:bookmarkStart w:id="159" w:name="_Toc24586_WPSOffice_Level2"/>
+            <w:bookmarkStart w:id="160" w:name="_Toc31683_WPSOffice_Level2"/>
+            <w:bookmarkStart w:id="161" w:name="_Toc18784_WPSOffice_Level2"/>
+            <w:bookmarkStart w:id="162" w:name="_Toc18813_WPSOffice_Level2"/>
+            <w:bookmarkStart w:id="163" w:name="_Toc22623_WPSOffice_Level2"/>
+            <w:bookmarkStart w:id="164" w:name="_Toc18295_WPSOffice_Level2"/>
+            <w:bookmarkStart w:id="165" w:name="_Toc26031_WPSOffice_Level2"/>
             <w:r>
               <w:rPr>
                 <w:rFonts w:hint="eastAsia" w:ascii="Times New Roman" w:hAnsi="Times New Roman" w:eastAsia="微软雅黑" w:cs="Times New Roman"/>
@@ -18799,13 +16951,13 @@
                 <w:szCs w:val="18"/>
               </w:rPr>
             </w:pPr>
-            <w:bookmarkStart w:id="166" w:name="_Toc31152_WPSOffice_Level2"/>
-            <w:bookmarkStart w:id="167" w:name="_Toc15930_WPSOffice_Level2"/>
-            <w:bookmarkStart w:id="168" w:name="_Toc30144_WPSOffice_Level2"/>
+            <w:bookmarkStart w:id="166" w:name="_Toc25837_WPSOffice_Level2"/>
+            <w:bookmarkStart w:id="167" w:name="_Toc31152_WPSOffice_Level2"/>
+            <w:bookmarkStart w:id="168" w:name="_Toc22167_WPSOffice_Level2"/>
             <w:bookmarkStart w:id="169" w:name="_Toc11576_WPSOffice_Level2"/>
-            <w:bookmarkStart w:id="170" w:name="_Toc2455_WPSOffice_Level2"/>
-            <w:bookmarkStart w:id="171" w:name="_Toc22167_WPSOffice_Level2"/>
-            <w:bookmarkStart w:id="172" w:name="_Toc25837_WPSOffice_Level2"/>
+            <w:bookmarkStart w:id="170" w:name="_Toc30144_WPSOffice_Level2"/>
+            <w:bookmarkStart w:id="171" w:name="_Toc15930_WPSOffice_Level2"/>
+            <w:bookmarkStart w:id="172" w:name="_Toc2455_WPSOffice_Level2"/>
             <w:r>
               <w:rPr>
                 <w:rFonts w:hint="eastAsia" w:ascii="Times New Roman" w:hAnsi="Times New Roman" w:eastAsia="微软雅黑" w:cs="Times New Roman"/>
@@ -19271,13 +17423,13 @@
                 <w:szCs w:val="18"/>
               </w:rPr>
             </w:pPr>
-            <w:bookmarkStart w:id="173" w:name="_Toc18298_WPSOffice_Level2"/>
-            <w:bookmarkStart w:id="174" w:name="_Toc6105_WPSOffice_Level2"/>
+            <w:bookmarkStart w:id="173" w:name="_Toc6105_WPSOffice_Level2"/>
+            <w:bookmarkStart w:id="174" w:name="_Toc10927_WPSOffice_Level2"/>
             <w:bookmarkStart w:id="175" w:name="_Toc24581_WPSOffice_Level2"/>
             <w:bookmarkStart w:id="176" w:name="_Toc17817_WPSOffice_Level2"/>
             <w:bookmarkStart w:id="177" w:name="_Toc21844_WPSOffice_Level2"/>
             <w:bookmarkStart w:id="178" w:name="_Toc21218_WPSOffice_Level2"/>
-            <w:bookmarkStart w:id="179" w:name="_Toc10927_WPSOffice_Level2"/>
+            <w:bookmarkStart w:id="179" w:name="_Toc18298_WPSOffice_Level2"/>
             <w:r>
               <w:rPr>
                 <w:rFonts w:hint="eastAsia" w:ascii="Times New Roman" w:hAnsi="Times New Roman" w:eastAsia="微软雅黑" w:cs="Times New Roman"/>
@@ -19743,12 +17895,12 @@
               </w:rPr>
             </w:pPr>
             <w:bookmarkStart w:id="180" w:name="_Toc5805_WPSOffice_Level2"/>
-            <w:bookmarkStart w:id="181" w:name="_Toc26632_WPSOffice_Level2"/>
-            <w:bookmarkStart w:id="182" w:name="_Toc7518_WPSOffice_Level2"/>
-            <w:bookmarkStart w:id="183" w:name="_Toc20673_WPSOffice_Level2"/>
+            <w:bookmarkStart w:id="181" w:name="_Toc7518_WPSOffice_Level2"/>
+            <w:bookmarkStart w:id="182" w:name="_Toc22953_WPSOffice_Level2"/>
+            <w:bookmarkStart w:id="183" w:name="_Toc26632_WPSOffice_Level2"/>
             <w:bookmarkStart w:id="184" w:name="_Toc3881_WPSOffice_Level2"/>
-            <w:bookmarkStart w:id="185" w:name="_Toc32618_WPSOffice_Level2"/>
-            <w:bookmarkStart w:id="186" w:name="_Toc22953_WPSOffice_Level2"/>
+            <w:bookmarkStart w:id="185" w:name="_Toc20673_WPSOffice_Level2"/>
+            <w:bookmarkStart w:id="186" w:name="_Toc32618_WPSOffice_Level2"/>
             <w:r>
               <w:rPr>
                 <w:rFonts w:hint="eastAsia" w:ascii="Times New Roman" w:hAnsi="Times New Roman" w:eastAsia="微软雅黑" w:cs="Times New Roman"/>
@@ -20213,13 +18365,13 @@
                 <w:szCs w:val="18"/>
               </w:rPr>
             </w:pPr>
-            <w:bookmarkStart w:id="187" w:name="_Toc15940_WPSOffice_Level2"/>
+            <w:bookmarkStart w:id="187" w:name="_Toc9505_WPSOffice_Level2"/>
             <w:bookmarkStart w:id="188" w:name="_Toc25299_WPSOffice_Level2"/>
-            <w:bookmarkStart w:id="189" w:name="_Toc9505_WPSOffice_Level2"/>
-            <w:bookmarkStart w:id="190" w:name="_Toc14661_WPSOffice_Level2"/>
+            <w:bookmarkStart w:id="189" w:name="_Toc14661_WPSOffice_Level2"/>
+            <w:bookmarkStart w:id="190" w:name="_Toc15940_WPSOffice_Level2"/>
             <w:bookmarkStart w:id="191" w:name="_Toc22629_WPSOffice_Level2"/>
-            <w:bookmarkStart w:id="192" w:name="_Toc31722_WPSOffice_Level2"/>
-            <w:bookmarkStart w:id="193" w:name="_Toc22431_WPSOffice_Level2"/>
+            <w:bookmarkStart w:id="192" w:name="_Toc22431_WPSOffice_Level2"/>
+            <w:bookmarkStart w:id="193" w:name="_Toc31722_WPSOffice_Level2"/>
             <w:r>
               <w:rPr>
                 <w:rFonts w:hint="eastAsia" w:ascii="Times New Roman" w:hAnsi="Times New Roman" w:eastAsia="微软雅黑" w:cs="Times New Roman"/>
@@ -20685,12 +18837,12 @@
               </w:rPr>
             </w:pPr>
             <w:bookmarkStart w:id="194" w:name="_Toc4328_WPSOffice_Level2"/>
-            <w:bookmarkStart w:id="195" w:name="_Toc24372_WPSOffice_Level2"/>
-            <w:bookmarkStart w:id="196" w:name="_Toc27147_WPSOffice_Level2"/>
-            <w:bookmarkStart w:id="197" w:name="_Toc27188_WPSOffice_Level2"/>
-            <w:bookmarkStart w:id="198" w:name="_Toc5581_WPSOffice_Level2"/>
-            <w:bookmarkStart w:id="199" w:name="_Toc20849_WPSOffice_Level2"/>
-            <w:bookmarkStart w:id="200" w:name="_Toc7607_WPSOffice_Level2"/>
+            <w:bookmarkStart w:id="195" w:name="_Toc27188_WPSOffice_Level2"/>
+            <w:bookmarkStart w:id="196" w:name="_Toc20849_WPSOffice_Level2"/>
+            <w:bookmarkStart w:id="197" w:name="_Toc7607_WPSOffice_Level2"/>
+            <w:bookmarkStart w:id="198" w:name="_Toc24372_WPSOffice_Level2"/>
+            <w:bookmarkStart w:id="199" w:name="_Toc27147_WPSOffice_Level2"/>
+            <w:bookmarkStart w:id="200" w:name="_Toc5581_WPSOffice_Level2"/>
             <w:r>
               <w:rPr>
                 <w:rFonts w:hint="eastAsia" w:ascii="Times New Roman" w:hAnsi="Times New Roman" w:eastAsia="微软雅黑" w:cs="Times New Roman"/>
@@ -21157,11 +19309,11 @@
             </w:pPr>
             <w:bookmarkStart w:id="201" w:name="_Toc9066_WPSOffice_Level2"/>
             <w:bookmarkStart w:id="202" w:name="_Toc23457_WPSOffice_Level2"/>
-            <w:bookmarkStart w:id="203" w:name="_Toc11511_WPSOffice_Level2"/>
-            <w:bookmarkStart w:id="204" w:name="_Toc6343_WPSOffice_Level2"/>
-            <w:bookmarkStart w:id="205" w:name="_Toc8746_WPSOffice_Level2"/>
-            <w:bookmarkStart w:id="206" w:name="_Toc23854_WPSOffice_Level2"/>
-            <w:bookmarkStart w:id="207" w:name="_Toc26466_WPSOffice_Level2"/>
+            <w:bookmarkStart w:id="203" w:name="_Toc23854_WPSOffice_Level2"/>
+            <w:bookmarkStart w:id="204" w:name="_Toc11511_WPSOffice_Level2"/>
+            <w:bookmarkStart w:id="205" w:name="_Toc6343_WPSOffice_Level2"/>
+            <w:bookmarkStart w:id="206" w:name="_Toc26466_WPSOffice_Level2"/>
+            <w:bookmarkStart w:id="207" w:name="_Toc8746_WPSOffice_Level2"/>
             <w:r>
               <w:rPr>
                 <w:rFonts w:hint="eastAsia" w:ascii="Times New Roman" w:hAnsi="Times New Roman" w:eastAsia="微软雅黑" w:cs="Times New Roman"/>
@@ -21626,13 +19778,13 @@
                 <w:szCs w:val="18"/>
               </w:rPr>
             </w:pPr>
-            <w:bookmarkStart w:id="208" w:name="_Toc1557_WPSOffice_Level2"/>
-            <w:bookmarkStart w:id="209" w:name="_Toc12685_WPSOffice_Level2"/>
-            <w:bookmarkStart w:id="210" w:name="_Toc17938_WPSOffice_Level2"/>
-            <w:bookmarkStart w:id="211" w:name="_Toc6069_WPSOffice_Level2"/>
-            <w:bookmarkStart w:id="212" w:name="_Toc20319_WPSOffice_Level2"/>
-            <w:bookmarkStart w:id="213" w:name="_Toc3049_WPSOffice_Level2"/>
-            <w:bookmarkStart w:id="214" w:name="_Toc17440_WPSOffice_Level2"/>
+            <w:bookmarkStart w:id="208" w:name="_Toc12685_WPSOffice_Level2"/>
+            <w:bookmarkStart w:id="209" w:name="_Toc17440_WPSOffice_Level2"/>
+            <w:bookmarkStart w:id="210" w:name="_Toc20319_WPSOffice_Level2"/>
+            <w:bookmarkStart w:id="211" w:name="_Toc17938_WPSOffice_Level2"/>
+            <w:bookmarkStart w:id="212" w:name="_Toc3049_WPSOffice_Level2"/>
+            <w:bookmarkStart w:id="213" w:name="_Toc6069_WPSOffice_Level2"/>
+            <w:bookmarkStart w:id="214" w:name="_Toc1557_WPSOffice_Level2"/>
             <w:r>
               <w:rPr>
                 <w:rFonts w:hint="eastAsia" w:ascii="Times New Roman" w:hAnsi="Times New Roman" w:eastAsia="微软雅黑" w:cs="Times New Roman"/>
@@ -22097,13 +20249,13 @@
                 <w:szCs w:val="18"/>
               </w:rPr>
             </w:pPr>
-            <w:bookmarkStart w:id="215" w:name="_Toc28180_WPSOffice_Level2"/>
-            <w:bookmarkStart w:id="216" w:name="_Toc18427_WPSOffice_Level2"/>
+            <w:bookmarkStart w:id="215" w:name="_Toc18427_WPSOffice_Level2"/>
+            <w:bookmarkStart w:id="216" w:name="_Toc19766_WPSOffice_Level2"/>
             <w:bookmarkStart w:id="217" w:name="_Toc29816_WPSOffice_Level2"/>
             <w:bookmarkStart w:id="218" w:name="_Toc21686_WPSOffice_Level2"/>
-            <w:bookmarkStart w:id="219" w:name="_Toc19766_WPSOffice_Level2"/>
+            <w:bookmarkStart w:id="219" w:name="_Toc25956_WPSOffice_Level2"/>
             <w:bookmarkStart w:id="220" w:name="_Toc27824_WPSOffice_Level2"/>
-            <w:bookmarkStart w:id="221" w:name="_Toc25956_WPSOffice_Level2"/>
+            <w:bookmarkStart w:id="221" w:name="_Toc28180_WPSOffice_Level2"/>
             <w:r>
               <w:rPr>
                 <w:rFonts w:hint="eastAsia" w:ascii="Times New Roman" w:hAnsi="Times New Roman" w:eastAsia="微软雅黑" w:cs="Times New Roman"/>
@@ -22569,10 +20721,10 @@
               </w:rPr>
             </w:pPr>
             <w:bookmarkStart w:id="222" w:name="_Toc8959_WPSOffice_Level2"/>
-            <w:bookmarkStart w:id="223" w:name="_Toc27941_WPSOffice_Level2"/>
-            <w:bookmarkStart w:id="224" w:name="_Toc7268_WPSOffice_Level2"/>
-            <w:bookmarkStart w:id="225" w:name="_Toc9870_WPSOffice_Level2"/>
-            <w:bookmarkStart w:id="226" w:name="_Toc20570_WPSOffice_Level2"/>
+            <w:bookmarkStart w:id="223" w:name="_Toc7268_WPSOffice_Level2"/>
+            <w:bookmarkStart w:id="224" w:name="_Toc9870_WPSOffice_Level2"/>
+            <w:bookmarkStart w:id="225" w:name="_Toc20570_WPSOffice_Level2"/>
+            <w:bookmarkStart w:id="226" w:name="_Toc27941_WPSOffice_Level2"/>
             <w:bookmarkStart w:id="227" w:name="_Toc19658_WPSOffice_Level2"/>
             <w:bookmarkStart w:id="228" w:name="_Toc24661_WPSOffice_Level2"/>
             <w:r>
@@ -26137,7 +24289,7 @@
                     </pic:cNvPicPr>
                   </pic:nvPicPr>
                   <pic:blipFill>
-                    <a:blip r:embed="rId18"/>
+                    <a:blip r:embed="rId17"/>
                     <a:stretch>
                       <a:fillRect/>
                     </a:stretch>
@@ -26193,7 +24345,7 @@
                     </pic:cNvPicPr>
                   </pic:nvPicPr>
                   <pic:blipFill>
-                    <a:blip r:embed="rId19"/>
+                    <a:blip r:embed="rId18"/>
                     <a:stretch>
                       <a:fillRect/>
                     </a:stretch>
@@ -26389,7 +24541,7 @@
                     </pic:cNvPicPr>
                   </pic:nvPicPr>
                   <pic:blipFill>
-                    <a:blip r:embed="rId20"/>
+                    <a:blip r:embed="rId19"/>
                     <a:srcRect/>
                     <a:stretch>
                       <a:fillRect/>
